--- a/Dokumentace.docx
+++ b/Dokumentace.docx
@@ -3,19 +3,436 @@
 <w:document xmlns:wpc="http://schemas.microsoft.com/office/word/2010/wordprocessingCanvas" xmlns:cx="http://schemas.microsoft.com/office/drawing/2014/chartex" xmlns:cx1="http://schemas.microsoft.com/office/drawing/2015/9/8/chartex" xmlns:cx2="http://schemas.microsoft.com/office/drawing/2015/10/21/chartex" xmlns:cx3="http://schemas.microsoft.com/office/drawing/2016/5/9/chartex" xmlns:cx4="http://schemas.microsoft.com/office/drawing/2016/5/10/chartex" xmlns:cx5="http://schemas.microsoft.com/office/drawing/2016/5/11/chartex" xmlns:cx6="http://schemas.microsoft.com/office/drawing/2016/5/12/chartex" xmlns:cx7="http://schemas.microsoft.com/office/drawing/2016/5/13/chartex" xmlns:cx8="http://schemas.microsoft.com/office/drawing/2016/5/14/chartex" xmlns:mc="http://schemas.openxmlformats.org/markup-compatibility/2006" xmlns:aink="http://schemas.microsoft.com/office/drawing/2016/ink" xmlns:am3d="http://schemas.microsoft.com/office/drawing/2017/model3d" xmlns:o="urn:schemas-microsoft-com:office:office" xmlns:oel="http://schemas.microsoft.com/office/2019/extlst" xmlns:r="http://schemas.openxmlformats.org/officeDocument/2006/relationships" xmlns:m="http://schemas.openxmlformats.org/officeDocument/2006/math" xmlns:v="urn:schemas-microsoft-com:vml" xmlns:wp14="http://schemas.microsoft.com/office/word/2010/wordprocessingDrawing" xmlns:wp="http://schemas.openxmlformats.org/drawingml/2006/wordprocessingDrawing" xmlns:w10="urn:schemas-microsoft-com:office:word" xmlns:w="http://schemas.openxmlformats.org/wordprocessingml/2006/main" xmlns:w14="http://schemas.microsoft.com/office/word/2010/wordml" xmlns:w15="http://schemas.microsoft.com/office/word/2012/wordml" xmlns:w16cex="http://schemas.microsoft.com/office/word/2018/wordml/cex" xmlns:w16cid="http://schemas.microsoft.com/office/word/2016/wordml/cid" xmlns:w16="http://schemas.microsoft.com/office/word/2018/wordml" xmlns:w16du="http://schemas.microsoft.com/office/word/2023/wordml/word16du" xmlns:w16sdtdh="http://schemas.microsoft.com/office/word/2020/wordml/sdtdatahash" xmlns:w16sdtfl="http://schemas.microsoft.com/office/word/2024/wordml/sdtformatlock" xmlns:w16se="http://schemas.microsoft.com/office/word/2015/wordml/symex" xmlns:wpg="http://schemas.microsoft.com/office/word/2010/wordprocessingGroup" xmlns:wpi="http://schemas.microsoft.com/office/word/2010/wordprocessingInk" xmlns:wne="http://schemas.microsoft.com/office/word/2006/wordml" xmlns:wps="http://schemas.microsoft.com/office/word/2010/wordprocessingShape" mc:Ignorable="w14 w15 w16se w16cid w16 w16cex w16sdtdh w16sdtfl w16du wp14">
   <w:body>
     <w:p>
-      <w:r>
-        <w:t>Plánování úloh v </w:t>
+      <w:pPr>
+        <w:pStyle w:val="Nadpis2"/>
+        <w:pBdr>
+          <w:bottom w:val="single" w:sz="6" w:space="1" w:color="auto"/>
+        </w:pBdr>
+        <w:rPr>
+          <w:b/>
+          <w:bCs/>
+          <w:sz w:val="52"/>
+          <w:szCs w:val="52"/>
+        </w:rPr>
+      </w:pPr>
+      <w:r>
+        <w:rPr>
+          <w:b/>
+          <w:bCs/>
+          <w:sz w:val="52"/>
+          <w:szCs w:val="52"/>
+        </w:rPr>
+        <w:t xml:space="preserve">Plánování úloh v </w:t>
       </w:r>
       <w:proofErr w:type="spellStart"/>
       <w:r>
+        <w:rPr>
+          <w:b/>
+          <w:bCs/>
+          <w:sz w:val="52"/>
+          <w:szCs w:val="52"/>
+        </w:rPr>
         <w:t>cron</w:t>
       </w:r>
       <w:proofErr w:type="spellEnd"/>
       <w:r>
-        <w:t>-u</w:t>
+        <w:rPr>
+          <w:b/>
+          <w:bCs/>
+          <w:sz w:val="52"/>
+          <w:szCs w:val="52"/>
+        </w:rPr>
+        <w:t>-u a automatické zálohování dat</w:t>
       </w:r>
     </w:p>
+    <w:p>
+      <w:pPr>
+        <w:rPr>
+          <w:sz w:val="24"/>
+          <w:szCs w:val="24"/>
+        </w:rPr>
+      </w:pPr>
+      <w:r>
+        <w:rPr>
+          <w:b/>
+          <w:bCs/>
+          <w:sz w:val="24"/>
+          <w:szCs w:val="24"/>
+        </w:rPr>
+        <w:t>Škola:</w:t>
+      </w:r>
+      <w:r>
+        <w:rPr>
+          <w:sz w:val="24"/>
+          <w:szCs w:val="24"/>
+        </w:rPr>
+        <w:t xml:space="preserve"> </w:t>
+      </w:r>
+      <w:r>
+        <w:rPr>
+          <w:sz w:val="24"/>
+          <w:szCs w:val="24"/>
+        </w:rPr>
+        <w:t>Obchodní akademie, Vyšší odborná škola a Jazyková škola s právem státní jazykové zkoušky Uherské Hradiště</w:t>
+      </w:r>
+    </w:p>
+    <w:p>
+      <w:pPr>
+        <w:rPr>
+          <w:sz w:val="24"/>
+          <w:szCs w:val="24"/>
+        </w:rPr>
+      </w:pPr>
+      <w:r>
+        <w:rPr>
+          <w:b/>
+          <w:bCs/>
+          <w:sz w:val="24"/>
+          <w:szCs w:val="24"/>
+        </w:rPr>
+        <w:t>Řešitelé:</w:t>
+      </w:r>
+      <w:r>
+        <w:rPr>
+          <w:sz w:val="24"/>
+          <w:szCs w:val="24"/>
+        </w:rPr>
+        <w:t xml:space="preserve"> David Andrýsek, Vadym </w:t>
+      </w:r>
+      <w:proofErr w:type="spellStart"/>
+      <w:r>
+        <w:rPr>
+          <w:sz w:val="24"/>
+          <w:szCs w:val="24"/>
+        </w:rPr>
+        <w:t>Mashliuk</w:t>
+      </w:r>
+      <w:proofErr w:type="spellEnd"/>
+    </w:p>
+    <w:p>
+      <w:pPr>
+        <w:rPr>
+          <w:sz w:val="24"/>
+          <w:szCs w:val="24"/>
+        </w:rPr>
+      </w:pPr>
+      <w:r>
+        <w:rPr>
+          <w:b/>
+          <w:bCs/>
+          <w:sz w:val="24"/>
+          <w:szCs w:val="24"/>
+        </w:rPr>
+        <w:t>Datum:</w:t>
+      </w:r>
+      <w:r>
+        <w:rPr>
+          <w:sz w:val="24"/>
+          <w:szCs w:val="24"/>
+        </w:rPr>
+        <w:t xml:space="preserve"> 28. duben 26</w:t>
+      </w:r>
+    </w:p>
+    <w:p>
+      <w:pPr>
+        <w:pStyle w:val="Nadpis1"/>
+      </w:pPr>
+      <w:r>
+        <w:t>Úvod</w:t>
+      </w:r>
+    </w:p>
+    <w:p>
+      <w:pPr>
+        <w:pStyle w:val="Nadpis1"/>
+      </w:pPr>
+      <w:r>
+        <w:t>Cíl projektu</w:t>
+      </w:r>
+    </w:p>
+    <w:p>
+      <w:pPr>
+        <w:rPr>
+          <w:sz w:val="24"/>
+          <w:szCs w:val="24"/>
+        </w:rPr>
+      </w:pPr>
+      <w:r>
+        <w:rPr>
+          <w:sz w:val="24"/>
+          <w:szCs w:val="24"/>
+        </w:rPr>
+        <w:t>- vytvořit zálohovací skript</w:t>
+      </w:r>
+      <w:r>
+        <w:rPr>
+          <w:sz w:val="24"/>
+          <w:szCs w:val="24"/>
+        </w:rPr>
+        <w:br/>
+        <w:t xml:space="preserve">- nastavit </w:t>
+      </w:r>
+      <w:proofErr w:type="spellStart"/>
+      <w:r>
+        <w:rPr>
+          <w:sz w:val="24"/>
+          <w:szCs w:val="24"/>
+        </w:rPr>
+        <w:t>cron</w:t>
+      </w:r>
+      <w:proofErr w:type="spellEnd"/>
+      <w:r>
+        <w:rPr>
+          <w:sz w:val="24"/>
+          <w:szCs w:val="24"/>
+        </w:rPr>
+        <w:br/>
+        <w:t>- otestovat funkčnost</w:t>
+      </w:r>
+    </w:p>
+    <w:p>
+      <w:pPr>
+        <w:pStyle w:val="Nadpis1"/>
+      </w:pPr>
+      <w:r>
+        <w:t>Použité technologie</w:t>
+      </w:r>
+    </w:p>
+    <w:p>
+      <w:pPr>
+        <w:rPr>
+          <w:sz w:val="24"/>
+          <w:szCs w:val="24"/>
+        </w:rPr>
+      </w:pPr>
+      <w:r>
+        <w:rPr>
+          <w:sz w:val="24"/>
+          <w:szCs w:val="24"/>
+        </w:rPr>
+        <w:t xml:space="preserve">GNU/Linux, </w:t>
+      </w:r>
+      <w:proofErr w:type="spellStart"/>
+      <w:r>
+        <w:rPr>
+          <w:sz w:val="24"/>
+          <w:szCs w:val="24"/>
+        </w:rPr>
+        <w:t>Bash</w:t>
+      </w:r>
+      <w:proofErr w:type="spellEnd"/>
+      <w:r>
+        <w:rPr>
+          <w:sz w:val="24"/>
+          <w:szCs w:val="24"/>
+        </w:rPr>
+        <w:t xml:space="preserve">, </w:t>
+      </w:r>
+      <w:proofErr w:type="spellStart"/>
+      <w:r>
+        <w:rPr>
+          <w:sz w:val="24"/>
+          <w:szCs w:val="24"/>
+        </w:rPr>
+        <w:t>cron</w:t>
+      </w:r>
+      <w:proofErr w:type="spellEnd"/>
+      <w:r>
+        <w:rPr>
+          <w:sz w:val="24"/>
+          <w:szCs w:val="24"/>
+        </w:rPr>
+        <w:t>, tar</w:t>
+      </w:r>
+    </w:p>
+    <w:p>
+      <w:pPr>
+        <w:pStyle w:val="Nadpis1"/>
+      </w:pPr>
+      <w:r>
+        <w:t>Postup řešení</w:t>
+      </w:r>
+    </w:p>
+    <w:p>
+      <w:pPr>
+        <w:pStyle w:val="Odstavecseseznamem"/>
+        <w:numPr>
+          <w:ilvl w:val="0"/>
+          <w:numId w:val="1"/>
+        </w:numPr>
+        <w:rPr>
+          <w:sz w:val="24"/>
+          <w:szCs w:val="24"/>
+        </w:rPr>
+      </w:pPr>
+      <w:r>
+        <w:rPr>
+          <w:sz w:val="24"/>
+          <w:szCs w:val="24"/>
+        </w:rPr>
+        <w:t xml:space="preserve"> Instalace </w:t>
+      </w:r>
+      <w:proofErr w:type="spellStart"/>
+      <w:r>
+        <w:rPr>
+          <w:sz w:val="24"/>
+          <w:szCs w:val="24"/>
+        </w:rPr>
+        <w:t>cron</w:t>
+      </w:r>
+      <w:proofErr w:type="spellEnd"/>
+      <w:r>
+        <w:rPr>
+          <w:sz w:val="24"/>
+          <w:szCs w:val="24"/>
+        </w:rPr>
+        <w:t>-</w:t>
+      </w:r>
+      <w:proofErr w:type="gramStart"/>
+      <w:r>
+        <w:rPr>
+          <w:sz w:val="24"/>
+          <w:szCs w:val="24"/>
+        </w:rPr>
+        <w:t xml:space="preserve">u </w:t>
+      </w:r>
+      <w:r>
+        <w:rPr>
+          <w:sz w:val="24"/>
+          <w:szCs w:val="24"/>
+        </w:rPr>
+        <w:t>:</w:t>
+      </w:r>
+      <w:proofErr w:type="gramEnd"/>
+      <w:r>
+        <w:rPr>
+          <w:sz w:val="24"/>
+          <w:szCs w:val="24"/>
+        </w:rPr>
+        <w:br/>
+      </w:r>
+      <w:proofErr w:type="spellStart"/>
+      <w:r>
+        <w:rPr>
+          <w:sz w:val="24"/>
+          <w:szCs w:val="24"/>
+        </w:rPr>
+        <w:t>sudo</w:t>
+      </w:r>
+      <w:proofErr w:type="spellEnd"/>
+      <w:r>
+        <w:rPr>
+          <w:sz w:val="24"/>
+          <w:szCs w:val="24"/>
+        </w:rPr>
+        <w:t xml:space="preserve"> </w:t>
+      </w:r>
+      <w:proofErr w:type="spellStart"/>
+      <w:r>
+        <w:rPr>
+          <w:sz w:val="24"/>
+          <w:szCs w:val="24"/>
+        </w:rPr>
+        <w:t>apt</w:t>
+      </w:r>
+      <w:proofErr w:type="spellEnd"/>
+      <w:r>
+        <w:rPr>
+          <w:sz w:val="24"/>
+          <w:szCs w:val="24"/>
+        </w:rPr>
+        <w:t xml:space="preserve"> update</w:t>
+      </w:r>
+      <w:r>
+        <w:rPr>
+          <w:sz w:val="24"/>
+          <w:szCs w:val="24"/>
+        </w:rPr>
+        <w:br/>
+      </w:r>
+      <w:proofErr w:type="spellStart"/>
+      <w:r>
+        <w:rPr>
+          <w:sz w:val="24"/>
+          <w:szCs w:val="24"/>
+        </w:rPr>
+        <w:t>sudo</w:t>
+      </w:r>
+      <w:proofErr w:type="spellEnd"/>
+      <w:r>
+        <w:rPr>
+          <w:sz w:val="24"/>
+          <w:szCs w:val="24"/>
+        </w:rPr>
+        <w:t xml:space="preserve"> </w:t>
+      </w:r>
+      <w:proofErr w:type="spellStart"/>
+      <w:r>
+        <w:rPr>
+          <w:sz w:val="24"/>
+          <w:szCs w:val="24"/>
+        </w:rPr>
+        <w:t>apt</w:t>
+      </w:r>
+      <w:proofErr w:type="spellEnd"/>
+      <w:r>
+        <w:rPr>
+          <w:sz w:val="24"/>
+          <w:szCs w:val="24"/>
+        </w:rPr>
+        <w:t xml:space="preserve"> </w:t>
+      </w:r>
+      <w:proofErr w:type="spellStart"/>
+      <w:r>
+        <w:rPr>
+          <w:sz w:val="24"/>
+          <w:szCs w:val="24"/>
+        </w:rPr>
+        <w:t>install</w:t>
+      </w:r>
+      <w:proofErr w:type="spellEnd"/>
+      <w:r>
+        <w:rPr>
+          <w:sz w:val="24"/>
+          <w:szCs w:val="24"/>
+        </w:rPr>
+        <w:t xml:space="preserve"> </w:t>
+      </w:r>
+      <w:proofErr w:type="spellStart"/>
+      <w:r>
+        <w:rPr>
+          <w:sz w:val="24"/>
+          <w:szCs w:val="24"/>
+        </w:rPr>
+        <w:t>cron</w:t>
+      </w:r>
+      <w:proofErr w:type="spellEnd"/>
+      <w:r>
+        <w:rPr>
+          <w:sz w:val="24"/>
+          <w:szCs w:val="24"/>
+        </w:rPr>
+        <w:t xml:space="preserve"> -y</w:t>
+      </w:r>
+    </w:p>
+    <w:p>
+      <w:pPr>
+        <w:pStyle w:val="Nadpis1"/>
+      </w:pPr>
+      <w:r>
+        <w:t>Testování</w:t>
+      </w:r>
+    </w:p>
+    <w:p>
+      <w:pPr>
+        <w:pStyle w:val="Nadpis1"/>
+      </w:pPr>
+      <w:r>
+        <w:t>Závěr</w:t>
+      </w:r>
+    </w:p>
+    <w:p/>
     <w:sectPr>
+      <w:headerReference w:type="default" r:id="rId7"/>
       <w:pgSz w:w="11906" w:h="16838"/>
       <w:pgMar w:top="1417" w:right="1417" w:bottom="1417" w:left="1417" w:header="708" w:footer="708" w:gutter="0"/>
       <w:cols w:space="708"/>
@@ -23,6 +440,163 @@
     </w:sectPr>
   </w:body>
 </w:document>
+</file>
+
+<file path=word/endnotes.xml><?xml version="1.0" encoding="utf-8"?>
+<w:endnotes xmlns:wpc="http://schemas.microsoft.com/office/word/2010/wordprocessingCanvas" xmlns:cx="http://schemas.microsoft.com/office/drawing/2014/chartex" xmlns:cx1="http://schemas.microsoft.com/office/drawing/2015/9/8/chartex" xmlns:cx2="http://schemas.microsoft.com/office/drawing/2015/10/21/chartex" xmlns:cx3="http://schemas.microsoft.com/office/drawing/2016/5/9/chartex" xmlns:cx4="http://schemas.microsoft.com/office/drawing/2016/5/10/chartex" xmlns:cx5="http://schemas.microsoft.com/office/drawing/2016/5/11/chartex" xmlns:cx6="http://schemas.microsoft.com/office/drawing/2016/5/12/chartex" xmlns:cx7="http://schemas.microsoft.com/office/drawing/2016/5/13/chartex" xmlns:cx8="http://schemas.microsoft.com/office/drawing/2016/5/14/chartex" xmlns:mc="http://schemas.openxmlformats.org/markup-compatibility/2006" xmlns:aink="http://schemas.microsoft.com/office/drawing/2016/ink" xmlns:am3d="http://schemas.microsoft.com/office/drawing/2017/model3d" xmlns:o="urn:schemas-microsoft-com:office:office" xmlns:oel="http://schemas.microsoft.com/office/2019/extlst" xmlns:r="http://schemas.openxmlformats.org/officeDocument/2006/relationships" xmlns:m="http://schemas.openxmlformats.org/officeDocument/2006/math" xmlns:v="urn:schemas-microsoft-com:vml" xmlns:wp14="http://schemas.microsoft.com/office/word/2010/wordprocessingDrawing" xmlns:wp="http://schemas.openxmlformats.org/drawingml/2006/wordprocessingDrawing" xmlns:w10="urn:schemas-microsoft-com:office:word" xmlns:w="http://schemas.openxmlformats.org/wordprocessingml/2006/main" xmlns:w14="http://schemas.microsoft.com/office/word/2010/wordml" xmlns:w15="http://schemas.microsoft.com/office/word/2012/wordml" xmlns:w16cex="http://schemas.microsoft.com/office/word/2018/wordml/cex" xmlns:w16cid="http://schemas.microsoft.com/office/word/2016/wordml/cid" xmlns:w16="http://schemas.microsoft.com/office/word/2018/wordml" xmlns:w16du="http://schemas.microsoft.com/office/word/2023/wordml/word16du" xmlns:w16sdtdh="http://schemas.microsoft.com/office/word/2020/wordml/sdtdatahash" xmlns:w16sdtfl="http://schemas.microsoft.com/office/word/2024/wordml/sdtformatlock" xmlns:w16se="http://schemas.microsoft.com/office/word/2015/wordml/symex" xmlns:wpg="http://schemas.microsoft.com/office/word/2010/wordprocessingGroup" xmlns:wpi="http://schemas.microsoft.com/office/word/2010/wordprocessingInk" xmlns:wne="http://schemas.microsoft.com/office/word/2006/wordml" xmlns:wps="http://schemas.microsoft.com/office/word/2010/wordprocessingShape" mc:Ignorable="w14 w15 w16se w16cid w16 w16cex w16sdtdh w16sdtfl w16du wp14">
+  <w:endnote w:type="separator" w:id="-1">
+    <w:p>
+      <w:pPr>
+        <w:spacing w:after="0" w:line="240" w:lineRule="auto"/>
+      </w:pPr>
+      <w:r>
+        <w:separator/>
+      </w:r>
+    </w:p>
+  </w:endnote>
+  <w:endnote w:type="continuationSeparator" w:id="0">
+    <w:p>
+      <w:pPr>
+        <w:spacing w:after="0" w:line="240" w:lineRule="auto"/>
+      </w:pPr>
+      <w:r>
+        <w:continuationSeparator/>
+      </w:r>
+    </w:p>
+  </w:endnote>
+</w:endnotes>
+</file>
+
+<file path=word/footnotes.xml><?xml version="1.0" encoding="utf-8"?>
+<w:footnotes xmlns:wpc="http://schemas.microsoft.com/office/word/2010/wordprocessingCanvas" xmlns:cx="http://schemas.microsoft.com/office/drawing/2014/chartex" xmlns:cx1="http://schemas.microsoft.com/office/drawing/2015/9/8/chartex" xmlns:cx2="http://schemas.microsoft.com/office/drawing/2015/10/21/chartex" xmlns:cx3="http://schemas.microsoft.com/office/drawing/2016/5/9/chartex" xmlns:cx4="http://schemas.microsoft.com/office/drawing/2016/5/10/chartex" xmlns:cx5="http://schemas.microsoft.com/office/drawing/2016/5/11/chartex" xmlns:cx6="http://schemas.microsoft.com/office/drawing/2016/5/12/chartex" xmlns:cx7="http://schemas.microsoft.com/office/drawing/2016/5/13/chartex" xmlns:cx8="http://schemas.microsoft.com/office/drawing/2016/5/14/chartex" xmlns:mc="http://schemas.openxmlformats.org/markup-compatibility/2006" xmlns:aink="http://schemas.microsoft.com/office/drawing/2016/ink" xmlns:am3d="http://schemas.microsoft.com/office/drawing/2017/model3d" xmlns:o="urn:schemas-microsoft-com:office:office" xmlns:oel="http://schemas.microsoft.com/office/2019/extlst" xmlns:r="http://schemas.openxmlformats.org/officeDocument/2006/relationships" xmlns:m="http://schemas.openxmlformats.org/officeDocument/2006/math" xmlns:v="urn:schemas-microsoft-com:vml" xmlns:wp14="http://schemas.microsoft.com/office/word/2010/wordprocessingDrawing" xmlns:wp="http://schemas.openxmlformats.org/drawingml/2006/wordprocessingDrawing" xmlns:w10="urn:schemas-microsoft-com:office:word" xmlns:w="http://schemas.openxmlformats.org/wordprocessingml/2006/main" xmlns:w14="http://schemas.microsoft.com/office/word/2010/wordml" xmlns:w15="http://schemas.microsoft.com/office/word/2012/wordml" xmlns:w16cex="http://schemas.microsoft.com/office/word/2018/wordml/cex" xmlns:w16cid="http://schemas.microsoft.com/office/word/2016/wordml/cid" xmlns:w16="http://schemas.microsoft.com/office/word/2018/wordml" xmlns:w16du="http://schemas.microsoft.com/office/word/2023/wordml/word16du" xmlns:w16sdtdh="http://schemas.microsoft.com/office/word/2020/wordml/sdtdatahash" xmlns:w16sdtfl="http://schemas.microsoft.com/office/word/2024/wordml/sdtformatlock" xmlns:w16se="http://schemas.microsoft.com/office/word/2015/wordml/symex" xmlns:wpg="http://schemas.microsoft.com/office/word/2010/wordprocessingGroup" xmlns:wpi="http://schemas.microsoft.com/office/word/2010/wordprocessingInk" xmlns:wne="http://schemas.microsoft.com/office/word/2006/wordml" xmlns:wps="http://schemas.microsoft.com/office/word/2010/wordprocessingShape" mc:Ignorable="w14 w15 w16se w16cid w16 w16cex w16sdtdh w16sdtfl w16du wp14">
+  <w:footnote w:type="separator" w:id="-1">
+    <w:p>
+      <w:pPr>
+        <w:spacing w:after="0" w:line="240" w:lineRule="auto"/>
+      </w:pPr>
+      <w:r>
+        <w:separator/>
+      </w:r>
+    </w:p>
+  </w:footnote>
+  <w:footnote w:type="continuationSeparator" w:id="0">
+    <w:p>
+      <w:pPr>
+        <w:spacing w:after="0" w:line="240" w:lineRule="auto"/>
+      </w:pPr>
+      <w:r>
+        <w:continuationSeparator/>
+      </w:r>
+    </w:p>
+  </w:footnote>
+</w:footnotes>
+</file>
+
+<file path=word/header1.xml><?xml version="1.0" encoding="utf-8"?>
+<w:hdr xmlns:wpc="http://schemas.microsoft.com/office/word/2010/wordprocessingCanvas" xmlns:cx="http://schemas.microsoft.com/office/drawing/2014/chartex" xmlns:cx1="http://schemas.microsoft.com/office/drawing/2015/9/8/chartex" xmlns:cx2="http://schemas.microsoft.com/office/drawing/2015/10/21/chartex" xmlns:cx3="http://schemas.microsoft.com/office/drawing/2016/5/9/chartex" xmlns:cx4="http://schemas.microsoft.com/office/drawing/2016/5/10/chartex" xmlns:cx5="http://schemas.microsoft.com/office/drawing/2016/5/11/chartex" xmlns:cx6="http://schemas.microsoft.com/office/drawing/2016/5/12/chartex" xmlns:cx7="http://schemas.microsoft.com/office/drawing/2016/5/13/chartex" xmlns:cx8="http://schemas.microsoft.com/office/drawing/2016/5/14/chartex" xmlns:mc="http://schemas.openxmlformats.org/markup-compatibility/2006" xmlns:aink="http://schemas.microsoft.com/office/drawing/2016/ink" xmlns:am3d="http://schemas.microsoft.com/office/drawing/2017/model3d" xmlns:o="urn:schemas-microsoft-com:office:office" xmlns:oel="http://schemas.microsoft.com/office/2019/extlst" xmlns:r="http://schemas.openxmlformats.org/officeDocument/2006/relationships" xmlns:m="http://schemas.openxmlformats.org/officeDocument/2006/math" xmlns:v="urn:schemas-microsoft-com:vml" xmlns:wp14="http://schemas.microsoft.com/office/word/2010/wordprocessingDrawing" xmlns:wp="http://schemas.openxmlformats.org/drawingml/2006/wordprocessingDrawing" xmlns:w10="urn:schemas-microsoft-com:office:word" xmlns:w="http://schemas.openxmlformats.org/wordprocessingml/2006/main" xmlns:w14="http://schemas.microsoft.com/office/word/2010/wordml" xmlns:w15="http://schemas.microsoft.com/office/word/2012/wordml" xmlns:w16cex="http://schemas.microsoft.com/office/word/2018/wordml/cex" xmlns:w16cid="http://schemas.microsoft.com/office/word/2016/wordml/cid" xmlns:w16="http://schemas.microsoft.com/office/word/2018/wordml" xmlns:w16du="http://schemas.microsoft.com/office/word/2023/wordml/word16du" xmlns:w16sdtdh="http://schemas.microsoft.com/office/word/2020/wordml/sdtdatahash" xmlns:w16sdtfl="http://schemas.microsoft.com/office/word/2024/wordml/sdtformatlock" xmlns:w16se="http://schemas.microsoft.com/office/word/2015/wordml/symex" xmlns:wpg="http://schemas.microsoft.com/office/word/2010/wordprocessingGroup" xmlns:wpi="http://schemas.microsoft.com/office/word/2010/wordprocessingInk" xmlns:wne="http://schemas.microsoft.com/office/word/2006/wordml" xmlns:wps="http://schemas.microsoft.com/office/word/2010/wordprocessingShape" mc:Ignorable="w14 w15 w16se w16cid w16 w16cex w16sdtdh w16sdtfl w16du wp14">
+  <w:p>
+    <w:pPr>
+      <w:pStyle w:val="Zhlav"/>
+    </w:pPr>
+  </w:p>
+</w:hdr>
+</file>
+
+<file path=word/numbering.xml><?xml version="1.0" encoding="utf-8"?>
+<w:numbering xmlns:wpc="http://schemas.microsoft.com/office/word/2010/wordprocessingCanvas" xmlns:cx="http://schemas.microsoft.com/office/drawing/2014/chartex" xmlns:cx1="http://schemas.microsoft.com/office/drawing/2015/9/8/chartex" xmlns:cx2="http://schemas.microsoft.com/office/drawing/2015/10/21/chartex" xmlns:cx3="http://schemas.microsoft.com/office/drawing/2016/5/9/chartex" xmlns:cx4="http://schemas.microsoft.com/office/drawing/2016/5/10/chartex" xmlns:cx5="http://schemas.microsoft.com/office/drawing/2016/5/11/chartex" xmlns:cx6="http://schemas.microsoft.com/office/drawing/2016/5/12/chartex" xmlns:cx7="http://schemas.microsoft.com/office/drawing/2016/5/13/chartex" xmlns:cx8="http://schemas.microsoft.com/office/drawing/2016/5/14/chartex" xmlns:mc="http://schemas.openxmlformats.org/markup-compatibility/2006" xmlns:aink="http://schemas.microsoft.com/office/drawing/2016/ink" xmlns:am3d="http://schemas.microsoft.com/office/drawing/2017/model3d" xmlns:o="urn:schemas-microsoft-com:office:office" xmlns:oel="http://schemas.microsoft.com/office/2019/extlst" xmlns:r="http://schemas.openxmlformats.org/officeDocument/2006/relationships" xmlns:m="http://schemas.openxmlformats.org/officeDocument/2006/math" xmlns:v="urn:schemas-microsoft-com:vml" xmlns:wp14="http://schemas.microsoft.com/office/word/2010/wordprocessingDrawing" xmlns:wp="http://schemas.openxmlformats.org/drawingml/2006/wordprocessingDrawing" xmlns:w10="urn:schemas-microsoft-com:office:word" xmlns:w="http://schemas.openxmlformats.org/wordprocessingml/2006/main" xmlns:w14="http://schemas.microsoft.com/office/word/2010/wordml" xmlns:w15="http://schemas.microsoft.com/office/word/2012/wordml" xmlns:w16cex="http://schemas.microsoft.com/office/word/2018/wordml/cex" xmlns:w16cid="http://schemas.microsoft.com/office/word/2016/wordml/cid" xmlns:w16="http://schemas.microsoft.com/office/word/2018/wordml" xmlns:w16du="http://schemas.microsoft.com/office/word/2023/wordml/word16du" xmlns:w16sdtdh="http://schemas.microsoft.com/office/word/2020/wordml/sdtdatahash" xmlns:w16sdtfl="http://schemas.microsoft.com/office/word/2024/wordml/sdtformatlock" xmlns:w16se="http://schemas.microsoft.com/office/word/2015/wordml/symex" xmlns:wpg="http://schemas.microsoft.com/office/word/2010/wordprocessingGroup" xmlns:wpi="http://schemas.microsoft.com/office/word/2010/wordprocessingInk" xmlns:wne="http://schemas.microsoft.com/office/word/2006/wordml" xmlns:wps="http://schemas.microsoft.com/office/word/2010/wordprocessingShape" mc:Ignorable="w14 w15 w16se w16cid w16 w16cex w16sdtdh w16sdtfl w16du wp14">
+  <w:abstractNum w:abstractNumId="0" w15:restartNumberingAfterBreak="0">
+    <w:nsid w:val="53E1327E"/>
+    <w:multiLevelType w:val="hybridMultilevel"/>
+    <w:tmpl w:val="3D4AB680"/>
+    <w:lvl w:ilvl="0" w:tplc="04050011">
+      <w:start w:val="1"/>
+      <w:numFmt w:val="decimal"/>
+      <w:lvlText w:val="%1)"/>
+      <w:lvlJc w:val="left"/>
+      <w:pPr>
+        <w:ind w:left="720" w:hanging="360"/>
+      </w:pPr>
+      <w:rPr>
+        <w:rFonts w:hint="default"/>
+      </w:rPr>
+    </w:lvl>
+    <w:lvl w:ilvl="1" w:tplc="04050019" w:tentative="1">
+      <w:start w:val="1"/>
+      <w:numFmt w:val="lowerLetter"/>
+      <w:lvlText w:val="%2."/>
+      <w:lvlJc w:val="left"/>
+      <w:pPr>
+        <w:ind w:left="1440" w:hanging="360"/>
+      </w:pPr>
+    </w:lvl>
+    <w:lvl w:ilvl="2" w:tplc="0405001B" w:tentative="1">
+      <w:start w:val="1"/>
+      <w:numFmt w:val="lowerRoman"/>
+      <w:lvlText w:val="%3."/>
+      <w:lvlJc w:val="right"/>
+      <w:pPr>
+        <w:ind w:left="2160" w:hanging="180"/>
+      </w:pPr>
+    </w:lvl>
+    <w:lvl w:ilvl="3" w:tplc="0405000F" w:tentative="1">
+      <w:start w:val="1"/>
+      <w:numFmt w:val="decimal"/>
+      <w:lvlText w:val="%4."/>
+      <w:lvlJc w:val="left"/>
+      <w:pPr>
+        <w:ind w:left="2880" w:hanging="360"/>
+      </w:pPr>
+    </w:lvl>
+    <w:lvl w:ilvl="4" w:tplc="04050019" w:tentative="1">
+      <w:start w:val="1"/>
+      <w:numFmt w:val="lowerLetter"/>
+      <w:lvlText w:val="%5."/>
+      <w:lvlJc w:val="left"/>
+      <w:pPr>
+        <w:ind w:left="3600" w:hanging="360"/>
+      </w:pPr>
+    </w:lvl>
+    <w:lvl w:ilvl="5" w:tplc="0405001B" w:tentative="1">
+      <w:start w:val="1"/>
+      <w:numFmt w:val="lowerRoman"/>
+      <w:lvlText w:val="%6."/>
+      <w:lvlJc w:val="right"/>
+      <w:pPr>
+        <w:ind w:left="4320" w:hanging="180"/>
+      </w:pPr>
+    </w:lvl>
+    <w:lvl w:ilvl="6" w:tplc="0405000F" w:tentative="1">
+      <w:start w:val="1"/>
+      <w:numFmt w:val="decimal"/>
+      <w:lvlText w:val="%7."/>
+      <w:lvlJc w:val="left"/>
+      <w:pPr>
+        <w:ind w:left="5040" w:hanging="360"/>
+      </w:pPr>
+    </w:lvl>
+    <w:lvl w:ilvl="7" w:tplc="04050019" w:tentative="1">
+      <w:start w:val="1"/>
+      <w:numFmt w:val="lowerLetter"/>
+      <w:lvlText w:val="%8."/>
+      <w:lvlJc w:val="left"/>
+      <w:pPr>
+        <w:ind w:left="5760" w:hanging="360"/>
+      </w:pPr>
+    </w:lvl>
+    <w:lvl w:ilvl="8" w:tplc="0405001B" w:tentative="1">
+      <w:start w:val="1"/>
+      <w:numFmt w:val="lowerRoman"/>
+      <w:lvlText w:val="%9."/>
+      <w:lvlJc w:val="right"/>
+      <w:pPr>
+        <w:ind w:left="6480" w:hanging="180"/>
+      </w:pPr>
+    </w:lvl>
+  </w:abstractNum>
+  <w:num w:numId="1" w16cid:durableId="1219198791">
+    <w:abstractNumId w:val="0"/>
+  </w:num>
+</w:numbering>
 </file>
 
 <file path=word/styles.xml><?xml version="1.0" encoding="utf-8"?>
@@ -451,7 +1025,6 @@
     <w:next w:val="Normln"/>
     <w:link w:val="Nadpis2Char"/>
     <w:uiPriority w:val="9"/>
-    <w:semiHidden/>
     <w:unhideWhenUsed/>
     <w:qFormat/>
     <w:rsid w:val="003E60E0"/>
@@ -626,7 +1199,6 @@
   <w:style w:type="character" w:default="1" w:styleId="Standardnpsmoodstavce">
     <w:name w:val="Default Paragraph Font"/>
     <w:uiPriority w:val="1"/>
-    <w:semiHidden/>
     <w:unhideWhenUsed/>
   </w:style>
   <w:style w:type="table" w:default="1" w:styleId="Normlntabulka">
@@ -668,7 +1240,6 @@
     <w:basedOn w:val="Standardnpsmoodstavce"/>
     <w:link w:val="Nadpis2"/>
     <w:uiPriority w:val="9"/>
-    <w:semiHidden/>
     <w:rsid w:val="003E60E0"/>
     <w:rPr>
       <w:rFonts w:asciiTheme="majorHAnsi" w:eastAsiaTheme="majorEastAsia" w:hAnsiTheme="majorHAnsi" w:cstheme="majorBidi"/>
@@ -939,6 +1510,50 @@
       <w:color w:val="2F5496" w:themeColor="accent1" w:themeShade="BF"/>
       <w:spacing w:val="5"/>
     </w:rPr>
+  </w:style>
+  <w:style w:type="paragraph" w:styleId="Zhlav">
+    <w:name w:val="header"/>
+    <w:basedOn w:val="Normln"/>
+    <w:link w:val="ZhlavChar"/>
+    <w:uiPriority w:val="99"/>
+    <w:unhideWhenUsed/>
+    <w:rsid w:val="006B3DA4"/>
+    <w:pPr>
+      <w:tabs>
+        <w:tab w:val="center" w:pos="4536"/>
+        <w:tab w:val="right" w:pos="9072"/>
+      </w:tabs>
+      <w:spacing w:after="0" w:line="240" w:lineRule="auto"/>
+    </w:pPr>
+  </w:style>
+  <w:style w:type="character" w:customStyle="1" w:styleId="ZhlavChar">
+    <w:name w:val="Záhlaví Char"/>
+    <w:basedOn w:val="Standardnpsmoodstavce"/>
+    <w:link w:val="Zhlav"/>
+    <w:uiPriority w:val="99"/>
+    <w:rsid w:val="006B3DA4"/>
+  </w:style>
+  <w:style w:type="paragraph" w:styleId="Zpat">
+    <w:name w:val="footer"/>
+    <w:basedOn w:val="Normln"/>
+    <w:link w:val="ZpatChar"/>
+    <w:uiPriority w:val="99"/>
+    <w:unhideWhenUsed/>
+    <w:rsid w:val="006B3DA4"/>
+    <w:pPr>
+      <w:tabs>
+        <w:tab w:val="center" w:pos="4536"/>
+        <w:tab w:val="right" w:pos="9072"/>
+      </w:tabs>
+      <w:spacing w:after="0" w:line="240" w:lineRule="auto"/>
+    </w:pPr>
+  </w:style>
+  <w:style w:type="character" w:customStyle="1" w:styleId="ZpatChar">
+    <w:name w:val="Zápatí Char"/>
+    <w:basedOn w:val="Standardnpsmoodstavce"/>
+    <w:link w:val="Zpat"/>
+    <w:uiPriority w:val="99"/>
+    <w:rsid w:val="006B3DA4"/>
   </w:style>
 </w:styles>
 </file>

--- a/Dokumentace.docx
+++ b/Dokumentace.docx
@@ -66,14 +66,7 @@
           <w:sz w:val="24"/>
           <w:szCs w:val="24"/>
         </w:rPr>
-        <w:t xml:space="preserve"> </w:t>
-      </w:r>
-      <w:r>
-        <w:rPr>
-          <w:sz w:val="24"/>
-          <w:szCs w:val="24"/>
-        </w:rPr>
-        <w:t>Obchodní akademie, Vyšší odborná škola a Jazyková škola s právem státní jazykové zkoušky Uherské Hradiště</w:t>
+        <w:t xml:space="preserve"> Obchodní akademie, Vyšší odborná škola a Jazyková škola s právem státní jazykové zkoušky Uherské Hradiště</w:t>
       </w:r>
     </w:p>
     <w:p>
@@ -260,18 +253,207 @@
           <w:numId w:val="1"/>
         </w:numPr>
         <w:rPr>
-          <w:sz w:val="24"/>
-          <w:szCs w:val="24"/>
-        </w:rPr>
-      </w:pPr>
-      <w:r>
-        <w:rPr>
-          <w:sz w:val="24"/>
-          <w:szCs w:val="24"/>
-        </w:rPr>
-        <w:t xml:space="preserve"> Instalace </w:t>
-      </w:r>
-      <w:proofErr w:type="spellStart"/>
+          <w:b/>
+          <w:bCs/>
+          <w:sz w:val="24"/>
+          <w:szCs w:val="24"/>
+        </w:rPr>
+      </w:pPr>
+      <w:r>
+        <w:rPr>
+          <w:b/>
+          <w:bCs/>
+          <w:i/>
+          <w:iCs/>
+          <w:sz w:val="28"/>
+          <w:szCs w:val="28"/>
+        </w:rPr>
+        <w:t xml:space="preserve"> </w:t>
+      </w:r>
+      <w:r>
+        <w:rPr>
+          <w:b/>
+          <w:bCs/>
+          <w:i/>
+          <w:iCs/>
+          <w:sz w:val="28"/>
+          <w:szCs w:val="28"/>
+        </w:rPr>
+        <w:t>Aktualizace systému</w:t>
+      </w:r>
+    </w:p>
+    <w:p>
+      <w:pPr>
+        <w:pStyle w:val="Odstavecseseznamem"/>
+        <w:ind w:left="1080"/>
+        <w:rPr>
+          <w:sz w:val="24"/>
+          <w:szCs w:val="24"/>
+        </w:rPr>
+      </w:pPr>
+      <w:proofErr w:type="spellStart"/>
+      <w:r>
+        <w:rPr>
+          <w:sz w:val="24"/>
+          <w:szCs w:val="24"/>
+        </w:rPr>
+        <w:t>sudo</w:t>
+      </w:r>
+      <w:proofErr w:type="spellEnd"/>
+      <w:r>
+        <w:rPr>
+          <w:sz w:val="24"/>
+          <w:szCs w:val="24"/>
+        </w:rPr>
+        <w:t xml:space="preserve"> </w:t>
+      </w:r>
+      <w:proofErr w:type="spellStart"/>
+      <w:r>
+        <w:rPr>
+          <w:sz w:val="24"/>
+          <w:szCs w:val="24"/>
+        </w:rPr>
+        <w:t>apt</w:t>
+      </w:r>
+      <w:proofErr w:type="spellEnd"/>
+      <w:r>
+        <w:rPr>
+          <w:sz w:val="24"/>
+          <w:szCs w:val="24"/>
+        </w:rPr>
+        <w:t xml:space="preserve"> update</w:t>
+      </w:r>
+    </w:p>
+    <w:p>
+      <w:pPr>
+        <w:pStyle w:val="Odstavecseseznamem"/>
+        <w:ind w:left="1080"/>
+        <w:rPr>
+          <w:sz w:val="24"/>
+          <w:szCs w:val="24"/>
+        </w:rPr>
+      </w:pPr>
+    </w:p>
+    <w:p>
+      <w:pPr>
+        <w:pStyle w:val="Odstavecseseznamem"/>
+        <w:numPr>
+          <w:ilvl w:val="0"/>
+          <w:numId w:val="1"/>
+        </w:numPr>
+        <w:rPr>
+          <w:b/>
+          <w:bCs/>
+          <w:sz w:val="24"/>
+          <w:szCs w:val="24"/>
+        </w:rPr>
+      </w:pPr>
+      <w:r>
+        <w:rPr>
+          <w:b/>
+          <w:bCs/>
+          <w:i/>
+          <w:iCs/>
+          <w:sz w:val="28"/>
+          <w:szCs w:val="28"/>
+        </w:rPr>
+        <w:t xml:space="preserve"> </w:t>
+      </w:r>
+      <w:r>
+        <w:rPr>
+          <w:b/>
+          <w:bCs/>
+          <w:i/>
+          <w:iCs/>
+          <w:sz w:val="28"/>
+          <w:szCs w:val="28"/>
+        </w:rPr>
+        <w:t>Instalace</w:t>
+      </w:r>
+      <w:r>
+        <w:rPr>
+          <w:b/>
+          <w:bCs/>
+          <w:i/>
+          <w:iCs/>
+          <w:sz w:val="28"/>
+          <w:szCs w:val="28"/>
+        </w:rPr>
+        <w:t xml:space="preserve">, spuštění a kontrola </w:t>
+      </w:r>
+      <w:proofErr w:type="spellStart"/>
+      <w:r>
+        <w:rPr>
+          <w:b/>
+          <w:bCs/>
+          <w:i/>
+          <w:iCs/>
+          <w:sz w:val="28"/>
+          <w:szCs w:val="28"/>
+        </w:rPr>
+        <w:t>cronu</w:t>
+      </w:r>
+      <w:proofErr w:type="spellEnd"/>
+    </w:p>
+    <w:p>
+      <w:pPr>
+        <w:pStyle w:val="Odstavecseseznamem"/>
+        <w:ind w:left="1080"/>
+        <w:rPr>
+          <w:sz w:val="24"/>
+          <w:szCs w:val="24"/>
+        </w:rPr>
+      </w:pPr>
+      <w:proofErr w:type="spellStart"/>
+      <w:r>
+        <w:rPr>
+          <w:sz w:val="24"/>
+          <w:szCs w:val="24"/>
+        </w:rPr>
+        <w:t>sudo</w:t>
+      </w:r>
+      <w:proofErr w:type="spellEnd"/>
+      <w:r>
+        <w:rPr>
+          <w:sz w:val="24"/>
+          <w:szCs w:val="24"/>
+        </w:rPr>
+        <w:t xml:space="preserve"> </w:t>
+      </w:r>
+      <w:proofErr w:type="spellStart"/>
+      <w:r>
+        <w:rPr>
+          <w:sz w:val="24"/>
+          <w:szCs w:val="24"/>
+        </w:rPr>
+        <w:t>apt</w:t>
+      </w:r>
+      <w:proofErr w:type="spellEnd"/>
+      <w:r>
+        <w:rPr>
+          <w:sz w:val="24"/>
+          <w:szCs w:val="24"/>
+        </w:rPr>
+        <w:t xml:space="preserve"> </w:t>
+      </w:r>
+      <w:proofErr w:type="spellStart"/>
+      <w:r>
+        <w:rPr>
+          <w:sz w:val="24"/>
+          <w:szCs w:val="24"/>
+        </w:rPr>
+        <w:t>install</w:t>
+      </w:r>
+      <w:proofErr w:type="spellEnd"/>
+      <w:r>
+        <w:rPr>
+          <w:sz w:val="24"/>
+          <w:szCs w:val="24"/>
+        </w:rPr>
+        <w:t xml:space="preserve"> </w:t>
+      </w:r>
+      <w:proofErr w:type="spellStart"/>
+      <w:proofErr w:type="gramStart"/>
       <w:r>
         <w:rPr>
           <w:sz w:val="24"/>
@@ -285,22 +467,233 @@
           <w:sz w:val="24"/>
           <w:szCs w:val="24"/>
         </w:rPr>
-        <w:t>-</w:t>
-      </w:r>
+        <w:t xml:space="preserve"> -y</w:t>
+      </w:r>
+      <w:proofErr w:type="gramEnd"/>
+    </w:p>
+    <w:p>
+      <w:pPr>
+        <w:pStyle w:val="Odstavecseseznamem"/>
+        <w:ind w:left="1080"/>
+        <w:rPr>
+          <w:sz w:val="24"/>
+          <w:szCs w:val="24"/>
+        </w:rPr>
+      </w:pPr>
+      <w:proofErr w:type="spellStart"/>
+      <w:r>
+        <w:rPr>
+          <w:sz w:val="24"/>
+          <w:szCs w:val="24"/>
+        </w:rPr>
+        <w:t>sudo</w:t>
+      </w:r>
+      <w:proofErr w:type="spellEnd"/>
+      <w:r>
+        <w:rPr>
+          <w:sz w:val="24"/>
+          <w:szCs w:val="24"/>
+        </w:rPr>
+        <w:t xml:space="preserve"> </w:t>
+      </w:r>
+      <w:proofErr w:type="spellStart"/>
+      <w:r>
+        <w:rPr>
+          <w:sz w:val="24"/>
+          <w:szCs w:val="24"/>
+        </w:rPr>
+        <w:t>systemctl</w:t>
+      </w:r>
+      <w:proofErr w:type="spellEnd"/>
+      <w:r>
+        <w:rPr>
+          <w:sz w:val="24"/>
+          <w:szCs w:val="24"/>
+        </w:rPr>
+        <w:t xml:space="preserve"> </w:t>
+      </w:r>
+      <w:proofErr w:type="spellStart"/>
+      <w:r>
+        <w:rPr>
+          <w:sz w:val="24"/>
+          <w:szCs w:val="24"/>
+        </w:rPr>
+        <w:t>enable</w:t>
+      </w:r>
+      <w:proofErr w:type="spellEnd"/>
+      <w:r>
+        <w:rPr>
+          <w:sz w:val="24"/>
+          <w:szCs w:val="24"/>
+        </w:rPr>
+        <w:t xml:space="preserve"> </w:t>
+      </w:r>
+      <w:proofErr w:type="spellStart"/>
+      <w:r>
+        <w:rPr>
+          <w:sz w:val="24"/>
+          <w:szCs w:val="24"/>
+        </w:rPr>
+        <w:t>cron</w:t>
+      </w:r>
+      <w:proofErr w:type="spellEnd"/>
+    </w:p>
+    <w:p>
+      <w:pPr>
+        <w:pStyle w:val="Odstavecseseznamem"/>
+        <w:ind w:left="1080"/>
+        <w:rPr>
+          <w:sz w:val="24"/>
+          <w:szCs w:val="24"/>
+        </w:rPr>
+      </w:pPr>
+      <w:proofErr w:type="spellStart"/>
+      <w:r>
+        <w:rPr>
+          <w:sz w:val="24"/>
+          <w:szCs w:val="24"/>
+        </w:rPr>
+        <w:t>sudo</w:t>
+      </w:r>
+      <w:proofErr w:type="spellEnd"/>
+      <w:r>
+        <w:rPr>
+          <w:sz w:val="24"/>
+          <w:szCs w:val="24"/>
+        </w:rPr>
+        <w:t xml:space="preserve"> </w:t>
+      </w:r>
+      <w:proofErr w:type="spellStart"/>
+      <w:r>
+        <w:rPr>
+          <w:sz w:val="24"/>
+          <w:szCs w:val="24"/>
+        </w:rPr>
+        <w:t>systemctl</w:t>
+      </w:r>
+      <w:proofErr w:type="spellEnd"/>
+      <w:r>
+        <w:rPr>
+          <w:sz w:val="24"/>
+          <w:szCs w:val="24"/>
+        </w:rPr>
+        <w:t xml:space="preserve"> start </w:t>
+      </w:r>
+      <w:proofErr w:type="spellStart"/>
+      <w:r>
+        <w:rPr>
+          <w:sz w:val="24"/>
+          <w:szCs w:val="24"/>
+        </w:rPr>
+        <w:t>cron</w:t>
+      </w:r>
+      <w:proofErr w:type="spellEnd"/>
+    </w:p>
+    <w:p>
+      <w:pPr>
+        <w:pStyle w:val="Odstavecseseznamem"/>
+        <w:ind w:left="1080"/>
+        <w:rPr>
+          <w:sz w:val="24"/>
+          <w:szCs w:val="24"/>
+        </w:rPr>
+      </w:pPr>
+      <w:proofErr w:type="spellStart"/>
+      <w:r>
+        <w:rPr>
+          <w:sz w:val="24"/>
+          <w:szCs w:val="24"/>
+        </w:rPr>
+        <w:t>systemctl</w:t>
+      </w:r>
+      <w:proofErr w:type="spellEnd"/>
+      <w:r>
+        <w:rPr>
+          <w:sz w:val="24"/>
+          <w:szCs w:val="24"/>
+        </w:rPr>
+        <w:t xml:space="preserve"> status </w:t>
+      </w:r>
+      <w:proofErr w:type="spellStart"/>
+      <w:r>
+        <w:rPr>
+          <w:sz w:val="24"/>
+          <w:szCs w:val="24"/>
+        </w:rPr>
+        <w:t>cron</w:t>
+      </w:r>
+      <w:proofErr w:type="spellEnd"/>
+    </w:p>
+    <w:p>
+      <w:pPr>
+        <w:pStyle w:val="Odstavecseseznamem"/>
+        <w:ind w:left="1080"/>
+        <w:rPr>
+          <w:sz w:val="24"/>
+          <w:szCs w:val="24"/>
+        </w:rPr>
+      </w:pPr>
+    </w:p>
+    <w:p>
+      <w:pPr>
+        <w:pStyle w:val="Odstavecseseznamem"/>
+        <w:numPr>
+          <w:ilvl w:val="0"/>
+          <w:numId w:val="1"/>
+        </w:numPr>
+        <w:rPr>
+          <w:b/>
+          <w:bCs/>
+          <w:i/>
+          <w:iCs/>
+          <w:sz w:val="28"/>
+          <w:szCs w:val="28"/>
+        </w:rPr>
+      </w:pPr>
+      <w:r>
+        <w:rPr>
+          <w:b/>
+          <w:bCs/>
+          <w:i/>
+          <w:iCs/>
+          <w:sz w:val="28"/>
+          <w:szCs w:val="28"/>
+        </w:rPr>
+        <w:t>Vytvoření struktury projektu</w:t>
+      </w:r>
+    </w:p>
+    <w:p>
+      <w:pPr>
+        <w:pStyle w:val="Odstavecseseznamem"/>
+        <w:ind w:left="1080"/>
+        <w:rPr>
+          <w:sz w:val="24"/>
+          <w:szCs w:val="24"/>
+        </w:rPr>
+      </w:pPr>
+      <w:proofErr w:type="spellStart"/>
       <w:proofErr w:type="gramStart"/>
       <w:r>
         <w:rPr>
           <w:sz w:val="24"/>
           <w:szCs w:val="24"/>
         </w:rPr>
-        <w:t xml:space="preserve">u </w:t>
-      </w:r>
-      <w:r>
-        <w:rPr>
-          <w:sz w:val="24"/>
-          <w:szCs w:val="24"/>
-        </w:rPr>
-        <w:t>:</w:t>
+        <w:t>m</w:t>
+      </w:r>
+      <w:r>
+        <w:rPr>
+          <w:sz w:val="24"/>
+          <w:szCs w:val="24"/>
+        </w:rPr>
+        <w:t>kdir</w:t>
+      </w:r>
+      <w:proofErr w:type="spellEnd"/>
+      <w:r>
+        <w:rPr>
+          <w:sz w:val="24"/>
+          <w:szCs w:val="24"/>
+        </w:rPr>
+        <w:t xml:space="preserve"> -p</w:t>
       </w:r>
       <w:proofErr w:type="gramEnd"/>
       <w:r>
@@ -308,56 +701,43 @@
           <w:sz w:val="24"/>
           <w:szCs w:val="24"/>
         </w:rPr>
-        <w:br/>
-      </w:r>
-      <w:proofErr w:type="spellStart"/>
-      <w:r>
-        <w:rPr>
-          <w:sz w:val="24"/>
-          <w:szCs w:val="24"/>
-        </w:rPr>
-        <w:t>sudo</w:t>
-      </w:r>
-      <w:proofErr w:type="spellEnd"/>
-      <w:r>
-        <w:rPr>
-          <w:sz w:val="24"/>
-          <w:szCs w:val="24"/>
-        </w:rPr>
         <w:t xml:space="preserve"> </w:t>
       </w:r>
-      <w:proofErr w:type="spellStart"/>
-      <w:r>
-        <w:rPr>
-          <w:sz w:val="24"/>
-          <w:szCs w:val="24"/>
-        </w:rPr>
-        <w:t>apt</w:t>
-      </w:r>
-      <w:proofErr w:type="spellEnd"/>
-      <w:r>
-        <w:rPr>
-          <w:sz w:val="24"/>
-          <w:szCs w:val="24"/>
-        </w:rPr>
-        <w:t xml:space="preserve"> update</w:t>
-      </w:r>
-      <w:r>
-        <w:rPr>
-          <w:sz w:val="24"/>
-          <w:szCs w:val="24"/>
-        </w:rPr>
-        <w:br/>
-      </w:r>
-      <w:proofErr w:type="spellStart"/>
-      <w:r>
-        <w:rPr>
-          <w:sz w:val="24"/>
-          <w:szCs w:val="24"/>
-        </w:rPr>
-        <w:t>sudo</w:t>
-      </w:r>
-      <w:proofErr w:type="spellEnd"/>
+      <w:r>
+        <w:rPr>
+          <w:sz w:val="24"/>
+          <w:szCs w:val="24"/>
+        </w:rPr>
+        <w:t>~/data</w:t>
+      </w:r>
+    </w:p>
+    <w:p>
+      <w:pPr>
+        <w:pStyle w:val="Odstavecseseznamem"/>
+        <w:ind w:left="1080"/>
+        <w:rPr>
+          <w:sz w:val="24"/>
+          <w:szCs w:val="24"/>
+        </w:rPr>
+      </w:pPr>
+      <w:proofErr w:type="spellStart"/>
+      <w:proofErr w:type="gramStart"/>
+      <w:r>
+        <w:rPr>
+          <w:sz w:val="24"/>
+          <w:szCs w:val="24"/>
+        </w:rPr>
+        <w:t>mkdir</w:t>
+      </w:r>
+      <w:proofErr w:type="spellEnd"/>
+      <w:r>
+        <w:rPr>
+          <w:sz w:val="24"/>
+          <w:szCs w:val="24"/>
+        </w:rPr>
+        <w:t xml:space="preserve"> -p</w:t>
+      </w:r>
+      <w:proofErr w:type="gramEnd"/>
       <w:r>
         <w:rPr>
           <w:sz w:val="24"/>
@@ -365,15 +745,93 @@
         </w:rPr>
         <w:t xml:space="preserve"> </w:t>
       </w:r>
-      <w:proofErr w:type="spellStart"/>
-      <w:r>
-        <w:rPr>
-          <w:sz w:val="24"/>
-          <w:szCs w:val="24"/>
-        </w:rPr>
-        <w:t>apt</w:t>
-      </w:r>
-      <w:proofErr w:type="spellEnd"/>
+      <w:r>
+        <w:rPr>
+          <w:sz w:val="24"/>
+          <w:szCs w:val="24"/>
+        </w:rPr>
+        <w:t>~/</w:t>
+      </w:r>
+      <w:proofErr w:type="spellStart"/>
+      <w:r>
+        <w:rPr>
+          <w:sz w:val="24"/>
+          <w:szCs w:val="24"/>
+        </w:rPr>
+        <w:t>backup</w:t>
+      </w:r>
+      <w:proofErr w:type="spellEnd"/>
+    </w:p>
+    <w:p>
+      <w:pPr>
+        <w:pStyle w:val="Odstavecseseznamem"/>
+        <w:ind w:left="1080"/>
+        <w:rPr>
+          <w:sz w:val="24"/>
+          <w:szCs w:val="24"/>
+        </w:rPr>
+      </w:pPr>
+    </w:p>
+    <w:p>
+      <w:pPr>
+        <w:pStyle w:val="Odstavecseseznamem"/>
+        <w:numPr>
+          <w:ilvl w:val="0"/>
+          <w:numId w:val="1"/>
+        </w:numPr>
+        <w:rPr>
+          <w:b/>
+          <w:bCs/>
+          <w:i/>
+          <w:iCs/>
+          <w:sz w:val="28"/>
+          <w:szCs w:val="28"/>
+        </w:rPr>
+      </w:pPr>
+      <w:r>
+        <w:rPr>
+          <w:b/>
+          <w:bCs/>
+          <w:i/>
+          <w:iCs/>
+          <w:sz w:val="28"/>
+          <w:szCs w:val="28"/>
+        </w:rPr>
+        <w:t>Vytvoření testovacích dat</w:t>
+      </w:r>
+    </w:p>
+    <w:p>
+      <w:pPr>
+        <w:pStyle w:val="Odstavecseseznamem"/>
+        <w:ind w:left="1080"/>
+        <w:rPr>
+          <w:sz w:val="24"/>
+          <w:szCs w:val="24"/>
+        </w:rPr>
+      </w:pPr>
+      <w:r>
+        <w:rPr>
+          <w:sz w:val="24"/>
+          <w:szCs w:val="24"/>
+        </w:rPr>
+        <w:t>e</w:t>
+      </w:r>
+      <w:r>
+        <w:rPr>
+          <w:sz w:val="24"/>
+          <w:szCs w:val="24"/>
+        </w:rPr>
+        <w:t>cho „Testovací soubor pro zálohu</w:t>
+      </w:r>
+      <w:proofErr w:type="gramStart"/>
+      <w:r>
+        <w:rPr>
+          <w:sz w:val="24"/>
+          <w:szCs w:val="24"/>
+        </w:rPr>
+        <w:t>“ &gt;</w:t>
+      </w:r>
+      <w:proofErr w:type="gramEnd"/>
       <w:r>
         <w:rPr>
           <w:sz w:val="24"/>
@@ -381,13 +839,494 @@
         </w:rPr>
         <w:t xml:space="preserve"> </w:t>
       </w:r>
-      <w:proofErr w:type="spellStart"/>
-      <w:r>
-        <w:rPr>
-          <w:sz w:val="24"/>
-          <w:szCs w:val="24"/>
-        </w:rPr>
-        <w:t>install</w:t>
+      <w:r>
+        <w:rPr>
+          <w:sz w:val="24"/>
+          <w:szCs w:val="24"/>
+        </w:rPr>
+        <w:t>~/data</w:t>
+      </w:r>
+      <w:r>
+        <w:rPr>
+          <w:sz w:val="24"/>
+          <w:szCs w:val="24"/>
+        </w:rPr>
+        <w:t>/test.txt</w:t>
+      </w:r>
+    </w:p>
+    <w:p>
+      <w:pPr>
+        <w:pStyle w:val="Odstavecseseznamem"/>
+        <w:ind w:left="1080"/>
+        <w:rPr>
+          <w:sz w:val="24"/>
+          <w:szCs w:val="24"/>
+        </w:rPr>
+      </w:pPr>
+    </w:p>
+    <w:p>
+      <w:pPr>
+        <w:pStyle w:val="Odstavecseseznamem"/>
+        <w:ind w:left="1080"/>
+        <w:rPr>
+          <w:sz w:val="24"/>
+          <w:szCs w:val="24"/>
+        </w:rPr>
+      </w:pPr>
+    </w:p>
+    <w:p>
+      <w:pPr>
+        <w:pStyle w:val="Odstavecseseznamem"/>
+        <w:ind w:left="1080"/>
+        <w:rPr>
+          <w:sz w:val="24"/>
+          <w:szCs w:val="24"/>
+        </w:rPr>
+      </w:pPr>
+    </w:p>
+    <w:p>
+      <w:pPr>
+        <w:pStyle w:val="Odstavecseseznamem"/>
+        <w:ind w:left="1080"/>
+        <w:rPr>
+          <w:sz w:val="24"/>
+          <w:szCs w:val="24"/>
+        </w:rPr>
+      </w:pPr>
+    </w:p>
+    <w:p>
+      <w:pPr>
+        <w:pStyle w:val="Odstavecseseznamem"/>
+        <w:ind w:left="1080"/>
+        <w:rPr>
+          <w:sz w:val="24"/>
+          <w:szCs w:val="24"/>
+        </w:rPr>
+      </w:pPr>
+    </w:p>
+    <w:p>
+      <w:pPr>
+        <w:pStyle w:val="Odstavecseseznamem"/>
+        <w:numPr>
+          <w:ilvl w:val="0"/>
+          <w:numId w:val="1"/>
+        </w:numPr>
+        <w:rPr>
+          <w:b/>
+          <w:bCs/>
+          <w:i/>
+          <w:iCs/>
+          <w:sz w:val="28"/>
+          <w:szCs w:val="28"/>
+        </w:rPr>
+      </w:pPr>
+      <w:r>
+        <w:rPr>
+          <w:b/>
+          <w:bCs/>
+          <w:i/>
+          <w:iCs/>
+          <w:sz w:val="28"/>
+          <w:szCs w:val="28"/>
+        </w:rPr>
+        <w:t>Vytvoření zálohovacího skriptu</w:t>
+      </w:r>
+    </w:p>
+    <w:p>
+      <w:pPr>
+        <w:pStyle w:val="Odstavecseseznamem"/>
+        <w:rPr>
+          <w:sz w:val="24"/>
+          <w:szCs w:val="24"/>
+        </w:rPr>
+      </w:pPr>
+      <w:proofErr w:type="gramStart"/>
+      <w:r>
+        <w:rPr>
+          <w:sz w:val="24"/>
+          <w:szCs w:val="24"/>
+        </w:rPr>
+        <w:t>#!/</w:t>
+      </w:r>
+      <w:proofErr w:type="gramEnd"/>
+      <w:r>
+        <w:rPr>
+          <w:sz w:val="24"/>
+          <w:szCs w:val="24"/>
+        </w:rPr>
+        <w:t>bin/bash</w:t>
+      </w:r>
+    </w:p>
+    <w:p>
+      <w:pPr>
+        <w:pStyle w:val="Odstavecseseznamem"/>
+        <w:rPr>
+          <w:sz w:val="24"/>
+          <w:szCs w:val="24"/>
+        </w:rPr>
+      </w:pPr>
+    </w:p>
+    <w:p>
+      <w:pPr>
+        <w:pStyle w:val="Odstavecseseznamem"/>
+        <w:rPr>
+          <w:sz w:val="24"/>
+          <w:szCs w:val="24"/>
+        </w:rPr>
+      </w:pPr>
+      <w:r>
+        <w:rPr>
+          <w:sz w:val="24"/>
+          <w:szCs w:val="24"/>
+        </w:rPr>
+        <w:t>SOURCE="$HOME/data"</w:t>
+      </w:r>
+    </w:p>
+    <w:p>
+      <w:pPr>
+        <w:pStyle w:val="Odstavecseseznamem"/>
+        <w:rPr>
+          <w:sz w:val="24"/>
+          <w:szCs w:val="24"/>
+        </w:rPr>
+      </w:pPr>
+      <w:r>
+        <w:rPr>
+          <w:sz w:val="24"/>
+          <w:szCs w:val="24"/>
+        </w:rPr>
+        <w:t>DEST="$HOME/</w:t>
+      </w:r>
+      <w:proofErr w:type="spellStart"/>
+      <w:r>
+        <w:rPr>
+          <w:sz w:val="24"/>
+          <w:szCs w:val="24"/>
+        </w:rPr>
+        <w:t>backup"</w:t>
+      </w:r>
+      <w:proofErr w:type="spellEnd"/>
+    </w:p>
+    <w:p>
+      <w:pPr>
+        <w:pStyle w:val="Odstavecseseznamem"/>
+        <w:rPr>
+          <w:sz w:val="24"/>
+          <w:szCs w:val="24"/>
+        </w:rPr>
+      </w:pPr>
+      <w:r>
+        <w:rPr>
+          <w:sz w:val="24"/>
+          <w:szCs w:val="24"/>
+        </w:rPr>
+        <w:t>DATE=$(</w:t>
+      </w:r>
+      <w:proofErr w:type="spellStart"/>
+      <w:r>
+        <w:rPr>
+          <w:sz w:val="24"/>
+          <w:szCs w:val="24"/>
+        </w:rPr>
+        <w:t>date</w:t>
+      </w:r>
+      <w:proofErr w:type="spellEnd"/>
+      <w:r>
+        <w:rPr>
+          <w:sz w:val="24"/>
+          <w:szCs w:val="24"/>
+        </w:rPr>
+        <w:t xml:space="preserve"> +%Y-%m-%</w:t>
+      </w:r>
+      <w:proofErr w:type="spellStart"/>
+      <w:r>
+        <w:rPr>
+          <w:sz w:val="24"/>
+          <w:szCs w:val="24"/>
+        </w:rPr>
+        <w:t>d_%H</w:t>
+      </w:r>
+      <w:proofErr w:type="spellEnd"/>
+      <w:r>
+        <w:rPr>
+          <w:sz w:val="24"/>
+          <w:szCs w:val="24"/>
+        </w:rPr>
+        <w:t>-%M-%S)</w:t>
+      </w:r>
+    </w:p>
+    <w:p>
+      <w:pPr>
+        <w:pStyle w:val="Odstavecseseznamem"/>
+        <w:rPr>
+          <w:sz w:val="24"/>
+          <w:szCs w:val="24"/>
+        </w:rPr>
+      </w:pPr>
+    </w:p>
+    <w:p>
+      <w:pPr>
+        <w:pStyle w:val="Odstavecseseznamem"/>
+        <w:rPr>
+          <w:sz w:val="24"/>
+          <w:szCs w:val="24"/>
+        </w:rPr>
+      </w:pPr>
+      <w:proofErr w:type="spellStart"/>
+      <w:proofErr w:type="gramStart"/>
+      <w:r>
+        <w:rPr>
+          <w:sz w:val="24"/>
+          <w:szCs w:val="24"/>
+        </w:rPr>
+        <w:t>mkdir</w:t>
+      </w:r>
+      <w:proofErr w:type="spellEnd"/>
+      <w:r>
+        <w:rPr>
+          <w:sz w:val="24"/>
+          <w:szCs w:val="24"/>
+        </w:rPr>
+        <w:t xml:space="preserve"> -p</w:t>
+      </w:r>
+      <w:proofErr w:type="gramEnd"/>
+      <w:r>
+        <w:rPr>
+          <w:sz w:val="24"/>
+          <w:szCs w:val="24"/>
+        </w:rPr>
+        <w:t xml:space="preserve"> "$DEST"</w:t>
+      </w:r>
+    </w:p>
+    <w:p>
+      <w:pPr>
+        <w:pStyle w:val="Odstavecseseznamem"/>
+        <w:rPr>
+          <w:sz w:val="24"/>
+          <w:szCs w:val="24"/>
+        </w:rPr>
+      </w:pPr>
+    </w:p>
+    <w:p>
+      <w:pPr>
+        <w:pStyle w:val="Odstavecseseznamem"/>
+        <w:rPr>
+          <w:sz w:val="24"/>
+          <w:szCs w:val="24"/>
+        </w:rPr>
+      </w:pPr>
+      <w:proofErr w:type="gramStart"/>
+      <w:r>
+        <w:rPr>
+          <w:sz w:val="24"/>
+          <w:szCs w:val="24"/>
+        </w:rPr>
+        <w:t>tar -</w:t>
+      </w:r>
+      <w:proofErr w:type="spellStart"/>
+      <w:r>
+        <w:rPr>
+          <w:sz w:val="24"/>
+          <w:szCs w:val="24"/>
+        </w:rPr>
+        <w:t>czf</w:t>
+      </w:r>
+      <w:proofErr w:type="spellEnd"/>
+      <w:proofErr w:type="gramEnd"/>
+      <w:r>
+        <w:rPr>
+          <w:sz w:val="24"/>
+          <w:szCs w:val="24"/>
+        </w:rPr>
+        <w:t xml:space="preserve"> "$DEST/backup_$DATE.tar.gz" "$SOURCE"</w:t>
+      </w:r>
+    </w:p>
+    <w:p>
+      <w:pPr>
+        <w:pStyle w:val="Odstavecseseznamem"/>
+        <w:rPr>
+          <w:sz w:val="24"/>
+          <w:szCs w:val="24"/>
+        </w:rPr>
+      </w:pPr>
+    </w:p>
+    <w:p>
+      <w:pPr>
+        <w:pStyle w:val="Odstavecseseznamem"/>
+        <w:rPr>
+          <w:sz w:val="24"/>
+          <w:szCs w:val="24"/>
+        </w:rPr>
+      </w:pPr>
+      <w:r>
+        <w:rPr>
+          <w:sz w:val="24"/>
+          <w:szCs w:val="24"/>
+        </w:rPr>
+        <w:t xml:space="preserve">echo "[$DATE] </w:t>
+      </w:r>
+      <w:proofErr w:type="spellStart"/>
+      <w:r>
+        <w:rPr>
+          <w:sz w:val="24"/>
+          <w:szCs w:val="24"/>
+        </w:rPr>
+        <w:t>Backup</w:t>
+      </w:r>
+      <w:proofErr w:type="spellEnd"/>
+      <w:r>
+        <w:rPr>
+          <w:sz w:val="24"/>
+          <w:szCs w:val="24"/>
+        </w:rPr>
+        <w:t xml:space="preserve"> OK</w:t>
+      </w:r>
+      <w:proofErr w:type="gramStart"/>
+      <w:r>
+        <w:rPr>
+          <w:sz w:val="24"/>
+          <w:szCs w:val="24"/>
+        </w:rPr>
+        <w:t>" &gt;</w:t>
+      </w:r>
+      <w:proofErr w:type="gramEnd"/>
+      <w:r>
+        <w:rPr>
+          <w:sz w:val="24"/>
+          <w:szCs w:val="24"/>
+        </w:rPr>
+        <w:t>&gt; "$DEST/backup.log"</w:t>
+      </w:r>
+    </w:p>
+    <w:p>
+      <w:pPr>
+        <w:pStyle w:val="Odstavecseseznamem"/>
+        <w:rPr>
+          <w:sz w:val="24"/>
+          <w:szCs w:val="24"/>
+        </w:rPr>
+      </w:pPr>
+    </w:p>
+    <w:p>
+      <w:pPr>
+        <w:pStyle w:val="Odstavecseseznamem"/>
+        <w:rPr>
+          <w:sz w:val="24"/>
+          <w:szCs w:val="24"/>
+        </w:rPr>
+      </w:pPr>
+      <w:proofErr w:type="spellStart"/>
+      <w:r>
+        <w:rPr>
+          <w:sz w:val="24"/>
+          <w:szCs w:val="24"/>
+        </w:rPr>
+        <w:t>ls</w:t>
+      </w:r>
+      <w:proofErr w:type="spellEnd"/>
+      <w:r>
+        <w:rPr>
+          <w:sz w:val="24"/>
+          <w:szCs w:val="24"/>
+        </w:rPr>
+        <w:t xml:space="preserve"> -</w:t>
+      </w:r>
+      <w:proofErr w:type="spellStart"/>
+      <w:r>
+        <w:rPr>
+          <w:sz w:val="24"/>
+          <w:szCs w:val="24"/>
+        </w:rPr>
+        <w:t>tp</w:t>
+      </w:r>
+      <w:proofErr w:type="spellEnd"/>
+      <w:r>
+        <w:rPr>
+          <w:sz w:val="24"/>
+          <w:szCs w:val="24"/>
+        </w:rPr>
+        <w:t xml:space="preserve"> "$DEST"/backup_*.tar.gz </w:t>
+      </w:r>
+      <w:proofErr w:type="gramStart"/>
+      <w:r>
+        <w:rPr>
+          <w:sz w:val="24"/>
+          <w:szCs w:val="24"/>
+        </w:rPr>
+        <w:t>2&gt;/</w:t>
+      </w:r>
+      <w:proofErr w:type="spellStart"/>
+      <w:proofErr w:type="gramEnd"/>
+      <w:r>
+        <w:rPr>
+          <w:sz w:val="24"/>
+          <w:szCs w:val="24"/>
+        </w:rPr>
+        <w:t>dev</w:t>
+      </w:r>
+      <w:proofErr w:type="spellEnd"/>
+      <w:r>
+        <w:rPr>
+          <w:sz w:val="24"/>
+          <w:szCs w:val="24"/>
+        </w:rPr>
+        <w:t>/</w:t>
+      </w:r>
+      <w:proofErr w:type="spellStart"/>
+      <w:r>
+        <w:rPr>
+          <w:sz w:val="24"/>
+          <w:szCs w:val="24"/>
+        </w:rPr>
+        <w:t>null</w:t>
+      </w:r>
+      <w:proofErr w:type="spellEnd"/>
+      <w:r>
+        <w:rPr>
+          <w:sz w:val="24"/>
+          <w:szCs w:val="24"/>
+        </w:rPr>
+        <w:t xml:space="preserve"> | grep -v '/$' | </w:t>
+      </w:r>
+      <w:proofErr w:type="spellStart"/>
+      <w:r>
+        <w:rPr>
+          <w:sz w:val="24"/>
+          <w:szCs w:val="24"/>
+        </w:rPr>
+        <w:t>tail</w:t>
+      </w:r>
+      <w:proofErr w:type="spellEnd"/>
+      <w:r>
+        <w:rPr>
+          <w:sz w:val="24"/>
+          <w:szCs w:val="24"/>
+        </w:rPr>
+        <w:t xml:space="preserve"> -n +6 | </w:t>
+      </w:r>
+      <w:proofErr w:type="spellStart"/>
+      <w:r>
+        <w:rPr>
+          <w:sz w:val="24"/>
+          <w:szCs w:val="24"/>
+        </w:rPr>
+        <w:t>xargs</w:t>
+      </w:r>
+      <w:proofErr w:type="spellEnd"/>
+      <w:r>
+        <w:rPr>
+          <w:sz w:val="24"/>
+          <w:szCs w:val="24"/>
+        </w:rPr>
+        <w:t xml:space="preserve"> -r </w:t>
+      </w:r>
+      <w:proofErr w:type="spellStart"/>
+      <w:r>
+        <w:rPr>
+          <w:sz w:val="24"/>
+          <w:szCs w:val="24"/>
+        </w:rPr>
+        <w:t>rm</w:t>
       </w:r>
       <w:proofErr w:type="spellEnd"/>
       <w:r>
@@ -397,21 +1336,641 @@
         </w:rPr>
         <w:t xml:space="preserve"> </w:t>
       </w:r>
-      <w:proofErr w:type="spellStart"/>
-      <w:r>
-        <w:rPr>
-          <w:sz w:val="24"/>
-          <w:szCs w:val="24"/>
-        </w:rPr>
-        <w:t>cron</w:t>
-      </w:r>
-      <w:proofErr w:type="spellEnd"/>
-      <w:r>
-        <w:rPr>
-          <w:sz w:val="24"/>
-          <w:szCs w:val="24"/>
-        </w:rPr>
-        <w:t xml:space="preserve"> -y</w:t>
+      <w:r>
+        <w:rPr>
+          <w:sz w:val="24"/>
+          <w:szCs w:val="24"/>
+        </w:rPr>
+        <w:t>–</w:t>
+      </w:r>
+    </w:p>
+    <w:p>
+      <w:pPr>
+        <w:pStyle w:val="Odstavecseseznamem"/>
+        <w:rPr>
+          <w:sz w:val="24"/>
+          <w:szCs w:val="24"/>
+        </w:rPr>
+      </w:pPr>
+    </w:p>
+    <w:p>
+      <w:pPr>
+        <w:pStyle w:val="Odstavecseseznamem"/>
+        <w:rPr>
+          <w:b/>
+          <w:bCs/>
+          <w:i/>
+          <w:iCs/>
+          <w:sz w:val="28"/>
+          <w:szCs w:val="28"/>
+        </w:rPr>
+      </w:pPr>
+      <w:r>
+        <w:rPr>
+          <w:b/>
+          <w:bCs/>
+          <w:i/>
+          <w:iCs/>
+          <w:sz w:val="28"/>
+          <w:szCs w:val="28"/>
+        </w:rPr>
+        <w:t>Vysvětlení skriptu</w:t>
+      </w:r>
+    </w:p>
+    <w:p>
+      <w:pPr>
+        <w:pStyle w:val="Odstavecseseznamem"/>
+        <w:numPr>
+          <w:ilvl w:val="0"/>
+          <w:numId w:val="7"/>
+        </w:numPr>
+        <w:rPr>
+          <w:sz w:val="24"/>
+          <w:szCs w:val="24"/>
+        </w:rPr>
+      </w:pPr>
+      <w:r>
+        <w:rPr>
+          <w:sz w:val="24"/>
+          <w:szCs w:val="24"/>
+        </w:rPr>
+        <w:t xml:space="preserve">SOURCE="$HOME/data" </w:t>
+      </w:r>
+      <w:r>
+        <w:rPr>
+          <w:sz w:val="24"/>
+          <w:szCs w:val="24"/>
+        </w:rPr>
+        <w:t>-&gt;</w:t>
+      </w:r>
+      <w:r>
+        <w:rPr>
+          <w:sz w:val="24"/>
+          <w:szCs w:val="24"/>
+        </w:rPr>
+        <w:t xml:space="preserve"> složka, kterou zálohujeme </w:t>
+      </w:r>
+    </w:p>
+    <w:p>
+      <w:pPr>
+        <w:pStyle w:val="Odstavecseseznamem"/>
+        <w:numPr>
+          <w:ilvl w:val="0"/>
+          <w:numId w:val="7"/>
+        </w:numPr>
+        <w:rPr>
+          <w:sz w:val="24"/>
+          <w:szCs w:val="24"/>
+        </w:rPr>
+      </w:pPr>
+      <w:r>
+        <w:rPr>
+          <w:sz w:val="24"/>
+          <w:szCs w:val="24"/>
+        </w:rPr>
+        <w:t>DEST="$HOME/</w:t>
+      </w:r>
+      <w:proofErr w:type="spellStart"/>
+      <w:r>
+        <w:rPr>
+          <w:sz w:val="24"/>
+          <w:szCs w:val="24"/>
+        </w:rPr>
+        <w:t>backup</w:t>
+      </w:r>
+      <w:proofErr w:type="spellEnd"/>
+      <w:r>
+        <w:rPr>
+          <w:sz w:val="24"/>
+          <w:szCs w:val="24"/>
+        </w:rPr>
+        <w:t xml:space="preserve">" </w:t>
+      </w:r>
+      <w:r>
+        <w:rPr>
+          <w:sz w:val="24"/>
+          <w:szCs w:val="24"/>
+        </w:rPr>
+        <w:t>-&gt;</w:t>
+      </w:r>
+      <w:r>
+        <w:rPr>
+          <w:sz w:val="24"/>
+          <w:szCs w:val="24"/>
+        </w:rPr>
+        <w:t xml:space="preserve"> cílová složka pro zálohy </w:t>
+      </w:r>
+    </w:p>
+    <w:p>
+      <w:pPr>
+        <w:pStyle w:val="Odstavecseseznamem"/>
+        <w:numPr>
+          <w:ilvl w:val="0"/>
+          <w:numId w:val="7"/>
+        </w:numPr>
+        <w:rPr>
+          <w:sz w:val="24"/>
+          <w:szCs w:val="24"/>
+        </w:rPr>
+      </w:pPr>
+      <w:r>
+        <w:rPr>
+          <w:sz w:val="24"/>
+          <w:szCs w:val="24"/>
+        </w:rPr>
+        <w:t xml:space="preserve">DATE </w:t>
+      </w:r>
+      <w:r>
+        <w:rPr>
+          <w:sz w:val="24"/>
+          <w:szCs w:val="24"/>
+        </w:rPr>
+        <w:t>-&gt;</w:t>
+      </w:r>
+      <w:r>
+        <w:rPr>
+          <w:sz w:val="24"/>
+          <w:szCs w:val="24"/>
+        </w:rPr>
+        <w:t xml:space="preserve"> přidání času do názvu souboru </w:t>
+      </w:r>
+    </w:p>
+    <w:p>
+      <w:pPr>
+        <w:pStyle w:val="Odstavecseseznamem"/>
+        <w:numPr>
+          <w:ilvl w:val="0"/>
+          <w:numId w:val="7"/>
+        </w:numPr>
+        <w:rPr>
+          <w:sz w:val="24"/>
+          <w:szCs w:val="24"/>
+        </w:rPr>
+      </w:pPr>
+      <w:proofErr w:type="gramStart"/>
+      <w:r>
+        <w:rPr>
+          <w:sz w:val="24"/>
+          <w:szCs w:val="24"/>
+        </w:rPr>
+        <w:t>tar -</w:t>
+      </w:r>
+      <w:proofErr w:type="spellStart"/>
+      <w:r>
+        <w:rPr>
+          <w:sz w:val="24"/>
+          <w:szCs w:val="24"/>
+        </w:rPr>
+        <w:t>czf</w:t>
+      </w:r>
+      <w:proofErr w:type="spellEnd"/>
+      <w:proofErr w:type="gramEnd"/>
+      <w:r>
+        <w:rPr>
+          <w:sz w:val="24"/>
+          <w:szCs w:val="24"/>
+        </w:rPr>
+        <w:t xml:space="preserve"> </w:t>
+      </w:r>
+      <w:r>
+        <w:rPr>
+          <w:sz w:val="24"/>
+          <w:szCs w:val="24"/>
+        </w:rPr>
+        <w:t>-&gt;</w:t>
+      </w:r>
+      <w:r>
+        <w:rPr>
+          <w:sz w:val="24"/>
+          <w:szCs w:val="24"/>
+        </w:rPr>
+        <w:t xml:space="preserve"> vytvoření komprimované zálohy </w:t>
+      </w:r>
+    </w:p>
+    <w:p>
+      <w:pPr>
+        <w:pStyle w:val="Odstavecseseznamem"/>
+        <w:numPr>
+          <w:ilvl w:val="0"/>
+          <w:numId w:val="7"/>
+        </w:numPr>
+        <w:rPr>
+          <w:sz w:val="24"/>
+          <w:szCs w:val="24"/>
+        </w:rPr>
+      </w:pPr>
+      <w:r>
+        <w:rPr>
+          <w:sz w:val="24"/>
+          <w:szCs w:val="24"/>
+        </w:rPr>
+        <w:t xml:space="preserve">backup.log </w:t>
+      </w:r>
+      <w:r>
+        <w:rPr>
+          <w:sz w:val="24"/>
+          <w:szCs w:val="24"/>
+        </w:rPr>
+        <w:t>-&gt;</w:t>
+      </w:r>
+      <w:r>
+        <w:rPr>
+          <w:sz w:val="24"/>
+          <w:szCs w:val="24"/>
+        </w:rPr>
+        <w:t xml:space="preserve"> logování provedených záloh </w:t>
+      </w:r>
+    </w:p>
+    <w:p>
+      <w:pPr>
+        <w:pStyle w:val="Odstavecseseznamem"/>
+        <w:numPr>
+          <w:ilvl w:val="0"/>
+          <w:numId w:val="7"/>
+        </w:numPr>
+        <w:rPr>
+          <w:sz w:val="24"/>
+          <w:szCs w:val="24"/>
+        </w:rPr>
+      </w:pPr>
+      <w:r>
+        <w:rPr>
+          <w:sz w:val="24"/>
+          <w:szCs w:val="24"/>
+        </w:rPr>
+        <w:t>poslední řádek</w:t>
+      </w:r>
+      <w:r>
+        <w:rPr>
+          <w:sz w:val="24"/>
+          <w:szCs w:val="24"/>
+        </w:rPr>
+        <w:t xml:space="preserve"> -&gt; </w:t>
+      </w:r>
+      <w:r>
+        <w:rPr>
+          <w:sz w:val="24"/>
+          <w:szCs w:val="24"/>
+        </w:rPr>
+        <w:t>ponechá jen posledních 5 záloh a starší smaže</w:t>
+      </w:r>
+    </w:p>
+    <w:p>
+      <w:pPr>
+        <w:pStyle w:val="Odstavecseseznamem"/>
+        <w:rPr>
+          <w:i/>
+          <w:iCs/>
+          <w:sz w:val="28"/>
+          <w:szCs w:val="28"/>
+        </w:rPr>
+      </w:pPr>
+    </w:p>
+    <w:p>
+      <w:pPr>
+        <w:pStyle w:val="Odstavecseseznamem"/>
+        <w:numPr>
+          <w:ilvl w:val="0"/>
+          <w:numId w:val="1"/>
+        </w:numPr>
+        <w:rPr>
+          <w:b/>
+          <w:bCs/>
+          <w:i/>
+          <w:iCs/>
+          <w:sz w:val="28"/>
+          <w:szCs w:val="28"/>
+        </w:rPr>
+      </w:pPr>
+      <w:r>
+        <w:rPr>
+          <w:b/>
+          <w:bCs/>
+          <w:i/>
+          <w:iCs/>
+          <w:sz w:val="28"/>
+          <w:szCs w:val="28"/>
+        </w:rPr>
+        <w:t>Nastavení práv</w:t>
+      </w:r>
+      <w:r>
+        <w:rPr>
+          <w:b/>
+          <w:bCs/>
+          <w:i/>
+          <w:iCs/>
+          <w:sz w:val="28"/>
+          <w:szCs w:val="28"/>
+        </w:rPr>
+        <w:t xml:space="preserve">, test a kontrola </w:t>
+      </w:r>
+      <w:r>
+        <w:rPr>
+          <w:b/>
+          <w:bCs/>
+          <w:i/>
+          <w:iCs/>
+          <w:sz w:val="28"/>
+          <w:szCs w:val="28"/>
+        </w:rPr>
+        <w:t>skriptu</w:t>
+      </w:r>
+    </w:p>
+    <w:p>
+      <w:pPr>
+        <w:pStyle w:val="Odstavecseseznamem"/>
+        <w:rPr>
+          <w:sz w:val="24"/>
+          <w:szCs w:val="24"/>
+        </w:rPr>
+      </w:pPr>
+      <w:proofErr w:type="spellStart"/>
+      <w:r>
+        <w:rPr>
+          <w:sz w:val="24"/>
+          <w:szCs w:val="24"/>
+        </w:rPr>
+        <w:t>c</w:t>
+      </w:r>
+      <w:r>
+        <w:rPr>
+          <w:sz w:val="24"/>
+          <w:szCs w:val="24"/>
+        </w:rPr>
+        <w:t>hmod</w:t>
+      </w:r>
+      <w:proofErr w:type="spellEnd"/>
+      <w:r>
+        <w:rPr>
+          <w:sz w:val="24"/>
+          <w:szCs w:val="24"/>
+        </w:rPr>
+        <w:t xml:space="preserve"> +x </w:t>
+      </w:r>
+      <w:r>
+        <w:rPr>
+          <w:sz w:val="24"/>
+          <w:szCs w:val="24"/>
+        </w:rPr>
+        <w:t>~/backup.sh</w:t>
+      </w:r>
+    </w:p>
+    <w:p>
+      <w:pPr>
+        <w:pStyle w:val="Odstavecseseznamem"/>
+        <w:rPr>
+          <w:sz w:val="24"/>
+          <w:szCs w:val="24"/>
+        </w:rPr>
+      </w:pPr>
+      <w:r>
+        <w:rPr>
+          <w:sz w:val="24"/>
+          <w:szCs w:val="24"/>
+        </w:rPr>
+        <w:t>~/backup.sh</w:t>
+      </w:r>
+    </w:p>
+    <w:p>
+      <w:pPr>
+        <w:pStyle w:val="Odstavecseseznamem"/>
+        <w:rPr>
+          <w:sz w:val="24"/>
+          <w:szCs w:val="24"/>
+        </w:rPr>
+      </w:pPr>
+      <w:proofErr w:type="spellStart"/>
+      <w:r>
+        <w:rPr>
+          <w:sz w:val="24"/>
+          <w:szCs w:val="24"/>
+        </w:rPr>
+        <w:t>l</w:t>
+      </w:r>
+      <w:r>
+        <w:rPr>
+          <w:sz w:val="24"/>
+          <w:szCs w:val="24"/>
+        </w:rPr>
+        <w:t>s</w:t>
+      </w:r>
+      <w:proofErr w:type="spellEnd"/>
+      <w:r>
+        <w:rPr>
+          <w:sz w:val="24"/>
+          <w:szCs w:val="24"/>
+        </w:rPr>
+        <w:t xml:space="preserve"> </w:t>
+      </w:r>
+      <w:r>
+        <w:rPr>
+          <w:sz w:val="24"/>
+          <w:szCs w:val="24"/>
+        </w:rPr>
+        <w:t>~/backup.sh</w:t>
+      </w:r>
+    </w:p>
+    <w:p>
+      <w:pPr>
+        <w:pStyle w:val="Odstavecseseznamem"/>
+        <w:rPr>
+          <w:sz w:val="24"/>
+          <w:szCs w:val="24"/>
+        </w:rPr>
+      </w:pPr>
+    </w:p>
+    <w:p>
+      <w:pPr>
+        <w:pStyle w:val="Odstavecseseznamem"/>
+        <w:numPr>
+          <w:ilvl w:val="0"/>
+          <w:numId w:val="1"/>
+        </w:numPr>
+        <w:rPr>
+          <w:b/>
+          <w:bCs/>
+          <w:i/>
+          <w:iCs/>
+          <w:sz w:val="28"/>
+          <w:szCs w:val="28"/>
+        </w:rPr>
+      </w:pPr>
+      <w:r>
+        <w:rPr>
+          <w:b/>
+          <w:bCs/>
+          <w:i/>
+          <w:iCs/>
+          <w:sz w:val="28"/>
+          <w:szCs w:val="28"/>
+        </w:rPr>
+        <w:t>Nastavení automatizace</w:t>
+      </w:r>
+    </w:p>
+    <w:p>
+      <w:pPr>
+        <w:pStyle w:val="Odstavecseseznamem"/>
+        <w:rPr>
+          <w:sz w:val="24"/>
+          <w:szCs w:val="24"/>
+        </w:rPr>
+      </w:pPr>
+      <w:proofErr w:type="spellStart"/>
+      <w:proofErr w:type="gramStart"/>
+      <w:r>
+        <w:rPr>
+          <w:sz w:val="24"/>
+          <w:szCs w:val="24"/>
+        </w:rPr>
+        <w:t>c</w:t>
+      </w:r>
+      <w:r>
+        <w:rPr>
+          <w:sz w:val="24"/>
+          <w:szCs w:val="24"/>
+        </w:rPr>
+        <w:t>rontab</w:t>
+      </w:r>
+      <w:proofErr w:type="spellEnd"/>
+      <w:r>
+        <w:rPr>
+          <w:sz w:val="24"/>
+          <w:szCs w:val="24"/>
+        </w:rPr>
+        <w:t xml:space="preserve"> -e</w:t>
+      </w:r>
+      <w:proofErr w:type="gramEnd"/>
+    </w:p>
+    <w:p>
+      <w:pPr>
+        <w:pStyle w:val="Odstavecseseznamem"/>
+        <w:numPr>
+          <w:ilvl w:val="0"/>
+          <w:numId w:val="7"/>
+        </w:numPr>
+        <w:rPr>
+          <w:sz w:val="24"/>
+          <w:szCs w:val="24"/>
+        </w:rPr>
+      </w:pPr>
+      <w:r>
+        <w:rPr>
+          <w:sz w:val="24"/>
+          <w:szCs w:val="24"/>
+        </w:rPr>
+        <w:t>* * * * * /home/david/backup.sh (popřípadě vaše domovská složka)</w:t>
+      </w:r>
+    </w:p>
+    <w:p>
+      <w:pPr>
+        <w:pStyle w:val="Odstavecseseznamem"/>
+        <w:rPr>
+          <w:sz w:val="24"/>
+          <w:szCs w:val="24"/>
+        </w:rPr>
+      </w:pPr>
+    </w:p>
+    <w:p>
+      <w:pPr>
+        <w:pStyle w:val="Odstavecseseznamem"/>
+        <w:numPr>
+          <w:ilvl w:val="0"/>
+          <w:numId w:val="1"/>
+        </w:numPr>
+        <w:rPr>
+          <w:b/>
+          <w:bCs/>
+          <w:i/>
+          <w:iCs/>
+          <w:sz w:val="28"/>
+          <w:szCs w:val="28"/>
+        </w:rPr>
+      </w:pPr>
+      <w:r>
+        <w:rPr>
+          <w:b/>
+          <w:bCs/>
+          <w:i/>
+          <w:iCs/>
+          <w:sz w:val="28"/>
+          <w:szCs w:val="28"/>
+        </w:rPr>
+        <w:t>Ověření funkčnosti</w:t>
+      </w:r>
+    </w:p>
+    <w:p>
+      <w:pPr>
+        <w:pStyle w:val="Odstavecseseznamem"/>
+        <w:rPr>
+          <w:sz w:val="24"/>
+          <w:szCs w:val="24"/>
+        </w:rPr>
+      </w:pPr>
+      <w:proofErr w:type="spellStart"/>
+      <w:r>
+        <w:rPr>
+          <w:sz w:val="24"/>
+          <w:szCs w:val="24"/>
+        </w:rPr>
+        <w:t>ls</w:t>
+      </w:r>
+      <w:proofErr w:type="spellEnd"/>
+      <w:r>
+        <w:rPr>
+          <w:sz w:val="24"/>
+          <w:szCs w:val="24"/>
+        </w:rPr>
+        <w:t xml:space="preserve"> ~/</w:t>
+      </w:r>
+      <w:proofErr w:type="spellStart"/>
+      <w:r>
+        <w:rPr>
+          <w:sz w:val="24"/>
+          <w:szCs w:val="24"/>
+        </w:rPr>
+        <w:t>backup</w:t>
+      </w:r>
+      <w:proofErr w:type="spellEnd"/>
+    </w:p>
+    <w:p>
+      <w:pPr>
+        <w:pStyle w:val="Odstavecseseznamem"/>
+        <w:rPr>
+          <w:sz w:val="24"/>
+          <w:szCs w:val="24"/>
+        </w:rPr>
+      </w:pPr>
+      <w:proofErr w:type="spellStart"/>
+      <w:r>
+        <w:rPr>
+          <w:sz w:val="24"/>
+          <w:szCs w:val="24"/>
+        </w:rPr>
+        <w:t>cat</w:t>
+      </w:r>
+      <w:proofErr w:type="spellEnd"/>
+      <w:r>
+        <w:rPr>
+          <w:sz w:val="24"/>
+          <w:szCs w:val="24"/>
+        </w:rPr>
+        <w:t xml:space="preserve"> ~/</w:t>
+      </w:r>
+      <w:proofErr w:type="spellStart"/>
+      <w:r>
+        <w:rPr>
+          <w:sz w:val="24"/>
+          <w:szCs w:val="24"/>
+        </w:rPr>
+        <w:t>backup</w:t>
+      </w:r>
+      <w:proofErr w:type="spellEnd"/>
+      <w:r>
+        <w:rPr>
+          <w:sz w:val="24"/>
+          <w:szCs w:val="24"/>
+        </w:rPr>
+        <w:t>/backup.log</w:t>
       </w:r>
     </w:p>
     <w:p>
@@ -419,9 +1978,168 @@
         <w:pStyle w:val="Nadpis1"/>
       </w:pPr>
       <w:r>
+        <w:lastRenderedPageBreak/>
         <w:t>Testování</w:t>
       </w:r>
     </w:p>
+    <w:p>
+      <w:r>
+        <w:drawing>
+          <wp:inline distT="0" distB="0" distL="0" distR="0" wp14:anchorId="3A220005" wp14:editId="3B1A817C">
+            <wp:extent cx="5760720" cy="835660"/>
+            <wp:effectExtent l="0" t="0" r="0" b="2540"/>
+            <wp:docPr id="724723503" name="Obrázek 1" descr="Obsah obrázku text, Písmo, snímek obrazovky&#10;&#10;Obsah vygenerovaný umělou inteligencí může být nesprávný."/>
+            <wp:cNvGraphicFramePr>
+              <a:graphicFrameLocks xmlns:a="http://schemas.openxmlformats.org/drawingml/2006/main" noChangeAspect="1"/>
+            </wp:cNvGraphicFramePr>
+            <a:graphic xmlns:a="http://schemas.openxmlformats.org/drawingml/2006/main">
+              <a:graphicData uri="http://schemas.openxmlformats.org/drawingml/2006/picture">
+                <pic:pic xmlns:pic="http://schemas.openxmlformats.org/drawingml/2006/picture">
+                  <pic:nvPicPr>
+                    <pic:cNvPr id="724723503" name="Obrázek 1" descr="Obsah obrázku text, Písmo, snímek obrazovky&#10;&#10;Obsah vygenerovaný umělou inteligencí může být nesprávný."/>
+                    <pic:cNvPicPr/>
+                  </pic:nvPicPr>
+                  <pic:blipFill>
+                    <a:blip r:embed="rId7"/>
+                    <a:stretch>
+                      <a:fillRect/>
+                    </a:stretch>
+                  </pic:blipFill>
+                  <pic:spPr>
+                    <a:xfrm>
+                      <a:off x="0" y="0"/>
+                      <a:ext cx="5760720" cy="835660"/>
+                    </a:xfrm>
+                    <a:prstGeom prst="rect">
+                      <a:avLst/>
+                    </a:prstGeom>
+                  </pic:spPr>
+                </pic:pic>
+              </a:graphicData>
+            </a:graphic>
+          </wp:inline>
+        </w:drawing>
+      </w:r>
+    </w:p>
+    <w:p>
+      <w:r>
+        <w:t xml:space="preserve">Vidíme, že se záloha ukládá každou minutu, ale můžeme to také změnit. </w:t>
+      </w:r>
+    </w:p>
+    <w:p>
+      <w:r>
+        <w:t xml:space="preserve">Napíšeme </w:t>
+      </w:r>
+      <w:proofErr w:type="spellStart"/>
+      <w:r>
+        <w:t>crontab</w:t>
+      </w:r>
+      <w:proofErr w:type="spellEnd"/>
+      <w:r>
+        <w:t xml:space="preserve"> -e a změníme náš zápis z * * * * * /home/david/backup.sh na 0 3 * * * /</w:t>
+      </w:r>
+      <w:proofErr w:type="spellStart"/>
+      <w:r>
+        <w:t>home</w:t>
+      </w:r>
+      <w:proofErr w:type="spellEnd"/>
+      <w:r>
+        <w:t>/</w:t>
+      </w:r>
+      <w:proofErr w:type="spellStart"/>
+      <w:r>
+        <w:t>david</w:t>
+      </w:r>
+      <w:proofErr w:type="spellEnd"/>
+      <w:r>
+        <w:t>/backup.sh</w:t>
+      </w:r>
+      <w:r>
+        <w:t>, díky tomuto se bude záloha ukládat každý den ve 3 hodiny ráno.</w:t>
+      </w:r>
+    </w:p>
+    <w:p>
+      <w:r>
+        <w:drawing>
+          <wp:inline distT="0" distB="0" distL="0" distR="0" wp14:anchorId="1B6FB133" wp14:editId="0602677D">
+            <wp:extent cx="2194750" cy="1234547"/>
+            <wp:effectExtent l="0" t="0" r="0" b="3810"/>
+            <wp:docPr id="2017749848" name="Obrázek 1" descr="Obsah obrázku text, snímek obrazovky, Písmo&#10;&#10;Obsah vygenerovaný umělou inteligencí může být nesprávný."/>
+            <wp:cNvGraphicFramePr>
+              <a:graphicFrameLocks xmlns:a="http://schemas.openxmlformats.org/drawingml/2006/main" noChangeAspect="1"/>
+            </wp:cNvGraphicFramePr>
+            <a:graphic xmlns:a="http://schemas.openxmlformats.org/drawingml/2006/main">
+              <a:graphicData uri="http://schemas.openxmlformats.org/drawingml/2006/picture">
+                <pic:pic xmlns:pic="http://schemas.openxmlformats.org/drawingml/2006/picture">
+                  <pic:nvPicPr>
+                    <pic:cNvPr id="2017749848" name="Obrázek 1" descr="Obsah obrázku text, snímek obrazovky, Písmo&#10;&#10;Obsah vygenerovaný umělou inteligencí může být nesprávný."/>
+                    <pic:cNvPicPr/>
+                  </pic:nvPicPr>
+                  <pic:blipFill>
+                    <a:blip r:embed="rId8"/>
+                    <a:stretch>
+                      <a:fillRect/>
+                    </a:stretch>
+                  </pic:blipFill>
+                  <pic:spPr>
+                    <a:xfrm>
+                      <a:off x="0" y="0"/>
+                      <a:ext cx="2194750" cy="1234547"/>
+                    </a:xfrm>
+                    <a:prstGeom prst="rect">
+                      <a:avLst/>
+                    </a:prstGeom>
+                  </pic:spPr>
+                </pic:pic>
+              </a:graphicData>
+            </a:graphic>
+          </wp:inline>
+        </w:drawing>
+      </w:r>
+      <w:r>
+        <w:drawing>
+          <wp:inline distT="0" distB="0" distL="0" distR="0" wp14:anchorId="36225A3A" wp14:editId="284B43EC">
+            <wp:extent cx="2187130" cy="434378"/>
+            <wp:effectExtent l="0" t="0" r="3810" b="3810"/>
+            <wp:docPr id="1756961573" name="Obrázek 1" descr="Obsah obrázku text, Písmo, snímek obrazovky&#10;&#10;Obsah vygenerovaný umělou inteligencí může být nesprávný."/>
+            <wp:cNvGraphicFramePr>
+              <a:graphicFrameLocks xmlns:a="http://schemas.openxmlformats.org/drawingml/2006/main" noChangeAspect="1"/>
+            </wp:cNvGraphicFramePr>
+            <a:graphic xmlns:a="http://schemas.openxmlformats.org/drawingml/2006/main">
+              <a:graphicData uri="http://schemas.openxmlformats.org/drawingml/2006/picture">
+                <pic:pic xmlns:pic="http://schemas.openxmlformats.org/drawingml/2006/picture">
+                  <pic:nvPicPr>
+                    <pic:cNvPr id="1756961573" name="Obrázek 1" descr="Obsah obrázku text, Písmo, snímek obrazovky&#10;&#10;Obsah vygenerovaný umělou inteligencí může být nesprávný."/>
+                    <pic:cNvPicPr/>
+                  </pic:nvPicPr>
+                  <pic:blipFill>
+                    <a:blip r:embed="rId9"/>
+                    <a:stretch>
+                      <a:fillRect/>
+                    </a:stretch>
+                  </pic:blipFill>
+                  <pic:spPr>
+                    <a:xfrm>
+                      <a:off x="0" y="0"/>
+                      <a:ext cx="2187130" cy="434378"/>
+                    </a:xfrm>
+                    <a:prstGeom prst="rect">
+                      <a:avLst/>
+                    </a:prstGeom>
+                  </pic:spPr>
+                </pic:pic>
+              </a:graphicData>
+            </a:graphic>
+          </wp:inline>
+        </w:drawing>
+      </w:r>
+    </w:p>
+    <w:p>
+      <w:r>
+        <w:t>Tímto způsobem můžeme jakkoli měnit zálohování na našem serveru.</w:t>
+      </w:r>
+    </w:p>
+    <w:p/>
     <w:p>
       <w:pPr>
         <w:pStyle w:val="Nadpis1"/>
@@ -432,7 +2150,7 @@
     </w:p>
     <w:p/>
     <w:sectPr>
-      <w:headerReference w:type="default" r:id="rId7"/>
+      <w:headerReference w:type="default" r:id="rId10"/>
       <w:pgSz w:w="11906" w:h="16838"/>
       <w:pgMar w:top="1417" w:right="1417" w:bottom="1417" w:left="1417" w:header="708" w:footer="708" w:gutter="0"/>
       <w:cols w:space="708"/>
@@ -505,16 +2223,278 @@
 <file path=word/numbering.xml><?xml version="1.0" encoding="utf-8"?>
 <w:numbering xmlns:wpc="http://schemas.microsoft.com/office/word/2010/wordprocessingCanvas" xmlns:cx="http://schemas.microsoft.com/office/drawing/2014/chartex" xmlns:cx1="http://schemas.microsoft.com/office/drawing/2015/9/8/chartex" xmlns:cx2="http://schemas.microsoft.com/office/drawing/2015/10/21/chartex" xmlns:cx3="http://schemas.microsoft.com/office/drawing/2016/5/9/chartex" xmlns:cx4="http://schemas.microsoft.com/office/drawing/2016/5/10/chartex" xmlns:cx5="http://schemas.microsoft.com/office/drawing/2016/5/11/chartex" xmlns:cx6="http://schemas.microsoft.com/office/drawing/2016/5/12/chartex" xmlns:cx7="http://schemas.microsoft.com/office/drawing/2016/5/13/chartex" xmlns:cx8="http://schemas.microsoft.com/office/drawing/2016/5/14/chartex" xmlns:mc="http://schemas.openxmlformats.org/markup-compatibility/2006" xmlns:aink="http://schemas.microsoft.com/office/drawing/2016/ink" xmlns:am3d="http://schemas.microsoft.com/office/drawing/2017/model3d" xmlns:o="urn:schemas-microsoft-com:office:office" xmlns:oel="http://schemas.microsoft.com/office/2019/extlst" xmlns:r="http://schemas.openxmlformats.org/officeDocument/2006/relationships" xmlns:m="http://schemas.openxmlformats.org/officeDocument/2006/math" xmlns:v="urn:schemas-microsoft-com:vml" xmlns:wp14="http://schemas.microsoft.com/office/word/2010/wordprocessingDrawing" xmlns:wp="http://schemas.openxmlformats.org/drawingml/2006/wordprocessingDrawing" xmlns:w10="urn:schemas-microsoft-com:office:word" xmlns:w="http://schemas.openxmlformats.org/wordprocessingml/2006/main" xmlns:w14="http://schemas.microsoft.com/office/word/2010/wordml" xmlns:w15="http://schemas.microsoft.com/office/word/2012/wordml" xmlns:w16cex="http://schemas.microsoft.com/office/word/2018/wordml/cex" xmlns:w16cid="http://schemas.microsoft.com/office/word/2016/wordml/cid" xmlns:w16="http://schemas.microsoft.com/office/word/2018/wordml" xmlns:w16du="http://schemas.microsoft.com/office/word/2023/wordml/word16du" xmlns:w16sdtdh="http://schemas.microsoft.com/office/word/2020/wordml/sdtdatahash" xmlns:w16sdtfl="http://schemas.microsoft.com/office/word/2024/wordml/sdtformatlock" xmlns:w16se="http://schemas.microsoft.com/office/word/2015/wordml/symex" xmlns:wpg="http://schemas.microsoft.com/office/word/2010/wordprocessingGroup" xmlns:wpi="http://schemas.microsoft.com/office/word/2010/wordprocessingInk" xmlns:wne="http://schemas.microsoft.com/office/word/2006/wordml" xmlns:wps="http://schemas.microsoft.com/office/word/2010/wordprocessingShape" mc:Ignorable="w14 w15 w16se w16cid w16 w16cex w16sdtdh w16sdtfl w16du wp14">
   <w:abstractNum w:abstractNumId="0" w15:restartNumberingAfterBreak="0">
-    <w:nsid w:val="53E1327E"/>
+    <w:nsid w:val="07F97E90"/>
+    <w:multiLevelType w:val="multilevel"/>
+    <w:tmpl w:val="79B80C1A"/>
+    <w:lvl w:ilvl="0">
+      <w:start w:val="1"/>
+      <w:numFmt w:val="bullet"/>
+      <w:lvlText w:val=""/>
+      <w:lvlJc w:val="left"/>
+      <w:pPr>
+        <w:tabs>
+          <w:tab w:val="num" w:pos="720"/>
+        </w:tabs>
+        <w:ind w:left="720" w:hanging="360"/>
+      </w:pPr>
+      <w:rPr>
+        <w:rFonts w:ascii="Symbol" w:hAnsi="Symbol" w:hint="default"/>
+        <w:sz w:val="20"/>
+      </w:rPr>
+    </w:lvl>
+    <w:lvl w:ilvl="1" w:tentative="1">
+      <w:start w:val="1"/>
+      <w:numFmt w:val="bullet"/>
+      <w:lvlText w:val="o"/>
+      <w:lvlJc w:val="left"/>
+      <w:pPr>
+        <w:tabs>
+          <w:tab w:val="num" w:pos="1440"/>
+        </w:tabs>
+        <w:ind w:left="1440" w:hanging="360"/>
+      </w:pPr>
+      <w:rPr>
+        <w:rFonts w:ascii="Courier New" w:hAnsi="Courier New" w:hint="default"/>
+        <w:sz w:val="20"/>
+      </w:rPr>
+    </w:lvl>
+    <w:lvl w:ilvl="2" w:tentative="1">
+      <w:start w:val="1"/>
+      <w:numFmt w:val="bullet"/>
+      <w:lvlText w:val=""/>
+      <w:lvlJc w:val="left"/>
+      <w:pPr>
+        <w:tabs>
+          <w:tab w:val="num" w:pos="2160"/>
+        </w:tabs>
+        <w:ind w:left="2160" w:hanging="360"/>
+      </w:pPr>
+      <w:rPr>
+        <w:rFonts w:ascii="Wingdings" w:hAnsi="Wingdings" w:hint="default"/>
+        <w:sz w:val="20"/>
+      </w:rPr>
+    </w:lvl>
+    <w:lvl w:ilvl="3" w:tentative="1">
+      <w:start w:val="1"/>
+      <w:numFmt w:val="bullet"/>
+      <w:lvlText w:val=""/>
+      <w:lvlJc w:val="left"/>
+      <w:pPr>
+        <w:tabs>
+          <w:tab w:val="num" w:pos="2880"/>
+        </w:tabs>
+        <w:ind w:left="2880" w:hanging="360"/>
+      </w:pPr>
+      <w:rPr>
+        <w:rFonts w:ascii="Wingdings" w:hAnsi="Wingdings" w:hint="default"/>
+        <w:sz w:val="20"/>
+      </w:rPr>
+    </w:lvl>
+    <w:lvl w:ilvl="4" w:tentative="1">
+      <w:start w:val="1"/>
+      <w:numFmt w:val="bullet"/>
+      <w:lvlText w:val=""/>
+      <w:lvlJc w:val="left"/>
+      <w:pPr>
+        <w:tabs>
+          <w:tab w:val="num" w:pos="3600"/>
+        </w:tabs>
+        <w:ind w:left="3600" w:hanging="360"/>
+      </w:pPr>
+      <w:rPr>
+        <w:rFonts w:ascii="Wingdings" w:hAnsi="Wingdings" w:hint="default"/>
+        <w:sz w:val="20"/>
+      </w:rPr>
+    </w:lvl>
+    <w:lvl w:ilvl="5" w:tentative="1">
+      <w:start w:val="1"/>
+      <w:numFmt w:val="bullet"/>
+      <w:lvlText w:val=""/>
+      <w:lvlJc w:val="left"/>
+      <w:pPr>
+        <w:tabs>
+          <w:tab w:val="num" w:pos="4320"/>
+        </w:tabs>
+        <w:ind w:left="4320" w:hanging="360"/>
+      </w:pPr>
+      <w:rPr>
+        <w:rFonts w:ascii="Wingdings" w:hAnsi="Wingdings" w:hint="default"/>
+        <w:sz w:val="20"/>
+      </w:rPr>
+    </w:lvl>
+    <w:lvl w:ilvl="6" w:tentative="1">
+      <w:start w:val="1"/>
+      <w:numFmt w:val="bullet"/>
+      <w:lvlText w:val=""/>
+      <w:lvlJc w:val="left"/>
+      <w:pPr>
+        <w:tabs>
+          <w:tab w:val="num" w:pos="5040"/>
+        </w:tabs>
+        <w:ind w:left="5040" w:hanging="360"/>
+      </w:pPr>
+      <w:rPr>
+        <w:rFonts w:ascii="Wingdings" w:hAnsi="Wingdings" w:hint="default"/>
+        <w:sz w:val="20"/>
+      </w:rPr>
+    </w:lvl>
+    <w:lvl w:ilvl="7" w:tentative="1">
+      <w:start w:val="1"/>
+      <w:numFmt w:val="bullet"/>
+      <w:lvlText w:val=""/>
+      <w:lvlJc w:val="left"/>
+      <w:pPr>
+        <w:tabs>
+          <w:tab w:val="num" w:pos="5760"/>
+        </w:tabs>
+        <w:ind w:left="5760" w:hanging="360"/>
+      </w:pPr>
+      <w:rPr>
+        <w:rFonts w:ascii="Wingdings" w:hAnsi="Wingdings" w:hint="default"/>
+        <w:sz w:val="20"/>
+      </w:rPr>
+    </w:lvl>
+    <w:lvl w:ilvl="8" w:tentative="1">
+      <w:start w:val="1"/>
+      <w:numFmt w:val="bullet"/>
+      <w:lvlText w:val=""/>
+      <w:lvlJc w:val="left"/>
+      <w:pPr>
+        <w:tabs>
+          <w:tab w:val="num" w:pos="6480"/>
+        </w:tabs>
+        <w:ind w:left="6480" w:hanging="360"/>
+      </w:pPr>
+      <w:rPr>
+        <w:rFonts w:ascii="Wingdings" w:hAnsi="Wingdings" w:hint="default"/>
+        <w:sz w:val="20"/>
+      </w:rPr>
+    </w:lvl>
+  </w:abstractNum>
+  <w:abstractNum w:abstractNumId="1" w15:restartNumberingAfterBreak="0">
+    <w:nsid w:val="19D40C5F"/>
     <w:multiLevelType w:val="hybridMultilevel"/>
-    <w:tmpl w:val="3D4AB680"/>
-    <w:lvl w:ilvl="0" w:tplc="04050011">
-      <w:start w:val="1"/>
+    <w:tmpl w:val="83723C3E"/>
+    <w:lvl w:ilvl="0" w:tplc="FC7233FA">
+      <w:start w:val="5"/>
+      <w:numFmt w:val="bullet"/>
+      <w:lvlText w:val="-"/>
+      <w:lvlJc w:val="left"/>
+      <w:pPr>
+        <w:ind w:left="1080" w:hanging="360"/>
+      </w:pPr>
+      <w:rPr>
+        <w:rFonts w:ascii="Calibri" w:eastAsiaTheme="minorHAnsi" w:hAnsi="Calibri" w:cs="Calibri" w:hint="default"/>
+      </w:rPr>
+    </w:lvl>
+    <w:lvl w:ilvl="1" w:tplc="04050003" w:tentative="1">
+      <w:start w:val="1"/>
+      <w:numFmt w:val="bullet"/>
+      <w:lvlText w:val="o"/>
+      <w:lvlJc w:val="left"/>
+      <w:pPr>
+        <w:ind w:left="1800" w:hanging="360"/>
+      </w:pPr>
+      <w:rPr>
+        <w:rFonts w:ascii="Courier New" w:hAnsi="Courier New" w:cs="Courier New" w:hint="default"/>
+      </w:rPr>
+    </w:lvl>
+    <w:lvl w:ilvl="2" w:tplc="04050005" w:tentative="1">
+      <w:start w:val="1"/>
+      <w:numFmt w:val="bullet"/>
+      <w:lvlText w:val=""/>
+      <w:lvlJc w:val="left"/>
+      <w:pPr>
+        <w:ind w:left="2520" w:hanging="360"/>
+      </w:pPr>
+      <w:rPr>
+        <w:rFonts w:ascii="Wingdings" w:hAnsi="Wingdings" w:hint="default"/>
+      </w:rPr>
+    </w:lvl>
+    <w:lvl w:ilvl="3" w:tplc="04050001" w:tentative="1">
+      <w:start w:val="1"/>
+      <w:numFmt w:val="bullet"/>
+      <w:lvlText w:val=""/>
+      <w:lvlJc w:val="left"/>
+      <w:pPr>
+        <w:ind w:left="3240" w:hanging="360"/>
+      </w:pPr>
+      <w:rPr>
+        <w:rFonts w:ascii="Symbol" w:hAnsi="Symbol" w:hint="default"/>
+      </w:rPr>
+    </w:lvl>
+    <w:lvl w:ilvl="4" w:tplc="04050003" w:tentative="1">
+      <w:start w:val="1"/>
+      <w:numFmt w:val="bullet"/>
+      <w:lvlText w:val="o"/>
+      <w:lvlJc w:val="left"/>
+      <w:pPr>
+        <w:ind w:left="3960" w:hanging="360"/>
+      </w:pPr>
+      <w:rPr>
+        <w:rFonts w:ascii="Courier New" w:hAnsi="Courier New" w:cs="Courier New" w:hint="default"/>
+      </w:rPr>
+    </w:lvl>
+    <w:lvl w:ilvl="5" w:tplc="04050005" w:tentative="1">
+      <w:start w:val="1"/>
+      <w:numFmt w:val="bullet"/>
+      <w:lvlText w:val=""/>
+      <w:lvlJc w:val="left"/>
+      <w:pPr>
+        <w:ind w:left="4680" w:hanging="360"/>
+      </w:pPr>
+      <w:rPr>
+        <w:rFonts w:ascii="Wingdings" w:hAnsi="Wingdings" w:hint="default"/>
+      </w:rPr>
+    </w:lvl>
+    <w:lvl w:ilvl="6" w:tplc="04050001" w:tentative="1">
+      <w:start w:val="1"/>
+      <w:numFmt w:val="bullet"/>
+      <w:lvlText w:val=""/>
+      <w:lvlJc w:val="left"/>
+      <w:pPr>
+        <w:ind w:left="5400" w:hanging="360"/>
+      </w:pPr>
+      <w:rPr>
+        <w:rFonts w:ascii="Symbol" w:hAnsi="Symbol" w:hint="default"/>
+      </w:rPr>
+    </w:lvl>
+    <w:lvl w:ilvl="7" w:tplc="04050003" w:tentative="1">
+      <w:start w:val="1"/>
+      <w:numFmt w:val="bullet"/>
+      <w:lvlText w:val="o"/>
+      <w:lvlJc w:val="left"/>
+      <w:pPr>
+        <w:ind w:left="6120" w:hanging="360"/>
+      </w:pPr>
+      <w:rPr>
+        <w:rFonts w:ascii="Courier New" w:hAnsi="Courier New" w:cs="Courier New" w:hint="default"/>
+      </w:rPr>
+    </w:lvl>
+    <w:lvl w:ilvl="8" w:tplc="04050005" w:tentative="1">
+      <w:start w:val="1"/>
+      <w:numFmt w:val="bullet"/>
+      <w:lvlText w:val=""/>
+      <w:lvlJc w:val="left"/>
+      <w:pPr>
+        <w:ind w:left="6840" w:hanging="360"/>
+      </w:pPr>
+      <w:rPr>
+        <w:rFonts w:ascii="Wingdings" w:hAnsi="Wingdings" w:hint="default"/>
+      </w:rPr>
+    </w:lvl>
+  </w:abstractNum>
+  <w:abstractNum w:abstractNumId="2" w15:restartNumberingAfterBreak="0">
+    <w:nsid w:val="249356ED"/>
+    <w:multiLevelType w:val="hybridMultilevel"/>
+    <w:tmpl w:val="FBEAC748"/>
+    <w:lvl w:ilvl="0" w:tplc="F392A792">
+      <w:start w:val="2"/>
       <w:numFmt w:val="decimal"/>
       <w:lvlText w:val="%1)"/>
       <w:lvlJc w:val="left"/>
       <w:pPr>
-        <w:ind w:left="720" w:hanging="360"/>
+        <w:ind w:left="1080" w:hanging="360"/>
       </w:pPr>
       <w:rPr>
         <w:rFonts w:hint="default"/>
@@ -526,7 +2506,7 @@
       <w:lvlText w:val="%2."/>
       <w:lvlJc w:val="left"/>
       <w:pPr>
-        <w:ind w:left="1440" w:hanging="360"/>
+        <w:ind w:left="1800" w:hanging="360"/>
       </w:pPr>
     </w:lvl>
     <w:lvl w:ilvl="2" w:tplc="0405001B" w:tentative="1">
@@ -535,7 +2515,7 @@
       <w:lvlText w:val="%3."/>
       <w:lvlJc w:val="right"/>
       <w:pPr>
-        <w:ind w:left="2160" w:hanging="180"/>
+        <w:ind w:left="2520" w:hanging="180"/>
       </w:pPr>
     </w:lvl>
     <w:lvl w:ilvl="3" w:tplc="0405000F" w:tentative="1">
@@ -544,7 +2524,7 @@
       <w:lvlText w:val="%4."/>
       <w:lvlJc w:val="left"/>
       <w:pPr>
-        <w:ind w:left="2880" w:hanging="360"/>
+        <w:ind w:left="3240" w:hanging="360"/>
       </w:pPr>
     </w:lvl>
     <w:lvl w:ilvl="4" w:tplc="04050019" w:tentative="1">
@@ -553,7 +2533,7 @@
       <w:lvlText w:val="%5."/>
       <w:lvlJc w:val="left"/>
       <w:pPr>
-        <w:ind w:left="3600" w:hanging="360"/>
+        <w:ind w:left="3960" w:hanging="360"/>
       </w:pPr>
     </w:lvl>
     <w:lvl w:ilvl="5" w:tplc="0405001B" w:tentative="1">
@@ -562,7 +2542,7 @@
       <w:lvlText w:val="%6."/>
       <w:lvlJc w:val="right"/>
       <w:pPr>
-        <w:ind w:left="4320" w:hanging="180"/>
+        <w:ind w:left="4680" w:hanging="180"/>
       </w:pPr>
     </w:lvl>
     <w:lvl w:ilvl="6" w:tplc="0405000F" w:tentative="1">
@@ -571,7 +2551,7 @@
       <w:lvlText w:val="%7."/>
       <w:lvlJc w:val="left"/>
       <w:pPr>
-        <w:ind w:left="5040" w:hanging="360"/>
+        <w:ind w:left="5400" w:hanging="360"/>
       </w:pPr>
     </w:lvl>
     <w:lvl w:ilvl="7" w:tplc="04050019" w:tentative="1">
@@ -580,7 +2560,7 @@
       <w:lvlText w:val="%8."/>
       <w:lvlJc w:val="left"/>
       <w:pPr>
-        <w:ind w:left="5760" w:hanging="360"/>
+        <w:ind w:left="6120" w:hanging="360"/>
       </w:pPr>
     </w:lvl>
     <w:lvl w:ilvl="8" w:tplc="0405001B" w:tentative="1">
@@ -589,12 +2569,675 @@
       <w:lvlText w:val="%9."/>
       <w:lvlJc w:val="right"/>
       <w:pPr>
+        <w:ind w:left="6840" w:hanging="180"/>
+      </w:pPr>
+    </w:lvl>
+  </w:abstractNum>
+  <w:abstractNum w:abstractNumId="3" w15:restartNumberingAfterBreak="0">
+    <w:nsid w:val="2E885AB7"/>
+    <w:multiLevelType w:val="hybridMultilevel"/>
+    <w:tmpl w:val="F15E26CC"/>
+    <w:lvl w:ilvl="0" w:tplc="398E7E5C">
+      <w:start w:val="5"/>
+      <w:numFmt w:val="bullet"/>
+      <w:lvlText w:val="-"/>
+      <w:lvlJc w:val="left"/>
+      <w:pPr>
+        <w:ind w:left="1080" w:hanging="360"/>
+      </w:pPr>
+      <w:rPr>
+        <w:rFonts w:ascii="Calibri" w:eastAsiaTheme="minorHAnsi" w:hAnsi="Calibri" w:cs="Calibri" w:hint="default"/>
+        <w:i/>
+        <w:sz w:val="28"/>
+      </w:rPr>
+    </w:lvl>
+    <w:lvl w:ilvl="1" w:tplc="04050003" w:tentative="1">
+      <w:start w:val="1"/>
+      <w:numFmt w:val="bullet"/>
+      <w:lvlText w:val="o"/>
+      <w:lvlJc w:val="left"/>
+      <w:pPr>
+        <w:ind w:left="1800" w:hanging="360"/>
+      </w:pPr>
+      <w:rPr>
+        <w:rFonts w:ascii="Courier New" w:hAnsi="Courier New" w:cs="Courier New" w:hint="default"/>
+      </w:rPr>
+    </w:lvl>
+    <w:lvl w:ilvl="2" w:tplc="04050005" w:tentative="1">
+      <w:start w:val="1"/>
+      <w:numFmt w:val="bullet"/>
+      <w:lvlText w:val=""/>
+      <w:lvlJc w:val="left"/>
+      <w:pPr>
+        <w:ind w:left="2520" w:hanging="360"/>
+      </w:pPr>
+      <w:rPr>
+        <w:rFonts w:ascii="Wingdings" w:hAnsi="Wingdings" w:hint="default"/>
+      </w:rPr>
+    </w:lvl>
+    <w:lvl w:ilvl="3" w:tplc="04050001" w:tentative="1">
+      <w:start w:val="1"/>
+      <w:numFmt w:val="bullet"/>
+      <w:lvlText w:val=""/>
+      <w:lvlJc w:val="left"/>
+      <w:pPr>
+        <w:ind w:left="3240" w:hanging="360"/>
+      </w:pPr>
+      <w:rPr>
+        <w:rFonts w:ascii="Symbol" w:hAnsi="Symbol" w:hint="default"/>
+      </w:rPr>
+    </w:lvl>
+    <w:lvl w:ilvl="4" w:tplc="04050003" w:tentative="1">
+      <w:start w:val="1"/>
+      <w:numFmt w:val="bullet"/>
+      <w:lvlText w:val="o"/>
+      <w:lvlJc w:val="left"/>
+      <w:pPr>
+        <w:ind w:left="3960" w:hanging="360"/>
+      </w:pPr>
+      <w:rPr>
+        <w:rFonts w:ascii="Courier New" w:hAnsi="Courier New" w:cs="Courier New" w:hint="default"/>
+      </w:rPr>
+    </w:lvl>
+    <w:lvl w:ilvl="5" w:tplc="04050005" w:tentative="1">
+      <w:start w:val="1"/>
+      <w:numFmt w:val="bullet"/>
+      <w:lvlText w:val=""/>
+      <w:lvlJc w:val="left"/>
+      <w:pPr>
+        <w:ind w:left="4680" w:hanging="360"/>
+      </w:pPr>
+      <w:rPr>
+        <w:rFonts w:ascii="Wingdings" w:hAnsi="Wingdings" w:hint="default"/>
+      </w:rPr>
+    </w:lvl>
+    <w:lvl w:ilvl="6" w:tplc="04050001" w:tentative="1">
+      <w:start w:val="1"/>
+      <w:numFmt w:val="bullet"/>
+      <w:lvlText w:val=""/>
+      <w:lvlJc w:val="left"/>
+      <w:pPr>
+        <w:ind w:left="5400" w:hanging="360"/>
+      </w:pPr>
+      <w:rPr>
+        <w:rFonts w:ascii="Symbol" w:hAnsi="Symbol" w:hint="default"/>
+      </w:rPr>
+    </w:lvl>
+    <w:lvl w:ilvl="7" w:tplc="04050003" w:tentative="1">
+      <w:start w:val="1"/>
+      <w:numFmt w:val="bullet"/>
+      <w:lvlText w:val="o"/>
+      <w:lvlJc w:val="left"/>
+      <w:pPr>
+        <w:ind w:left="6120" w:hanging="360"/>
+      </w:pPr>
+      <w:rPr>
+        <w:rFonts w:ascii="Courier New" w:hAnsi="Courier New" w:cs="Courier New" w:hint="default"/>
+      </w:rPr>
+    </w:lvl>
+    <w:lvl w:ilvl="8" w:tplc="04050005" w:tentative="1">
+      <w:start w:val="1"/>
+      <w:numFmt w:val="bullet"/>
+      <w:lvlText w:val=""/>
+      <w:lvlJc w:val="left"/>
+      <w:pPr>
+        <w:ind w:left="6840" w:hanging="360"/>
+      </w:pPr>
+      <w:rPr>
+        <w:rFonts w:ascii="Wingdings" w:hAnsi="Wingdings" w:hint="default"/>
+      </w:rPr>
+    </w:lvl>
+  </w:abstractNum>
+  <w:abstractNum w:abstractNumId="4" w15:restartNumberingAfterBreak="0">
+    <w:nsid w:val="36866B34"/>
+    <w:multiLevelType w:val="hybridMultilevel"/>
+    <w:tmpl w:val="B906A6EA"/>
+    <w:lvl w:ilvl="0" w:tplc="CFC8D5F6">
+      <w:start w:val="5"/>
+      <w:numFmt w:val="bullet"/>
+      <w:lvlText w:val="-"/>
+      <w:lvlJc w:val="left"/>
+      <w:pPr>
+        <w:ind w:left="1080" w:hanging="360"/>
+      </w:pPr>
+      <w:rPr>
+        <w:rFonts w:ascii="Calibri" w:eastAsiaTheme="minorHAnsi" w:hAnsi="Calibri" w:cs="Calibri" w:hint="default"/>
+      </w:rPr>
+    </w:lvl>
+    <w:lvl w:ilvl="1" w:tplc="04050003" w:tentative="1">
+      <w:start w:val="1"/>
+      <w:numFmt w:val="bullet"/>
+      <w:lvlText w:val="o"/>
+      <w:lvlJc w:val="left"/>
+      <w:pPr>
+        <w:ind w:left="1800" w:hanging="360"/>
+      </w:pPr>
+      <w:rPr>
+        <w:rFonts w:ascii="Courier New" w:hAnsi="Courier New" w:cs="Courier New" w:hint="default"/>
+      </w:rPr>
+    </w:lvl>
+    <w:lvl w:ilvl="2" w:tplc="04050005" w:tentative="1">
+      <w:start w:val="1"/>
+      <w:numFmt w:val="bullet"/>
+      <w:lvlText w:val=""/>
+      <w:lvlJc w:val="left"/>
+      <w:pPr>
+        <w:ind w:left="2520" w:hanging="360"/>
+      </w:pPr>
+      <w:rPr>
+        <w:rFonts w:ascii="Wingdings" w:hAnsi="Wingdings" w:hint="default"/>
+      </w:rPr>
+    </w:lvl>
+    <w:lvl w:ilvl="3" w:tplc="04050001" w:tentative="1">
+      <w:start w:val="1"/>
+      <w:numFmt w:val="bullet"/>
+      <w:lvlText w:val=""/>
+      <w:lvlJc w:val="left"/>
+      <w:pPr>
+        <w:ind w:left="3240" w:hanging="360"/>
+      </w:pPr>
+      <w:rPr>
+        <w:rFonts w:ascii="Symbol" w:hAnsi="Symbol" w:hint="default"/>
+      </w:rPr>
+    </w:lvl>
+    <w:lvl w:ilvl="4" w:tplc="04050003" w:tentative="1">
+      <w:start w:val="1"/>
+      <w:numFmt w:val="bullet"/>
+      <w:lvlText w:val="o"/>
+      <w:lvlJc w:val="left"/>
+      <w:pPr>
+        <w:ind w:left="3960" w:hanging="360"/>
+      </w:pPr>
+      <w:rPr>
+        <w:rFonts w:ascii="Courier New" w:hAnsi="Courier New" w:cs="Courier New" w:hint="default"/>
+      </w:rPr>
+    </w:lvl>
+    <w:lvl w:ilvl="5" w:tplc="04050005" w:tentative="1">
+      <w:start w:val="1"/>
+      <w:numFmt w:val="bullet"/>
+      <w:lvlText w:val=""/>
+      <w:lvlJc w:val="left"/>
+      <w:pPr>
+        <w:ind w:left="4680" w:hanging="360"/>
+      </w:pPr>
+      <w:rPr>
+        <w:rFonts w:ascii="Wingdings" w:hAnsi="Wingdings" w:hint="default"/>
+      </w:rPr>
+    </w:lvl>
+    <w:lvl w:ilvl="6" w:tplc="04050001" w:tentative="1">
+      <w:start w:val="1"/>
+      <w:numFmt w:val="bullet"/>
+      <w:lvlText w:val=""/>
+      <w:lvlJc w:val="left"/>
+      <w:pPr>
+        <w:ind w:left="5400" w:hanging="360"/>
+      </w:pPr>
+      <w:rPr>
+        <w:rFonts w:ascii="Symbol" w:hAnsi="Symbol" w:hint="default"/>
+      </w:rPr>
+    </w:lvl>
+    <w:lvl w:ilvl="7" w:tplc="04050003" w:tentative="1">
+      <w:start w:val="1"/>
+      <w:numFmt w:val="bullet"/>
+      <w:lvlText w:val="o"/>
+      <w:lvlJc w:val="left"/>
+      <w:pPr>
+        <w:ind w:left="6120" w:hanging="360"/>
+      </w:pPr>
+      <w:rPr>
+        <w:rFonts w:ascii="Courier New" w:hAnsi="Courier New" w:cs="Courier New" w:hint="default"/>
+      </w:rPr>
+    </w:lvl>
+    <w:lvl w:ilvl="8" w:tplc="04050005" w:tentative="1">
+      <w:start w:val="1"/>
+      <w:numFmt w:val="bullet"/>
+      <w:lvlText w:val=""/>
+      <w:lvlJc w:val="left"/>
+      <w:pPr>
+        <w:ind w:left="6840" w:hanging="360"/>
+      </w:pPr>
+      <w:rPr>
+        <w:rFonts w:ascii="Wingdings" w:hAnsi="Wingdings" w:hint="default"/>
+      </w:rPr>
+    </w:lvl>
+  </w:abstractNum>
+  <w:abstractNum w:abstractNumId="5" w15:restartNumberingAfterBreak="0">
+    <w:nsid w:val="46671509"/>
+    <w:multiLevelType w:val="hybridMultilevel"/>
+    <w:tmpl w:val="75A2638E"/>
+    <w:lvl w:ilvl="0" w:tplc="7B40B2CA">
+      <w:start w:val="5"/>
+      <w:numFmt w:val="bullet"/>
+      <w:lvlText w:val="-"/>
+      <w:lvlJc w:val="left"/>
+      <w:pPr>
+        <w:ind w:left="1080" w:hanging="360"/>
+      </w:pPr>
+      <w:rPr>
+        <w:rFonts w:ascii="Calibri" w:eastAsiaTheme="minorHAnsi" w:hAnsi="Calibri" w:cs="Calibri" w:hint="default"/>
+        <w:i w:val="0"/>
+        <w:sz w:val="24"/>
+      </w:rPr>
+    </w:lvl>
+    <w:lvl w:ilvl="1" w:tplc="04050003" w:tentative="1">
+      <w:start w:val="1"/>
+      <w:numFmt w:val="bullet"/>
+      <w:lvlText w:val="o"/>
+      <w:lvlJc w:val="left"/>
+      <w:pPr>
+        <w:ind w:left="1800" w:hanging="360"/>
+      </w:pPr>
+      <w:rPr>
+        <w:rFonts w:ascii="Courier New" w:hAnsi="Courier New" w:cs="Courier New" w:hint="default"/>
+      </w:rPr>
+    </w:lvl>
+    <w:lvl w:ilvl="2" w:tplc="04050005" w:tentative="1">
+      <w:start w:val="1"/>
+      <w:numFmt w:val="bullet"/>
+      <w:lvlText w:val=""/>
+      <w:lvlJc w:val="left"/>
+      <w:pPr>
+        <w:ind w:left="2520" w:hanging="360"/>
+      </w:pPr>
+      <w:rPr>
+        <w:rFonts w:ascii="Wingdings" w:hAnsi="Wingdings" w:hint="default"/>
+      </w:rPr>
+    </w:lvl>
+    <w:lvl w:ilvl="3" w:tplc="04050001" w:tentative="1">
+      <w:start w:val="1"/>
+      <w:numFmt w:val="bullet"/>
+      <w:lvlText w:val=""/>
+      <w:lvlJc w:val="left"/>
+      <w:pPr>
+        <w:ind w:left="3240" w:hanging="360"/>
+      </w:pPr>
+      <w:rPr>
+        <w:rFonts w:ascii="Symbol" w:hAnsi="Symbol" w:hint="default"/>
+      </w:rPr>
+    </w:lvl>
+    <w:lvl w:ilvl="4" w:tplc="04050003" w:tentative="1">
+      <w:start w:val="1"/>
+      <w:numFmt w:val="bullet"/>
+      <w:lvlText w:val="o"/>
+      <w:lvlJc w:val="left"/>
+      <w:pPr>
+        <w:ind w:left="3960" w:hanging="360"/>
+      </w:pPr>
+      <w:rPr>
+        <w:rFonts w:ascii="Courier New" w:hAnsi="Courier New" w:cs="Courier New" w:hint="default"/>
+      </w:rPr>
+    </w:lvl>
+    <w:lvl w:ilvl="5" w:tplc="04050005" w:tentative="1">
+      <w:start w:val="1"/>
+      <w:numFmt w:val="bullet"/>
+      <w:lvlText w:val=""/>
+      <w:lvlJc w:val="left"/>
+      <w:pPr>
+        <w:ind w:left="4680" w:hanging="360"/>
+      </w:pPr>
+      <w:rPr>
+        <w:rFonts w:ascii="Wingdings" w:hAnsi="Wingdings" w:hint="default"/>
+      </w:rPr>
+    </w:lvl>
+    <w:lvl w:ilvl="6" w:tplc="04050001" w:tentative="1">
+      <w:start w:val="1"/>
+      <w:numFmt w:val="bullet"/>
+      <w:lvlText w:val=""/>
+      <w:lvlJc w:val="left"/>
+      <w:pPr>
+        <w:ind w:left="5400" w:hanging="360"/>
+      </w:pPr>
+      <w:rPr>
+        <w:rFonts w:ascii="Symbol" w:hAnsi="Symbol" w:hint="default"/>
+      </w:rPr>
+    </w:lvl>
+    <w:lvl w:ilvl="7" w:tplc="04050003" w:tentative="1">
+      <w:start w:val="1"/>
+      <w:numFmt w:val="bullet"/>
+      <w:lvlText w:val="o"/>
+      <w:lvlJc w:val="left"/>
+      <w:pPr>
+        <w:ind w:left="6120" w:hanging="360"/>
+      </w:pPr>
+      <w:rPr>
+        <w:rFonts w:ascii="Courier New" w:hAnsi="Courier New" w:cs="Courier New" w:hint="default"/>
+      </w:rPr>
+    </w:lvl>
+    <w:lvl w:ilvl="8" w:tplc="04050005" w:tentative="1">
+      <w:start w:val="1"/>
+      <w:numFmt w:val="bullet"/>
+      <w:lvlText w:val=""/>
+      <w:lvlJc w:val="left"/>
+      <w:pPr>
+        <w:ind w:left="6840" w:hanging="360"/>
+      </w:pPr>
+      <w:rPr>
+        <w:rFonts w:ascii="Wingdings" w:hAnsi="Wingdings" w:hint="default"/>
+      </w:rPr>
+    </w:lvl>
+  </w:abstractNum>
+  <w:abstractNum w:abstractNumId="6" w15:restartNumberingAfterBreak="0">
+    <w:nsid w:val="535F2317"/>
+    <w:multiLevelType w:val="hybridMultilevel"/>
+    <w:tmpl w:val="EC029AF4"/>
+    <w:lvl w:ilvl="0" w:tplc="DF7AFD0A">
+      <w:start w:val="2"/>
+      <w:numFmt w:val="decimal"/>
+      <w:lvlText w:val="%1"/>
+      <w:lvlJc w:val="left"/>
+      <w:pPr>
+        <w:ind w:left="1440" w:hanging="360"/>
+      </w:pPr>
+      <w:rPr>
+        <w:rFonts w:hint="default"/>
+        <w:b/>
+      </w:rPr>
+    </w:lvl>
+    <w:lvl w:ilvl="1" w:tplc="04050019" w:tentative="1">
+      <w:start w:val="1"/>
+      <w:numFmt w:val="lowerLetter"/>
+      <w:lvlText w:val="%2."/>
+      <w:lvlJc w:val="left"/>
+      <w:pPr>
+        <w:ind w:left="2160" w:hanging="360"/>
+      </w:pPr>
+    </w:lvl>
+    <w:lvl w:ilvl="2" w:tplc="0405001B" w:tentative="1">
+      <w:start w:val="1"/>
+      <w:numFmt w:val="lowerRoman"/>
+      <w:lvlText w:val="%3."/>
+      <w:lvlJc w:val="right"/>
+      <w:pPr>
+        <w:ind w:left="2880" w:hanging="180"/>
+      </w:pPr>
+    </w:lvl>
+    <w:lvl w:ilvl="3" w:tplc="0405000F" w:tentative="1">
+      <w:start w:val="1"/>
+      <w:numFmt w:val="decimal"/>
+      <w:lvlText w:val="%4."/>
+      <w:lvlJc w:val="left"/>
+      <w:pPr>
+        <w:ind w:left="3600" w:hanging="360"/>
+      </w:pPr>
+    </w:lvl>
+    <w:lvl w:ilvl="4" w:tplc="04050019" w:tentative="1">
+      <w:start w:val="1"/>
+      <w:numFmt w:val="lowerLetter"/>
+      <w:lvlText w:val="%5."/>
+      <w:lvlJc w:val="left"/>
+      <w:pPr>
+        <w:ind w:left="4320" w:hanging="360"/>
+      </w:pPr>
+    </w:lvl>
+    <w:lvl w:ilvl="5" w:tplc="0405001B" w:tentative="1">
+      <w:start w:val="1"/>
+      <w:numFmt w:val="lowerRoman"/>
+      <w:lvlText w:val="%6."/>
+      <w:lvlJc w:val="right"/>
+      <w:pPr>
+        <w:ind w:left="5040" w:hanging="180"/>
+      </w:pPr>
+    </w:lvl>
+    <w:lvl w:ilvl="6" w:tplc="0405000F" w:tentative="1">
+      <w:start w:val="1"/>
+      <w:numFmt w:val="decimal"/>
+      <w:lvlText w:val="%7."/>
+      <w:lvlJc w:val="left"/>
+      <w:pPr>
+        <w:ind w:left="5760" w:hanging="360"/>
+      </w:pPr>
+    </w:lvl>
+    <w:lvl w:ilvl="7" w:tplc="04050019" w:tentative="1">
+      <w:start w:val="1"/>
+      <w:numFmt w:val="lowerLetter"/>
+      <w:lvlText w:val="%8."/>
+      <w:lvlJc w:val="left"/>
+      <w:pPr>
+        <w:ind w:left="6480" w:hanging="360"/>
+      </w:pPr>
+    </w:lvl>
+    <w:lvl w:ilvl="8" w:tplc="0405001B" w:tentative="1">
+      <w:start w:val="1"/>
+      <w:numFmt w:val="lowerRoman"/>
+      <w:lvlText w:val="%9."/>
+      <w:lvlJc w:val="right"/>
+      <w:pPr>
+        <w:ind w:left="7200" w:hanging="180"/>
+      </w:pPr>
+    </w:lvl>
+  </w:abstractNum>
+  <w:abstractNum w:abstractNumId="7" w15:restartNumberingAfterBreak="0">
+    <w:nsid w:val="53E1327E"/>
+    <w:multiLevelType w:val="hybridMultilevel"/>
+    <w:tmpl w:val="1E88A874"/>
+    <w:lvl w:ilvl="0" w:tplc="168E9AC2">
+      <w:start w:val="1"/>
+      <w:numFmt w:val="decimal"/>
+      <w:lvlText w:val="%1)"/>
+      <w:lvlJc w:val="left"/>
+      <w:pPr>
+        <w:ind w:left="720" w:hanging="360"/>
+      </w:pPr>
+      <w:rPr>
+        <w:rFonts w:hint="default"/>
+        <w:b/>
+        <w:bCs/>
+        <w:sz w:val="28"/>
+        <w:szCs w:val="28"/>
+      </w:rPr>
+    </w:lvl>
+    <w:lvl w:ilvl="1" w:tplc="04050019">
+      <w:start w:val="1"/>
+      <w:numFmt w:val="lowerLetter"/>
+      <w:lvlText w:val="%2."/>
+      <w:lvlJc w:val="left"/>
+      <w:pPr>
+        <w:ind w:left="1440" w:hanging="360"/>
+      </w:pPr>
+    </w:lvl>
+    <w:lvl w:ilvl="2" w:tplc="0405001B" w:tentative="1">
+      <w:start w:val="1"/>
+      <w:numFmt w:val="lowerRoman"/>
+      <w:lvlText w:val="%3."/>
+      <w:lvlJc w:val="right"/>
+      <w:pPr>
+        <w:ind w:left="2160" w:hanging="180"/>
+      </w:pPr>
+    </w:lvl>
+    <w:lvl w:ilvl="3" w:tplc="0405000F" w:tentative="1">
+      <w:start w:val="1"/>
+      <w:numFmt w:val="decimal"/>
+      <w:lvlText w:val="%4."/>
+      <w:lvlJc w:val="left"/>
+      <w:pPr>
+        <w:ind w:left="2880" w:hanging="360"/>
+      </w:pPr>
+    </w:lvl>
+    <w:lvl w:ilvl="4" w:tplc="04050019" w:tentative="1">
+      <w:start w:val="1"/>
+      <w:numFmt w:val="lowerLetter"/>
+      <w:lvlText w:val="%5."/>
+      <w:lvlJc w:val="left"/>
+      <w:pPr>
+        <w:ind w:left="3600" w:hanging="360"/>
+      </w:pPr>
+    </w:lvl>
+    <w:lvl w:ilvl="5" w:tplc="0405001B" w:tentative="1">
+      <w:start w:val="1"/>
+      <w:numFmt w:val="lowerRoman"/>
+      <w:lvlText w:val="%6."/>
+      <w:lvlJc w:val="right"/>
+      <w:pPr>
+        <w:ind w:left="4320" w:hanging="180"/>
+      </w:pPr>
+    </w:lvl>
+    <w:lvl w:ilvl="6" w:tplc="0405000F" w:tentative="1">
+      <w:start w:val="1"/>
+      <w:numFmt w:val="decimal"/>
+      <w:lvlText w:val="%7."/>
+      <w:lvlJc w:val="left"/>
+      <w:pPr>
+        <w:ind w:left="5040" w:hanging="360"/>
+      </w:pPr>
+    </w:lvl>
+    <w:lvl w:ilvl="7" w:tplc="04050019" w:tentative="1">
+      <w:start w:val="1"/>
+      <w:numFmt w:val="lowerLetter"/>
+      <w:lvlText w:val="%8."/>
+      <w:lvlJc w:val="left"/>
+      <w:pPr>
+        <w:ind w:left="5760" w:hanging="360"/>
+      </w:pPr>
+    </w:lvl>
+    <w:lvl w:ilvl="8" w:tplc="0405001B" w:tentative="1">
+      <w:start w:val="1"/>
+      <w:numFmt w:val="lowerRoman"/>
+      <w:lvlText w:val="%9."/>
+      <w:lvlJc w:val="right"/>
+      <w:pPr>
         <w:ind w:left="6480" w:hanging="180"/>
       </w:pPr>
+    </w:lvl>
+  </w:abstractNum>
+  <w:abstractNum w:abstractNumId="8" w15:restartNumberingAfterBreak="0">
+    <w:nsid w:val="773C04B4"/>
+    <w:multiLevelType w:val="hybridMultilevel"/>
+    <w:tmpl w:val="564862CA"/>
+    <w:lvl w:ilvl="0" w:tplc="8A4CEEF8">
+      <w:start w:val="5"/>
+      <w:numFmt w:val="bullet"/>
+      <w:lvlText w:val="-"/>
+      <w:lvlJc w:val="left"/>
+      <w:pPr>
+        <w:ind w:left="1080" w:hanging="360"/>
+      </w:pPr>
+      <w:rPr>
+        <w:rFonts w:ascii="Calibri" w:eastAsiaTheme="minorHAnsi" w:hAnsi="Calibri" w:cs="Calibri" w:hint="default"/>
+      </w:rPr>
+    </w:lvl>
+    <w:lvl w:ilvl="1" w:tplc="04050003" w:tentative="1">
+      <w:start w:val="1"/>
+      <w:numFmt w:val="bullet"/>
+      <w:lvlText w:val="o"/>
+      <w:lvlJc w:val="left"/>
+      <w:pPr>
+        <w:ind w:left="1800" w:hanging="360"/>
+      </w:pPr>
+      <w:rPr>
+        <w:rFonts w:ascii="Courier New" w:hAnsi="Courier New" w:cs="Courier New" w:hint="default"/>
+      </w:rPr>
+    </w:lvl>
+    <w:lvl w:ilvl="2" w:tplc="04050005" w:tentative="1">
+      <w:start w:val="1"/>
+      <w:numFmt w:val="bullet"/>
+      <w:lvlText w:val=""/>
+      <w:lvlJc w:val="left"/>
+      <w:pPr>
+        <w:ind w:left="2520" w:hanging="360"/>
+      </w:pPr>
+      <w:rPr>
+        <w:rFonts w:ascii="Wingdings" w:hAnsi="Wingdings" w:hint="default"/>
+      </w:rPr>
+    </w:lvl>
+    <w:lvl w:ilvl="3" w:tplc="04050001" w:tentative="1">
+      <w:start w:val="1"/>
+      <w:numFmt w:val="bullet"/>
+      <w:lvlText w:val=""/>
+      <w:lvlJc w:val="left"/>
+      <w:pPr>
+        <w:ind w:left="3240" w:hanging="360"/>
+      </w:pPr>
+      <w:rPr>
+        <w:rFonts w:ascii="Symbol" w:hAnsi="Symbol" w:hint="default"/>
+      </w:rPr>
+    </w:lvl>
+    <w:lvl w:ilvl="4" w:tplc="04050003" w:tentative="1">
+      <w:start w:val="1"/>
+      <w:numFmt w:val="bullet"/>
+      <w:lvlText w:val="o"/>
+      <w:lvlJc w:val="left"/>
+      <w:pPr>
+        <w:ind w:left="3960" w:hanging="360"/>
+      </w:pPr>
+      <w:rPr>
+        <w:rFonts w:ascii="Courier New" w:hAnsi="Courier New" w:cs="Courier New" w:hint="default"/>
+      </w:rPr>
+    </w:lvl>
+    <w:lvl w:ilvl="5" w:tplc="04050005" w:tentative="1">
+      <w:start w:val="1"/>
+      <w:numFmt w:val="bullet"/>
+      <w:lvlText w:val=""/>
+      <w:lvlJc w:val="left"/>
+      <w:pPr>
+        <w:ind w:left="4680" w:hanging="360"/>
+      </w:pPr>
+      <w:rPr>
+        <w:rFonts w:ascii="Wingdings" w:hAnsi="Wingdings" w:hint="default"/>
+      </w:rPr>
+    </w:lvl>
+    <w:lvl w:ilvl="6" w:tplc="04050001" w:tentative="1">
+      <w:start w:val="1"/>
+      <w:numFmt w:val="bullet"/>
+      <w:lvlText w:val=""/>
+      <w:lvlJc w:val="left"/>
+      <w:pPr>
+        <w:ind w:left="5400" w:hanging="360"/>
+      </w:pPr>
+      <w:rPr>
+        <w:rFonts w:ascii="Symbol" w:hAnsi="Symbol" w:hint="default"/>
+      </w:rPr>
+    </w:lvl>
+    <w:lvl w:ilvl="7" w:tplc="04050003" w:tentative="1">
+      <w:start w:val="1"/>
+      <w:numFmt w:val="bullet"/>
+      <w:lvlText w:val="o"/>
+      <w:lvlJc w:val="left"/>
+      <w:pPr>
+        <w:ind w:left="6120" w:hanging="360"/>
+      </w:pPr>
+      <w:rPr>
+        <w:rFonts w:ascii="Courier New" w:hAnsi="Courier New" w:cs="Courier New" w:hint="default"/>
+      </w:rPr>
+    </w:lvl>
+    <w:lvl w:ilvl="8" w:tplc="04050005" w:tentative="1">
+      <w:start w:val="1"/>
+      <w:numFmt w:val="bullet"/>
+      <w:lvlText w:val=""/>
+      <w:lvlJc w:val="left"/>
+      <w:pPr>
+        <w:ind w:left="6840" w:hanging="360"/>
+      </w:pPr>
+      <w:rPr>
+        <w:rFonts w:ascii="Wingdings" w:hAnsi="Wingdings" w:hint="default"/>
+      </w:rPr>
     </w:lvl>
   </w:abstractNum>
   <w:num w:numId="1" w16cid:durableId="1219198791">
+    <w:abstractNumId w:val="7"/>
+  </w:num>
+  <w:num w:numId="2" w16cid:durableId="1617102664">
+    <w:abstractNumId w:val="1"/>
+  </w:num>
+  <w:num w:numId="3" w16cid:durableId="1822191584">
+    <w:abstractNumId w:val="8"/>
+  </w:num>
+  <w:num w:numId="4" w16cid:durableId="343019672">
+    <w:abstractNumId w:val="5"/>
+  </w:num>
+  <w:num w:numId="5" w16cid:durableId="469397700">
+    <w:abstractNumId w:val="4"/>
+  </w:num>
+  <w:num w:numId="6" w16cid:durableId="1543322107">
+    <w:abstractNumId w:val="3"/>
+  </w:num>
+  <w:num w:numId="7" w16cid:durableId="1461454331">
     <w:abstractNumId w:val="0"/>
+  </w:num>
+  <w:num w:numId="8" w16cid:durableId="1408769055">
+    <w:abstractNumId w:val="2"/>
+  </w:num>
+  <w:num w:numId="9" w16cid:durableId="1379937615">
+    <w:abstractNumId w:val="6"/>
   </w:num>
 </w:numbering>
 </file>

--- a/Dokumentace.docx
+++ b/Dokumentace.docx
@@ -47,6 +47,7 @@
     </w:p>
     <w:p>
       <w:pPr>
+        <w:spacing w:after="0"/>
         <w:rPr>
           <w:sz w:val="24"/>
           <w:szCs w:val="24"/>
@@ -71,6 +72,7 @@
     </w:p>
     <w:p>
       <w:pPr>
+        <w:spacing w:after="0"/>
         <w:rPr>
           <w:sz w:val="24"/>
           <w:szCs w:val="24"/>
@@ -104,6 +106,7 @@
     </w:p>
     <w:p>
       <w:pPr>
+        <w:spacing w:after="0"/>
         <w:rPr>
           <w:sz w:val="24"/>
           <w:szCs w:val="24"/>
@@ -129,81 +132,319 @@
     <w:p>
       <w:pPr>
         <w:pStyle w:val="Nadpis1"/>
-      </w:pPr>
-      <w:r>
+        <w:rPr>
+          <w:sz w:val="48"/>
+          <w:szCs w:val="48"/>
+          <w:u w:val="single"/>
+        </w:rPr>
+      </w:pPr>
+      <w:r>
+        <w:rPr>
+          <w:sz w:val="48"/>
+          <w:szCs w:val="48"/>
+          <w:u w:val="single"/>
+        </w:rPr>
         <w:t>Úvod</w:t>
       </w:r>
     </w:p>
     <w:p>
       <w:pPr>
+        <w:rPr>
+          <w:sz w:val="24"/>
+          <w:szCs w:val="24"/>
+        </w:rPr>
+      </w:pPr>
+      <w:r>
+        <w:rPr>
+          <w:sz w:val="24"/>
+          <w:szCs w:val="24"/>
+        </w:rPr>
+        <w:t>V tomto pr</w:t>
+      </w:r>
+      <w:r>
+        <w:rPr>
+          <w:sz w:val="24"/>
+          <w:szCs w:val="24"/>
+        </w:rPr>
+        <w:t xml:space="preserve">ojektu jsme se zaměřili na plánování úloh v Linuxu pomocí </w:t>
+      </w:r>
+      <w:proofErr w:type="spellStart"/>
+      <w:r>
+        <w:rPr>
+          <w:sz w:val="24"/>
+          <w:szCs w:val="24"/>
+        </w:rPr>
+        <w:t>cronu</w:t>
+      </w:r>
+      <w:proofErr w:type="spellEnd"/>
+      <w:r>
+        <w:rPr>
+          <w:sz w:val="24"/>
+          <w:szCs w:val="24"/>
+        </w:rPr>
+        <w:t xml:space="preserve"> a na vytvoření jednoduchého systému pro automatické zálohování dat. Cílem bylo nejen pochopit princip fungování těchto nástrojů, ale taky si vyzkoušet jejich praktické využití.</w:t>
+      </w:r>
+    </w:p>
+    <w:p>
+      <w:pPr>
+        <w:rPr>
+          <w:sz w:val="24"/>
+          <w:szCs w:val="24"/>
+        </w:rPr>
+      </w:pPr>
+      <w:r>
+        <w:rPr>
+          <w:sz w:val="24"/>
+          <w:szCs w:val="24"/>
+        </w:rPr>
+        <w:t xml:space="preserve">V dnešní době je práce s našimi daty velmi důležitá a jejich ztráta může způsobit vážné, například finanční problémy. K takové ztrátě může dojít například kvůli chybě uživatele, poruše hardwaru nebo jiným nepředvídatelným situacím. Proto je důležité naše data pravidelně zálohovat. Manuální zálohování ale není spolehlivé, protože na něj může uživatel zapomenout, neprovádět ho dostatečně často </w:t>
+      </w:r>
+      <w:proofErr w:type="gramStart"/>
+      <w:r>
+        <w:rPr>
+          <w:sz w:val="24"/>
+          <w:szCs w:val="24"/>
+        </w:rPr>
+        <w:t>a nebo</w:t>
+      </w:r>
+      <w:proofErr w:type="gramEnd"/>
+      <w:r>
+        <w:rPr>
+          <w:sz w:val="24"/>
+          <w:szCs w:val="24"/>
+        </w:rPr>
+        <w:t xml:space="preserve"> ho zcela jednoduše uděl</w:t>
+      </w:r>
+      <w:r>
+        <w:rPr>
+          <w:sz w:val="24"/>
+          <w:szCs w:val="24"/>
+        </w:rPr>
+        <w:t>á</w:t>
+      </w:r>
+      <w:r>
+        <w:rPr>
+          <w:sz w:val="24"/>
+          <w:szCs w:val="24"/>
+        </w:rPr>
+        <w:t xml:space="preserve"> špatně. Z tohoto důvodu se využívá automatizace.</w:t>
+      </w:r>
+    </w:p>
+    <w:p>
+      <w:pPr>
+        <w:rPr>
+          <w:sz w:val="24"/>
+          <w:szCs w:val="24"/>
+        </w:rPr>
+      </w:pPr>
+      <w:r>
+        <w:rPr>
+          <w:sz w:val="24"/>
+          <w:szCs w:val="24"/>
+        </w:rPr>
+        <w:t xml:space="preserve">Nástroj </w:t>
+      </w:r>
+      <w:proofErr w:type="spellStart"/>
+      <w:r>
+        <w:rPr>
+          <w:sz w:val="24"/>
+          <w:szCs w:val="24"/>
+        </w:rPr>
+        <w:t>cron</w:t>
+      </w:r>
+      <w:proofErr w:type="spellEnd"/>
+      <w:r>
+        <w:rPr>
+          <w:sz w:val="24"/>
+          <w:szCs w:val="24"/>
+        </w:rPr>
+        <w:t xml:space="preserve"> nám umožňuje plánovat spouštění úloh v určitém čase nebo intervalu. V kombinaci s jednoduchým </w:t>
+      </w:r>
+      <w:proofErr w:type="spellStart"/>
+      <w:r>
+        <w:rPr>
+          <w:sz w:val="24"/>
+          <w:szCs w:val="24"/>
+        </w:rPr>
+        <w:t>Bash</w:t>
+      </w:r>
+      <w:proofErr w:type="spellEnd"/>
+      <w:r>
+        <w:rPr>
+          <w:sz w:val="24"/>
+          <w:szCs w:val="24"/>
+        </w:rPr>
+        <w:t xml:space="preserve"> skriptem lze vytvořit systém, který automaticky provádí zálohování bez nutnosti zásahu uživatele. </w:t>
+      </w:r>
+    </w:p>
+    <w:p>
+      <w:pPr>
+        <w:rPr>
+          <w:sz w:val="24"/>
+          <w:szCs w:val="24"/>
+        </w:rPr>
+      </w:pPr>
+      <w:r>
+        <w:rPr>
+          <w:sz w:val="24"/>
+          <w:szCs w:val="24"/>
+        </w:rPr>
+        <w:t xml:space="preserve">V rámci projektu jsme vytvořili skript, který zálohuje vybranou složku, ukládá ji jako komprimovaný archiv a zároveň zapisuje log o provedení operace. Tento skript jsme následně naplánovali pomocí </w:t>
+      </w:r>
+      <w:proofErr w:type="spellStart"/>
+      <w:r>
+        <w:rPr>
+          <w:sz w:val="24"/>
+          <w:szCs w:val="24"/>
+        </w:rPr>
+        <w:t>cronu</w:t>
+      </w:r>
+      <w:proofErr w:type="spellEnd"/>
+      <w:r>
+        <w:rPr>
+          <w:sz w:val="24"/>
+          <w:szCs w:val="24"/>
+        </w:rPr>
+        <w:t>, aby se spouštěl v určitou dobu automaticky.</w:t>
+      </w:r>
+    </w:p>
+    <w:p>
+      <w:pPr>
         <w:pStyle w:val="Nadpis1"/>
-      </w:pPr>
-      <w:r>
+        <w:rPr>
+          <w:color w:val="000000" w:themeColor="text1"/>
+          <w:sz w:val="36"/>
+          <w:szCs w:val="36"/>
+        </w:rPr>
+      </w:pPr>
+      <w:r>
+        <w:rPr>
+          <w:color w:val="000000" w:themeColor="text1"/>
+          <w:sz w:val="36"/>
+          <w:szCs w:val="36"/>
+        </w:rPr>
         <w:t>Cíl projektu</w:t>
       </w:r>
     </w:p>
     <w:p>
       <w:pPr>
-        <w:rPr>
-          <w:sz w:val="24"/>
-          <w:szCs w:val="24"/>
-        </w:rPr>
-      </w:pPr>
-      <w:r>
-        <w:rPr>
-          <w:sz w:val="24"/>
-          <w:szCs w:val="24"/>
-        </w:rPr>
-        <w:t>- vytvořit zálohovací skript</w:t>
-      </w:r>
-      <w:r>
-        <w:rPr>
-          <w:sz w:val="24"/>
-          <w:szCs w:val="24"/>
-        </w:rPr>
-        <w:br/>
-        <w:t xml:space="preserve">- nastavit </w:t>
-      </w:r>
-      <w:proofErr w:type="spellStart"/>
-      <w:r>
-        <w:rPr>
-          <w:sz w:val="24"/>
-          <w:szCs w:val="24"/>
-        </w:rPr>
-        <w:t>cron</w:t>
-      </w:r>
-      <w:proofErr w:type="spellEnd"/>
-      <w:r>
-        <w:rPr>
-          <w:sz w:val="24"/>
-          <w:szCs w:val="24"/>
-        </w:rPr>
-        <w:br/>
-        <w:t>- otestovat funkčnost</w:t>
+        <w:pStyle w:val="Odstavecseseznamem"/>
+        <w:numPr>
+          <w:ilvl w:val="0"/>
+          <w:numId w:val="12"/>
+        </w:numPr>
+        <w:rPr>
+          <w:sz w:val="24"/>
+          <w:szCs w:val="24"/>
+        </w:rPr>
+      </w:pPr>
+      <w:r>
+        <w:rPr>
+          <w:sz w:val="24"/>
+          <w:szCs w:val="24"/>
+        </w:rPr>
+        <w:t>Vytvořit zálohovací skript</w:t>
+      </w:r>
+    </w:p>
+    <w:p>
+      <w:pPr>
+        <w:pStyle w:val="Odstavecseseznamem"/>
+        <w:numPr>
+          <w:ilvl w:val="0"/>
+          <w:numId w:val="12"/>
+        </w:numPr>
+        <w:rPr>
+          <w:sz w:val="24"/>
+          <w:szCs w:val="24"/>
+        </w:rPr>
+      </w:pPr>
+      <w:r>
+        <w:rPr>
+          <w:sz w:val="24"/>
+          <w:szCs w:val="24"/>
+        </w:rPr>
+        <w:t xml:space="preserve">Nastavit automatické spouštění pomocí </w:t>
+      </w:r>
+      <w:proofErr w:type="spellStart"/>
+      <w:r>
+        <w:rPr>
+          <w:sz w:val="24"/>
+          <w:szCs w:val="24"/>
+        </w:rPr>
+        <w:t>cronu</w:t>
+      </w:r>
+      <w:proofErr w:type="spellEnd"/>
+    </w:p>
+    <w:p>
+      <w:pPr>
+        <w:pStyle w:val="Odstavecseseznamem"/>
+        <w:numPr>
+          <w:ilvl w:val="0"/>
+          <w:numId w:val="12"/>
+        </w:numPr>
+        <w:rPr>
+          <w:sz w:val="24"/>
+          <w:szCs w:val="24"/>
+        </w:rPr>
+      </w:pPr>
+      <w:r>
+        <w:rPr>
+          <w:sz w:val="24"/>
+          <w:szCs w:val="24"/>
+        </w:rPr>
+        <w:t>Otestovat funkčnost systému</w:t>
       </w:r>
     </w:p>
     <w:p>
       <w:pPr>
         <w:pStyle w:val="Nadpis1"/>
-      </w:pPr>
-      <w:r>
+        <w:rPr>
+          <w:color w:val="000000" w:themeColor="text1"/>
+          <w:sz w:val="36"/>
+          <w:szCs w:val="36"/>
+        </w:rPr>
+      </w:pPr>
+      <w:r>
+        <w:rPr>
+          <w:color w:val="000000" w:themeColor="text1"/>
+          <w:sz w:val="36"/>
+          <w:szCs w:val="36"/>
+        </w:rPr>
         <w:t>Použité technologie</w:t>
       </w:r>
     </w:p>
     <w:p>
       <w:pPr>
-        <w:rPr>
-          <w:sz w:val="24"/>
-          <w:szCs w:val="24"/>
-        </w:rPr>
-      </w:pPr>
-      <w:r>
-        <w:rPr>
-          <w:sz w:val="24"/>
-          <w:szCs w:val="24"/>
-        </w:rPr>
-        <w:t xml:space="preserve">GNU/Linux, </w:t>
-      </w:r>
+        <w:pStyle w:val="Odstavecseseznamem"/>
+        <w:numPr>
+          <w:ilvl w:val="0"/>
+          <w:numId w:val="12"/>
+        </w:numPr>
+        <w:rPr>
+          <w:sz w:val="24"/>
+          <w:szCs w:val="24"/>
+        </w:rPr>
+      </w:pPr>
+      <w:r>
+        <w:rPr>
+          <w:sz w:val="24"/>
+          <w:szCs w:val="24"/>
+        </w:rPr>
+        <w:t>GNU/Linux</w:t>
+      </w:r>
+    </w:p>
+    <w:p>
+      <w:pPr>
+        <w:pStyle w:val="Odstavecseseznamem"/>
+        <w:numPr>
+          <w:ilvl w:val="0"/>
+          <w:numId w:val="12"/>
+        </w:numPr>
+        <w:rPr>
+          <w:sz w:val="24"/>
+          <w:szCs w:val="24"/>
+        </w:rPr>
+      </w:pPr>
       <w:proofErr w:type="spellStart"/>
       <w:r>
         <w:rPr>
@@ -213,29 +454,164 @@
         <w:t>Bash</w:t>
       </w:r>
       <w:proofErr w:type="spellEnd"/>
-      <w:r>
-        <w:rPr>
-          <w:sz w:val="24"/>
-          <w:szCs w:val="24"/>
-        </w:rPr>
-        <w:t xml:space="preserve">, </w:t>
-      </w:r>
-      <w:proofErr w:type="spellStart"/>
-      <w:r>
-        <w:rPr>
-          <w:sz w:val="24"/>
-          <w:szCs w:val="24"/>
-        </w:rPr>
-        <w:t>cron</w:t>
-      </w:r>
-      <w:proofErr w:type="spellEnd"/>
-      <w:r>
-        <w:rPr>
-          <w:sz w:val="24"/>
-          <w:szCs w:val="24"/>
-        </w:rPr>
-        <w:t>, tar</w:t>
-      </w:r>
+    </w:p>
+    <w:p>
+      <w:pPr>
+        <w:pStyle w:val="Odstavecseseznamem"/>
+        <w:numPr>
+          <w:ilvl w:val="0"/>
+          <w:numId w:val="12"/>
+        </w:numPr>
+        <w:rPr>
+          <w:sz w:val="24"/>
+          <w:szCs w:val="24"/>
+        </w:rPr>
+      </w:pPr>
+      <w:proofErr w:type="spellStart"/>
+      <w:r>
+        <w:rPr>
+          <w:sz w:val="24"/>
+          <w:szCs w:val="24"/>
+        </w:rPr>
+        <w:t>C</w:t>
+      </w:r>
+      <w:r>
+        <w:rPr>
+          <w:sz w:val="24"/>
+          <w:szCs w:val="24"/>
+        </w:rPr>
+        <w:t>ron</w:t>
+      </w:r>
+      <w:proofErr w:type="spellEnd"/>
+    </w:p>
+    <w:p>
+      <w:pPr>
+        <w:pStyle w:val="Odstavecseseznamem"/>
+        <w:numPr>
+          <w:ilvl w:val="0"/>
+          <w:numId w:val="12"/>
+        </w:numPr>
+        <w:rPr>
+          <w:sz w:val="24"/>
+          <w:szCs w:val="24"/>
+        </w:rPr>
+      </w:pPr>
+      <w:proofErr w:type="spellStart"/>
+      <w:r>
+        <w:rPr>
+          <w:sz w:val="24"/>
+          <w:szCs w:val="24"/>
+        </w:rPr>
+        <w:t>tar</w:t>
+      </w:r>
+      <w:proofErr w:type="spellEnd"/>
+    </w:p>
+    <w:p>
+      <w:pPr>
+        <w:pStyle w:val="Nadpis1"/>
+        <w:rPr>
+          <w:color w:val="000000" w:themeColor="text1"/>
+          <w:sz w:val="36"/>
+          <w:szCs w:val="36"/>
+        </w:rPr>
+      </w:pPr>
+      <w:r>
+        <w:rPr>
+          <w:color w:val="000000" w:themeColor="text1"/>
+          <w:sz w:val="36"/>
+          <w:szCs w:val="36"/>
+        </w:rPr>
+        <w:lastRenderedPageBreak/>
+        <w:t>Využití v praxi</w:t>
+      </w:r>
+    </w:p>
+    <w:p>
+      <w:pPr>
+        <w:pStyle w:val="Odstavecseseznamem"/>
+        <w:numPr>
+          <w:ilvl w:val="0"/>
+          <w:numId w:val="11"/>
+        </w:numPr>
+        <w:rPr>
+          <w:sz w:val="24"/>
+          <w:szCs w:val="24"/>
+        </w:rPr>
+      </w:pPr>
+      <w:r>
+        <w:rPr>
+          <w:sz w:val="24"/>
+          <w:szCs w:val="24"/>
+        </w:rPr>
+        <w:t>Při správě serverů</w:t>
+      </w:r>
+    </w:p>
+    <w:p>
+      <w:pPr>
+        <w:pStyle w:val="Odstavecseseznamem"/>
+        <w:numPr>
+          <w:ilvl w:val="0"/>
+          <w:numId w:val="11"/>
+        </w:numPr>
+        <w:rPr>
+          <w:sz w:val="24"/>
+          <w:szCs w:val="24"/>
+        </w:rPr>
+      </w:pPr>
+      <w:r>
+        <w:rPr>
+          <w:sz w:val="24"/>
+          <w:szCs w:val="24"/>
+        </w:rPr>
+        <w:t>V IT administraci</w:t>
+      </w:r>
+    </w:p>
+    <w:p>
+      <w:pPr>
+        <w:pStyle w:val="Odstavecseseznamem"/>
+        <w:numPr>
+          <w:ilvl w:val="0"/>
+          <w:numId w:val="11"/>
+        </w:numPr>
+        <w:rPr>
+          <w:sz w:val="24"/>
+          <w:szCs w:val="24"/>
+        </w:rPr>
+      </w:pPr>
+      <w:r>
+        <w:rPr>
+          <w:sz w:val="24"/>
+          <w:szCs w:val="24"/>
+        </w:rPr>
+        <w:t>Při ochraně dat uživatelů</w:t>
+      </w:r>
+    </w:p>
+    <w:p>
+      <w:pPr>
+        <w:pStyle w:val="Odstavecseseznamem"/>
+        <w:numPr>
+          <w:ilvl w:val="0"/>
+          <w:numId w:val="11"/>
+        </w:numPr>
+        <w:rPr>
+          <w:sz w:val="24"/>
+          <w:szCs w:val="24"/>
+        </w:rPr>
+      </w:pPr>
+      <w:r>
+        <w:rPr>
+          <w:sz w:val="24"/>
+          <w:szCs w:val="24"/>
+        </w:rPr>
+        <w:t>V automatizaci opakujících se úloh</w:t>
+      </w:r>
+    </w:p>
+    <w:p>
+      <w:pPr>
+        <w:rPr>
+          <w:sz w:val="24"/>
+          <w:szCs w:val="24"/>
+        </w:rPr>
+      </w:pPr>
     </w:p>
     <w:p>
       <w:pPr>
@@ -701,14 +1077,7 @@
           <w:sz w:val="24"/>
           <w:szCs w:val="24"/>
         </w:rPr>
-        <w:t xml:space="preserve"> </w:t>
-      </w:r>
-      <w:r>
-        <w:rPr>
-          <w:sz w:val="24"/>
-          <w:szCs w:val="24"/>
-        </w:rPr>
-        <w:t>~/data</w:t>
+        <w:t xml:space="preserve"> ~/data</w:t>
       </w:r>
     </w:p>
     <w:p>
@@ -837,21 +1206,7 @@
           <w:sz w:val="24"/>
           <w:szCs w:val="24"/>
         </w:rPr>
-        <w:t xml:space="preserve"> </w:t>
-      </w:r>
-      <w:r>
-        <w:rPr>
-          <w:sz w:val="24"/>
-          <w:szCs w:val="24"/>
-        </w:rPr>
-        <w:t>~/data</w:t>
-      </w:r>
-      <w:r>
-        <w:rPr>
-          <w:sz w:val="24"/>
-          <w:szCs w:val="24"/>
-        </w:rPr>
-        <w:t>/test.txt</w:t>
+        <w:t xml:space="preserve"> ~/data/test.txt</w:t>
       </w:r>
     </w:p>
     <w:p>
@@ -931,431 +1286,7 @@
         </w:rPr>
         <w:t>Vytvoření zálohovacího skriptu</w:t>
       </w:r>
-    </w:p>
-    <w:p>
-      <w:pPr>
-        <w:pStyle w:val="Odstavecseseznamem"/>
-        <w:rPr>
-          <w:sz w:val="24"/>
-          <w:szCs w:val="24"/>
-        </w:rPr>
-      </w:pPr>
-      <w:proofErr w:type="gramStart"/>
-      <w:r>
-        <w:rPr>
-          <w:sz w:val="24"/>
-          <w:szCs w:val="24"/>
-        </w:rPr>
-        <w:t>#!/</w:t>
-      </w:r>
-      <w:proofErr w:type="gramEnd"/>
-      <w:r>
-        <w:rPr>
-          <w:sz w:val="24"/>
-          <w:szCs w:val="24"/>
-        </w:rPr>
-        <w:t>bin/bash</w:t>
-      </w:r>
-    </w:p>
-    <w:p>
-      <w:pPr>
-        <w:pStyle w:val="Odstavecseseznamem"/>
-        <w:rPr>
-          <w:sz w:val="24"/>
-          <w:szCs w:val="24"/>
-        </w:rPr>
-      </w:pPr>
-    </w:p>
-    <w:p>
-      <w:pPr>
-        <w:pStyle w:val="Odstavecseseznamem"/>
-        <w:rPr>
-          <w:sz w:val="24"/>
-          <w:szCs w:val="24"/>
-        </w:rPr>
-      </w:pPr>
-      <w:r>
-        <w:rPr>
-          <w:sz w:val="24"/>
-          <w:szCs w:val="24"/>
-        </w:rPr>
-        <w:t>SOURCE="$HOME/data"</w:t>
-      </w:r>
-    </w:p>
-    <w:p>
-      <w:pPr>
-        <w:pStyle w:val="Odstavecseseznamem"/>
-        <w:rPr>
-          <w:sz w:val="24"/>
-          <w:szCs w:val="24"/>
-        </w:rPr>
-      </w:pPr>
-      <w:r>
-        <w:rPr>
-          <w:sz w:val="24"/>
-          <w:szCs w:val="24"/>
-        </w:rPr>
-        <w:t>DEST="$HOME/</w:t>
-      </w:r>
-      <w:proofErr w:type="spellStart"/>
-      <w:r>
-        <w:rPr>
-          <w:sz w:val="24"/>
-          <w:szCs w:val="24"/>
-        </w:rPr>
-        <w:t>backup"</w:t>
-      </w:r>
-      <w:proofErr w:type="spellEnd"/>
-    </w:p>
-    <w:p>
-      <w:pPr>
-        <w:pStyle w:val="Odstavecseseznamem"/>
-        <w:rPr>
-          <w:sz w:val="24"/>
-          <w:szCs w:val="24"/>
-        </w:rPr>
-      </w:pPr>
-      <w:r>
-        <w:rPr>
-          <w:sz w:val="24"/>
-          <w:szCs w:val="24"/>
-        </w:rPr>
-        <w:t>DATE=$(</w:t>
-      </w:r>
-      <w:proofErr w:type="spellStart"/>
-      <w:r>
-        <w:rPr>
-          <w:sz w:val="24"/>
-          <w:szCs w:val="24"/>
-        </w:rPr>
-        <w:t>date</w:t>
-      </w:r>
-      <w:proofErr w:type="spellEnd"/>
-      <w:r>
-        <w:rPr>
-          <w:sz w:val="24"/>
-          <w:szCs w:val="24"/>
-        </w:rPr>
-        <w:t xml:space="preserve"> +%Y-%m-%</w:t>
-      </w:r>
-      <w:proofErr w:type="spellStart"/>
-      <w:r>
-        <w:rPr>
-          <w:sz w:val="24"/>
-          <w:szCs w:val="24"/>
-        </w:rPr>
-        <w:t>d_%H</w:t>
-      </w:r>
-      <w:proofErr w:type="spellEnd"/>
-      <w:r>
-        <w:rPr>
-          <w:sz w:val="24"/>
-          <w:szCs w:val="24"/>
-        </w:rPr>
-        <w:t>-%M-%S)</w:t>
-      </w:r>
-    </w:p>
-    <w:p>
-      <w:pPr>
-        <w:pStyle w:val="Odstavecseseznamem"/>
-        <w:rPr>
-          <w:sz w:val="24"/>
-          <w:szCs w:val="24"/>
-        </w:rPr>
-      </w:pPr>
-    </w:p>
-    <w:p>
-      <w:pPr>
-        <w:pStyle w:val="Odstavecseseznamem"/>
-        <w:rPr>
-          <w:sz w:val="24"/>
-          <w:szCs w:val="24"/>
-        </w:rPr>
-      </w:pPr>
-      <w:proofErr w:type="spellStart"/>
-      <w:proofErr w:type="gramStart"/>
-      <w:r>
-        <w:rPr>
-          <w:sz w:val="24"/>
-          <w:szCs w:val="24"/>
-        </w:rPr>
-        <w:t>mkdir</w:t>
-      </w:r>
-      <w:proofErr w:type="spellEnd"/>
-      <w:r>
-        <w:rPr>
-          <w:sz w:val="24"/>
-          <w:szCs w:val="24"/>
-        </w:rPr>
-        <w:t xml:space="preserve"> -p</w:t>
-      </w:r>
-      <w:proofErr w:type="gramEnd"/>
-      <w:r>
-        <w:rPr>
-          <w:sz w:val="24"/>
-          <w:szCs w:val="24"/>
-        </w:rPr>
-        <w:t xml:space="preserve"> "$DEST"</w:t>
-      </w:r>
-    </w:p>
-    <w:p>
-      <w:pPr>
-        <w:pStyle w:val="Odstavecseseznamem"/>
-        <w:rPr>
-          <w:sz w:val="24"/>
-          <w:szCs w:val="24"/>
-        </w:rPr>
-      </w:pPr>
-    </w:p>
-    <w:p>
-      <w:pPr>
-        <w:pStyle w:val="Odstavecseseznamem"/>
-        <w:rPr>
-          <w:sz w:val="24"/>
-          <w:szCs w:val="24"/>
-        </w:rPr>
-      </w:pPr>
-      <w:proofErr w:type="gramStart"/>
-      <w:r>
-        <w:rPr>
-          <w:sz w:val="24"/>
-          <w:szCs w:val="24"/>
-        </w:rPr>
-        <w:t>tar -</w:t>
-      </w:r>
-      <w:proofErr w:type="spellStart"/>
-      <w:r>
-        <w:rPr>
-          <w:sz w:val="24"/>
-          <w:szCs w:val="24"/>
-        </w:rPr>
-        <w:t>czf</w:t>
-      </w:r>
-      <w:proofErr w:type="spellEnd"/>
-      <w:proofErr w:type="gramEnd"/>
-      <w:r>
-        <w:rPr>
-          <w:sz w:val="24"/>
-          <w:szCs w:val="24"/>
-        </w:rPr>
-        <w:t xml:space="preserve"> "$DEST/backup_$DATE.tar.gz" "$SOURCE"</w:t>
-      </w:r>
-    </w:p>
-    <w:p>
-      <w:pPr>
-        <w:pStyle w:val="Odstavecseseznamem"/>
-        <w:rPr>
-          <w:sz w:val="24"/>
-          <w:szCs w:val="24"/>
-        </w:rPr>
-      </w:pPr>
-    </w:p>
-    <w:p>
-      <w:pPr>
-        <w:pStyle w:val="Odstavecseseznamem"/>
-        <w:rPr>
-          <w:sz w:val="24"/>
-          <w:szCs w:val="24"/>
-        </w:rPr>
-      </w:pPr>
-      <w:r>
-        <w:rPr>
-          <w:sz w:val="24"/>
-          <w:szCs w:val="24"/>
-        </w:rPr>
-        <w:t xml:space="preserve">echo "[$DATE] </w:t>
-      </w:r>
-      <w:proofErr w:type="spellStart"/>
-      <w:r>
-        <w:rPr>
-          <w:sz w:val="24"/>
-          <w:szCs w:val="24"/>
-        </w:rPr>
-        <w:t>Backup</w:t>
-      </w:r>
-      <w:proofErr w:type="spellEnd"/>
-      <w:r>
-        <w:rPr>
-          <w:sz w:val="24"/>
-          <w:szCs w:val="24"/>
-        </w:rPr>
-        <w:t xml:space="preserve"> OK</w:t>
-      </w:r>
-      <w:proofErr w:type="gramStart"/>
-      <w:r>
-        <w:rPr>
-          <w:sz w:val="24"/>
-          <w:szCs w:val="24"/>
-        </w:rPr>
-        <w:t>" &gt;</w:t>
-      </w:r>
-      <w:proofErr w:type="gramEnd"/>
-      <w:r>
-        <w:rPr>
-          <w:sz w:val="24"/>
-          <w:szCs w:val="24"/>
-        </w:rPr>
-        <w:t>&gt; "$DEST/backup.log"</w:t>
-      </w:r>
-    </w:p>
-    <w:p>
-      <w:pPr>
-        <w:pStyle w:val="Odstavecseseznamem"/>
-        <w:rPr>
-          <w:sz w:val="24"/>
-          <w:szCs w:val="24"/>
-        </w:rPr>
-      </w:pPr>
-    </w:p>
-    <w:p>
-      <w:pPr>
-        <w:pStyle w:val="Odstavecseseznamem"/>
-        <w:rPr>
-          <w:sz w:val="24"/>
-          <w:szCs w:val="24"/>
-        </w:rPr>
-      </w:pPr>
-      <w:proofErr w:type="spellStart"/>
-      <w:r>
-        <w:rPr>
-          <w:sz w:val="24"/>
-          <w:szCs w:val="24"/>
-        </w:rPr>
-        <w:t>ls</w:t>
-      </w:r>
-      <w:proofErr w:type="spellEnd"/>
-      <w:r>
-        <w:rPr>
-          <w:sz w:val="24"/>
-          <w:szCs w:val="24"/>
-        </w:rPr>
-        <w:t xml:space="preserve"> -</w:t>
-      </w:r>
-      <w:proofErr w:type="spellStart"/>
-      <w:r>
-        <w:rPr>
-          <w:sz w:val="24"/>
-          <w:szCs w:val="24"/>
-        </w:rPr>
-        <w:t>tp</w:t>
-      </w:r>
-      <w:proofErr w:type="spellEnd"/>
-      <w:r>
-        <w:rPr>
-          <w:sz w:val="24"/>
-          <w:szCs w:val="24"/>
-        </w:rPr>
-        <w:t xml:space="preserve"> "$DEST"/backup_*.tar.gz </w:t>
-      </w:r>
-      <w:proofErr w:type="gramStart"/>
-      <w:r>
-        <w:rPr>
-          <w:sz w:val="24"/>
-          <w:szCs w:val="24"/>
-        </w:rPr>
-        <w:t>2&gt;/</w:t>
-      </w:r>
-      <w:proofErr w:type="spellStart"/>
-      <w:proofErr w:type="gramEnd"/>
-      <w:r>
-        <w:rPr>
-          <w:sz w:val="24"/>
-          <w:szCs w:val="24"/>
-        </w:rPr>
-        <w:t>dev</w:t>
-      </w:r>
-      <w:proofErr w:type="spellEnd"/>
-      <w:r>
-        <w:rPr>
-          <w:sz w:val="24"/>
-          <w:szCs w:val="24"/>
-        </w:rPr>
-        <w:t>/</w:t>
-      </w:r>
-      <w:proofErr w:type="spellStart"/>
-      <w:r>
-        <w:rPr>
-          <w:sz w:val="24"/>
-          <w:szCs w:val="24"/>
-        </w:rPr>
-        <w:t>null</w:t>
-      </w:r>
-      <w:proofErr w:type="spellEnd"/>
-      <w:r>
-        <w:rPr>
-          <w:sz w:val="24"/>
-          <w:szCs w:val="24"/>
-        </w:rPr>
-        <w:t xml:space="preserve"> | grep -v '/$' | </w:t>
-      </w:r>
-      <w:proofErr w:type="spellStart"/>
-      <w:r>
-        <w:rPr>
-          <w:sz w:val="24"/>
-          <w:szCs w:val="24"/>
-        </w:rPr>
-        <w:t>tail</w:t>
-      </w:r>
-      <w:proofErr w:type="spellEnd"/>
-      <w:r>
-        <w:rPr>
-          <w:sz w:val="24"/>
-          <w:szCs w:val="24"/>
-        </w:rPr>
-        <w:t xml:space="preserve"> -n +6 | </w:t>
-      </w:r>
-      <w:proofErr w:type="spellStart"/>
-      <w:r>
-        <w:rPr>
-          <w:sz w:val="24"/>
-          <w:szCs w:val="24"/>
-        </w:rPr>
-        <w:t>xargs</w:t>
-      </w:r>
-      <w:proofErr w:type="spellEnd"/>
-      <w:r>
-        <w:rPr>
-          <w:sz w:val="24"/>
-          <w:szCs w:val="24"/>
-        </w:rPr>
-        <w:t xml:space="preserve"> -r </w:t>
-      </w:r>
-      <w:proofErr w:type="spellStart"/>
-      <w:r>
-        <w:rPr>
-          <w:sz w:val="24"/>
-          <w:szCs w:val="24"/>
-        </w:rPr>
-        <w:t>rm</w:t>
-      </w:r>
-      <w:proofErr w:type="spellEnd"/>
-      <w:r>
-        <w:rPr>
-          <w:sz w:val="24"/>
-          <w:szCs w:val="24"/>
-        </w:rPr>
-        <w:t xml:space="preserve"> </w:t>
-      </w:r>
-      <w:r>
-        <w:rPr>
-          <w:sz w:val="24"/>
-          <w:szCs w:val="24"/>
-        </w:rPr>
-        <w:t>–</w:t>
-      </w:r>
-    </w:p>
-    <w:p>
-      <w:pPr>
-        <w:pStyle w:val="Odstavecseseznamem"/>
-        <w:rPr>
-          <w:sz w:val="24"/>
-          <w:szCs w:val="24"/>
-        </w:rPr>
-      </w:pPr>
-    </w:p>
-    <w:p>
-      <w:pPr>
-        <w:pStyle w:val="Odstavecseseznamem"/>
+      <w:r>
         <w:rPr>
           <w:b/>
           <w:bCs/>
@@ -1364,7 +1295,9 @@
           <w:sz w:val="28"/>
           <w:szCs w:val="28"/>
         </w:rPr>
-      </w:pPr>
+        <w:t xml:space="preserve"> (v </w:t>
+      </w:r>
+      <w:proofErr w:type="spellStart"/>
       <w:r>
         <w:rPr>
           <w:b/>
@@ -1374,265 +1307,10 @@
           <w:sz w:val="28"/>
           <w:szCs w:val="28"/>
         </w:rPr>
-        <w:t>Vysvětlení skriptu</w:t>
-      </w:r>
-    </w:p>
-    <w:p>
-      <w:pPr>
-        <w:pStyle w:val="Odstavecseseznamem"/>
-        <w:numPr>
-          <w:ilvl w:val="0"/>
-          <w:numId w:val="7"/>
-        </w:numPr>
-        <w:rPr>
-          <w:sz w:val="24"/>
-          <w:szCs w:val="24"/>
-        </w:rPr>
-      </w:pPr>
-      <w:r>
-        <w:rPr>
-          <w:sz w:val="24"/>
-          <w:szCs w:val="24"/>
-        </w:rPr>
-        <w:t xml:space="preserve">SOURCE="$HOME/data" </w:t>
-      </w:r>
-      <w:r>
-        <w:rPr>
-          <w:sz w:val="24"/>
-          <w:szCs w:val="24"/>
-        </w:rPr>
-        <w:t>-&gt;</w:t>
-      </w:r>
-      <w:r>
-        <w:rPr>
-          <w:sz w:val="24"/>
-          <w:szCs w:val="24"/>
-        </w:rPr>
-        <w:t xml:space="preserve"> složka, kterou zálohujeme </w:t>
-      </w:r>
-    </w:p>
-    <w:p>
-      <w:pPr>
-        <w:pStyle w:val="Odstavecseseznamem"/>
-        <w:numPr>
-          <w:ilvl w:val="0"/>
-          <w:numId w:val="7"/>
-        </w:numPr>
-        <w:rPr>
-          <w:sz w:val="24"/>
-          <w:szCs w:val="24"/>
-        </w:rPr>
-      </w:pPr>
-      <w:r>
-        <w:rPr>
-          <w:sz w:val="24"/>
-          <w:szCs w:val="24"/>
-        </w:rPr>
-        <w:t>DEST="$HOME/</w:t>
-      </w:r>
-      <w:proofErr w:type="spellStart"/>
-      <w:r>
-        <w:rPr>
-          <w:sz w:val="24"/>
-          <w:szCs w:val="24"/>
-        </w:rPr>
-        <w:t>backup</w:t>
-      </w:r>
-      <w:proofErr w:type="spellEnd"/>
-      <w:r>
-        <w:rPr>
-          <w:sz w:val="24"/>
-          <w:szCs w:val="24"/>
-        </w:rPr>
-        <w:t xml:space="preserve">" </w:t>
-      </w:r>
-      <w:r>
-        <w:rPr>
-          <w:sz w:val="24"/>
-          <w:szCs w:val="24"/>
-        </w:rPr>
-        <w:t>-&gt;</w:t>
-      </w:r>
-      <w:r>
-        <w:rPr>
-          <w:sz w:val="24"/>
-          <w:szCs w:val="24"/>
-        </w:rPr>
-        <w:t xml:space="preserve"> cílová složka pro zálohy </w:t>
-      </w:r>
-    </w:p>
-    <w:p>
-      <w:pPr>
-        <w:pStyle w:val="Odstavecseseznamem"/>
-        <w:numPr>
-          <w:ilvl w:val="0"/>
-          <w:numId w:val="7"/>
-        </w:numPr>
-        <w:rPr>
-          <w:sz w:val="24"/>
-          <w:szCs w:val="24"/>
-        </w:rPr>
-      </w:pPr>
-      <w:r>
-        <w:rPr>
-          <w:sz w:val="24"/>
-          <w:szCs w:val="24"/>
-        </w:rPr>
-        <w:t xml:space="preserve">DATE </w:t>
-      </w:r>
-      <w:r>
-        <w:rPr>
-          <w:sz w:val="24"/>
-          <w:szCs w:val="24"/>
-        </w:rPr>
-        <w:t>-&gt;</w:t>
-      </w:r>
-      <w:r>
-        <w:rPr>
-          <w:sz w:val="24"/>
-          <w:szCs w:val="24"/>
-        </w:rPr>
-        <w:t xml:space="preserve"> přidání času do názvu souboru </w:t>
-      </w:r>
-    </w:p>
-    <w:p>
-      <w:pPr>
-        <w:pStyle w:val="Odstavecseseznamem"/>
-        <w:numPr>
-          <w:ilvl w:val="0"/>
-          <w:numId w:val="7"/>
-        </w:numPr>
-        <w:rPr>
-          <w:sz w:val="24"/>
-          <w:szCs w:val="24"/>
-        </w:rPr>
-      </w:pPr>
-      <w:proofErr w:type="gramStart"/>
-      <w:r>
-        <w:rPr>
-          <w:sz w:val="24"/>
-          <w:szCs w:val="24"/>
-        </w:rPr>
-        <w:t>tar -</w:t>
-      </w:r>
-      <w:proofErr w:type="spellStart"/>
-      <w:r>
-        <w:rPr>
-          <w:sz w:val="24"/>
-          <w:szCs w:val="24"/>
-        </w:rPr>
-        <w:t>czf</w:t>
-      </w:r>
-      <w:proofErr w:type="spellEnd"/>
-      <w:proofErr w:type="gramEnd"/>
-      <w:r>
-        <w:rPr>
-          <w:sz w:val="24"/>
-          <w:szCs w:val="24"/>
-        </w:rPr>
-        <w:t xml:space="preserve"> </w:t>
-      </w:r>
-      <w:r>
-        <w:rPr>
-          <w:sz w:val="24"/>
-          <w:szCs w:val="24"/>
-        </w:rPr>
-        <w:t>-&gt;</w:t>
-      </w:r>
-      <w:r>
-        <w:rPr>
-          <w:sz w:val="24"/>
-          <w:szCs w:val="24"/>
-        </w:rPr>
-        <w:t xml:space="preserve"> vytvoření komprimované zálohy </w:t>
-      </w:r>
-    </w:p>
-    <w:p>
-      <w:pPr>
-        <w:pStyle w:val="Odstavecseseznamem"/>
-        <w:numPr>
-          <w:ilvl w:val="0"/>
-          <w:numId w:val="7"/>
-        </w:numPr>
-        <w:rPr>
-          <w:sz w:val="24"/>
-          <w:szCs w:val="24"/>
-        </w:rPr>
-      </w:pPr>
-      <w:r>
-        <w:rPr>
-          <w:sz w:val="24"/>
-          <w:szCs w:val="24"/>
-        </w:rPr>
-        <w:t xml:space="preserve">backup.log </w:t>
-      </w:r>
-      <w:r>
-        <w:rPr>
-          <w:sz w:val="24"/>
-          <w:szCs w:val="24"/>
-        </w:rPr>
-        <w:t>-&gt;</w:t>
-      </w:r>
-      <w:r>
-        <w:rPr>
-          <w:sz w:val="24"/>
-          <w:szCs w:val="24"/>
-        </w:rPr>
-        <w:t xml:space="preserve"> logování provedených záloh </w:t>
-      </w:r>
-    </w:p>
-    <w:p>
-      <w:pPr>
-        <w:pStyle w:val="Odstavecseseznamem"/>
-        <w:numPr>
-          <w:ilvl w:val="0"/>
-          <w:numId w:val="7"/>
-        </w:numPr>
-        <w:rPr>
-          <w:sz w:val="24"/>
-          <w:szCs w:val="24"/>
-        </w:rPr>
-      </w:pPr>
-      <w:r>
-        <w:rPr>
-          <w:sz w:val="24"/>
-          <w:szCs w:val="24"/>
-        </w:rPr>
-        <w:t>poslední řádek</w:t>
-      </w:r>
-      <w:r>
-        <w:rPr>
-          <w:sz w:val="24"/>
-          <w:szCs w:val="24"/>
-        </w:rPr>
-        <w:t xml:space="preserve"> -&gt; </w:t>
-      </w:r>
-      <w:r>
-        <w:rPr>
-          <w:sz w:val="24"/>
-          <w:szCs w:val="24"/>
-        </w:rPr>
-        <w:t>ponechá jen posledních 5 záloh a starší smaže</w:t>
-      </w:r>
-    </w:p>
-    <w:p>
-      <w:pPr>
-        <w:pStyle w:val="Odstavecseseznamem"/>
-        <w:rPr>
-          <w:i/>
-          <w:iCs/>
-          <w:sz w:val="28"/>
-          <w:szCs w:val="28"/>
-        </w:rPr>
-      </w:pPr>
-    </w:p>
-    <w:p>
-      <w:pPr>
-        <w:pStyle w:val="Odstavecseseznamem"/>
-        <w:numPr>
-          <w:ilvl w:val="0"/>
-          <w:numId w:val="1"/>
-        </w:numPr>
+        <w:t>nanu</w:t>
+      </w:r>
+      <w:proofErr w:type="spellEnd"/>
+      <w:r>
         <w:rPr>
           <w:b/>
           <w:bCs/>
@@ -1641,8 +1319,441 @@
           <w:sz w:val="28"/>
           <w:szCs w:val="28"/>
         </w:rPr>
-      </w:pPr>
-      <w:r>
+        <w:t>)</w:t>
+      </w:r>
+    </w:p>
+    <w:p>
+      <w:pPr>
+        <w:pStyle w:val="Odstavecseseznamem"/>
+        <w:rPr>
+          <w:sz w:val="24"/>
+          <w:szCs w:val="24"/>
+        </w:rPr>
+      </w:pPr>
+      <w:proofErr w:type="gramStart"/>
+      <w:r>
+        <w:rPr>
+          <w:sz w:val="24"/>
+          <w:szCs w:val="24"/>
+        </w:rPr>
+        <w:t>#!/</w:t>
+      </w:r>
+      <w:proofErr w:type="gramEnd"/>
+      <w:r>
+        <w:rPr>
+          <w:sz w:val="24"/>
+          <w:szCs w:val="24"/>
+        </w:rPr>
+        <w:t>bin/bash</w:t>
+      </w:r>
+    </w:p>
+    <w:p>
+      <w:pPr>
+        <w:pStyle w:val="Odstavecseseznamem"/>
+        <w:rPr>
+          <w:sz w:val="24"/>
+          <w:szCs w:val="24"/>
+        </w:rPr>
+      </w:pPr>
+    </w:p>
+    <w:p>
+      <w:pPr>
+        <w:pStyle w:val="Odstavecseseznamem"/>
+        <w:rPr>
+          <w:sz w:val="24"/>
+          <w:szCs w:val="24"/>
+        </w:rPr>
+      </w:pPr>
+      <w:r>
+        <w:rPr>
+          <w:sz w:val="24"/>
+          <w:szCs w:val="24"/>
+        </w:rPr>
+        <w:t>SOURCE="$HOME/data"</w:t>
+      </w:r>
+    </w:p>
+    <w:p>
+      <w:pPr>
+        <w:pStyle w:val="Odstavecseseznamem"/>
+        <w:rPr>
+          <w:sz w:val="24"/>
+          <w:szCs w:val="24"/>
+        </w:rPr>
+      </w:pPr>
+      <w:r>
+        <w:rPr>
+          <w:sz w:val="24"/>
+          <w:szCs w:val="24"/>
+        </w:rPr>
+        <w:t>DEST="$HOME/</w:t>
+      </w:r>
+      <w:proofErr w:type="spellStart"/>
+      <w:r>
+        <w:rPr>
+          <w:sz w:val="24"/>
+          <w:szCs w:val="24"/>
+        </w:rPr>
+        <w:t>backup</w:t>
+      </w:r>
+      <w:proofErr w:type="spellEnd"/>
+      <w:r>
+        <w:rPr>
+          <w:sz w:val="24"/>
+          <w:szCs w:val="24"/>
+        </w:rPr>
+        <w:t>"</w:t>
+      </w:r>
+    </w:p>
+    <w:p>
+      <w:pPr>
+        <w:pStyle w:val="Odstavecseseznamem"/>
+        <w:rPr>
+          <w:sz w:val="24"/>
+          <w:szCs w:val="24"/>
+        </w:rPr>
+      </w:pPr>
+      <w:r>
+        <w:rPr>
+          <w:sz w:val="24"/>
+          <w:szCs w:val="24"/>
+        </w:rPr>
+        <w:t>DATE=$(</w:t>
+      </w:r>
+      <w:proofErr w:type="spellStart"/>
+      <w:r>
+        <w:rPr>
+          <w:sz w:val="24"/>
+          <w:szCs w:val="24"/>
+        </w:rPr>
+        <w:t>date</w:t>
+      </w:r>
+      <w:proofErr w:type="spellEnd"/>
+      <w:r>
+        <w:rPr>
+          <w:sz w:val="24"/>
+          <w:szCs w:val="24"/>
+        </w:rPr>
+        <w:t xml:space="preserve"> +%Y-%m-%</w:t>
+      </w:r>
+      <w:proofErr w:type="spellStart"/>
+      <w:r>
+        <w:rPr>
+          <w:sz w:val="24"/>
+          <w:szCs w:val="24"/>
+        </w:rPr>
+        <w:t>d_%H</w:t>
+      </w:r>
+      <w:proofErr w:type="spellEnd"/>
+      <w:r>
+        <w:rPr>
+          <w:sz w:val="24"/>
+          <w:szCs w:val="24"/>
+        </w:rPr>
+        <w:t>-%M-%S)</w:t>
+      </w:r>
+    </w:p>
+    <w:p>
+      <w:pPr>
+        <w:pStyle w:val="Odstavecseseznamem"/>
+        <w:rPr>
+          <w:sz w:val="24"/>
+          <w:szCs w:val="24"/>
+        </w:rPr>
+      </w:pPr>
+    </w:p>
+    <w:p>
+      <w:pPr>
+        <w:pStyle w:val="Odstavecseseznamem"/>
+        <w:rPr>
+          <w:sz w:val="24"/>
+          <w:szCs w:val="24"/>
+        </w:rPr>
+      </w:pPr>
+      <w:proofErr w:type="spellStart"/>
+      <w:proofErr w:type="gramStart"/>
+      <w:r>
+        <w:rPr>
+          <w:sz w:val="24"/>
+          <w:szCs w:val="24"/>
+        </w:rPr>
+        <w:t>mkdir</w:t>
+      </w:r>
+      <w:proofErr w:type="spellEnd"/>
+      <w:r>
+        <w:rPr>
+          <w:sz w:val="24"/>
+          <w:szCs w:val="24"/>
+        </w:rPr>
+        <w:t xml:space="preserve"> -p</w:t>
+      </w:r>
+      <w:proofErr w:type="gramEnd"/>
+      <w:r>
+        <w:rPr>
+          <w:sz w:val="24"/>
+          <w:szCs w:val="24"/>
+        </w:rPr>
+        <w:t xml:space="preserve"> "$DEST"</w:t>
+      </w:r>
+    </w:p>
+    <w:p>
+      <w:pPr>
+        <w:pStyle w:val="Odstavecseseznamem"/>
+        <w:rPr>
+          <w:sz w:val="24"/>
+          <w:szCs w:val="24"/>
+        </w:rPr>
+      </w:pPr>
+    </w:p>
+    <w:p>
+      <w:pPr>
+        <w:pStyle w:val="Odstavecseseznamem"/>
+        <w:rPr>
+          <w:sz w:val="24"/>
+          <w:szCs w:val="24"/>
+        </w:rPr>
+      </w:pPr>
+      <w:proofErr w:type="gramStart"/>
+      <w:r>
+        <w:rPr>
+          <w:sz w:val="24"/>
+          <w:szCs w:val="24"/>
+        </w:rPr>
+        <w:t>tar -</w:t>
+      </w:r>
+      <w:proofErr w:type="spellStart"/>
+      <w:r>
+        <w:rPr>
+          <w:sz w:val="24"/>
+          <w:szCs w:val="24"/>
+        </w:rPr>
+        <w:t>czf</w:t>
+      </w:r>
+      <w:proofErr w:type="spellEnd"/>
+      <w:proofErr w:type="gramEnd"/>
+      <w:r>
+        <w:rPr>
+          <w:sz w:val="24"/>
+          <w:szCs w:val="24"/>
+        </w:rPr>
+        <w:t xml:space="preserve"> "$DEST/backup_$DATE.tar.gz" "$SOURCE"</w:t>
+      </w:r>
+    </w:p>
+    <w:p>
+      <w:pPr>
+        <w:pStyle w:val="Odstavecseseznamem"/>
+        <w:rPr>
+          <w:sz w:val="24"/>
+          <w:szCs w:val="24"/>
+        </w:rPr>
+      </w:pPr>
+    </w:p>
+    <w:p>
+      <w:pPr>
+        <w:pStyle w:val="Odstavecseseznamem"/>
+        <w:rPr>
+          <w:sz w:val="24"/>
+          <w:szCs w:val="24"/>
+        </w:rPr>
+      </w:pPr>
+      <w:r>
+        <w:rPr>
+          <w:sz w:val="24"/>
+          <w:szCs w:val="24"/>
+        </w:rPr>
+        <w:t xml:space="preserve">echo "[$DATE] </w:t>
+      </w:r>
+      <w:proofErr w:type="spellStart"/>
+      <w:r>
+        <w:rPr>
+          <w:sz w:val="24"/>
+          <w:szCs w:val="24"/>
+        </w:rPr>
+        <w:t>Backup</w:t>
+      </w:r>
+      <w:proofErr w:type="spellEnd"/>
+      <w:r>
+        <w:rPr>
+          <w:sz w:val="24"/>
+          <w:szCs w:val="24"/>
+        </w:rPr>
+        <w:t xml:space="preserve"> OK</w:t>
+      </w:r>
+      <w:proofErr w:type="gramStart"/>
+      <w:r>
+        <w:rPr>
+          <w:sz w:val="24"/>
+          <w:szCs w:val="24"/>
+        </w:rPr>
+        <w:t>" &gt;</w:t>
+      </w:r>
+      <w:proofErr w:type="gramEnd"/>
+      <w:r>
+        <w:rPr>
+          <w:sz w:val="24"/>
+          <w:szCs w:val="24"/>
+        </w:rPr>
+        <w:t>&gt; "$DEST/backup.log"</w:t>
+      </w:r>
+    </w:p>
+    <w:p>
+      <w:pPr>
+        <w:pStyle w:val="Odstavecseseznamem"/>
+        <w:rPr>
+          <w:sz w:val="24"/>
+          <w:szCs w:val="24"/>
+        </w:rPr>
+      </w:pPr>
+    </w:p>
+    <w:p>
+      <w:pPr>
+        <w:pStyle w:val="Odstavecseseznamem"/>
+        <w:rPr>
+          <w:sz w:val="24"/>
+          <w:szCs w:val="24"/>
+        </w:rPr>
+      </w:pPr>
+      <w:proofErr w:type="spellStart"/>
+      <w:r>
+        <w:rPr>
+          <w:sz w:val="24"/>
+          <w:szCs w:val="24"/>
+        </w:rPr>
+        <w:lastRenderedPageBreak/>
+        <w:t>ls</w:t>
+      </w:r>
+      <w:proofErr w:type="spellEnd"/>
+      <w:r>
+        <w:rPr>
+          <w:sz w:val="24"/>
+          <w:szCs w:val="24"/>
+        </w:rPr>
+        <w:t xml:space="preserve"> -</w:t>
+      </w:r>
+      <w:proofErr w:type="spellStart"/>
+      <w:r>
+        <w:rPr>
+          <w:sz w:val="24"/>
+          <w:szCs w:val="24"/>
+        </w:rPr>
+        <w:t>tp</w:t>
+      </w:r>
+      <w:proofErr w:type="spellEnd"/>
+      <w:r>
+        <w:rPr>
+          <w:sz w:val="24"/>
+          <w:szCs w:val="24"/>
+        </w:rPr>
+        <w:t xml:space="preserve"> "$DEST"/backup_*.tar.gz </w:t>
+      </w:r>
+      <w:proofErr w:type="gramStart"/>
+      <w:r>
+        <w:rPr>
+          <w:sz w:val="24"/>
+          <w:szCs w:val="24"/>
+        </w:rPr>
+        <w:t>2&gt;/</w:t>
+      </w:r>
+      <w:proofErr w:type="spellStart"/>
+      <w:proofErr w:type="gramEnd"/>
+      <w:r>
+        <w:rPr>
+          <w:sz w:val="24"/>
+          <w:szCs w:val="24"/>
+        </w:rPr>
+        <w:t>dev</w:t>
+      </w:r>
+      <w:proofErr w:type="spellEnd"/>
+      <w:r>
+        <w:rPr>
+          <w:sz w:val="24"/>
+          <w:szCs w:val="24"/>
+        </w:rPr>
+        <w:t>/</w:t>
+      </w:r>
+      <w:proofErr w:type="spellStart"/>
+      <w:r>
+        <w:rPr>
+          <w:sz w:val="24"/>
+          <w:szCs w:val="24"/>
+        </w:rPr>
+        <w:t>null</w:t>
+      </w:r>
+      <w:proofErr w:type="spellEnd"/>
+      <w:r>
+        <w:rPr>
+          <w:sz w:val="24"/>
+          <w:szCs w:val="24"/>
+        </w:rPr>
+        <w:t xml:space="preserve"> | grep -v '/$' | </w:t>
+      </w:r>
+      <w:proofErr w:type="spellStart"/>
+      <w:r>
+        <w:rPr>
+          <w:sz w:val="24"/>
+          <w:szCs w:val="24"/>
+        </w:rPr>
+        <w:t>tail</w:t>
+      </w:r>
+      <w:proofErr w:type="spellEnd"/>
+      <w:r>
+        <w:rPr>
+          <w:sz w:val="24"/>
+          <w:szCs w:val="24"/>
+        </w:rPr>
+        <w:t xml:space="preserve"> -n +6 | </w:t>
+      </w:r>
+      <w:proofErr w:type="spellStart"/>
+      <w:r>
+        <w:rPr>
+          <w:sz w:val="24"/>
+          <w:szCs w:val="24"/>
+        </w:rPr>
+        <w:t>xargs</w:t>
+      </w:r>
+      <w:proofErr w:type="spellEnd"/>
+      <w:r>
+        <w:rPr>
+          <w:sz w:val="24"/>
+          <w:szCs w:val="24"/>
+        </w:rPr>
+        <w:t xml:space="preserve"> -r </w:t>
+      </w:r>
+      <w:proofErr w:type="spellStart"/>
+      <w:r>
+        <w:rPr>
+          <w:sz w:val="24"/>
+          <w:szCs w:val="24"/>
+        </w:rPr>
+        <w:t>rm</w:t>
+      </w:r>
+      <w:proofErr w:type="spellEnd"/>
+      <w:r>
+        <w:rPr>
+          <w:sz w:val="24"/>
+          <w:szCs w:val="24"/>
+        </w:rPr>
+        <w:t xml:space="preserve"> </w:t>
+      </w:r>
+      <w:r>
+        <w:rPr>
+          <w:sz w:val="24"/>
+          <w:szCs w:val="24"/>
+        </w:rPr>
+        <w:t>–</w:t>
+      </w:r>
+    </w:p>
+    <w:p>
+      <w:pPr>
+        <w:pStyle w:val="Odstavecseseznamem"/>
+        <w:rPr>
+          <w:sz w:val="24"/>
+          <w:szCs w:val="24"/>
+        </w:rPr>
+      </w:pPr>
+    </w:p>
+    <w:p>
+      <w:pPr>
+        <w:pStyle w:val="Odstavecseseznamem"/>
         <w:rPr>
           <w:b/>
           <w:bCs/>
@@ -1651,8 +1762,7 @@
           <w:sz w:val="28"/>
           <w:szCs w:val="28"/>
         </w:rPr>
-        <w:t>Nastavení práv</w:t>
-      </w:r>
+      </w:pPr>
       <w:r>
         <w:rPr>
           <w:b/>
@@ -1662,9 +1772,181 @@
           <w:sz w:val="28"/>
           <w:szCs w:val="28"/>
         </w:rPr>
-        <w:t xml:space="preserve">, test a kontrola </w:t>
-      </w:r>
-      <w:r>
+        <w:t>Vysvětlení skriptu</w:t>
+      </w:r>
+    </w:p>
+    <w:p>
+      <w:pPr>
+        <w:pStyle w:val="Odstavecseseznamem"/>
+        <w:numPr>
+          <w:ilvl w:val="0"/>
+          <w:numId w:val="7"/>
+        </w:numPr>
+        <w:rPr>
+          <w:sz w:val="24"/>
+          <w:szCs w:val="24"/>
+        </w:rPr>
+      </w:pPr>
+      <w:r>
+        <w:rPr>
+          <w:sz w:val="24"/>
+          <w:szCs w:val="24"/>
+        </w:rPr>
+        <w:t xml:space="preserve">SOURCE="$HOME/data" -&gt; složka, kterou zálohujeme </w:t>
+      </w:r>
+    </w:p>
+    <w:p>
+      <w:pPr>
+        <w:pStyle w:val="Odstavecseseznamem"/>
+        <w:numPr>
+          <w:ilvl w:val="0"/>
+          <w:numId w:val="7"/>
+        </w:numPr>
+        <w:rPr>
+          <w:sz w:val="24"/>
+          <w:szCs w:val="24"/>
+        </w:rPr>
+      </w:pPr>
+      <w:r>
+        <w:rPr>
+          <w:sz w:val="24"/>
+          <w:szCs w:val="24"/>
+        </w:rPr>
+        <w:t>DEST="$HOME/</w:t>
+      </w:r>
+      <w:proofErr w:type="spellStart"/>
+      <w:r>
+        <w:rPr>
+          <w:sz w:val="24"/>
+          <w:szCs w:val="24"/>
+        </w:rPr>
+        <w:t>backup</w:t>
+      </w:r>
+      <w:proofErr w:type="spellEnd"/>
+      <w:r>
+        <w:rPr>
+          <w:sz w:val="24"/>
+          <w:szCs w:val="24"/>
+        </w:rPr>
+        <w:t xml:space="preserve">" -&gt; cílová složka pro zálohy </w:t>
+      </w:r>
+    </w:p>
+    <w:p>
+      <w:pPr>
+        <w:pStyle w:val="Odstavecseseznamem"/>
+        <w:numPr>
+          <w:ilvl w:val="0"/>
+          <w:numId w:val="7"/>
+        </w:numPr>
+        <w:rPr>
+          <w:sz w:val="24"/>
+          <w:szCs w:val="24"/>
+        </w:rPr>
+      </w:pPr>
+      <w:r>
+        <w:rPr>
+          <w:sz w:val="24"/>
+          <w:szCs w:val="24"/>
+        </w:rPr>
+        <w:t xml:space="preserve">DATE -&gt; přidání času do názvu souboru </w:t>
+      </w:r>
+    </w:p>
+    <w:p>
+      <w:pPr>
+        <w:pStyle w:val="Odstavecseseznamem"/>
+        <w:numPr>
+          <w:ilvl w:val="0"/>
+          <w:numId w:val="7"/>
+        </w:numPr>
+        <w:rPr>
+          <w:sz w:val="24"/>
+          <w:szCs w:val="24"/>
+        </w:rPr>
+      </w:pPr>
+      <w:proofErr w:type="gramStart"/>
+      <w:r>
+        <w:rPr>
+          <w:sz w:val="24"/>
+          <w:szCs w:val="24"/>
+        </w:rPr>
+        <w:t>tar -</w:t>
+      </w:r>
+      <w:proofErr w:type="spellStart"/>
+      <w:r>
+        <w:rPr>
+          <w:sz w:val="24"/>
+          <w:szCs w:val="24"/>
+        </w:rPr>
+        <w:t>czf</w:t>
+      </w:r>
+      <w:proofErr w:type="spellEnd"/>
+      <w:proofErr w:type="gramEnd"/>
+      <w:r>
+        <w:rPr>
+          <w:sz w:val="24"/>
+          <w:szCs w:val="24"/>
+        </w:rPr>
+        <w:t xml:space="preserve"> -&gt; vytvoření komprimované zálohy </w:t>
+      </w:r>
+    </w:p>
+    <w:p>
+      <w:pPr>
+        <w:pStyle w:val="Odstavecseseznamem"/>
+        <w:numPr>
+          <w:ilvl w:val="0"/>
+          <w:numId w:val="7"/>
+        </w:numPr>
+        <w:rPr>
+          <w:sz w:val="24"/>
+          <w:szCs w:val="24"/>
+        </w:rPr>
+      </w:pPr>
+      <w:r>
+        <w:rPr>
+          <w:sz w:val="24"/>
+          <w:szCs w:val="24"/>
+        </w:rPr>
+        <w:t xml:space="preserve">backup.log -&gt; logování provedených záloh </w:t>
+      </w:r>
+    </w:p>
+    <w:p>
+      <w:pPr>
+        <w:pStyle w:val="Odstavecseseznamem"/>
+        <w:numPr>
+          <w:ilvl w:val="0"/>
+          <w:numId w:val="7"/>
+        </w:numPr>
+        <w:rPr>
+          <w:sz w:val="24"/>
+          <w:szCs w:val="24"/>
+        </w:rPr>
+      </w:pPr>
+      <w:r>
+        <w:rPr>
+          <w:sz w:val="24"/>
+          <w:szCs w:val="24"/>
+        </w:rPr>
+        <w:t>poslední řádek -&gt; ponechá jen posledních 5 záloh a starší smaže</w:t>
+      </w:r>
+    </w:p>
+    <w:p>
+      <w:pPr>
+        <w:pStyle w:val="Odstavecseseznamem"/>
+        <w:rPr>
+          <w:i/>
+          <w:iCs/>
+          <w:sz w:val="28"/>
+          <w:szCs w:val="28"/>
+        </w:rPr>
+      </w:pPr>
+    </w:p>
+    <w:p>
+      <w:pPr>
+        <w:pStyle w:val="Odstavecseseznamem"/>
+        <w:numPr>
+          <w:ilvl w:val="0"/>
+          <w:numId w:val="1"/>
+        </w:numPr>
         <w:rPr>
           <w:b/>
           <w:bCs/>
@@ -1673,119 +1955,8 @@
           <w:sz w:val="28"/>
           <w:szCs w:val="28"/>
         </w:rPr>
-        <w:t>skriptu</w:t>
-      </w:r>
-    </w:p>
-    <w:p>
-      <w:pPr>
-        <w:pStyle w:val="Odstavecseseznamem"/>
-        <w:rPr>
-          <w:sz w:val="24"/>
-          <w:szCs w:val="24"/>
-        </w:rPr>
-      </w:pPr>
-      <w:proofErr w:type="spellStart"/>
-      <w:r>
-        <w:rPr>
-          <w:sz w:val="24"/>
-          <w:szCs w:val="24"/>
-        </w:rPr>
-        <w:t>c</w:t>
-      </w:r>
-      <w:r>
-        <w:rPr>
-          <w:sz w:val="24"/>
-          <w:szCs w:val="24"/>
-        </w:rPr>
-        <w:t>hmod</w:t>
-      </w:r>
-      <w:proofErr w:type="spellEnd"/>
-      <w:r>
-        <w:rPr>
-          <w:sz w:val="24"/>
-          <w:szCs w:val="24"/>
-        </w:rPr>
-        <w:t xml:space="preserve"> +x </w:t>
-      </w:r>
-      <w:r>
-        <w:rPr>
-          <w:sz w:val="24"/>
-          <w:szCs w:val="24"/>
-        </w:rPr>
-        <w:t>~/backup.sh</w:t>
-      </w:r>
-    </w:p>
-    <w:p>
-      <w:pPr>
-        <w:pStyle w:val="Odstavecseseznamem"/>
-        <w:rPr>
-          <w:sz w:val="24"/>
-          <w:szCs w:val="24"/>
-        </w:rPr>
-      </w:pPr>
-      <w:r>
-        <w:rPr>
-          <w:sz w:val="24"/>
-          <w:szCs w:val="24"/>
-        </w:rPr>
-        <w:t>~/backup.sh</w:t>
-      </w:r>
-    </w:p>
-    <w:p>
-      <w:pPr>
-        <w:pStyle w:val="Odstavecseseznamem"/>
-        <w:rPr>
-          <w:sz w:val="24"/>
-          <w:szCs w:val="24"/>
-        </w:rPr>
-      </w:pPr>
-      <w:proofErr w:type="spellStart"/>
-      <w:r>
-        <w:rPr>
-          <w:sz w:val="24"/>
-          <w:szCs w:val="24"/>
-        </w:rPr>
-        <w:t>l</w:t>
-      </w:r>
-      <w:r>
-        <w:rPr>
-          <w:sz w:val="24"/>
-          <w:szCs w:val="24"/>
-        </w:rPr>
-        <w:t>s</w:t>
-      </w:r>
-      <w:proofErr w:type="spellEnd"/>
-      <w:r>
-        <w:rPr>
-          <w:sz w:val="24"/>
-          <w:szCs w:val="24"/>
-        </w:rPr>
-        <w:t xml:space="preserve"> </w:t>
-      </w:r>
-      <w:r>
-        <w:rPr>
-          <w:sz w:val="24"/>
-          <w:szCs w:val="24"/>
-        </w:rPr>
-        <w:t>~/backup.sh</w:t>
-      </w:r>
-    </w:p>
-    <w:p>
-      <w:pPr>
-        <w:pStyle w:val="Odstavecseseznamem"/>
-        <w:rPr>
-          <w:sz w:val="24"/>
-          <w:szCs w:val="24"/>
-        </w:rPr>
-      </w:pPr>
-    </w:p>
-    <w:p>
-      <w:pPr>
-        <w:pStyle w:val="Odstavecseseznamem"/>
-        <w:numPr>
-          <w:ilvl w:val="0"/>
-          <w:numId w:val="1"/>
-        </w:numPr>
+      </w:pPr>
+      <w:r>
         <w:rPr>
           <w:b/>
           <w:bCs/>
@@ -1794,7 +1965,8 @@
           <w:sz w:val="28"/>
           <w:szCs w:val="28"/>
         </w:rPr>
-      </w:pPr>
+        <w:t>Nastavení práv</w:t>
+      </w:r>
       <w:r>
         <w:rPr>
           <w:b/>
@@ -1804,79 +1976,9 @@
           <w:sz w:val="28"/>
           <w:szCs w:val="28"/>
         </w:rPr>
-        <w:t>Nastavení automatizace</w:t>
-      </w:r>
-    </w:p>
-    <w:p>
-      <w:pPr>
-        <w:pStyle w:val="Odstavecseseznamem"/>
-        <w:rPr>
-          <w:sz w:val="24"/>
-          <w:szCs w:val="24"/>
-        </w:rPr>
-      </w:pPr>
-      <w:proofErr w:type="spellStart"/>
-      <w:proofErr w:type="gramStart"/>
-      <w:r>
-        <w:rPr>
-          <w:sz w:val="24"/>
-          <w:szCs w:val="24"/>
-        </w:rPr>
-        <w:t>c</w:t>
-      </w:r>
-      <w:r>
-        <w:rPr>
-          <w:sz w:val="24"/>
-          <w:szCs w:val="24"/>
-        </w:rPr>
-        <w:t>rontab</w:t>
-      </w:r>
-      <w:proofErr w:type="spellEnd"/>
-      <w:r>
-        <w:rPr>
-          <w:sz w:val="24"/>
-          <w:szCs w:val="24"/>
-        </w:rPr>
-        <w:t xml:space="preserve"> -e</w:t>
-      </w:r>
-      <w:proofErr w:type="gramEnd"/>
-    </w:p>
-    <w:p>
-      <w:pPr>
-        <w:pStyle w:val="Odstavecseseznamem"/>
-        <w:numPr>
-          <w:ilvl w:val="0"/>
-          <w:numId w:val="7"/>
-        </w:numPr>
-        <w:rPr>
-          <w:sz w:val="24"/>
-          <w:szCs w:val="24"/>
-        </w:rPr>
-      </w:pPr>
-      <w:r>
-        <w:rPr>
-          <w:sz w:val="24"/>
-          <w:szCs w:val="24"/>
-        </w:rPr>
-        <w:t>* * * * * /home/david/backup.sh (popřípadě vaše domovská složka)</w:t>
-      </w:r>
-    </w:p>
-    <w:p>
-      <w:pPr>
-        <w:pStyle w:val="Odstavecseseznamem"/>
-        <w:rPr>
-          <w:sz w:val="24"/>
-          <w:szCs w:val="24"/>
-        </w:rPr>
-      </w:pPr>
-    </w:p>
-    <w:p>
-      <w:pPr>
-        <w:pStyle w:val="Odstavecseseznamem"/>
-        <w:numPr>
-          <w:ilvl w:val="0"/>
-          <w:numId w:val="1"/>
-        </w:numPr>
+        <w:t xml:space="preserve">, test a kontrola </w:t>
+      </w:r>
+      <w:r>
         <w:rPr>
           <w:b/>
           <w:bCs/>
@@ -1885,8 +1987,105 @@
           <w:sz w:val="28"/>
           <w:szCs w:val="28"/>
         </w:rPr>
-      </w:pPr>
-      <w:r>
+        <w:t>skriptu</w:t>
+      </w:r>
+    </w:p>
+    <w:p>
+      <w:pPr>
+        <w:pStyle w:val="Odstavecseseznamem"/>
+        <w:rPr>
+          <w:sz w:val="24"/>
+          <w:szCs w:val="24"/>
+        </w:rPr>
+      </w:pPr>
+      <w:proofErr w:type="spellStart"/>
+      <w:r>
+        <w:rPr>
+          <w:sz w:val="24"/>
+          <w:szCs w:val="24"/>
+        </w:rPr>
+        <w:t>c</w:t>
+      </w:r>
+      <w:r>
+        <w:rPr>
+          <w:sz w:val="24"/>
+          <w:szCs w:val="24"/>
+        </w:rPr>
+        <w:t>hmod</w:t>
+      </w:r>
+      <w:proofErr w:type="spellEnd"/>
+      <w:r>
+        <w:rPr>
+          <w:sz w:val="24"/>
+          <w:szCs w:val="24"/>
+        </w:rPr>
+        <w:t xml:space="preserve"> +x ~/backup.sh</w:t>
+      </w:r>
+    </w:p>
+    <w:p>
+      <w:pPr>
+        <w:pStyle w:val="Odstavecseseznamem"/>
+        <w:rPr>
+          <w:sz w:val="24"/>
+          <w:szCs w:val="24"/>
+        </w:rPr>
+      </w:pPr>
+      <w:r>
+        <w:rPr>
+          <w:sz w:val="24"/>
+          <w:szCs w:val="24"/>
+        </w:rPr>
+        <w:t>~/backup.sh</w:t>
+      </w:r>
+    </w:p>
+    <w:p>
+      <w:pPr>
+        <w:pStyle w:val="Odstavecseseznamem"/>
+        <w:rPr>
+          <w:sz w:val="24"/>
+          <w:szCs w:val="24"/>
+        </w:rPr>
+      </w:pPr>
+      <w:proofErr w:type="spellStart"/>
+      <w:r>
+        <w:rPr>
+          <w:sz w:val="24"/>
+          <w:szCs w:val="24"/>
+        </w:rPr>
+        <w:t>l</w:t>
+      </w:r>
+      <w:r>
+        <w:rPr>
+          <w:sz w:val="24"/>
+          <w:szCs w:val="24"/>
+        </w:rPr>
+        <w:t>s</w:t>
+      </w:r>
+      <w:proofErr w:type="spellEnd"/>
+      <w:r>
+        <w:rPr>
+          <w:sz w:val="24"/>
+          <w:szCs w:val="24"/>
+        </w:rPr>
+        <w:t xml:space="preserve"> ~/backup.sh</w:t>
+      </w:r>
+    </w:p>
+    <w:p>
+      <w:pPr>
+        <w:pStyle w:val="Odstavecseseznamem"/>
+        <w:rPr>
+          <w:sz w:val="24"/>
+          <w:szCs w:val="24"/>
+        </w:rPr>
+      </w:pPr>
+    </w:p>
+    <w:p>
+      <w:pPr>
+        <w:pStyle w:val="Odstavecseseznamem"/>
+        <w:numPr>
+          <w:ilvl w:val="0"/>
+          <w:numId w:val="1"/>
+        </w:numPr>
         <w:rPr>
           <w:b/>
           <w:bCs/>
@@ -1895,6 +2094,107 @@
           <w:sz w:val="28"/>
           <w:szCs w:val="28"/>
         </w:rPr>
+      </w:pPr>
+      <w:r>
+        <w:rPr>
+          <w:b/>
+          <w:bCs/>
+          <w:i/>
+          <w:iCs/>
+          <w:sz w:val="28"/>
+          <w:szCs w:val="28"/>
+        </w:rPr>
+        <w:t>Nastavení automatizace</w:t>
+      </w:r>
+    </w:p>
+    <w:p>
+      <w:pPr>
+        <w:pStyle w:val="Odstavecseseznamem"/>
+        <w:rPr>
+          <w:sz w:val="24"/>
+          <w:szCs w:val="24"/>
+        </w:rPr>
+      </w:pPr>
+      <w:proofErr w:type="spellStart"/>
+      <w:proofErr w:type="gramStart"/>
+      <w:r>
+        <w:rPr>
+          <w:sz w:val="24"/>
+          <w:szCs w:val="24"/>
+        </w:rPr>
+        <w:t>c</w:t>
+      </w:r>
+      <w:r>
+        <w:rPr>
+          <w:sz w:val="24"/>
+          <w:szCs w:val="24"/>
+        </w:rPr>
+        <w:t>rontab</w:t>
+      </w:r>
+      <w:proofErr w:type="spellEnd"/>
+      <w:r>
+        <w:rPr>
+          <w:sz w:val="24"/>
+          <w:szCs w:val="24"/>
+        </w:rPr>
+        <w:t xml:space="preserve"> -e</w:t>
+      </w:r>
+      <w:proofErr w:type="gramEnd"/>
+    </w:p>
+    <w:p>
+      <w:pPr>
+        <w:pStyle w:val="Odstavecseseznamem"/>
+        <w:numPr>
+          <w:ilvl w:val="0"/>
+          <w:numId w:val="7"/>
+        </w:numPr>
+        <w:rPr>
+          <w:sz w:val="24"/>
+          <w:szCs w:val="24"/>
+        </w:rPr>
+      </w:pPr>
+      <w:r>
+        <w:rPr>
+          <w:sz w:val="24"/>
+          <w:szCs w:val="24"/>
+        </w:rPr>
+        <w:t>* * * * * /home/david/backup.sh (popřípadě vaše domovská složka)</w:t>
+      </w:r>
+    </w:p>
+    <w:p>
+      <w:pPr>
+        <w:pStyle w:val="Odstavecseseznamem"/>
+        <w:rPr>
+          <w:sz w:val="24"/>
+          <w:szCs w:val="24"/>
+        </w:rPr>
+      </w:pPr>
+    </w:p>
+    <w:p>
+      <w:pPr>
+        <w:pStyle w:val="Odstavecseseznamem"/>
+        <w:numPr>
+          <w:ilvl w:val="0"/>
+          <w:numId w:val="1"/>
+        </w:numPr>
+        <w:rPr>
+          <w:b/>
+          <w:bCs/>
+          <w:i/>
+          <w:iCs/>
+          <w:sz w:val="28"/>
+          <w:szCs w:val="28"/>
+        </w:rPr>
+      </w:pPr>
+      <w:r>
+        <w:rPr>
+          <w:b/>
+          <w:bCs/>
+          <w:i/>
+          <w:iCs/>
+          <w:sz w:val="28"/>
+          <w:szCs w:val="28"/>
+        </w:rPr>
         <w:t>Ověření funkčnosti</w:t>
       </w:r>
     </w:p>
@@ -1978,12 +2278,14 @@
         <w:pStyle w:val="Nadpis1"/>
       </w:pPr>
       <w:r>
-        <w:lastRenderedPageBreak/>
         <w:t>Testování</w:t>
       </w:r>
     </w:p>
     <w:p>
       <w:r>
+        <w:rPr>
+          <w:noProof/>
+        </w:rPr>
         <w:drawing>
           <wp:inline distT="0" distB="0" distL="0" distR="0" wp14:anchorId="3A220005" wp14:editId="3B1A817C">
             <wp:extent cx="5760720" cy="835660"/>
@@ -2022,44 +2324,132 @@
       </w:r>
     </w:p>
     <w:p>
-      <w:r>
-        <w:t xml:space="preserve">Vidíme, že se záloha ukládá každou minutu, ale můžeme to také změnit. </w:t>
-      </w:r>
-    </w:p>
-    <w:p>
-      <w:r>
+      <w:pPr>
+        <w:rPr>
+          <w:sz w:val="24"/>
+          <w:szCs w:val="24"/>
+        </w:rPr>
+      </w:pPr>
+      <w:r>
+        <w:rPr>
+          <w:sz w:val="24"/>
+          <w:szCs w:val="24"/>
+        </w:rPr>
+        <w:t xml:space="preserve">Vidíme, že se záloha ukládá každou minutu, ale </w:t>
+      </w:r>
+      <w:r>
+        <w:rPr>
+          <w:sz w:val="24"/>
+          <w:szCs w:val="24"/>
+        </w:rPr>
+        <w:t>to je nám celkem k ničemu a chceme to změnit na nějakou logickou dobu</w:t>
+      </w:r>
+      <w:r>
+        <w:rPr>
+          <w:sz w:val="24"/>
+          <w:szCs w:val="24"/>
+        </w:rPr>
+        <w:t xml:space="preserve">. </w:t>
+      </w:r>
+    </w:p>
+    <w:p>
+      <w:pPr>
+        <w:rPr>
+          <w:sz w:val="24"/>
+          <w:szCs w:val="24"/>
+        </w:rPr>
+      </w:pPr>
+      <w:r>
+        <w:rPr>
+          <w:sz w:val="24"/>
+          <w:szCs w:val="24"/>
+        </w:rPr>
         <w:t xml:space="preserve">Napíšeme </w:t>
       </w:r>
       <w:proofErr w:type="spellStart"/>
-      <w:r>
+      <w:proofErr w:type="gramStart"/>
+      <w:r>
+        <w:rPr>
+          <w:sz w:val="24"/>
+          <w:szCs w:val="24"/>
+        </w:rPr>
         <w:t>crontab</w:t>
       </w:r>
       <w:proofErr w:type="spellEnd"/>
       <w:r>
-        <w:t xml:space="preserve"> -e a změníme náš zápis z * * * * * /home/david/backup.sh na 0 3 * * * /</w:t>
-      </w:r>
-      <w:proofErr w:type="spellStart"/>
-      <w:r>
+        <w:rPr>
+          <w:sz w:val="24"/>
+          <w:szCs w:val="24"/>
+        </w:rPr>
+        <w:t xml:space="preserve"> -e</w:t>
+      </w:r>
+      <w:proofErr w:type="gramEnd"/>
+      <w:r>
+        <w:rPr>
+          <w:sz w:val="24"/>
+          <w:szCs w:val="24"/>
+        </w:rPr>
+        <w:t xml:space="preserve"> a změníme náš zápis z * * * * * /home/david/backup.sh </w:t>
+      </w:r>
+      <w:r>
+        <w:rPr>
+          <w:sz w:val="24"/>
+          <w:szCs w:val="24"/>
+        </w:rPr>
+        <w:t xml:space="preserve">(nebo jiné pojmenování složky dle vás) </w:t>
+      </w:r>
+      <w:r>
+        <w:rPr>
+          <w:sz w:val="24"/>
+          <w:szCs w:val="24"/>
+        </w:rPr>
+        <w:t>na 0 3 * * * /</w:t>
+      </w:r>
+      <w:proofErr w:type="spellStart"/>
+      <w:r>
+        <w:rPr>
+          <w:sz w:val="24"/>
+          <w:szCs w:val="24"/>
+        </w:rPr>
         <w:t>home</w:t>
       </w:r>
       <w:proofErr w:type="spellEnd"/>
       <w:r>
+        <w:rPr>
+          <w:sz w:val="24"/>
+          <w:szCs w:val="24"/>
+        </w:rPr>
         <w:t>/</w:t>
       </w:r>
       <w:proofErr w:type="spellStart"/>
       <w:r>
+        <w:rPr>
+          <w:sz w:val="24"/>
+          <w:szCs w:val="24"/>
+        </w:rPr>
         <w:t>david</w:t>
       </w:r>
       <w:proofErr w:type="spellEnd"/>
       <w:r>
+        <w:rPr>
+          <w:sz w:val="24"/>
+          <w:szCs w:val="24"/>
+        </w:rPr>
         <w:t>/backup.sh</w:t>
       </w:r>
       <w:r>
+        <w:rPr>
+          <w:sz w:val="24"/>
+          <w:szCs w:val="24"/>
+        </w:rPr>
         <w:t>, díky tomuto se bude záloha ukládat každý den ve 3 hodiny ráno.</w:t>
       </w:r>
     </w:p>
     <w:p>
       <w:r>
+        <w:rPr>
+          <w:noProof/>
+        </w:rPr>
         <w:drawing>
           <wp:inline distT="0" distB="0" distL="0" distR="0" wp14:anchorId="1B6FB133" wp14:editId="0602677D">
             <wp:extent cx="2194750" cy="1234547"/>
@@ -2097,6 +2487,9 @@
         </w:drawing>
       </w:r>
       <w:r>
+        <w:rPr>
+          <w:noProof/>
+        </w:rPr>
         <w:drawing>
           <wp:inline distT="0" distB="0" distL="0" distR="0" wp14:anchorId="36225A3A" wp14:editId="284B43EC">
             <wp:extent cx="2187130" cy="434378"/>
@@ -2135,7 +2528,18 @@
       </w:r>
     </w:p>
     <w:p>
-      <w:r>
+      <w:pPr>
+        <w:rPr>
+          <w:sz w:val="24"/>
+          <w:szCs w:val="24"/>
+        </w:rPr>
+      </w:pPr>
+      <w:r>
+        <w:rPr>
+          <w:sz w:val="24"/>
+          <w:szCs w:val="24"/>
+        </w:rPr>
+        <w:lastRenderedPageBreak/>
         <w:t>Tímto způsobem můžeme jakkoli měnit zálohování na našem serveru.</w:t>
       </w:r>
     </w:p>
@@ -2372,6 +2776,118 @@
     </w:lvl>
   </w:abstractNum>
   <w:abstractNum w:abstractNumId="1" w15:restartNumberingAfterBreak="0">
+    <w:nsid w:val="1772168F"/>
+    <w:multiLevelType w:val="hybridMultilevel"/>
+    <w:tmpl w:val="A582E4DA"/>
+    <w:lvl w:ilvl="0" w:tplc="6B368004">
+      <w:numFmt w:val="bullet"/>
+      <w:lvlText w:val="-"/>
+      <w:lvlJc w:val="left"/>
+      <w:pPr>
+        <w:ind w:left="720" w:hanging="360"/>
+      </w:pPr>
+      <w:rPr>
+        <w:rFonts w:ascii="Calibri" w:eastAsiaTheme="minorHAnsi" w:hAnsi="Calibri" w:cs="Calibri" w:hint="default"/>
+      </w:rPr>
+    </w:lvl>
+    <w:lvl w:ilvl="1" w:tplc="04050003" w:tentative="1">
+      <w:start w:val="1"/>
+      <w:numFmt w:val="bullet"/>
+      <w:lvlText w:val="o"/>
+      <w:lvlJc w:val="left"/>
+      <w:pPr>
+        <w:ind w:left="1440" w:hanging="360"/>
+      </w:pPr>
+      <w:rPr>
+        <w:rFonts w:ascii="Courier New" w:hAnsi="Courier New" w:cs="Courier New" w:hint="default"/>
+      </w:rPr>
+    </w:lvl>
+    <w:lvl w:ilvl="2" w:tplc="04050005" w:tentative="1">
+      <w:start w:val="1"/>
+      <w:numFmt w:val="bullet"/>
+      <w:lvlText w:val=""/>
+      <w:lvlJc w:val="left"/>
+      <w:pPr>
+        <w:ind w:left="2160" w:hanging="360"/>
+      </w:pPr>
+      <w:rPr>
+        <w:rFonts w:ascii="Wingdings" w:hAnsi="Wingdings" w:hint="default"/>
+      </w:rPr>
+    </w:lvl>
+    <w:lvl w:ilvl="3" w:tplc="04050001" w:tentative="1">
+      <w:start w:val="1"/>
+      <w:numFmt w:val="bullet"/>
+      <w:lvlText w:val=""/>
+      <w:lvlJc w:val="left"/>
+      <w:pPr>
+        <w:ind w:left="2880" w:hanging="360"/>
+      </w:pPr>
+      <w:rPr>
+        <w:rFonts w:ascii="Symbol" w:hAnsi="Symbol" w:hint="default"/>
+      </w:rPr>
+    </w:lvl>
+    <w:lvl w:ilvl="4" w:tplc="04050003" w:tentative="1">
+      <w:start w:val="1"/>
+      <w:numFmt w:val="bullet"/>
+      <w:lvlText w:val="o"/>
+      <w:lvlJc w:val="left"/>
+      <w:pPr>
+        <w:ind w:left="3600" w:hanging="360"/>
+      </w:pPr>
+      <w:rPr>
+        <w:rFonts w:ascii="Courier New" w:hAnsi="Courier New" w:cs="Courier New" w:hint="default"/>
+      </w:rPr>
+    </w:lvl>
+    <w:lvl w:ilvl="5" w:tplc="04050005" w:tentative="1">
+      <w:start w:val="1"/>
+      <w:numFmt w:val="bullet"/>
+      <w:lvlText w:val=""/>
+      <w:lvlJc w:val="left"/>
+      <w:pPr>
+        <w:ind w:left="4320" w:hanging="360"/>
+      </w:pPr>
+      <w:rPr>
+        <w:rFonts w:ascii="Wingdings" w:hAnsi="Wingdings" w:hint="default"/>
+      </w:rPr>
+    </w:lvl>
+    <w:lvl w:ilvl="6" w:tplc="04050001" w:tentative="1">
+      <w:start w:val="1"/>
+      <w:numFmt w:val="bullet"/>
+      <w:lvlText w:val=""/>
+      <w:lvlJc w:val="left"/>
+      <w:pPr>
+        <w:ind w:left="5040" w:hanging="360"/>
+      </w:pPr>
+      <w:rPr>
+        <w:rFonts w:ascii="Symbol" w:hAnsi="Symbol" w:hint="default"/>
+      </w:rPr>
+    </w:lvl>
+    <w:lvl w:ilvl="7" w:tplc="04050003" w:tentative="1">
+      <w:start w:val="1"/>
+      <w:numFmt w:val="bullet"/>
+      <w:lvlText w:val="o"/>
+      <w:lvlJc w:val="left"/>
+      <w:pPr>
+        <w:ind w:left="5760" w:hanging="360"/>
+      </w:pPr>
+      <w:rPr>
+        <w:rFonts w:ascii="Courier New" w:hAnsi="Courier New" w:cs="Courier New" w:hint="default"/>
+      </w:rPr>
+    </w:lvl>
+    <w:lvl w:ilvl="8" w:tplc="04050005" w:tentative="1">
+      <w:start w:val="1"/>
+      <w:numFmt w:val="bullet"/>
+      <w:lvlText w:val=""/>
+      <w:lvlJc w:val="left"/>
+      <w:pPr>
+        <w:ind w:left="6480" w:hanging="360"/>
+      </w:pPr>
+      <w:rPr>
+        <w:rFonts w:ascii="Wingdings" w:hAnsi="Wingdings" w:hint="default"/>
+      </w:rPr>
+    </w:lvl>
+  </w:abstractNum>
+  <w:abstractNum w:abstractNumId="2" w15:restartNumberingAfterBreak="0">
     <w:nsid w:val="19D40C5F"/>
     <w:multiLevelType w:val="hybridMultilevel"/>
     <w:tmpl w:val="83723C3E"/>
@@ -2484,7 +3000,119 @@
       </w:rPr>
     </w:lvl>
   </w:abstractNum>
-  <w:abstractNum w:abstractNumId="2" w15:restartNumberingAfterBreak="0">
+  <w:abstractNum w:abstractNumId="3" w15:restartNumberingAfterBreak="0">
+    <w:nsid w:val="247E3EFA"/>
+    <w:multiLevelType w:val="hybridMultilevel"/>
+    <w:tmpl w:val="4AE4737C"/>
+    <w:lvl w:ilvl="0" w:tplc="27343DEE">
+      <w:numFmt w:val="bullet"/>
+      <w:lvlText w:val="-"/>
+      <w:lvlJc w:val="left"/>
+      <w:pPr>
+        <w:ind w:left="720" w:hanging="360"/>
+      </w:pPr>
+      <w:rPr>
+        <w:rFonts w:ascii="Calibri" w:eastAsiaTheme="minorHAnsi" w:hAnsi="Calibri" w:cs="Calibri" w:hint="default"/>
+      </w:rPr>
+    </w:lvl>
+    <w:lvl w:ilvl="1" w:tplc="04050003" w:tentative="1">
+      <w:start w:val="1"/>
+      <w:numFmt w:val="bullet"/>
+      <w:lvlText w:val="o"/>
+      <w:lvlJc w:val="left"/>
+      <w:pPr>
+        <w:ind w:left="1440" w:hanging="360"/>
+      </w:pPr>
+      <w:rPr>
+        <w:rFonts w:ascii="Courier New" w:hAnsi="Courier New" w:cs="Courier New" w:hint="default"/>
+      </w:rPr>
+    </w:lvl>
+    <w:lvl w:ilvl="2" w:tplc="04050005" w:tentative="1">
+      <w:start w:val="1"/>
+      <w:numFmt w:val="bullet"/>
+      <w:lvlText w:val=""/>
+      <w:lvlJc w:val="left"/>
+      <w:pPr>
+        <w:ind w:left="2160" w:hanging="360"/>
+      </w:pPr>
+      <w:rPr>
+        <w:rFonts w:ascii="Wingdings" w:hAnsi="Wingdings" w:hint="default"/>
+      </w:rPr>
+    </w:lvl>
+    <w:lvl w:ilvl="3" w:tplc="04050001" w:tentative="1">
+      <w:start w:val="1"/>
+      <w:numFmt w:val="bullet"/>
+      <w:lvlText w:val=""/>
+      <w:lvlJc w:val="left"/>
+      <w:pPr>
+        <w:ind w:left="2880" w:hanging="360"/>
+      </w:pPr>
+      <w:rPr>
+        <w:rFonts w:ascii="Symbol" w:hAnsi="Symbol" w:hint="default"/>
+      </w:rPr>
+    </w:lvl>
+    <w:lvl w:ilvl="4" w:tplc="04050003" w:tentative="1">
+      <w:start w:val="1"/>
+      <w:numFmt w:val="bullet"/>
+      <w:lvlText w:val="o"/>
+      <w:lvlJc w:val="left"/>
+      <w:pPr>
+        <w:ind w:left="3600" w:hanging="360"/>
+      </w:pPr>
+      <w:rPr>
+        <w:rFonts w:ascii="Courier New" w:hAnsi="Courier New" w:cs="Courier New" w:hint="default"/>
+      </w:rPr>
+    </w:lvl>
+    <w:lvl w:ilvl="5" w:tplc="04050005" w:tentative="1">
+      <w:start w:val="1"/>
+      <w:numFmt w:val="bullet"/>
+      <w:lvlText w:val=""/>
+      <w:lvlJc w:val="left"/>
+      <w:pPr>
+        <w:ind w:left="4320" w:hanging="360"/>
+      </w:pPr>
+      <w:rPr>
+        <w:rFonts w:ascii="Wingdings" w:hAnsi="Wingdings" w:hint="default"/>
+      </w:rPr>
+    </w:lvl>
+    <w:lvl w:ilvl="6" w:tplc="04050001" w:tentative="1">
+      <w:start w:val="1"/>
+      <w:numFmt w:val="bullet"/>
+      <w:lvlText w:val=""/>
+      <w:lvlJc w:val="left"/>
+      <w:pPr>
+        <w:ind w:left="5040" w:hanging="360"/>
+      </w:pPr>
+      <w:rPr>
+        <w:rFonts w:ascii="Symbol" w:hAnsi="Symbol" w:hint="default"/>
+      </w:rPr>
+    </w:lvl>
+    <w:lvl w:ilvl="7" w:tplc="04050003" w:tentative="1">
+      <w:start w:val="1"/>
+      <w:numFmt w:val="bullet"/>
+      <w:lvlText w:val="o"/>
+      <w:lvlJc w:val="left"/>
+      <w:pPr>
+        <w:ind w:left="5760" w:hanging="360"/>
+      </w:pPr>
+      <w:rPr>
+        <w:rFonts w:ascii="Courier New" w:hAnsi="Courier New" w:cs="Courier New" w:hint="default"/>
+      </w:rPr>
+    </w:lvl>
+    <w:lvl w:ilvl="8" w:tplc="04050005" w:tentative="1">
+      <w:start w:val="1"/>
+      <w:numFmt w:val="bullet"/>
+      <w:lvlText w:val=""/>
+      <w:lvlJc w:val="left"/>
+      <w:pPr>
+        <w:ind w:left="6480" w:hanging="360"/>
+      </w:pPr>
+      <w:rPr>
+        <w:rFonts w:ascii="Wingdings" w:hAnsi="Wingdings" w:hint="default"/>
+      </w:rPr>
+    </w:lvl>
+  </w:abstractNum>
+  <w:abstractNum w:abstractNumId="4" w15:restartNumberingAfterBreak="0">
     <w:nsid w:val="249356ED"/>
     <w:multiLevelType w:val="hybridMultilevel"/>
     <w:tmpl w:val="FBEAC748"/>
@@ -2573,7 +3201,7 @@
       </w:pPr>
     </w:lvl>
   </w:abstractNum>
-  <w:abstractNum w:abstractNumId="3" w15:restartNumberingAfterBreak="0">
+  <w:abstractNum w:abstractNumId="5" w15:restartNumberingAfterBreak="0">
     <w:nsid w:val="2E885AB7"/>
     <w:multiLevelType w:val="hybridMultilevel"/>
     <w:tmpl w:val="F15E26CC"/>
@@ -2688,7 +3316,7 @@
       </w:rPr>
     </w:lvl>
   </w:abstractNum>
-  <w:abstractNum w:abstractNumId="4" w15:restartNumberingAfterBreak="0">
+  <w:abstractNum w:abstractNumId="6" w15:restartNumberingAfterBreak="0">
     <w:nsid w:val="36866B34"/>
     <w:multiLevelType w:val="hybridMultilevel"/>
     <w:tmpl w:val="B906A6EA"/>
@@ -2801,7 +3429,7 @@
       </w:rPr>
     </w:lvl>
   </w:abstractNum>
-  <w:abstractNum w:abstractNumId="5" w15:restartNumberingAfterBreak="0">
+  <w:abstractNum w:abstractNumId="7" w15:restartNumberingAfterBreak="0">
     <w:nsid w:val="46671509"/>
     <w:multiLevelType w:val="hybridMultilevel"/>
     <w:tmpl w:val="75A2638E"/>
@@ -2916,7 +3544,119 @@
       </w:rPr>
     </w:lvl>
   </w:abstractNum>
-  <w:abstractNum w:abstractNumId="6" w15:restartNumberingAfterBreak="0">
+  <w:abstractNum w:abstractNumId="8" w15:restartNumberingAfterBreak="0">
+    <w:nsid w:val="508F3915"/>
+    <w:multiLevelType w:val="hybridMultilevel"/>
+    <w:tmpl w:val="CEA89C44"/>
+    <w:lvl w:ilvl="0" w:tplc="A810211E">
+      <w:numFmt w:val="bullet"/>
+      <w:lvlText w:val="-"/>
+      <w:lvlJc w:val="left"/>
+      <w:pPr>
+        <w:ind w:left="720" w:hanging="360"/>
+      </w:pPr>
+      <w:rPr>
+        <w:rFonts w:ascii="Calibri" w:eastAsiaTheme="minorHAnsi" w:hAnsi="Calibri" w:cs="Calibri" w:hint="default"/>
+      </w:rPr>
+    </w:lvl>
+    <w:lvl w:ilvl="1" w:tplc="04050003" w:tentative="1">
+      <w:start w:val="1"/>
+      <w:numFmt w:val="bullet"/>
+      <w:lvlText w:val="o"/>
+      <w:lvlJc w:val="left"/>
+      <w:pPr>
+        <w:ind w:left="1440" w:hanging="360"/>
+      </w:pPr>
+      <w:rPr>
+        <w:rFonts w:ascii="Courier New" w:hAnsi="Courier New" w:cs="Courier New" w:hint="default"/>
+      </w:rPr>
+    </w:lvl>
+    <w:lvl w:ilvl="2" w:tplc="04050005" w:tentative="1">
+      <w:start w:val="1"/>
+      <w:numFmt w:val="bullet"/>
+      <w:lvlText w:val=""/>
+      <w:lvlJc w:val="left"/>
+      <w:pPr>
+        <w:ind w:left="2160" w:hanging="360"/>
+      </w:pPr>
+      <w:rPr>
+        <w:rFonts w:ascii="Wingdings" w:hAnsi="Wingdings" w:hint="default"/>
+      </w:rPr>
+    </w:lvl>
+    <w:lvl w:ilvl="3" w:tplc="04050001" w:tentative="1">
+      <w:start w:val="1"/>
+      <w:numFmt w:val="bullet"/>
+      <w:lvlText w:val=""/>
+      <w:lvlJc w:val="left"/>
+      <w:pPr>
+        <w:ind w:left="2880" w:hanging="360"/>
+      </w:pPr>
+      <w:rPr>
+        <w:rFonts w:ascii="Symbol" w:hAnsi="Symbol" w:hint="default"/>
+      </w:rPr>
+    </w:lvl>
+    <w:lvl w:ilvl="4" w:tplc="04050003" w:tentative="1">
+      <w:start w:val="1"/>
+      <w:numFmt w:val="bullet"/>
+      <w:lvlText w:val="o"/>
+      <w:lvlJc w:val="left"/>
+      <w:pPr>
+        <w:ind w:left="3600" w:hanging="360"/>
+      </w:pPr>
+      <w:rPr>
+        <w:rFonts w:ascii="Courier New" w:hAnsi="Courier New" w:cs="Courier New" w:hint="default"/>
+      </w:rPr>
+    </w:lvl>
+    <w:lvl w:ilvl="5" w:tplc="04050005" w:tentative="1">
+      <w:start w:val="1"/>
+      <w:numFmt w:val="bullet"/>
+      <w:lvlText w:val=""/>
+      <w:lvlJc w:val="left"/>
+      <w:pPr>
+        <w:ind w:left="4320" w:hanging="360"/>
+      </w:pPr>
+      <w:rPr>
+        <w:rFonts w:ascii="Wingdings" w:hAnsi="Wingdings" w:hint="default"/>
+      </w:rPr>
+    </w:lvl>
+    <w:lvl w:ilvl="6" w:tplc="04050001" w:tentative="1">
+      <w:start w:val="1"/>
+      <w:numFmt w:val="bullet"/>
+      <w:lvlText w:val=""/>
+      <w:lvlJc w:val="left"/>
+      <w:pPr>
+        <w:ind w:left="5040" w:hanging="360"/>
+      </w:pPr>
+      <w:rPr>
+        <w:rFonts w:ascii="Symbol" w:hAnsi="Symbol" w:hint="default"/>
+      </w:rPr>
+    </w:lvl>
+    <w:lvl w:ilvl="7" w:tplc="04050003" w:tentative="1">
+      <w:start w:val="1"/>
+      <w:numFmt w:val="bullet"/>
+      <w:lvlText w:val="o"/>
+      <w:lvlJc w:val="left"/>
+      <w:pPr>
+        <w:ind w:left="5760" w:hanging="360"/>
+      </w:pPr>
+      <w:rPr>
+        <w:rFonts w:ascii="Courier New" w:hAnsi="Courier New" w:cs="Courier New" w:hint="default"/>
+      </w:rPr>
+    </w:lvl>
+    <w:lvl w:ilvl="8" w:tplc="04050005" w:tentative="1">
+      <w:start w:val="1"/>
+      <w:numFmt w:val="bullet"/>
+      <w:lvlText w:val=""/>
+      <w:lvlJc w:val="left"/>
+      <w:pPr>
+        <w:ind w:left="6480" w:hanging="360"/>
+      </w:pPr>
+      <w:rPr>
+        <w:rFonts w:ascii="Wingdings" w:hAnsi="Wingdings" w:hint="default"/>
+      </w:rPr>
+    </w:lvl>
+  </w:abstractNum>
+  <w:abstractNum w:abstractNumId="9" w15:restartNumberingAfterBreak="0">
     <w:nsid w:val="535F2317"/>
     <w:multiLevelType w:val="hybridMultilevel"/>
     <w:tmpl w:val="EC029AF4"/>
@@ -3006,7 +3746,7 @@
       </w:pPr>
     </w:lvl>
   </w:abstractNum>
-  <w:abstractNum w:abstractNumId="7" w15:restartNumberingAfterBreak="0">
+  <w:abstractNum w:abstractNumId="10" w15:restartNumberingAfterBreak="0">
     <w:nsid w:val="53E1327E"/>
     <w:multiLevelType w:val="hybridMultilevel"/>
     <w:tmpl w:val="1E88A874"/>
@@ -3099,7 +3839,7 @@
       </w:pPr>
     </w:lvl>
   </w:abstractNum>
-  <w:abstractNum w:abstractNumId="8" w15:restartNumberingAfterBreak="0">
+  <w:abstractNum w:abstractNumId="11" w15:restartNumberingAfterBreak="0">
     <w:nsid w:val="773C04B4"/>
     <w:multiLevelType w:val="hybridMultilevel"/>
     <w:tmpl w:val="564862CA"/>
@@ -3213,31 +3953,40 @@
     </w:lvl>
   </w:abstractNum>
   <w:num w:numId="1" w16cid:durableId="1219198791">
+    <w:abstractNumId w:val="10"/>
+  </w:num>
+  <w:num w:numId="2" w16cid:durableId="1617102664">
+    <w:abstractNumId w:val="2"/>
+  </w:num>
+  <w:num w:numId="3" w16cid:durableId="1822191584">
+    <w:abstractNumId w:val="11"/>
+  </w:num>
+  <w:num w:numId="4" w16cid:durableId="343019672">
     <w:abstractNumId w:val="7"/>
   </w:num>
-  <w:num w:numId="2" w16cid:durableId="1617102664">
-    <w:abstractNumId w:val="1"/>
-  </w:num>
-  <w:num w:numId="3" w16cid:durableId="1822191584">
-    <w:abstractNumId w:val="8"/>
-  </w:num>
-  <w:num w:numId="4" w16cid:durableId="343019672">
-    <w:abstractNumId w:val="5"/>
-  </w:num>
   <w:num w:numId="5" w16cid:durableId="469397700">
-    <w:abstractNumId w:val="4"/>
+    <w:abstractNumId w:val="6"/>
   </w:num>
   <w:num w:numId="6" w16cid:durableId="1543322107">
-    <w:abstractNumId w:val="3"/>
+    <w:abstractNumId w:val="5"/>
   </w:num>
   <w:num w:numId="7" w16cid:durableId="1461454331">
     <w:abstractNumId w:val="0"/>
   </w:num>
   <w:num w:numId="8" w16cid:durableId="1408769055">
-    <w:abstractNumId w:val="2"/>
+    <w:abstractNumId w:val="4"/>
   </w:num>
   <w:num w:numId="9" w16cid:durableId="1379937615">
-    <w:abstractNumId w:val="6"/>
+    <w:abstractNumId w:val="9"/>
+  </w:num>
+  <w:num w:numId="10" w16cid:durableId="1566992836">
+    <w:abstractNumId w:val="8"/>
+  </w:num>
+  <w:num w:numId="11" w16cid:durableId="139540374">
+    <w:abstractNumId w:val="1"/>
+  </w:num>
+  <w:num w:numId="12" w16cid:durableId="819925303">
+    <w:abstractNumId w:val="3"/>
   </w:num>
 </w:numbering>
 </file>
@@ -3842,6 +4591,7 @@
   <w:style w:type="character" w:default="1" w:styleId="Standardnpsmoodstavce">
     <w:name w:val="Default Paragraph Font"/>
     <w:uiPriority w:val="1"/>
+    <w:semiHidden/>
     <w:unhideWhenUsed/>
   </w:style>
   <w:style w:type="table" w:default="1" w:styleId="Normlntabulka">

--- a/Dokumentace.docx
+++ b/Dokumentace.docx
@@ -92,17 +92,8 @@
           <w:sz w:val="24"/>
           <w:szCs w:val="24"/>
         </w:rPr>
-        <w:t xml:space="preserve"> David Andrýsek, Vadym </w:t>
-      </w:r>
-      <w:proofErr w:type="spellStart"/>
-      <w:r>
-        <w:rPr>
-          <w:sz w:val="24"/>
-          <w:szCs w:val="24"/>
-        </w:rPr>
-        <w:t>Mashliuk</w:t>
-      </w:r>
-      <w:proofErr w:type="spellEnd"/>
+        <w:t xml:space="preserve"> David Andrýsek, Vadym Mashliuk</w:t>
+      </w:r>
     </w:p>
     <w:p>
       <w:pPr>
@@ -496,7 +487,6 @@
           <w:szCs w:val="24"/>
         </w:rPr>
       </w:pPr>
-      <w:proofErr w:type="spellStart"/>
       <w:r>
         <w:rPr>
           <w:sz w:val="24"/>
@@ -504,7 +494,6 @@
         </w:rPr>
         <w:t>tar</w:t>
       </w:r>
-      <w:proofErr w:type="spellEnd"/>
     </w:p>
     <w:p>
       <w:pPr>
@@ -608,10 +597,219 @@
     <w:p>
       <w:pPr>
         <w:rPr>
-          <w:sz w:val="24"/>
-          <w:szCs w:val="24"/>
-        </w:rPr>
-      </w:pPr>
+          <w:rFonts w:asciiTheme="majorHAnsi" w:hAnsiTheme="majorHAnsi" w:cstheme="majorHAnsi"/>
+          <w:sz w:val="36"/>
+          <w:szCs w:val="36"/>
+        </w:rPr>
+      </w:pPr>
+      <w:r>
+        <w:rPr>
+          <w:rFonts w:asciiTheme="majorHAnsi" w:hAnsiTheme="majorHAnsi" w:cstheme="majorHAnsi"/>
+          <w:sz w:val="36"/>
+          <w:szCs w:val="36"/>
+        </w:rPr>
+        <w:t>Ověřitelné cíle</w:t>
+      </w:r>
+    </w:p>
+    <w:p>
+      <w:pPr>
+        <w:pStyle w:val="Odstavecseseznamem"/>
+        <w:numPr>
+          <w:ilvl w:val="0"/>
+          <w:numId w:val="13"/>
+        </w:numPr>
+        <w:rPr>
+          <w:sz w:val="24"/>
+          <w:szCs w:val="24"/>
+        </w:rPr>
+      </w:pPr>
+      <w:r>
+        <w:rPr>
+          <w:sz w:val="24"/>
+          <w:szCs w:val="24"/>
+        </w:rPr>
+        <w:t xml:space="preserve">Vyzkoušení základní funkčnosti </w:t>
+      </w:r>
+      <w:proofErr w:type="spellStart"/>
+      <w:r>
+        <w:rPr>
+          <w:sz w:val="24"/>
+          <w:szCs w:val="24"/>
+        </w:rPr>
+        <w:t>cron</w:t>
+      </w:r>
+      <w:proofErr w:type="spellEnd"/>
+      <w:r>
+        <w:rPr>
+          <w:sz w:val="24"/>
+          <w:szCs w:val="24"/>
+        </w:rPr>
+        <w:t>-u: lze nastavit úlohu, která se spustí každou minutu</w:t>
+      </w:r>
+    </w:p>
+    <w:p>
+      <w:pPr>
+        <w:pStyle w:val="Odstavecseseznamem"/>
+        <w:numPr>
+          <w:ilvl w:val="0"/>
+          <w:numId w:val="13"/>
+        </w:numPr>
+        <w:rPr>
+          <w:sz w:val="24"/>
+          <w:szCs w:val="24"/>
+        </w:rPr>
+      </w:pPr>
+      <w:r>
+        <w:rPr>
+          <w:sz w:val="24"/>
+          <w:szCs w:val="24"/>
+        </w:rPr>
+        <w:t>Vyzkoušení spuštění skriptu: lze vytvořit jednoduchý skript, kt</w:t>
+      </w:r>
+      <w:r>
+        <w:rPr>
+          <w:sz w:val="24"/>
+          <w:szCs w:val="24"/>
+        </w:rPr>
+        <w:t>erý lze naplánovat v </w:t>
+      </w:r>
+      <w:proofErr w:type="spellStart"/>
+      <w:r>
+        <w:rPr>
+          <w:sz w:val="24"/>
+          <w:szCs w:val="24"/>
+        </w:rPr>
+        <w:t>cron</w:t>
+      </w:r>
+      <w:proofErr w:type="spellEnd"/>
+      <w:r>
+        <w:rPr>
+          <w:sz w:val="24"/>
+          <w:szCs w:val="24"/>
+        </w:rPr>
+        <w:t>-u a spouštět skript automaticky</w:t>
+      </w:r>
+    </w:p>
+    <w:p>
+      <w:pPr>
+        <w:pStyle w:val="Odstavecseseznamem"/>
+        <w:numPr>
+          <w:ilvl w:val="0"/>
+          <w:numId w:val="13"/>
+        </w:numPr>
+        <w:rPr>
+          <w:sz w:val="24"/>
+          <w:szCs w:val="24"/>
+        </w:rPr>
+      </w:pPr>
+      <w:r>
+        <w:rPr>
+          <w:sz w:val="24"/>
+          <w:szCs w:val="24"/>
+        </w:rPr>
+        <w:t>Vyzkoušení zálohování: lze vytvořit skript, který zálohuje složku a naplánovat to v </w:t>
+      </w:r>
+      <w:proofErr w:type="spellStart"/>
+      <w:r>
+        <w:rPr>
+          <w:sz w:val="24"/>
+          <w:szCs w:val="24"/>
+        </w:rPr>
+        <w:t>cron</w:t>
+      </w:r>
+      <w:proofErr w:type="spellEnd"/>
+      <w:r>
+        <w:rPr>
+          <w:sz w:val="24"/>
+          <w:szCs w:val="24"/>
+        </w:rPr>
+        <w:t>-u na každých 5 minut</w:t>
+      </w:r>
+    </w:p>
+    <w:p>
+      <w:pPr>
+        <w:pStyle w:val="Odstavecseseznamem"/>
+        <w:numPr>
+          <w:ilvl w:val="0"/>
+          <w:numId w:val="13"/>
+        </w:numPr>
+        <w:rPr>
+          <w:sz w:val="24"/>
+          <w:szCs w:val="24"/>
+        </w:rPr>
+      </w:pPr>
+      <w:r>
+        <w:rPr>
+          <w:sz w:val="24"/>
+          <w:szCs w:val="24"/>
+        </w:rPr>
+        <w:t>Vyzkoušení logování výstupu</w:t>
+      </w:r>
+    </w:p>
+    <w:p>
+      <w:pPr>
+        <w:pStyle w:val="Odstavecseseznamem"/>
+        <w:numPr>
+          <w:ilvl w:val="0"/>
+          <w:numId w:val="13"/>
+        </w:numPr>
+        <w:rPr>
+          <w:sz w:val="24"/>
+          <w:szCs w:val="24"/>
+        </w:rPr>
+      </w:pPr>
+      <w:r>
+        <w:rPr>
+          <w:sz w:val="24"/>
+          <w:szCs w:val="24"/>
+        </w:rPr>
+        <w:t>Použití absolutních cest v </w:t>
+      </w:r>
+      <w:proofErr w:type="spellStart"/>
+      <w:r>
+        <w:rPr>
+          <w:sz w:val="24"/>
+          <w:szCs w:val="24"/>
+        </w:rPr>
+        <w:t>cron</w:t>
+      </w:r>
+      <w:proofErr w:type="spellEnd"/>
+      <w:r>
+        <w:rPr>
+          <w:sz w:val="24"/>
+          <w:szCs w:val="24"/>
+        </w:rPr>
+        <w:t>-u</w:t>
+      </w:r>
+    </w:p>
+    <w:p>
+      <w:pPr>
+        <w:pStyle w:val="Odstavecseseznamem"/>
+        <w:numPr>
+          <w:ilvl w:val="0"/>
+          <w:numId w:val="13"/>
+        </w:numPr>
+        <w:rPr>
+          <w:sz w:val="24"/>
+          <w:szCs w:val="24"/>
+        </w:rPr>
+      </w:pPr>
+      <w:r>
+        <w:rPr>
+          <w:sz w:val="24"/>
+          <w:szCs w:val="24"/>
+        </w:rPr>
+        <w:t xml:space="preserve">Kontrola </w:t>
+      </w:r>
+      <w:proofErr w:type="spellStart"/>
+      <w:r>
+        <w:rPr>
+          <w:sz w:val="24"/>
+          <w:szCs w:val="24"/>
+        </w:rPr>
+        <w:t>crontabu</w:t>
+      </w:r>
+      <w:proofErr w:type="spellEnd"/>
     </w:p>
     <w:p>
       <w:pPr>
@@ -1369,6 +1567,7 @@
           <w:sz w:val="24"/>
           <w:szCs w:val="24"/>
         </w:rPr>
+        <w:lastRenderedPageBreak/>
         <w:t>SOURCE="$HOME/data"</w:t>
       </w:r>
     </w:p>
@@ -1618,7 +1817,6 @@
           <w:sz w:val="24"/>
           <w:szCs w:val="24"/>
         </w:rPr>
-        <w:lastRenderedPageBreak/>
         <w:t>ls</w:t>
       </w:r>
       <w:proofErr w:type="spellEnd"/>
@@ -2364,6 +2562,7 @@
           <w:sz w:val="24"/>
           <w:szCs w:val="24"/>
         </w:rPr>
+        <w:lastRenderedPageBreak/>
         <w:t xml:space="preserve">Napíšeme </w:t>
       </w:r>
       <w:proofErr w:type="spellStart"/>
@@ -2539,7 +2738,6 @@
           <w:sz w:val="24"/>
           <w:szCs w:val="24"/>
         </w:rPr>
-        <w:lastRenderedPageBreak/>
         <w:t>Tímto způsobem můžeme jakkoli měnit zálohování na našem serveru.</w:t>
       </w:r>
     </w:p>
@@ -3202,6 +3400,118 @@
     </w:lvl>
   </w:abstractNum>
   <w:abstractNum w:abstractNumId="5" w15:restartNumberingAfterBreak="0">
+    <w:nsid w:val="285C0DB6"/>
+    <w:multiLevelType w:val="hybridMultilevel"/>
+    <w:tmpl w:val="70BEBFC4"/>
+    <w:lvl w:ilvl="0" w:tplc="6B368004">
+      <w:numFmt w:val="bullet"/>
+      <w:lvlText w:val="-"/>
+      <w:lvlJc w:val="left"/>
+      <w:pPr>
+        <w:ind w:left="720" w:hanging="360"/>
+      </w:pPr>
+      <w:rPr>
+        <w:rFonts w:ascii="Calibri" w:eastAsiaTheme="minorHAnsi" w:hAnsi="Calibri" w:cs="Calibri" w:hint="default"/>
+      </w:rPr>
+    </w:lvl>
+    <w:lvl w:ilvl="1" w:tplc="04050003" w:tentative="1">
+      <w:start w:val="1"/>
+      <w:numFmt w:val="bullet"/>
+      <w:lvlText w:val="o"/>
+      <w:lvlJc w:val="left"/>
+      <w:pPr>
+        <w:ind w:left="1440" w:hanging="360"/>
+      </w:pPr>
+      <w:rPr>
+        <w:rFonts w:ascii="Courier New" w:hAnsi="Courier New" w:cs="Courier New" w:hint="default"/>
+      </w:rPr>
+    </w:lvl>
+    <w:lvl w:ilvl="2" w:tplc="04050005" w:tentative="1">
+      <w:start w:val="1"/>
+      <w:numFmt w:val="bullet"/>
+      <w:lvlText w:val=""/>
+      <w:lvlJc w:val="left"/>
+      <w:pPr>
+        <w:ind w:left="2160" w:hanging="360"/>
+      </w:pPr>
+      <w:rPr>
+        <w:rFonts w:ascii="Wingdings" w:hAnsi="Wingdings" w:hint="default"/>
+      </w:rPr>
+    </w:lvl>
+    <w:lvl w:ilvl="3" w:tplc="04050001" w:tentative="1">
+      <w:start w:val="1"/>
+      <w:numFmt w:val="bullet"/>
+      <w:lvlText w:val=""/>
+      <w:lvlJc w:val="left"/>
+      <w:pPr>
+        <w:ind w:left="2880" w:hanging="360"/>
+      </w:pPr>
+      <w:rPr>
+        <w:rFonts w:ascii="Symbol" w:hAnsi="Symbol" w:hint="default"/>
+      </w:rPr>
+    </w:lvl>
+    <w:lvl w:ilvl="4" w:tplc="04050003" w:tentative="1">
+      <w:start w:val="1"/>
+      <w:numFmt w:val="bullet"/>
+      <w:lvlText w:val="o"/>
+      <w:lvlJc w:val="left"/>
+      <w:pPr>
+        <w:ind w:left="3600" w:hanging="360"/>
+      </w:pPr>
+      <w:rPr>
+        <w:rFonts w:ascii="Courier New" w:hAnsi="Courier New" w:cs="Courier New" w:hint="default"/>
+      </w:rPr>
+    </w:lvl>
+    <w:lvl w:ilvl="5" w:tplc="04050005" w:tentative="1">
+      <w:start w:val="1"/>
+      <w:numFmt w:val="bullet"/>
+      <w:lvlText w:val=""/>
+      <w:lvlJc w:val="left"/>
+      <w:pPr>
+        <w:ind w:left="4320" w:hanging="360"/>
+      </w:pPr>
+      <w:rPr>
+        <w:rFonts w:ascii="Wingdings" w:hAnsi="Wingdings" w:hint="default"/>
+      </w:rPr>
+    </w:lvl>
+    <w:lvl w:ilvl="6" w:tplc="04050001" w:tentative="1">
+      <w:start w:val="1"/>
+      <w:numFmt w:val="bullet"/>
+      <w:lvlText w:val=""/>
+      <w:lvlJc w:val="left"/>
+      <w:pPr>
+        <w:ind w:left="5040" w:hanging="360"/>
+      </w:pPr>
+      <w:rPr>
+        <w:rFonts w:ascii="Symbol" w:hAnsi="Symbol" w:hint="default"/>
+      </w:rPr>
+    </w:lvl>
+    <w:lvl w:ilvl="7" w:tplc="04050003" w:tentative="1">
+      <w:start w:val="1"/>
+      <w:numFmt w:val="bullet"/>
+      <w:lvlText w:val="o"/>
+      <w:lvlJc w:val="left"/>
+      <w:pPr>
+        <w:ind w:left="5760" w:hanging="360"/>
+      </w:pPr>
+      <w:rPr>
+        <w:rFonts w:ascii="Courier New" w:hAnsi="Courier New" w:cs="Courier New" w:hint="default"/>
+      </w:rPr>
+    </w:lvl>
+    <w:lvl w:ilvl="8" w:tplc="04050005" w:tentative="1">
+      <w:start w:val="1"/>
+      <w:numFmt w:val="bullet"/>
+      <w:lvlText w:val=""/>
+      <w:lvlJc w:val="left"/>
+      <w:pPr>
+        <w:ind w:left="6480" w:hanging="360"/>
+      </w:pPr>
+      <w:rPr>
+        <w:rFonts w:ascii="Wingdings" w:hAnsi="Wingdings" w:hint="default"/>
+      </w:rPr>
+    </w:lvl>
+  </w:abstractNum>
+  <w:abstractNum w:abstractNumId="6" w15:restartNumberingAfterBreak="0">
     <w:nsid w:val="2E885AB7"/>
     <w:multiLevelType w:val="hybridMultilevel"/>
     <w:tmpl w:val="F15E26CC"/>
@@ -3316,7 +3626,7 @@
       </w:rPr>
     </w:lvl>
   </w:abstractNum>
-  <w:abstractNum w:abstractNumId="6" w15:restartNumberingAfterBreak="0">
+  <w:abstractNum w:abstractNumId="7" w15:restartNumberingAfterBreak="0">
     <w:nsid w:val="36866B34"/>
     <w:multiLevelType w:val="hybridMultilevel"/>
     <w:tmpl w:val="B906A6EA"/>
@@ -3429,7 +3739,7 @@
       </w:rPr>
     </w:lvl>
   </w:abstractNum>
-  <w:abstractNum w:abstractNumId="7" w15:restartNumberingAfterBreak="0">
+  <w:abstractNum w:abstractNumId="8" w15:restartNumberingAfterBreak="0">
     <w:nsid w:val="46671509"/>
     <w:multiLevelType w:val="hybridMultilevel"/>
     <w:tmpl w:val="75A2638E"/>
@@ -3544,7 +3854,7 @@
       </w:rPr>
     </w:lvl>
   </w:abstractNum>
-  <w:abstractNum w:abstractNumId="8" w15:restartNumberingAfterBreak="0">
+  <w:abstractNum w:abstractNumId="9" w15:restartNumberingAfterBreak="0">
     <w:nsid w:val="508F3915"/>
     <w:multiLevelType w:val="hybridMultilevel"/>
     <w:tmpl w:val="CEA89C44"/>
@@ -3656,7 +3966,7 @@
       </w:rPr>
     </w:lvl>
   </w:abstractNum>
-  <w:abstractNum w:abstractNumId="9" w15:restartNumberingAfterBreak="0">
+  <w:abstractNum w:abstractNumId="10" w15:restartNumberingAfterBreak="0">
     <w:nsid w:val="535F2317"/>
     <w:multiLevelType w:val="hybridMultilevel"/>
     <w:tmpl w:val="EC029AF4"/>
@@ -3746,7 +4056,7 @@
       </w:pPr>
     </w:lvl>
   </w:abstractNum>
-  <w:abstractNum w:abstractNumId="10" w15:restartNumberingAfterBreak="0">
+  <w:abstractNum w:abstractNumId="11" w15:restartNumberingAfterBreak="0">
     <w:nsid w:val="53E1327E"/>
     <w:multiLevelType w:val="hybridMultilevel"/>
     <w:tmpl w:val="1E88A874"/>
@@ -3839,7 +4149,7 @@
       </w:pPr>
     </w:lvl>
   </w:abstractNum>
-  <w:abstractNum w:abstractNumId="11" w15:restartNumberingAfterBreak="0">
+  <w:abstractNum w:abstractNumId="12" w15:restartNumberingAfterBreak="0">
     <w:nsid w:val="773C04B4"/>
     <w:multiLevelType w:val="hybridMultilevel"/>
     <w:tmpl w:val="564862CA"/>
@@ -3953,22 +4263,22 @@
     </w:lvl>
   </w:abstractNum>
   <w:num w:numId="1" w16cid:durableId="1219198791">
-    <w:abstractNumId w:val="10"/>
+    <w:abstractNumId w:val="11"/>
   </w:num>
   <w:num w:numId="2" w16cid:durableId="1617102664">
     <w:abstractNumId w:val="2"/>
   </w:num>
   <w:num w:numId="3" w16cid:durableId="1822191584">
-    <w:abstractNumId w:val="11"/>
+    <w:abstractNumId w:val="12"/>
   </w:num>
   <w:num w:numId="4" w16cid:durableId="343019672">
+    <w:abstractNumId w:val="8"/>
+  </w:num>
+  <w:num w:numId="5" w16cid:durableId="469397700">
     <w:abstractNumId w:val="7"/>
   </w:num>
-  <w:num w:numId="5" w16cid:durableId="469397700">
+  <w:num w:numId="6" w16cid:durableId="1543322107">
     <w:abstractNumId w:val="6"/>
-  </w:num>
-  <w:num w:numId="6" w16cid:durableId="1543322107">
-    <w:abstractNumId w:val="5"/>
   </w:num>
   <w:num w:numId="7" w16cid:durableId="1461454331">
     <w:abstractNumId w:val="0"/>
@@ -3977,16 +4287,19 @@
     <w:abstractNumId w:val="4"/>
   </w:num>
   <w:num w:numId="9" w16cid:durableId="1379937615">
-    <w:abstractNumId w:val="9"/>
+    <w:abstractNumId w:val="10"/>
   </w:num>
   <w:num w:numId="10" w16cid:durableId="1566992836">
-    <w:abstractNumId w:val="8"/>
+    <w:abstractNumId w:val="9"/>
   </w:num>
   <w:num w:numId="11" w16cid:durableId="139540374">
     <w:abstractNumId w:val="1"/>
   </w:num>
   <w:num w:numId="12" w16cid:durableId="819925303">
     <w:abstractNumId w:val="3"/>
+  </w:num>
+  <w:num w:numId="13" w16cid:durableId="1493259276">
+    <w:abstractNumId w:val="5"/>
   </w:num>
 </w:numbering>
 </file>

--- a/Dokumentace.docx
+++ b/Dokumentace.docx
@@ -122,18 +122,28 @@
     </w:p>
     <w:p>
       <w:pPr>
+        <w:spacing w:after="0"/>
+        <w:rPr>
+          <w:sz w:val="24"/>
+          <w:szCs w:val="24"/>
+        </w:rPr>
+      </w:pPr>
+    </w:p>
+    <w:p>
+      <w:pPr>
         <w:pStyle w:val="Nadpis1"/>
-        <w:rPr>
+        <w:spacing w:before="0"/>
+        <w:rPr>
+          <w:color w:val="000000" w:themeColor="text1"/>
           <w:sz w:val="48"/>
           <w:szCs w:val="48"/>
-          <w:u w:val="single"/>
-        </w:rPr>
-      </w:pPr>
-      <w:r>
-        <w:rPr>
+        </w:rPr>
+      </w:pPr>
+      <w:r>
+        <w:rPr>
+          <w:color w:val="000000" w:themeColor="text1"/>
           <w:sz w:val="48"/>
           <w:szCs w:val="48"/>
-          <w:u w:val="single"/>
         </w:rPr>
         <w:t>Úvod</w:t>
       </w:r>
@@ -150,14 +160,7 @@
           <w:sz w:val="24"/>
           <w:szCs w:val="24"/>
         </w:rPr>
-        <w:t>V tomto pr</w:t>
-      </w:r>
-      <w:r>
-        <w:rPr>
-          <w:sz w:val="24"/>
-          <w:szCs w:val="24"/>
-        </w:rPr>
-        <w:t xml:space="preserve">ojektu jsme se zaměřili na plánování úloh v Linuxu pomocí </w:t>
+        <w:t xml:space="preserve">V tomto projektu jsme se pustili do plánování úloh v Linuxu pomocí </w:t>
       </w:r>
       <w:proofErr w:type="spellStart"/>
       <w:r>
@@ -173,22 +176,22 @@
           <w:sz w:val="24"/>
           <w:szCs w:val="24"/>
         </w:rPr>
-        <w:t xml:space="preserve"> a na vytvoření jednoduchého systému pro automatické zálohování dat. Cílem bylo nejen pochopit princip fungování těchto nástrojů, ale taky si vyzkoušet jejich praktické využití.</w:t>
-      </w:r>
-    </w:p>
-    <w:p>
-      <w:pPr>
-        <w:rPr>
-          <w:sz w:val="24"/>
-          <w:szCs w:val="24"/>
-        </w:rPr>
-      </w:pPr>
-      <w:r>
-        <w:rPr>
-          <w:sz w:val="24"/>
-          <w:szCs w:val="24"/>
-        </w:rPr>
-        <w:t xml:space="preserve">V dnešní době je práce s našimi daty velmi důležitá a jejich ztráta může způsobit vážné, například finanční problémy. K takové ztrátě může dojít například kvůli chybě uživatele, poruše hardwaru nebo jiným nepředvídatelným situacím. Proto je důležité naše data pravidelně zálohovat. Manuální zálohování ale není spolehlivé, protože na něj může uživatel zapomenout, neprovádět ho dostatečně často </w:t>
+        <w:t xml:space="preserve"> a zároveň jsme si zkusili vytvořit jednoduchý systém na automatické zálohování dat. Chtěli jsme si to vyzkoušet v praxi, protože bez toho si člověk moc neodnese. A taky jsme nechtěli dělat jen nějaký ukázkový projekt, ale něco, co má reálné využití.</w:t>
+      </w:r>
+    </w:p>
+    <w:p>
+      <w:pPr>
+        <w:rPr>
+          <w:sz w:val="24"/>
+          <w:szCs w:val="24"/>
+        </w:rPr>
+      </w:pPr>
+      <w:r>
+        <w:rPr>
+          <w:sz w:val="24"/>
+          <w:szCs w:val="24"/>
+        </w:rPr>
+        <w:t xml:space="preserve">Dneska pracujeme s obrovským množstvím dat a jejich ztráta může být fakt problém. Ať už jde o osobní soubory, školní projekty, pracovní záležitosti nebo další věci. Stačí malá </w:t>
       </w:r>
       <w:proofErr w:type="gramStart"/>
       <w:r>
@@ -196,7 +199,7 @@
           <w:sz w:val="24"/>
           <w:szCs w:val="24"/>
         </w:rPr>
-        <w:t>a nebo</w:t>
+        <w:t>chyba</w:t>
       </w:r>
       <w:proofErr w:type="gramEnd"/>
       <w:r>
@@ -204,52 +207,113 @@
           <w:sz w:val="24"/>
           <w:szCs w:val="24"/>
         </w:rPr>
-        <w:t xml:space="preserve"> ho zcela jednoduše uděl</w:t>
-      </w:r>
-      <w:r>
-        <w:rPr>
-          <w:sz w:val="24"/>
-          <w:szCs w:val="24"/>
-        </w:rPr>
-        <w:t>á</w:t>
-      </w:r>
-      <w:r>
-        <w:rPr>
-          <w:sz w:val="24"/>
-          <w:szCs w:val="24"/>
-        </w:rPr>
-        <w:t xml:space="preserve"> špatně. Z tohoto důvodu se využívá automatizace.</w:t>
-      </w:r>
-    </w:p>
-    <w:p>
-      <w:pPr>
-        <w:rPr>
-          <w:sz w:val="24"/>
-          <w:szCs w:val="24"/>
-        </w:rPr>
-      </w:pPr>
-      <w:r>
-        <w:rPr>
-          <w:sz w:val="24"/>
-          <w:szCs w:val="24"/>
-        </w:rPr>
-        <w:t xml:space="preserve">Nástroj </w:t>
-      </w:r>
-      <w:proofErr w:type="spellStart"/>
-      <w:r>
-        <w:rPr>
-          <w:sz w:val="24"/>
-          <w:szCs w:val="24"/>
-        </w:rPr>
-        <w:t>cron</w:t>
-      </w:r>
-      <w:proofErr w:type="spellEnd"/>
-      <w:r>
-        <w:rPr>
-          <w:sz w:val="24"/>
-          <w:szCs w:val="24"/>
-        </w:rPr>
-        <w:t xml:space="preserve"> nám umožňuje plánovat spouštění úloh v určitém čase nebo intervalu. V kombinaci s jednoduchým </w:t>
+        <w:t xml:space="preserve"> </w:t>
+      </w:r>
+      <w:r>
+        <w:rPr>
+          <w:sz w:val="24"/>
+          <w:szCs w:val="24"/>
+        </w:rPr>
+        <w:t xml:space="preserve">kdy </w:t>
+      </w:r>
+      <w:r>
+        <w:rPr>
+          <w:sz w:val="24"/>
+          <w:szCs w:val="24"/>
+        </w:rPr>
+        <w:t>třeba něco omylem smažeme nebo selže hardware, případně se stane něco nečekaného. V některých situacích to může znamenat i finanční ztrátu, což už je dost nepříjemné. Právě proto je pravidelné zálohování tak důležité.</w:t>
+      </w:r>
+    </w:p>
+    <w:p>
+      <w:pPr>
+        <w:rPr>
+          <w:sz w:val="24"/>
+          <w:szCs w:val="24"/>
+        </w:rPr>
+      </w:pPr>
+      <w:r>
+        <w:rPr>
+          <w:sz w:val="24"/>
+          <w:szCs w:val="24"/>
+        </w:rPr>
+        <w:t>Ruční zálohování ale není úplně ideální. Člověk na to snadno zapomene, nedělá to pravidelně, nebo to prostě udělá špatně. Navíc to zabírá čas a není to moc efektivní. Proto se v praxi používá automatizace</w:t>
+      </w:r>
+      <w:r>
+        <w:rPr>
+          <w:sz w:val="24"/>
+          <w:szCs w:val="24"/>
+        </w:rPr>
+        <w:t xml:space="preserve">, </w:t>
+      </w:r>
+      <w:r>
+        <w:rPr>
+          <w:sz w:val="24"/>
+          <w:szCs w:val="24"/>
+        </w:rPr>
+        <w:t xml:space="preserve">ta celý proces </w:t>
+      </w:r>
+      <w:proofErr w:type="spellStart"/>
+      <w:proofErr w:type="gramStart"/>
+      <w:r>
+        <w:rPr>
+          <w:sz w:val="24"/>
+          <w:szCs w:val="24"/>
+        </w:rPr>
+        <w:t>zjednodušší</w:t>
+      </w:r>
+      <w:proofErr w:type="spellEnd"/>
+      <w:proofErr w:type="gramEnd"/>
+      <w:r>
+        <w:rPr>
+          <w:sz w:val="24"/>
+          <w:szCs w:val="24"/>
+        </w:rPr>
+        <w:t xml:space="preserve"> a hlavně ho udělá spolehlivější.</w:t>
+      </w:r>
+    </w:p>
+    <w:p>
+      <w:pPr>
+        <w:rPr>
+          <w:sz w:val="24"/>
+          <w:szCs w:val="24"/>
+        </w:rPr>
+      </w:pPr>
+      <w:proofErr w:type="spellStart"/>
+      <w:r>
+        <w:rPr>
+          <w:sz w:val="24"/>
+          <w:szCs w:val="24"/>
+        </w:rPr>
+        <w:t>Cron</w:t>
+      </w:r>
+      <w:proofErr w:type="spellEnd"/>
+      <w:r>
+        <w:rPr>
+          <w:sz w:val="24"/>
+          <w:szCs w:val="24"/>
+        </w:rPr>
+        <w:t xml:space="preserve"> je</w:t>
+      </w:r>
+      <w:r>
+        <w:rPr>
+          <w:sz w:val="24"/>
+          <w:szCs w:val="24"/>
+        </w:rPr>
+        <w:t xml:space="preserve"> nástroj v Linuxu, který umožňuje plánovat spouštění příkazů nebo skriptů v určitém čase nebo v pravidelných intervalech. Běží na pozadí</w:t>
+      </w:r>
+      <w:r>
+        <w:rPr>
+          <w:sz w:val="24"/>
+          <w:szCs w:val="24"/>
+        </w:rPr>
+        <w:t xml:space="preserve"> (a většinou už je předinstalovaný)</w:t>
+      </w:r>
+      <w:r>
+        <w:rPr>
+          <w:sz w:val="24"/>
+          <w:szCs w:val="24"/>
+        </w:rPr>
+        <w:t xml:space="preserve">, takže se nemusí pořád ručně spouštět. Hodí se přesně na věci jako zálohování, čištění souborů nebo jiné opakující se úkoly. Když se spojí s jednoduchým </w:t>
       </w:r>
       <w:proofErr w:type="spellStart"/>
       <w:r>
@@ -265,24 +329,25 @@
           <w:sz w:val="24"/>
           <w:szCs w:val="24"/>
         </w:rPr>
-        <w:t xml:space="preserve"> skriptem lze vytvořit systém, který automaticky provádí zálohování bez nutnosti zásahu uživatele. </w:t>
-      </w:r>
-    </w:p>
-    <w:p>
-      <w:pPr>
-        <w:rPr>
-          <w:sz w:val="24"/>
-          <w:szCs w:val="24"/>
-        </w:rPr>
-      </w:pPr>
-      <w:r>
-        <w:rPr>
-          <w:sz w:val="24"/>
-          <w:szCs w:val="24"/>
-        </w:rPr>
-        <w:t xml:space="preserve">V rámci projektu jsme vytvořili skript, který zálohuje vybranou složku, ukládá ji jako komprimovaný archiv a zároveň zapisuje log o provedení operace. Tento skript jsme následně naplánovali pomocí </w:t>
-      </w:r>
-      <w:proofErr w:type="spellStart"/>
+        <w:t xml:space="preserve"> skriptem, můžeme mít systém, který funguje úplně automaticky bez jakéhokoliv zásahu.</w:t>
+      </w:r>
+    </w:p>
+    <w:p>
+      <w:pPr>
+        <w:rPr>
+          <w:sz w:val="24"/>
+          <w:szCs w:val="24"/>
+        </w:rPr>
+      </w:pPr>
+      <w:r>
+        <w:rPr>
+          <w:sz w:val="24"/>
+          <w:szCs w:val="24"/>
+        </w:rPr>
+        <w:t xml:space="preserve">My jsme v projektu vytvořili vlastní skript, který zálohuje vybranou složku (konkrétně složku s daty) a uloží ji jako komprimovaný archiv do jiné složky. Skript zároveň zapisuje informace do log souboru, takže se dá zpětně zkontrolovat, kdy záloha proběhla. Tento skript jsme pak naplánovali pomocí </w:t>
+      </w:r>
+      <w:proofErr w:type="spellStart"/>
+      <w:proofErr w:type="gramStart"/>
       <w:r>
         <w:rPr>
           <w:sz w:val="24"/>
@@ -296,12 +361,93 @@
           <w:sz w:val="24"/>
           <w:szCs w:val="24"/>
         </w:rPr>
-        <w:t>, aby se spouštěl v určitou dobu automaticky.</w:t>
-      </w:r>
+        <w:t xml:space="preserve"> - aby</w:t>
+      </w:r>
+      <w:proofErr w:type="gramEnd"/>
+      <w:r>
+        <w:rPr>
+          <w:sz w:val="24"/>
+          <w:szCs w:val="24"/>
+        </w:rPr>
+        <w:t xml:space="preserve"> běžel jednou denně ve 3 hodiny ráno, při testování klidně každou minutu.</w:t>
+      </w:r>
+    </w:p>
+    <w:p>
+      <w:pPr>
+        <w:rPr>
+          <w:sz w:val="24"/>
+          <w:szCs w:val="24"/>
+        </w:rPr>
+      </w:pPr>
+      <w:r>
+        <w:rPr>
+          <w:sz w:val="24"/>
+          <w:szCs w:val="24"/>
+        </w:rPr>
+        <w:t>Celkově nám tento projekt pomohl pochopit práci v</w:t>
+      </w:r>
+      <w:r>
+        <w:rPr>
+          <w:sz w:val="24"/>
+          <w:szCs w:val="24"/>
+        </w:rPr>
+        <w:t> </w:t>
+      </w:r>
+      <w:r>
+        <w:rPr>
+          <w:sz w:val="24"/>
+          <w:szCs w:val="24"/>
+        </w:rPr>
+        <w:t>Linuxu</w:t>
+      </w:r>
+      <w:r>
+        <w:rPr>
+          <w:sz w:val="24"/>
+          <w:szCs w:val="24"/>
+        </w:rPr>
+        <w:t xml:space="preserve">, </w:t>
+      </w:r>
+      <w:r>
+        <w:rPr>
+          <w:sz w:val="24"/>
+          <w:szCs w:val="24"/>
+        </w:rPr>
+        <w:t>hlavně skriptování a základní automatizaci. To jsou věci, které se budou hodit v praxi, třeba při správě serverů nebo obecně v</w:t>
+      </w:r>
+      <w:r>
+        <w:rPr>
+          <w:sz w:val="24"/>
+          <w:szCs w:val="24"/>
+        </w:rPr>
+        <w:t> </w:t>
+      </w:r>
+      <w:r>
+        <w:rPr>
+          <w:sz w:val="24"/>
+          <w:szCs w:val="24"/>
+        </w:rPr>
+        <w:t>IT</w:t>
+      </w:r>
+      <w:r>
+        <w:rPr>
+          <w:sz w:val="24"/>
+          <w:szCs w:val="24"/>
+        </w:rPr>
+        <w:t>.</w:t>
+      </w:r>
+    </w:p>
+    <w:p>
+      <w:pPr>
+        <w:rPr>
+          <w:sz w:val="24"/>
+          <w:szCs w:val="24"/>
+        </w:rPr>
+      </w:pPr>
     </w:p>
     <w:p>
       <w:pPr>
         <w:pStyle w:val="Nadpis1"/>
+        <w:spacing w:before="0"/>
         <w:rPr>
           <w:color w:val="000000" w:themeColor="text1"/>
           <w:sz w:val="36"/>
@@ -314,6 +460,7 @@
           <w:sz w:val="36"/>
           <w:szCs w:val="36"/>
         </w:rPr>
+        <w:lastRenderedPageBreak/>
         <w:t>Cíl projektu</w:t>
       </w:r>
     </w:p>
@@ -510,7 +657,6 @@
           <w:sz w:val="36"/>
           <w:szCs w:val="36"/>
         </w:rPr>
-        <w:lastRenderedPageBreak/>
         <w:t>Využití v praxi</w:t>
       </w:r>
     </w:p>
@@ -814,8 +960,14 @@
     <w:p>
       <w:pPr>
         <w:pStyle w:val="Nadpis1"/>
-      </w:pPr>
-      <w:r>
+        <w:rPr>
+          <w:color w:val="000000" w:themeColor="text1"/>
+        </w:rPr>
+      </w:pPr>
+      <w:r>
+        <w:rPr>
+          <w:color w:val="000000" w:themeColor="text1"/>
+        </w:rPr>
         <w:t>Postup řešení</w:t>
       </w:r>
     </w:p>
@@ -1211,6 +1363,16 @@
     <w:p>
       <w:pPr>
         <w:pStyle w:val="Odstavecseseznamem"/>
+        <w:ind w:left="1080"/>
+        <w:rPr>
+          <w:sz w:val="24"/>
+          <w:szCs w:val="24"/>
+        </w:rPr>
+      </w:pPr>
+    </w:p>
+    <w:p>
+      <w:pPr>
+        <w:pStyle w:val="Odstavecseseznamem"/>
         <w:numPr>
           <w:ilvl w:val="0"/>
           <w:numId w:val="1"/>
@@ -1233,6 +1395,7 @@
           <w:sz w:val="28"/>
           <w:szCs w:val="28"/>
         </w:rPr>
+        <w:lastRenderedPageBreak/>
         <w:t>Vytvoření struktury projektu</w:t>
       </w:r>
     </w:p>
@@ -1420,46 +1583,6 @@
     <w:p>
       <w:pPr>
         <w:pStyle w:val="Odstavecseseznamem"/>
-        <w:ind w:left="1080"/>
-        <w:rPr>
-          <w:sz w:val="24"/>
-          <w:szCs w:val="24"/>
-        </w:rPr>
-      </w:pPr>
-    </w:p>
-    <w:p>
-      <w:pPr>
-        <w:pStyle w:val="Odstavecseseznamem"/>
-        <w:ind w:left="1080"/>
-        <w:rPr>
-          <w:sz w:val="24"/>
-          <w:szCs w:val="24"/>
-        </w:rPr>
-      </w:pPr>
-    </w:p>
-    <w:p>
-      <w:pPr>
-        <w:pStyle w:val="Odstavecseseznamem"/>
-        <w:ind w:left="1080"/>
-        <w:rPr>
-          <w:sz w:val="24"/>
-          <w:szCs w:val="24"/>
-        </w:rPr>
-      </w:pPr>
-    </w:p>
-    <w:p>
-      <w:pPr>
-        <w:pStyle w:val="Odstavecseseznamem"/>
-        <w:ind w:left="1080"/>
-        <w:rPr>
-          <w:sz w:val="24"/>
-          <w:szCs w:val="24"/>
-        </w:rPr>
-      </w:pPr>
-    </w:p>
-    <w:p>
-      <w:pPr>
-        <w:pStyle w:val="Odstavecseseznamem"/>
         <w:numPr>
           <w:ilvl w:val="0"/>
           <w:numId w:val="1"/>
@@ -1567,7 +1690,6 @@
           <w:sz w:val="24"/>
           <w:szCs w:val="24"/>
         </w:rPr>
-        <w:lastRenderedPageBreak/>
         <w:t>SOURCE="$HOME/data"</w:t>
       </w:r>
     </w:p>
@@ -2474,8 +2596,15 @@
     <w:p>
       <w:pPr>
         <w:pStyle w:val="Nadpis1"/>
-      </w:pPr>
-      <w:r>
+        <w:rPr>
+          <w:color w:val="000000" w:themeColor="text1"/>
+        </w:rPr>
+      </w:pPr>
+      <w:r>
+        <w:rPr>
+          <w:color w:val="000000" w:themeColor="text1"/>
+        </w:rPr>
+        <w:lastRenderedPageBreak/>
         <w:t>Testování</w:t>
       </w:r>
     </w:p>
@@ -2562,7 +2691,6 @@
           <w:sz w:val="24"/>
           <w:szCs w:val="24"/>
         </w:rPr>
-        <w:lastRenderedPageBreak/>
         <w:t xml:space="preserve">Napíšeme </w:t>
       </w:r>
       <w:proofErr w:type="spellStart"/>
@@ -2602,39 +2730,14 @@
           <w:sz w:val="24"/>
           <w:szCs w:val="24"/>
         </w:rPr>
-        <w:t>na 0 3 * * * /</w:t>
-      </w:r>
-      <w:proofErr w:type="spellStart"/>
-      <w:r>
-        <w:rPr>
-          <w:sz w:val="24"/>
-          <w:szCs w:val="24"/>
-        </w:rPr>
-        <w:t>home</w:t>
-      </w:r>
-      <w:proofErr w:type="spellEnd"/>
-      <w:r>
-        <w:rPr>
-          <w:sz w:val="24"/>
-          <w:szCs w:val="24"/>
-        </w:rPr>
-        <w:t>/</w:t>
-      </w:r>
-      <w:proofErr w:type="spellStart"/>
-      <w:r>
-        <w:rPr>
-          <w:sz w:val="24"/>
-          <w:szCs w:val="24"/>
-        </w:rPr>
-        <w:t>david</w:t>
-      </w:r>
-      <w:proofErr w:type="spellEnd"/>
-      <w:r>
-        <w:rPr>
-          <w:sz w:val="24"/>
-          <w:szCs w:val="24"/>
-        </w:rPr>
-        <w:t>/backup.sh</w:t>
+        <w:t>na 0 3 * * * /home/david/backup.sh</w:t>
+      </w:r>
+      <w:r>
+        <w:rPr>
+          <w:sz w:val="24"/>
+          <w:szCs w:val="24"/>
+        </w:rPr>
+        <w:t xml:space="preserve"> (zase jako předtím)</w:t>
       </w:r>
       <w:r>
         <w:rPr>
@@ -2741,15 +2844,84 @@
         <w:t>Tímto způsobem můžeme jakkoli měnit zálohování na našem serveru.</w:t>
       </w:r>
     </w:p>
+    <w:p>
+      <w:pPr>
+        <w:pStyle w:val="Nadpis1"/>
+        <w:spacing w:before="0"/>
+        <w:rPr>
+          <w:color w:val="000000" w:themeColor="text1"/>
+        </w:rPr>
+      </w:pPr>
+      <w:r>
+        <w:rPr>
+          <w:color w:val="000000" w:themeColor="text1"/>
+        </w:rPr>
+        <w:t>Rozdělení práce</w:t>
+      </w:r>
+    </w:p>
+    <w:p>
+      <w:r>
+        <w:t>David Andrýsek – vytvoření skriptu, testování funkčnosti, tvorba dokumentace</w:t>
+      </w:r>
+      <w:r>
+        <w:br/>
+        <w:t xml:space="preserve">Vadym </w:t>
+      </w:r>
+      <w:proofErr w:type="spellStart"/>
+      <w:r>
+        <w:t>Mashliuk</w:t>
+      </w:r>
+      <w:proofErr w:type="spellEnd"/>
+      <w:r>
+        <w:t xml:space="preserve"> – nastavení </w:t>
+      </w:r>
+      <w:proofErr w:type="spellStart"/>
+      <w:r>
+        <w:t>cronu</w:t>
+      </w:r>
+      <w:proofErr w:type="spellEnd"/>
+      <w:r>
+        <w:t xml:space="preserve"> a zálohování, tvorba dokumentace</w:t>
+      </w:r>
+    </w:p>
+    <w:p>
+      <w:pPr>
+        <w:pStyle w:val="Nadpis1"/>
+        <w:spacing w:before="0"/>
+        <w:rPr>
+          <w:color w:val="000000" w:themeColor="text1"/>
+        </w:rPr>
+      </w:pPr>
+      <w:r>
+        <w:rPr>
+          <w:color w:val="000000" w:themeColor="text1"/>
+        </w:rPr>
+        <w:t>Závě</w:t>
+      </w:r>
+      <w:r>
+        <w:rPr>
+          <w:color w:val="000000" w:themeColor="text1"/>
+        </w:rPr>
+        <w:t>r</w:t>
+      </w:r>
+    </w:p>
+    <w:p>
+      <w:pPr>
+        <w:pStyle w:val="Nadpis1"/>
+        <w:spacing w:before="0"/>
+        <w:rPr>
+          <w:color w:val="000000" w:themeColor="text1"/>
+        </w:rPr>
+      </w:pPr>
+      <w:r>
+        <w:rPr>
+          <w:color w:val="000000" w:themeColor="text1"/>
+        </w:rPr>
+        <w:t>Použité zdroje</w:t>
+      </w:r>
+    </w:p>
     <w:p/>
-    <w:p>
-      <w:pPr>
-        <w:pStyle w:val="Nadpis1"/>
-      </w:pPr>
-      <w:r>
-        <w:t>Závěr</w:t>
-      </w:r>
-    </w:p>
+    <w:p/>
     <w:p/>
     <w:sectPr>
       <w:headerReference w:type="default" r:id="rId10"/>

--- a/Dokumentace.docx
+++ b/Dokumentace.docx
@@ -2920,9 +2920,576 @@
         <w:t>Použité zdroje</w:t>
       </w:r>
     </w:p>
-    <w:p/>
-    <w:p/>
-    <w:p/>
+    <w:p>
+      <w:r>
+        <w:t xml:space="preserve">ANON., nedatováno. </w:t>
+      </w:r>
+      <w:proofErr w:type="spellStart"/>
+      <w:r>
+        <w:t>Scheduling</w:t>
+      </w:r>
+      <w:proofErr w:type="spellEnd"/>
+      <w:r>
+        <w:t xml:space="preserve"> </w:t>
+      </w:r>
+      <w:proofErr w:type="spellStart"/>
+      <w:r>
+        <w:t>tasks</w:t>
+      </w:r>
+      <w:proofErr w:type="spellEnd"/>
+      <w:r>
+        <w:t xml:space="preserve"> </w:t>
+      </w:r>
+      <w:proofErr w:type="spellStart"/>
+      <w:r>
+        <w:t>with</w:t>
+      </w:r>
+      <w:proofErr w:type="spellEnd"/>
+      <w:r>
+        <w:t xml:space="preserve"> </w:t>
+      </w:r>
+      <w:proofErr w:type="spellStart"/>
+      <w:r>
+        <w:t>Cron</w:t>
+      </w:r>
+      <w:proofErr w:type="spellEnd"/>
+      <w:r>
+        <w:t xml:space="preserve">. </w:t>
+      </w:r>
+      <w:proofErr w:type="spellStart"/>
+      <w:r>
+        <w:rPr>
+          <w:i/>
+          <w:iCs/>
+        </w:rPr>
+        <w:t>CodeSignal</w:t>
+      </w:r>
+      <w:proofErr w:type="spellEnd"/>
+      <w:r>
+        <w:rPr>
+          <w:i/>
+          <w:iCs/>
+        </w:rPr>
+        <w:t xml:space="preserve"> </w:t>
+      </w:r>
+      <w:proofErr w:type="spellStart"/>
+      <w:r>
+        <w:rPr>
+          <w:i/>
+          <w:iCs/>
+        </w:rPr>
+        <w:t>Learn</w:t>
+      </w:r>
+      <w:proofErr w:type="spellEnd"/>
+      <w:r>
+        <w:t xml:space="preserve"> [online] [vid. 5. květen 2026]. Získáno z: https://codesignal.com/learn/courses/system-automation-with-shell-scripts/lessons/scheduling-tasks-with-cron </w:t>
+      </w:r>
+    </w:p>
+    <w:p>
+      <w:r>
+        <w:t xml:space="preserve">BEN., </w:t>
+      </w:r>
+      <w:proofErr w:type="spellStart"/>
+      <w:r>
+        <w:t>Farouk</w:t>
+      </w:r>
+      <w:proofErr w:type="spellEnd"/>
+      <w:r>
+        <w:t xml:space="preserve">, 2025. </w:t>
+      </w:r>
+      <w:proofErr w:type="spellStart"/>
+      <w:r>
+        <w:t>Cron</w:t>
+      </w:r>
+      <w:proofErr w:type="spellEnd"/>
+      <w:r>
+        <w:t xml:space="preserve"> </w:t>
+      </w:r>
+      <w:proofErr w:type="spellStart"/>
+      <w:r>
+        <w:t>job</w:t>
+      </w:r>
+      <w:proofErr w:type="spellEnd"/>
+      <w:r>
+        <w:t xml:space="preserve"> syntax </w:t>
+      </w:r>
+      <w:proofErr w:type="spellStart"/>
+      <w:r>
+        <w:t>for</w:t>
+      </w:r>
+      <w:proofErr w:type="spellEnd"/>
+      <w:r>
+        <w:t xml:space="preserve"> </w:t>
+      </w:r>
+      <w:proofErr w:type="spellStart"/>
+      <w:r>
+        <w:t>scheduled</w:t>
+      </w:r>
+      <w:proofErr w:type="spellEnd"/>
+      <w:r>
+        <w:t xml:space="preserve"> </w:t>
+      </w:r>
+      <w:proofErr w:type="spellStart"/>
+      <w:r>
+        <w:t>task</w:t>
+      </w:r>
+      <w:proofErr w:type="spellEnd"/>
+      <w:r>
+        <w:t xml:space="preserve"> management. </w:t>
+      </w:r>
+      <w:proofErr w:type="spellStart"/>
+      <w:r>
+        <w:rPr>
+          <w:i/>
+          <w:iCs/>
+        </w:rPr>
+        <w:t>Odown</w:t>
+      </w:r>
+      <w:proofErr w:type="spellEnd"/>
+      <w:r>
+        <w:rPr>
+          <w:i/>
+          <w:iCs/>
+        </w:rPr>
+        <w:t xml:space="preserve"> Blog</w:t>
+      </w:r>
+      <w:r>
+        <w:t xml:space="preserve"> [online] [vid. 5. květen 2026]. Získáno z: https://odown.com/blog/cron-job-syntax/ </w:t>
+      </w:r>
+    </w:p>
+    <w:p>
+      <w:r>
+        <w:t xml:space="preserve">KACHARIYA, </w:t>
+      </w:r>
+      <w:proofErr w:type="spellStart"/>
+      <w:r>
+        <w:t>Gaurav</w:t>
+      </w:r>
+      <w:proofErr w:type="spellEnd"/>
+      <w:r>
+        <w:t xml:space="preserve">, 2023. </w:t>
+      </w:r>
+      <w:proofErr w:type="spellStart"/>
+      <w:r>
+        <w:t>Cron</w:t>
+      </w:r>
+      <w:proofErr w:type="spellEnd"/>
+      <w:r>
+        <w:t xml:space="preserve"> </w:t>
+      </w:r>
+      <w:proofErr w:type="spellStart"/>
+      <w:r>
+        <w:t>job</w:t>
+      </w:r>
+      <w:proofErr w:type="spellEnd"/>
+      <w:r>
+        <w:t xml:space="preserve"> mastery: A </w:t>
+      </w:r>
+      <w:proofErr w:type="spellStart"/>
+      <w:r>
+        <w:t>comprehensive</w:t>
+      </w:r>
+      <w:proofErr w:type="spellEnd"/>
+      <w:r>
+        <w:t xml:space="preserve"> </w:t>
+      </w:r>
+      <w:proofErr w:type="spellStart"/>
+      <w:r>
+        <w:t>guide</w:t>
+      </w:r>
+      <w:proofErr w:type="spellEnd"/>
+      <w:r>
+        <w:t xml:space="preserve"> to </w:t>
+      </w:r>
+      <w:proofErr w:type="spellStart"/>
+      <w:r>
+        <w:t>task</w:t>
+      </w:r>
+      <w:proofErr w:type="spellEnd"/>
+      <w:r>
+        <w:t xml:space="preserve"> </w:t>
+      </w:r>
+      <w:proofErr w:type="spellStart"/>
+      <w:r>
+        <w:t>scheduling</w:t>
+      </w:r>
+      <w:proofErr w:type="spellEnd"/>
+      <w:r>
+        <w:t xml:space="preserve"> </w:t>
+      </w:r>
+      <w:proofErr w:type="spellStart"/>
+      <w:r>
+        <w:t>with</w:t>
+      </w:r>
+      <w:proofErr w:type="spellEnd"/>
+      <w:r>
+        <w:t xml:space="preserve"> </w:t>
+      </w:r>
+      <w:proofErr w:type="spellStart"/>
+      <w:r>
+        <w:t>cron</w:t>
+      </w:r>
+      <w:proofErr w:type="spellEnd"/>
+      <w:r>
+        <w:t xml:space="preserve"> </w:t>
+      </w:r>
+      <w:proofErr w:type="spellStart"/>
+      <w:r>
+        <w:t>tab</w:t>
+      </w:r>
+      <w:proofErr w:type="spellEnd"/>
+      <w:r>
+        <w:t xml:space="preserve"> | by </w:t>
+      </w:r>
+      <w:proofErr w:type="spellStart"/>
+      <w:r>
+        <w:t>Gaurav</w:t>
+      </w:r>
+      <w:proofErr w:type="spellEnd"/>
+      <w:r>
+        <w:t xml:space="preserve"> </w:t>
+      </w:r>
+      <w:proofErr w:type="spellStart"/>
+      <w:r>
+        <w:t>Kachariya</w:t>
+      </w:r>
+      <w:proofErr w:type="spellEnd"/>
+      <w:r>
+        <w:t xml:space="preserve"> | Medium. </w:t>
+      </w:r>
+      <w:proofErr w:type="spellStart"/>
+      <w:r>
+        <w:rPr>
+          <w:i/>
+          <w:iCs/>
+        </w:rPr>
+        <w:t>Cron</w:t>
+      </w:r>
+      <w:proofErr w:type="spellEnd"/>
+      <w:r>
+        <w:rPr>
+          <w:i/>
+          <w:iCs/>
+        </w:rPr>
+        <w:t xml:space="preserve"> Job Mastery: A </w:t>
+      </w:r>
+      <w:proofErr w:type="spellStart"/>
+      <w:r>
+        <w:rPr>
+          <w:i/>
+          <w:iCs/>
+        </w:rPr>
+        <w:t>Comprehensive</w:t>
+      </w:r>
+      <w:proofErr w:type="spellEnd"/>
+      <w:r>
+        <w:rPr>
+          <w:i/>
+          <w:iCs/>
+        </w:rPr>
+        <w:t xml:space="preserve"> </w:t>
+      </w:r>
+      <w:proofErr w:type="spellStart"/>
+      <w:r>
+        <w:rPr>
+          <w:i/>
+          <w:iCs/>
+        </w:rPr>
+        <w:t>Guide</w:t>
+      </w:r>
+      <w:proofErr w:type="spellEnd"/>
+      <w:r>
+        <w:rPr>
+          <w:i/>
+          <w:iCs/>
+        </w:rPr>
+        <w:t xml:space="preserve"> to </w:t>
+      </w:r>
+      <w:proofErr w:type="spellStart"/>
+      <w:r>
+        <w:rPr>
+          <w:i/>
+          <w:iCs/>
+        </w:rPr>
+        <w:t>Task</w:t>
+      </w:r>
+      <w:proofErr w:type="spellEnd"/>
+      <w:r>
+        <w:rPr>
+          <w:i/>
+          <w:iCs/>
+        </w:rPr>
+        <w:t xml:space="preserve"> </w:t>
+      </w:r>
+      <w:proofErr w:type="spellStart"/>
+      <w:r>
+        <w:rPr>
+          <w:i/>
+          <w:iCs/>
+        </w:rPr>
+        <w:t>Scheduling</w:t>
+      </w:r>
+      <w:proofErr w:type="spellEnd"/>
+      <w:r>
+        <w:rPr>
+          <w:i/>
+          <w:iCs/>
+        </w:rPr>
+        <w:t xml:space="preserve"> </w:t>
+      </w:r>
+      <w:proofErr w:type="spellStart"/>
+      <w:r>
+        <w:rPr>
+          <w:i/>
+          <w:iCs/>
+        </w:rPr>
+        <w:t>with</w:t>
+      </w:r>
+      <w:proofErr w:type="spellEnd"/>
+      <w:r>
+        <w:rPr>
+          <w:i/>
+          <w:iCs/>
+        </w:rPr>
+        <w:t xml:space="preserve"> </w:t>
+      </w:r>
+      <w:proofErr w:type="spellStart"/>
+      <w:r>
+        <w:rPr>
+          <w:i/>
+          <w:iCs/>
+        </w:rPr>
+        <w:t>Cron</w:t>
+      </w:r>
+      <w:proofErr w:type="spellEnd"/>
+      <w:r>
+        <w:rPr>
+          <w:i/>
+          <w:iCs/>
+        </w:rPr>
+        <w:t xml:space="preserve"> </w:t>
+      </w:r>
+      <w:proofErr w:type="spellStart"/>
+      <w:r>
+        <w:rPr>
+          <w:i/>
+          <w:iCs/>
+        </w:rPr>
+        <w:t>Tab</w:t>
+      </w:r>
+      <w:proofErr w:type="spellEnd"/>
+      <w:r>
+        <w:t xml:space="preserve"> [online] [vid. 5. květen 2026]. Získáno z: https://medium.com/@gauravkachariya/cron-jobs-the-ultimate-guide-ef56e7697fdb </w:t>
+      </w:r>
+    </w:p>
+    <w:p>
+      <w:r>
+        <w:t xml:space="preserve">SWART, </w:t>
+      </w:r>
+      <w:proofErr w:type="spellStart"/>
+      <w:r>
+        <w:t>Thinus</w:t>
+      </w:r>
+      <w:proofErr w:type="spellEnd"/>
+      <w:r>
+        <w:t xml:space="preserve">, 2026. </w:t>
+      </w:r>
+      <w:proofErr w:type="spellStart"/>
+      <w:r>
+        <w:t>Cron</w:t>
+      </w:r>
+      <w:proofErr w:type="spellEnd"/>
+      <w:r>
+        <w:t xml:space="preserve"> </w:t>
+      </w:r>
+      <w:proofErr w:type="spellStart"/>
+      <w:r>
+        <w:t>jobs</w:t>
+      </w:r>
+      <w:proofErr w:type="spellEnd"/>
+      <w:r>
+        <w:t xml:space="preserve">: </w:t>
+      </w:r>
+      <w:proofErr w:type="spellStart"/>
+      <w:r>
+        <w:t>The</w:t>
+      </w:r>
+      <w:proofErr w:type="spellEnd"/>
+      <w:r>
+        <w:t xml:space="preserve"> </w:t>
+      </w:r>
+      <w:proofErr w:type="spellStart"/>
+      <w:r>
+        <w:t>Complete</w:t>
+      </w:r>
+      <w:proofErr w:type="spellEnd"/>
+      <w:r>
+        <w:t xml:space="preserve"> </w:t>
+      </w:r>
+      <w:proofErr w:type="spellStart"/>
+      <w:r>
+        <w:t>Guide</w:t>
+      </w:r>
+      <w:proofErr w:type="spellEnd"/>
+      <w:r>
+        <w:t xml:space="preserve"> </w:t>
+      </w:r>
+      <w:proofErr w:type="spellStart"/>
+      <w:r>
+        <w:t>for</w:t>
+      </w:r>
+      <w:proofErr w:type="spellEnd"/>
+      <w:r>
+        <w:t xml:space="preserve"> 2026. </w:t>
+      </w:r>
+      <w:proofErr w:type="spellStart"/>
+      <w:r>
+        <w:rPr>
+          <w:i/>
+          <w:iCs/>
+        </w:rPr>
+        <w:t>Simple</w:t>
+      </w:r>
+      <w:proofErr w:type="spellEnd"/>
+      <w:r>
+        <w:rPr>
+          <w:i/>
+          <w:iCs/>
+        </w:rPr>
+        <w:t xml:space="preserve"> monitoring </w:t>
+      </w:r>
+      <w:proofErr w:type="spellStart"/>
+      <w:r>
+        <w:rPr>
+          <w:i/>
+          <w:iCs/>
+        </w:rPr>
+        <w:t>for</w:t>
+      </w:r>
+      <w:proofErr w:type="spellEnd"/>
+      <w:r>
+        <w:rPr>
+          <w:i/>
+          <w:iCs/>
+        </w:rPr>
+        <w:t xml:space="preserve"> any </w:t>
+      </w:r>
+      <w:proofErr w:type="spellStart"/>
+      <w:r>
+        <w:rPr>
+          <w:i/>
+          <w:iCs/>
+        </w:rPr>
+        <w:t>application</w:t>
+      </w:r>
+      <w:proofErr w:type="spellEnd"/>
+      <w:r>
+        <w:t xml:space="preserve"> [online] [vid. 5. květen 2026]. Získáno z: https://cronitor.io/guides/cron-jobs </w:t>
+      </w:r>
+    </w:p>
+    <w:p>
+      <w:r>
+        <w:t xml:space="preserve">VIXIE, Paul, Marcela MAŠLÁŇOVÁ, Colin DEAN a Tomáš MRÁZ, 2013. </w:t>
+      </w:r>
+      <w:proofErr w:type="spellStart"/>
+      <w:proofErr w:type="gramStart"/>
+      <w:r>
+        <w:t>cron</w:t>
+      </w:r>
+      <w:proofErr w:type="spellEnd"/>
+      <w:r>
+        <w:t>(</w:t>
+      </w:r>
+      <w:proofErr w:type="gramEnd"/>
+      <w:r>
+        <w:t xml:space="preserve">8) — Linux </w:t>
+      </w:r>
+      <w:proofErr w:type="spellStart"/>
+      <w:r>
+        <w:t>manual</w:t>
+      </w:r>
+      <w:proofErr w:type="spellEnd"/>
+      <w:r>
+        <w:t xml:space="preserve"> </w:t>
+      </w:r>
+      <w:proofErr w:type="spellStart"/>
+      <w:r>
+        <w:t>page</w:t>
+      </w:r>
+      <w:proofErr w:type="spellEnd"/>
+      <w:r>
+        <w:t xml:space="preserve">. </w:t>
+      </w:r>
+      <w:proofErr w:type="spellStart"/>
+      <w:proofErr w:type="gramStart"/>
+      <w:r>
+        <w:rPr>
+          <w:i/>
+          <w:iCs/>
+        </w:rPr>
+        <w:t>Cron</w:t>
+      </w:r>
+      <w:proofErr w:type="spellEnd"/>
+      <w:r>
+        <w:rPr>
+          <w:i/>
+          <w:iCs/>
+        </w:rPr>
+        <w:t>(</w:t>
+      </w:r>
+      <w:proofErr w:type="gramEnd"/>
+      <w:r>
+        <w:rPr>
+          <w:i/>
+          <w:iCs/>
+        </w:rPr>
+        <w:t xml:space="preserve">8) - </w:t>
+      </w:r>
+      <w:proofErr w:type="spellStart"/>
+      <w:r>
+        <w:rPr>
+          <w:i/>
+          <w:iCs/>
+        </w:rPr>
+        <w:t>linux</w:t>
+      </w:r>
+      <w:proofErr w:type="spellEnd"/>
+      <w:r>
+        <w:rPr>
+          <w:i/>
+          <w:iCs/>
+        </w:rPr>
+        <w:t xml:space="preserve"> </w:t>
+      </w:r>
+      <w:proofErr w:type="spellStart"/>
+      <w:r>
+        <w:rPr>
+          <w:i/>
+          <w:iCs/>
+        </w:rPr>
+        <w:t>manual</w:t>
+      </w:r>
+      <w:proofErr w:type="spellEnd"/>
+      <w:r>
+        <w:rPr>
+          <w:i/>
+          <w:iCs/>
+        </w:rPr>
+        <w:t xml:space="preserve"> </w:t>
+      </w:r>
+      <w:proofErr w:type="spellStart"/>
+      <w:r>
+        <w:rPr>
+          <w:i/>
+          <w:iCs/>
+        </w:rPr>
+        <w:t>page</w:t>
+      </w:r>
+      <w:proofErr w:type="spellEnd"/>
+      <w:r>
+        <w:t xml:space="preserve"> [online] [vid. 5. květen 2026]. Získáno z: https://man7.org/linux/man-pages/man8/cron.8.html </w:t>
+      </w:r>
+    </w:p>
     <w:sectPr>
       <w:headerReference w:type="default" r:id="rId10"/>
       <w:pgSz w:w="11906" w:h="16838"/>
@@ -5076,7 +5643,6 @@
   <w:style w:type="character" w:default="1" w:styleId="Standardnpsmoodstavce">
     <w:name w:val="Default Paragraph Font"/>
     <w:uiPriority w:val="1"/>
-    <w:semiHidden/>
     <w:unhideWhenUsed/>
   </w:style>
   <w:style w:type="table" w:default="1" w:styleId="Normlntabulka">

--- a/Dokumentace.docx
+++ b/Dokumentace.docx
@@ -1651,6 +1651,31 @@
           <w:szCs w:val="24"/>
         </w:rPr>
       </w:pPr>
+      <w:r>
+        <w:rPr>
+          <w:sz w:val="24"/>
+          <w:szCs w:val="24"/>
+        </w:rPr>
+        <w:t>nano ~/backup.sh</w:t>
+      </w:r>
+    </w:p>
+    <w:p>
+      <w:pPr>
+        <w:pStyle w:val="Odstavecseseznamem"/>
+        <w:rPr>
+          <w:sz w:val="24"/>
+          <w:szCs w:val="24"/>
+        </w:rPr>
+      </w:pPr>
+    </w:p>
+    <w:p>
+      <w:pPr>
+        <w:pStyle w:val="Odstavecseseznamem"/>
+        <w:rPr>
+          <w:sz w:val="24"/>
+          <w:szCs w:val="24"/>
+        </w:rPr>
+      </w:pPr>
       <w:proofErr w:type="gramStart"/>
       <w:r>
         <w:rPr>
@@ -2566,6 +2591,7 @@
           <w:sz w:val="24"/>
           <w:szCs w:val="24"/>
         </w:rPr>
+        <w:lastRenderedPageBreak/>
         <w:t>cat</w:t>
       </w:r>
       <w:proofErr w:type="spellEnd"/>
@@ -2604,7 +2630,6 @@
         <w:rPr>
           <w:color w:val="000000" w:themeColor="text1"/>
         </w:rPr>
-        <w:lastRenderedPageBreak/>
         <w:t>Testování</w:t>
       </w:r>
     </w:p>
@@ -3389,6 +3414,7 @@
     </w:p>
     <w:p>
       <w:r>
+        <w:lastRenderedPageBreak/>
         <w:t xml:space="preserve">VIXIE, Paul, Marcela MAŠLÁŇOVÁ, Colin DEAN a Tomáš MRÁZ, 2013. </w:t>
       </w:r>
       <w:proofErr w:type="spellStart"/>
@@ -5643,6 +5669,7 @@
   <w:style w:type="character" w:default="1" w:styleId="Standardnpsmoodstavce">
     <w:name w:val="Default Paragraph Font"/>
     <w:uiPriority w:val="1"/>
+    <w:semiHidden/>
     <w:unhideWhenUsed/>
   </w:style>
   <w:style w:type="table" w:default="1" w:styleId="Normlntabulka">

--- a/Dokumentace.docx
+++ b/Dokumentace.docx
@@ -2947,39 +2947,7 @@
     </w:p>
     <w:p>
       <w:r>
-        <w:t xml:space="preserve">ANON., nedatováno. </w:t>
-      </w:r>
-      <w:proofErr w:type="spellStart"/>
-      <w:r>
-        <w:t>Scheduling</w:t>
-      </w:r>
-      <w:proofErr w:type="spellEnd"/>
-      <w:r>
-        <w:t xml:space="preserve"> </w:t>
-      </w:r>
-      <w:proofErr w:type="spellStart"/>
-      <w:r>
-        <w:t>tasks</w:t>
-      </w:r>
-      <w:proofErr w:type="spellEnd"/>
-      <w:r>
-        <w:t xml:space="preserve"> </w:t>
-      </w:r>
-      <w:proofErr w:type="spellStart"/>
-      <w:r>
-        <w:t>with</w:t>
-      </w:r>
-      <w:proofErr w:type="spellEnd"/>
-      <w:r>
-        <w:t xml:space="preserve"> </w:t>
-      </w:r>
-      <w:proofErr w:type="spellStart"/>
-      <w:r>
-        <w:t>Cron</w:t>
-      </w:r>
-      <w:proofErr w:type="spellEnd"/>
-      <w:r>
-        <w:t xml:space="preserve">. </w:t>
+        <w:t xml:space="preserve">ANON., 2026. Úvod K Plánování úloh. </w:t>
       </w:r>
       <w:proofErr w:type="spellStart"/>
       <w:r>
@@ -2987,80 +2955,64 @@
           <w:i/>
           <w:iCs/>
         </w:rPr>
-        <w:t>CodeSignal</w:t>
-      </w:r>
-      <w:proofErr w:type="spellEnd"/>
+        <w:t>ChatGPT</w:t>
+      </w:r>
+      <w:proofErr w:type="spellEnd"/>
+      <w:r>
+        <w:t xml:space="preserve"> [online] [vid. 5. květen 2026]. Získáno z: https://chatgpt.com/s/t_69f9b023a5c0819181d925b710056f82 </w:t>
+      </w:r>
+    </w:p>
+    <w:p>
+      <w:r>
+        <w:t xml:space="preserve">ANON., nedatováno. </w:t>
+      </w:r>
+      <w:proofErr w:type="spellStart"/>
+      <w:r>
+        <w:t>Scheduling</w:t>
+      </w:r>
+      <w:proofErr w:type="spellEnd"/>
+      <w:r>
+        <w:t xml:space="preserve"> </w:t>
+      </w:r>
+      <w:proofErr w:type="spellStart"/>
+      <w:r>
+        <w:t>tasks</w:t>
+      </w:r>
+      <w:proofErr w:type="spellEnd"/>
+      <w:r>
+        <w:t xml:space="preserve"> </w:t>
+      </w:r>
+      <w:proofErr w:type="spellStart"/>
+      <w:r>
+        <w:t>with</w:t>
+      </w:r>
+      <w:proofErr w:type="spellEnd"/>
+      <w:r>
+        <w:t xml:space="preserve"> </w:t>
+      </w:r>
+      <w:proofErr w:type="spellStart"/>
+      <w:r>
+        <w:t>Cron</w:t>
+      </w:r>
+      <w:proofErr w:type="spellEnd"/>
+      <w:r>
+        <w:t xml:space="preserve">. </w:t>
+      </w:r>
+      <w:proofErr w:type="spellStart"/>
       <w:r>
         <w:rPr>
           <w:i/>
           <w:iCs/>
         </w:rPr>
-        <w:t xml:space="preserve"> </w:t>
-      </w:r>
-      <w:proofErr w:type="spellStart"/>
+        <w:t>CodeSignal</w:t>
+      </w:r>
+      <w:proofErr w:type="spellEnd"/>
       <w:r>
         <w:rPr>
           <w:i/>
           <w:iCs/>
         </w:rPr>
-        <w:t>Learn</w:t>
-      </w:r>
-      <w:proofErr w:type="spellEnd"/>
-      <w:r>
-        <w:t xml:space="preserve"> [online] [vid. 5. květen 2026]. Získáno z: https://codesignal.com/learn/courses/system-automation-with-shell-scripts/lessons/scheduling-tasks-with-cron </w:t>
-      </w:r>
-    </w:p>
-    <w:p>
-      <w:r>
-        <w:t xml:space="preserve">BEN., </w:t>
-      </w:r>
-      <w:proofErr w:type="spellStart"/>
-      <w:r>
-        <w:t>Farouk</w:t>
-      </w:r>
-      <w:proofErr w:type="spellEnd"/>
-      <w:r>
-        <w:t xml:space="preserve">, 2025. </w:t>
-      </w:r>
-      <w:proofErr w:type="spellStart"/>
-      <w:r>
-        <w:t>Cron</w:t>
-      </w:r>
-      <w:proofErr w:type="spellEnd"/>
-      <w:r>
         <w:t xml:space="preserve"> </w:t>
-      </w:r>
-      <w:proofErr w:type="spellStart"/>
-      <w:r>
-        <w:t>job</w:t>
-      </w:r>
-      <w:proofErr w:type="spellEnd"/>
-      <w:r>
-        <w:t xml:space="preserve"> syntax </w:t>
-      </w:r>
-      <w:proofErr w:type="spellStart"/>
-      <w:r>
-        <w:t>for</w:t>
-      </w:r>
-      <w:proofErr w:type="spellEnd"/>
-      <w:r>
-        <w:t xml:space="preserve"> </w:t>
-      </w:r>
-      <w:proofErr w:type="spellStart"/>
-      <w:r>
-        <w:t>scheduled</w:t>
-      </w:r>
-      <w:proofErr w:type="spellEnd"/>
-      <w:r>
-        <w:t xml:space="preserve"> </w:t>
-      </w:r>
-      <w:proofErr w:type="spellStart"/>
-      <w:r>
-        <w:t>task</w:t>
-      </w:r>
-      <w:proofErr w:type="spellEnd"/>
-      <w:r>
-        <w:t xml:space="preserve"> management. </w:t>
       </w:r>
       <w:proofErr w:type="spellStart"/>
       <w:r>
@@ -3068,304 +3020,296 @@
           <w:i/>
           <w:iCs/>
         </w:rPr>
-        <w:t>Odown</w:t>
-      </w:r>
-      <w:proofErr w:type="spellEnd"/>
+        <w:t>Learn</w:t>
+      </w:r>
+      <w:proofErr w:type="spellEnd"/>
+      <w:r>
+        <w:t xml:space="preserve"> [online] [vid. 5. květen 2026]. Získáno z: https://codesignal.com/learn/courses/system-automation-with-shell-scripts/lessons/scheduling-tasks-with-cron </w:t>
+      </w:r>
+    </w:p>
+    <w:p>
+      <w:r>
+        <w:t xml:space="preserve">BEN., </w:t>
+      </w:r>
+      <w:proofErr w:type="spellStart"/>
+      <w:r>
+        <w:t>Farouk</w:t>
+      </w:r>
+      <w:proofErr w:type="spellEnd"/>
+      <w:r>
+        <w:t xml:space="preserve">, 2025. </w:t>
+      </w:r>
+      <w:proofErr w:type="spellStart"/>
+      <w:r>
+        <w:t>Cron</w:t>
+      </w:r>
+      <w:proofErr w:type="spellEnd"/>
+      <w:r>
+        <w:t xml:space="preserve"> </w:t>
+      </w:r>
+      <w:proofErr w:type="spellStart"/>
+      <w:r>
+        <w:t>job</w:t>
+      </w:r>
+      <w:proofErr w:type="spellEnd"/>
+      <w:r>
+        <w:t xml:space="preserve"> syntax </w:t>
+      </w:r>
+      <w:proofErr w:type="spellStart"/>
+      <w:r>
+        <w:t>for</w:t>
+      </w:r>
+      <w:proofErr w:type="spellEnd"/>
+      <w:r>
+        <w:t xml:space="preserve"> </w:t>
+      </w:r>
+      <w:proofErr w:type="spellStart"/>
+      <w:r>
+        <w:t>scheduled</w:t>
+      </w:r>
+      <w:proofErr w:type="spellEnd"/>
+      <w:r>
+        <w:t xml:space="preserve"> </w:t>
+      </w:r>
+      <w:proofErr w:type="spellStart"/>
+      <w:r>
+        <w:t>task</w:t>
+      </w:r>
+      <w:proofErr w:type="spellEnd"/>
+      <w:r>
+        <w:t xml:space="preserve"> management. </w:t>
+      </w:r>
+      <w:proofErr w:type="spellStart"/>
       <w:r>
         <w:rPr>
           <w:i/>
           <w:iCs/>
         </w:rPr>
-        <w:t xml:space="preserve"> Blog</w:t>
-      </w:r>
-      <w:r>
-        <w:t xml:space="preserve"> [online] [vid. 5. květen 2026]. Získáno z: https://odown.com/blog/cron-job-syntax/ </w:t>
-      </w:r>
-    </w:p>
-    <w:p>
-      <w:r>
-        <w:t xml:space="preserve">KACHARIYA, </w:t>
-      </w:r>
-      <w:proofErr w:type="spellStart"/>
-      <w:r>
-        <w:t>Gaurav</w:t>
-      </w:r>
-      <w:proofErr w:type="spellEnd"/>
-      <w:r>
-        <w:t xml:space="preserve">, 2023. </w:t>
-      </w:r>
-      <w:proofErr w:type="spellStart"/>
-      <w:r>
-        <w:t>Cron</w:t>
-      </w:r>
-      <w:proofErr w:type="spellEnd"/>
-      <w:r>
-        <w:t xml:space="preserve"> </w:t>
-      </w:r>
-      <w:proofErr w:type="spellStart"/>
-      <w:r>
-        <w:t>job</w:t>
-      </w:r>
-      <w:proofErr w:type="spellEnd"/>
-      <w:r>
-        <w:t xml:space="preserve"> mastery: A </w:t>
-      </w:r>
-      <w:proofErr w:type="spellStart"/>
-      <w:r>
-        <w:t>comprehensive</w:t>
-      </w:r>
-      <w:proofErr w:type="spellEnd"/>
-      <w:r>
-        <w:t xml:space="preserve"> </w:t>
-      </w:r>
-      <w:proofErr w:type="spellStart"/>
-      <w:r>
-        <w:t>guide</w:t>
-      </w:r>
-      <w:proofErr w:type="spellEnd"/>
-      <w:r>
-        <w:t xml:space="preserve"> to </w:t>
-      </w:r>
-      <w:proofErr w:type="spellStart"/>
-      <w:r>
-        <w:t>task</w:t>
-      </w:r>
-      <w:proofErr w:type="spellEnd"/>
-      <w:r>
-        <w:t xml:space="preserve"> </w:t>
-      </w:r>
-      <w:proofErr w:type="spellStart"/>
-      <w:r>
-        <w:t>scheduling</w:t>
-      </w:r>
-      <w:proofErr w:type="spellEnd"/>
-      <w:r>
-        <w:t xml:space="preserve"> </w:t>
-      </w:r>
-      <w:proofErr w:type="spellStart"/>
-      <w:r>
-        <w:t>with</w:t>
-      </w:r>
-      <w:proofErr w:type="spellEnd"/>
-      <w:r>
-        <w:t xml:space="preserve"> </w:t>
-      </w:r>
-      <w:proofErr w:type="spellStart"/>
-      <w:r>
-        <w:t>cron</w:t>
-      </w:r>
-      <w:proofErr w:type="spellEnd"/>
-      <w:r>
-        <w:t xml:space="preserve"> </w:t>
-      </w:r>
-      <w:proofErr w:type="spellStart"/>
-      <w:r>
-        <w:t>tab</w:t>
-      </w:r>
-      <w:proofErr w:type="spellEnd"/>
-      <w:r>
-        <w:t xml:space="preserve"> | by </w:t>
-      </w:r>
-      <w:proofErr w:type="spellStart"/>
-      <w:r>
-        <w:t>Gaurav</w:t>
-      </w:r>
-      <w:proofErr w:type="spellEnd"/>
-      <w:r>
-        <w:t xml:space="preserve"> </w:t>
-      </w:r>
-      <w:proofErr w:type="spellStart"/>
-      <w:r>
-        <w:t>Kachariya</w:t>
-      </w:r>
-      <w:proofErr w:type="spellEnd"/>
-      <w:r>
-        <w:t xml:space="preserve"> | Medium. </w:t>
-      </w:r>
-      <w:proofErr w:type="spellStart"/>
+        <w:t>Odown</w:t>
+      </w:r>
+      <w:proofErr w:type="spellEnd"/>
       <w:r>
         <w:rPr>
           <w:i/>
           <w:iCs/>
         </w:rPr>
+        <w:t xml:space="preserve"> Blog</w:t>
+      </w:r>
+      <w:r>
+        <w:t xml:space="preserve"> [online] [vid. 5. květen 2026]. Získáno z: https://odown.com/blog/cron-job-syntax/ </w:t>
+      </w:r>
+    </w:p>
+    <w:p>
+      <w:r>
+        <w:t xml:space="preserve">KACHARIYA, </w:t>
+      </w:r>
+      <w:proofErr w:type="spellStart"/>
+      <w:r>
+        <w:t>Gaurav</w:t>
+      </w:r>
+      <w:proofErr w:type="spellEnd"/>
+      <w:r>
+        <w:t xml:space="preserve">, 2023. </w:t>
+      </w:r>
+      <w:proofErr w:type="spellStart"/>
+      <w:r>
         <w:t>Cron</w:t>
       </w:r>
       <w:proofErr w:type="spellEnd"/>
+      <w:r>
+        <w:t xml:space="preserve"> </w:t>
+      </w:r>
+      <w:proofErr w:type="spellStart"/>
+      <w:r>
+        <w:t>job</w:t>
+      </w:r>
+      <w:proofErr w:type="spellEnd"/>
+      <w:r>
+        <w:t xml:space="preserve"> mastery: A </w:t>
+      </w:r>
+      <w:proofErr w:type="spellStart"/>
+      <w:r>
+        <w:t>comprehensive</w:t>
+      </w:r>
+      <w:proofErr w:type="spellEnd"/>
+      <w:r>
+        <w:t xml:space="preserve"> </w:t>
+      </w:r>
+      <w:proofErr w:type="spellStart"/>
+      <w:r>
+        <w:t>guide</w:t>
+      </w:r>
+      <w:proofErr w:type="spellEnd"/>
+      <w:r>
+        <w:t xml:space="preserve"> to </w:t>
+      </w:r>
+      <w:proofErr w:type="spellStart"/>
+      <w:r>
+        <w:t>task</w:t>
+      </w:r>
+      <w:proofErr w:type="spellEnd"/>
+      <w:r>
+        <w:t xml:space="preserve"> </w:t>
+      </w:r>
+      <w:proofErr w:type="spellStart"/>
+      <w:r>
+        <w:t>scheduling</w:t>
+      </w:r>
+      <w:proofErr w:type="spellEnd"/>
+      <w:r>
+        <w:t xml:space="preserve"> </w:t>
+      </w:r>
+      <w:proofErr w:type="spellStart"/>
+      <w:r>
+        <w:t>with</w:t>
+      </w:r>
+      <w:proofErr w:type="spellEnd"/>
+      <w:r>
+        <w:t xml:space="preserve"> </w:t>
+      </w:r>
+      <w:proofErr w:type="spellStart"/>
+      <w:r>
+        <w:t>cron</w:t>
+      </w:r>
+      <w:proofErr w:type="spellEnd"/>
+      <w:r>
+        <w:t xml:space="preserve"> </w:t>
+      </w:r>
+      <w:proofErr w:type="spellStart"/>
+      <w:r>
+        <w:t>tab</w:t>
+      </w:r>
+      <w:proofErr w:type="spellEnd"/>
+      <w:r>
+        <w:t xml:space="preserve"> | by </w:t>
+      </w:r>
+      <w:proofErr w:type="spellStart"/>
+      <w:r>
+        <w:t>Gaurav</w:t>
+      </w:r>
+      <w:proofErr w:type="spellEnd"/>
+      <w:r>
+        <w:t xml:space="preserve"> </w:t>
+      </w:r>
+      <w:proofErr w:type="spellStart"/>
+      <w:r>
+        <w:t>Kachariya</w:t>
+      </w:r>
+      <w:proofErr w:type="spellEnd"/>
+      <w:r>
+        <w:t xml:space="preserve"> | Medium. </w:t>
+      </w:r>
+      <w:proofErr w:type="spellStart"/>
       <w:r>
         <w:rPr>
           <w:i/>
           <w:iCs/>
         </w:rPr>
-        <w:t xml:space="preserve"> Job Mastery: A </w:t>
-      </w:r>
-      <w:proofErr w:type="spellStart"/>
+        <w:t>Cron</w:t>
+      </w:r>
+      <w:proofErr w:type="spellEnd"/>
       <w:r>
         <w:rPr>
           <w:i/>
           <w:iCs/>
         </w:rPr>
-        <w:t>Comprehensive</w:t>
-      </w:r>
-      <w:proofErr w:type="spellEnd"/>
+        <w:t xml:space="preserve"> Job Mastery: A </w:t>
+      </w:r>
+      <w:proofErr w:type="spellStart"/>
       <w:r>
         <w:rPr>
           <w:i/>
           <w:iCs/>
         </w:rPr>
-        <w:t xml:space="preserve"> </w:t>
-      </w:r>
-      <w:proofErr w:type="spellStart"/>
+        <w:t>Comprehensive</w:t>
+      </w:r>
+      <w:proofErr w:type="spellEnd"/>
       <w:r>
         <w:rPr>
           <w:i/>
           <w:iCs/>
         </w:rPr>
-        <w:t>Guide</w:t>
-      </w:r>
-      <w:proofErr w:type="spellEnd"/>
+        <w:t xml:space="preserve"> </w:t>
+      </w:r>
+      <w:proofErr w:type="spellStart"/>
       <w:r>
         <w:rPr>
           <w:i/>
           <w:iCs/>
         </w:rPr>
-        <w:t xml:space="preserve"> to </w:t>
-      </w:r>
-      <w:proofErr w:type="spellStart"/>
+        <w:t>Guide</w:t>
+      </w:r>
+      <w:proofErr w:type="spellEnd"/>
       <w:r>
         <w:rPr>
           <w:i/>
           <w:iCs/>
         </w:rPr>
-        <w:t>Task</w:t>
-      </w:r>
-      <w:proofErr w:type="spellEnd"/>
+        <w:t xml:space="preserve"> to </w:t>
+      </w:r>
+      <w:proofErr w:type="spellStart"/>
       <w:r>
         <w:rPr>
           <w:i/>
           <w:iCs/>
         </w:rPr>
-        <w:t xml:space="preserve"> </w:t>
-      </w:r>
-      <w:proofErr w:type="spellStart"/>
+        <w:t>Task</w:t>
+      </w:r>
+      <w:proofErr w:type="spellEnd"/>
       <w:r>
         <w:rPr>
           <w:i/>
           <w:iCs/>
         </w:rPr>
-        <w:t>Scheduling</w:t>
-      </w:r>
-      <w:proofErr w:type="spellEnd"/>
+        <w:t xml:space="preserve"> </w:t>
+      </w:r>
+      <w:proofErr w:type="spellStart"/>
       <w:r>
         <w:rPr>
           <w:i/>
           <w:iCs/>
         </w:rPr>
-        <w:t xml:space="preserve"> </w:t>
-      </w:r>
-      <w:proofErr w:type="spellStart"/>
+        <w:t>Scheduling</w:t>
+      </w:r>
+      <w:proofErr w:type="spellEnd"/>
       <w:r>
         <w:rPr>
           <w:i/>
           <w:iCs/>
         </w:rPr>
-        <w:t>with</w:t>
-      </w:r>
-      <w:proofErr w:type="spellEnd"/>
+        <w:t xml:space="preserve"> </w:t>
+      </w:r>
+      <w:proofErr w:type="spellStart"/>
       <w:r>
         <w:rPr>
           <w:i/>
           <w:iCs/>
         </w:rPr>
-        <w:t xml:space="preserve"> </w:t>
-      </w:r>
-      <w:proofErr w:type="spellStart"/>
+        <w:t>with</w:t>
+      </w:r>
+      <w:proofErr w:type="spellEnd"/>
       <w:r>
         <w:rPr>
           <w:i/>
           <w:iCs/>
         </w:rPr>
-        <w:t>Cron</w:t>
-      </w:r>
-      <w:proofErr w:type="spellEnd"/>
+        <w:t xml:space="preserve"> </w:t>
+      </w:r>
+      <w:proofErr w:type="spellStart"/>
       <w:r>
         <w:rPr>
           <w:i/>
           <w:iCs/>
         </w:rPr>
-        <w:t xml:space="preserve"> </w:t>
-      </w:r>
-      <w:proofErr w:type="spellStart"/>
+        <w:t>Cron</w:t>
+      </w:r>
+      <w:proofErr w:type="spellEnd"/>
       <w:r>
         <w:rPr>
           <w:i/>
           <w:iCs/>
         </w:rPr>
-        <w:t>Tab</w:t>
-      </w:r>
-      <w:proofErr w:type="spellEnd"/>
-      <w:r>
-        <w:t xml:space="preserve"> [online] [vid. 5. květen 2026]. Získáno z: https://medium.com/@gauravkachariya/cron-jobs-the-ultimate-guide-ef56e7697fdb </w:t>
-      </w:r>
-    </w:p>
-    <w:p>
-      <w:r>
-        <w:t xml:space="preserve">SWART, </w:t>
-      </w:r>
-      <w:proofErr w:type="spellStart"/>
-      <w:r>
-        <w:t>Thinus</w:t>
-      </w:r>
-      <w:proofErr w:type="spellEnd"/>
-      <w:r>
-        <w:t xml:space="preserve">, 2026. </w:t>
-      </w:r>
-      <w:proofErr w:type="spellStart"/>
-      <w:r>
-        <w:t>Cron</w:t>
-      </w:r>
-      <w:proofErr w:type="spellEnd"/>
-      <w:r>
         <w:t xml:space="preserve"> </w:t>
-      </w:r>
-      <w:proofErr w:type="spellStart"/>
-      <w:r>
-        <w:t>jobs</w:t>
-      </w:r>
-      <w:proofErr w:type="spellEnd"/>
-      <w:r>
-        <w:t xml:space="preserve">: </w:t>
-      </w:r>
-      <w:proofErr w:type="spellStart"/>
-      <w:r>
-        <w:t>The</w:t>
-      </w:r>
-      <w:proofErr w:type="spellEnd"/>
-      <w:r>
-        <w:t xml:space="preserve"> </w:t>
-      </w:r>
-      <w:proofErr w:type="spellStart"/>
-      <w:r>
-        <w:t>Complete</w:t>
-      </w:r>
-      <w:proofErr w:type="spellEnd"/>
-      <w:r>
-        <w:t xml:space="preserve"> </w:t>
-      </w:r>
-      <w:proofErr w:type="spellStart"/>
-      <w:r>
-        <w:t>Guide</w:t>
-      </w:r>
-      <w:proofErr w:type="spellEnd"/>
-      <w:r>
-        <w:t xml:space="preserve"> </w:t>
-      </w:r>
-      <w:proofErr w:type="spellStart"/>
-      <w:r>
-        <w:t>for</w:t>
-      </w:r>
-      <w:proofErr w:type="spellEnd"/>
-      <w:r>
-        <w:t xml:space="preserve"> 2026. </w:t>
       </w:r>
       <w:proofErr w:type="spellStart"/>
       <w:r>
@@ -3373,142 +3317,215 @@
           <w:i/>
           <w:iCs/>
         </w:rPr>
-        <w:t>Simple</w:t>
-      </w:r>
-      <w:proofErr w:type="spellEnd"/>
+        <w:t>Tab</w:t>
+      </w:r>
+      <w:proofErr w:type="spellEnd"/>
+      <w:r>
+        <w:t xml:space="preserve"> [online] [vid. 5. květen 2026]. Získáno z: https://medium.com/@gauravkachariya/cron-jobs-the-ultimate-guide-ef56e7697fdb </w:t>
+      </w:r>
+    </w:p>
+    <w:p>
+      <w:r>
+        <w:lastRenderedPageBreak/>
+        <w:t xml:space="preserve">SWART, </w:t>
+      </w:r>
+      <w:proofErr w:type="spellStart"/>
+      <w:r>
+        <w:t>Thinus</w:t>
+      </w:r>
+      <w:proofErr w:type="spellEnd"/>
+      <w:r>
+        <w:t xml:space="preserve">, 2026. </w:t>
+      </w:r>
+      <w:proofErr w:type="spellStart"/>
+      <w:r>
+        <w:t>Cron</w:t>
+      </w:r>
+      <w:proofErr w:type="spellEnd"/>
+      <w:r>
+        <w:t xml:space="preserve"> </w:t>
+      </w:r>
+      <w:proofErr w:type="spellStart"/>
+      <w:r>
+        <w:t>jobs</w:t>
+      </w:r>
+      <w:proofErr w:type="spellEnd"/>
+      <w:r>
+        <w:t xml:space="preserve">: </w:t>
+      </w:r>
+      <w:proofErr w:type="spellStart"/>
+      <w:r>
+        <w:t>The</w:t>
+      </w:r>
+      <w:proofErr w:type="spellEnd"/>
+      <w:r>
+        <w:t xml:space="preserve"> </w:t>
+      </w:r>
+      <w:proofErr w:type="spellStart"/>
+      <w:r>
+        <w:t>Complete</w:t>
+      </w:r>
+      <w:proofErr w:type="spellEnd"/>
+      <w:r>
+        <w:t xml:space="preserve"> </w:t>
+      </w:r>
+      <w:proofErr w:type="spellStart"/>
+      <w:r>
+        <w:t>Guide</w:t>
+      </w:r>
+      <w:proofErr w:type="spellEnd"/>
+      <w:r>
+        <w:t xml:space="preserve"> </w:t>
+      </w:r>
+      <w:proofErr w:type="spellStart"/>
+      <w:r>
+        <w:t>for</w:t>
+      </w:r>
+      <w:proofErr w:type="spellEnd"/>
+      <w:r>
+        <w:t xml:space="preserve"> 2026. </w:t>
+      </w:r>
+      <w:proofErr w:type="spellStart"/>
       <w:r>
         <w:rPr>
           <w:i/>
           <w:iCs/>
         </w:rPr>
-        <w:t xml:space="preserve"> monitoring </w:t>
-      </w:r>
-      <w:proofErr w:type="spellStart"/>
+        <w:t>Simple</w:t>
+      </w:r>
+      <w:proofErr w:type="spellEnd"/>
       <w:r>
         <w:rPr>
           <w:i/>
           <w:iCs/>
         </w:rPr>
-        <w:t>for</w:t>
-      </w:r>
-      <w:proofErr w:type="spellEnd"/>
+        <w:t xml:space="preserve"> monitoring </w:t>
+      </w:r>
+      <w:proofErr w:type="spellStart"/>
       <w:r>
         <w:rPr>
           <w:i/>
           <w:iCs/>
         </w:rPr>
-        <w:t xml:space="preserve"> any </w:t>
-      </w:r>
-      <w:proofErr w:type="spellStart"/>
+        <w:t>for</w:t>
+      </w:r>
+      <w:proofErr w:type="spellEnd"/>
       <w:r>
         <w:rPr>
           <w:i/>
           <w:iCs/>
         </w:rPr>
-        <w:t>application</w:t>
-      </w:r>
-      <w:proofErr w:type="spellEnd"/>
-      <w:r>
-        <w:t xml:space="preserve"> [online] [vid. 5. květen 2026]. Získáno z: https://cronitor.io/guides/cron-jobs </w:t>
-      </w:r>
-    </w:p>
-    <w:p>
-      <w:r>
-        <w:lastRenderedPageBreak/>
-        <w:t xml:space="preserve">VIXIE, Paul, Marcela MAŠLÁŇOVÁ, Colin DEAN a Tomáš MRÁZ, 2013. </w:t>
-      </w:r>
-      <w:proofErr w:type="spellStart"/>
-      <w:proofErr w:type="gramStart"/>
-      <w:r>
-        <w:t>cron</w:t>
-      </w:r>
-      <w:proofErr w:type="spellEnd"/>
-      <w:r>
-        <w:t>(</w:t>
-      </w:r>
-      <w:proofErr w:type="gramEnd"/>
-      <w:r>
-        <w:t xml:space="preserve">8) — Linux </w:t>
-      </w:r>
-      <w:proofErr w:type="spellStart"/>
-      <w:r>
-        <w:t>manual</w:t>
-      </w:r>
-      <w:proofErr w:type="spellEnd"/>
-      <w:r>
-        <w:t xml:space="preserve"> </w:t>
-      </w:r>
-      <w:proofErr w:type="spellStart"/>
-      <w:r>
-        <w:t>page</w:t>
-      </w:r>
-      <w:proofErr w:type="spellEnd"/>
-      <w:r>
-        <w:t xml:space="preserve">. </w:t>
-      </w:r>
-      <w:proofErr w:type="spellStart"/>
-      <w:proofErr w:type="gramStart"/>
+        <w:t xml:space="preserve"> any </w:t>
+      </w:r>
+      <w:proofErr w:type="spellStart"/>
       <w:r>
         <w:rPr>
           <w:i/>
           <w:iCs/>
         </w:rPr>
-        <w:t>Cron</w:t>
-      </w:r>
-      <w:proofErr w:type="spellEnd"/>
+        <w:t>application</w:t>
+      </w:r>
+      <w:proofErr w:type="spellEnd"/>
+      <w:r>
+        <w:t xml:space="preserve"> [online] [vid. 5. květen 2026]. Získáno z: https://cronitor.io/guides/cron-jobs </w:t>
+      </w:r>
+    </w:p>
+    <w:p>
+      <w:r>
+        <w:t xml:space="preserve">VIXIE, Paul, Marcela MAŠLÁŇOVÁ, Colin DEAN a Tomáš MRÁZ, 2013. </w:t>
+      </w:r>
+      <w:proofErr w:type="spellStart"/>
+      <w:proofErr w:type="gramStart"/>
+      <w:r>
+        <w:t>cron</w:t>
+      </w:r>
+      <w:proofErr w:type="spellEnd"/>
+      <w:r>
+        <w:t>(</w:t>
+      </w:r>
+      <w:proofErr w:type="gramEnd"/>
+      <w:r>
+        <w:t xml:space="preserve">8) — Linux </w:t>
+      </w:r>
+      <w:proofErr w:type="spellStart"/>
+      <w:r>
+        <w:t>manual</w:t>
+      </w:r>
+      <w:proofErr w:type="spellEnd"/>
+      <w:r>
+        <w:t xml:space="preserve"> </w:t>
+      </w:r>
+      <w:proofErr w:type="spellStart"/>
+      <w:r>
+        <w:t>page</w:t>
+      </w:r>
+      <w:proofErr w:type="spellEnd"/>
+      <w:r>
+        <w:t xml:space="preserve">. </w:t>
+      </w:r>
+      <w:proofErr w:type="spellStart"/>
+      <w:proofErr w:type="gramStart"/>
       <w:r>
         <w:rPr>
           <w:i/>
           <w:iCs/>
         </w:rPr>
-        <w:t>(</w:t>
-      </w:r>
-      <w:proofErr w:type="gramEnd"/>
+        <w:t>Cron</w:t>
+      </w:r>
+      <w:proofErr w:type="spellEnd"/>
       <w:r>
         <w:rPr>
           <w:i/>
           <w:iCs/>
         </w:rPr>
-        <w:t xml:space="preserve">8) - </w:t>
-      </w:r>
-      <w:proofErr w:type="spellStart"/>
+        <w:t>(</w:t>
+      </w:r>
+      <w:proofErr w:type="gramEnd"/>
       <w:r>
         <w:rPr>
           <w:i/>
           <w:iCs/>
         </w:rPr>
-        <w:t>linux</w:t>
-      </w:r>
-      <w:proofErr w:type="spellEnd"/>
+        <w:t xml:space="preserve">8) - </w:t>
+      </w:r>
+      <w:proofErr w:type="spellStart"/>
       <w:r>
         <w:rPr>
           <w:i/>
           <w:iCs/>
         </w:rPr>
-        <w:t xml:space="preserve"> </w:t>
-      </w:r>
-      <w:proofErr w:type="spellStart"/>
+        <w:t>linux</w:t>
+      </w:r>
+      <w:proofErr w:type="spellEnd"/>
       <w:r>
         <w:rPr>
           <w:i/>
           <w:iCs/>
         </w:rPr>
-        <w:t>manual</w:t>
-      </w:r>
-      <w:proofErr w:type="spellEnd"/>
+        <w:t xml:space="preserve"> </w:t>
+      </w:r>
+      <w:proofErr w:type="spellStart"/>
       <w:r>
         <w:rPr>
           <w:i/>
           <w:iCs/>
         </w:rPr>
-        <w:t xml:space="preserve"> </w:t>
-      </w:r>
-      <w:proofErr w:type="spellStart"/>
+        <w:t>manual</w:t>
+      </w:r>
+      <w:proofErr w:type="spellEnd"/>
       <w:r>
         <w:rPr>
           <w:i/>
           <w:iCs/>
         </w:rPr>
+        <w:t xml:space="preserve"> </w:t>
+      </w:r>
+      <w:proofErr w:type="spellStart"/>
+      <w:r>
+        <w:rPr>
+          <w:i/>
+          <w:iCs/>
+        </w:rPr>
         <w:t>page</w:t>
       </w:r>
       <w:proofErr w:type="spellEnd"/>
@@ -3516,6 +3533,7 @@
         <w:t xml:space="preserve"> [online] [vid. 5. květen 2026]. Získáno z: https://man7.org/linux/man-pages/man8/cron.8.html </w:t>
       </w:r>
     </w:p>
+    <w:p/>
     <w:sectPr>
       <w:headerReference w:type="default" r:id="rId10"/>
       <w:pgSz w:w="11906" w:h="16838"/>
@@ -5669,7 +5687,6 @@
   <w:style w:type="character" w:default="1" w:styleId="Standardnpsmoodstavce">
     <w:name w:val="Default Paragraph Font"/>
     <w:uiPriority w:val="1"/>
-    <w:semiHidden/>
     <w:unhideWhenUsed/>
   </w:style>
   <w:style w:type="table" w:default="1" w:styleId="Normlntabulka">

--- a/Dokumentace.docx
+++ b/Dokumentace.docx
@@ -160,7 +160,21 @@
           <w:sz w:val="24"/>
           <w:szCs w:val="24"/>
         </w:rPr>
-        <w:t xml:space="preserve">V tomto projektu jsme se pustili do plánování úloh v Linuxu pomocí </w:t>
+        <w:t xml:space="preserve">V tomto projektu jsme </w:t>
+      </w:r>
+      <w:r>
+        <w:rPr>
+          <w:sz w:val="24"/>
+          <w:szCs w:val="24"/>
+        </w:rPr>
+        <w:t>zkusili</w:t>
+      </w:r>
+      <w:r>
+        <w:rPr>
+          <w:sz w:val="24"/>
+          <w:szCs w:val="24"/>
+        </w:rPr>
+        <w:t xml:space="preserve"> plánování úloh v Linuxu pomocí </w:t>
       </w:r>
       <w:proofErr w:type="spellStart"/>
       <w:r>
@@ -176,22 +190,149 @@
           <w:sz w:val="24"/>
           <w:szCs w:val="24"/>
         </w:rPr>
-        <w:t xml:space="preserve"> a zároveň jsme si zkusili vytvořit jednoduchý systém na automatické zálohování dat. Chtěli jsme si to vyzkoušet v praxi, protože bez toho si člověk moc neodnese. A taky jsme nechtěli dělat jen nějaký ukázkový projekt, ale něco, co má reálné využití.</w:t>
-      </w:r>
-    </w:p>
-    <w:p>
-      <w:pPr>
-        <w:rPr>
-          <w:sz w:val="24"/>
-          <w:szCs w:val="24"/>
-        </w:rPr>
-      </w:pPr>
-      <w:r>
-        <w:rPr>
-          <w:sz w:val="24"/>
-          <w:szCs w:val="24"/>
-        </w:rPr>
-        <w:t xml:space="preserve">Dneska pracujeme s obrovským množstvím dat a jejich ztráta může být fakt problém. Ať už jde o osobní soubory, školní projekty, pracovní záležitosti nebo další věci. Stačí malá </w:t>
+        <w:t xml:space="preserve"> a zároveň jsme si </w:t>
+      </w:r>
+      <w:r>
+        <w:rPr>
+          <w:sz w:val="24"/>
+          <w:szCs w:val="24"/>
+        </w:rPr>
+        <w:t xml:space="preserve">udělali </w:t>
+      </w:r>
+      <w:r>
+        <w:rPr>
+          <w:sz w:val="24"/>
+          <w:szCs w:val="24"/>
+        </w:rPr>
+        <w:t xml:space="preserve">jednoduchý systém na automatické zálohování dat. </w:t>
+      </w:r>
+      <w:r>
+        <w:rPr>
+          <w:sz w:val="24"/>
+          <w:szCs w:val="24"/>
+        </w:rPr>
+        <w:t xml:space="preserve">Je dobré </w:t>
+      </w:r>
+      <w:r>
+        <w:rPr>
+          <w:sz w:val="24"/>
+          <w:szCs w:val="24"/>
+        </w:rPr>
+        <w:t>si to vyzkoušet v praxi, protože bez toho si člověk moc neodnese. A taky jsme nechtěli dělat</w:t>
+      </w:r>
+      <w:r>
+        <w:rPr>
+          <w:sz w:val="24"/>
+          <w:szCs w:val="24"/>
+        </w:rPr>
+        <w:t xml:space="preserve"> něco jen tak</w:t>
+      </w:r>
+      <w:r>
+        <w:rPr>
+          <w:sz w:val="24"/>
+          <w:szCs w:val="24"/>
+        </w:rPr>
+        <w:t>, ale něco, co má reálné využití.</w:t>
+      </w:r>
+    </w:p>
+    <w:p>
+      <w:pPr>
+        <w:rPr>
+          <w:sz w:val="24"/>
+          <w:szCs w:val="24"/>
+        </w:rPr>
+      </w:pPr>
+      <w:r>
+        <w:rPr>
+          <w:sz w:val="24"/>
+          <w:szCs w:val="24"/>
+        </w:rPr>
+        <w:t xml:space="preserve">Dneska pracujeme s </w:t>
+      </w:r>
+      <w:r>
+        <w:rPr>
+          <w:sz w:val="24"/>
+          <w:szCs w:val="24"/>
+        </w:rPr>
+        <w:t>velkým</w:t>
+      </w:r>
+      <w:r>
+        <w:rPr>
+          <w:sz w:val="24"/>
+          <w:szCs w:val="24"/>
+        </w:rPr>
+        <w:t xml:space="preserve"> množstvím dat a jejich ztráta může být problém. Ať už jde o soubory, školní projekty, pracovní záležitosti nebo další věci. Stačí malá </w:t>
+      </w:r>
+      <w:r>
+        <w:rPr>
+          <w:sz w:val="24"/>
+          <w:szCs w:val="24"/>
+        </w:rPr>
+        <w:t>chyba,</w:t>
+      </w:r>
+      <w:r>
+        <w:rPr>
+          <w:sz w:val="24"/>
+          <w:szCs w:val="24"/>
+        </w:rPr>
+        <w:t xml:space="preserve"> </w:t>
+      </w:r>
+      <w:r>
+        <w:rPr>
+          <w:sz w:val="24"/>
+          <w:szCs w:val="24"/>
+        </w:rPr>
+        <w:t xml:space="preserve">kdy </w:t>
+      </w:r>
+      <w:r>
+        <w:rPr>
+          <w:sz w:val="24"/>
+          <w:szCs w:val="24"/>
+        </w:rPr>
+        <w:t xml:space="preserve">třeba něco omylem smažeme nebo selže hardware, případně se stane něco nečekaného. V některých situacích to může znamenat i finanční ztrátu, což už je dost </w:t>
+      </w:r>
+      <w:r>
+        <w:rPr>
+          <w:sz w:val="24"/>
+          <w:szCs w:val="24"/>
+        </w:rPr>
+        <w:t>špatné</w:t>
+      </w:r>
+      <w:r>
+        <w:rPr>
+          <w:sz w:val="24"/>
+          <w:szCs w:val="24"/>
+        </w:rPr>
+        <w:t>. Právě proto je pravidelné zálohování tak důležité.</w:t>
+      </w:r>
+    </w:p>
+    <w:p>
+      <w:pPr>
+        <w:rPr>
+          <w:sz w:val="24"/>
+          <w:szCs w:val="24"/>
+        </w:rPr>
+      </w:pPr>
+      <w:r>
+        <w:rPr>
+          <w:sz w:val="24"/>
+          <w:szCs w:val="24"/>
+        </w:rPr>
+        <w:t>Ruční zálohování ale není úplně ideální. Člověk na to snadno zapomene, nedělá to pravidelně, nebo to prostě udělá špatně. Navíc to zabírá čas a není to moc efektivní. Proto se v praxi používá automatizace</w:t>
+      </w:r>
+      <w:r>
+        <w:rPr>
+          <w:sz w:val="24"/>
+          <w:szCs w:val="24"/>
+        </w:rPr>
+        <w:t xml:space="preserve">, </w:t>
+      </w:r>
+      <w:r>
+        <w:rPr>
+          <w:sz w:val="24"/>
+          <w:szCs w:val="24"/>
+        </w:rPr>
+        <w:t xml:space="preserve">ta celý proces </w:t>
       </w:r>
       <w:proofErr w:type="gramStart"/>
       <w:r>
@@ -199,7 +340,7 @@
           <w:sz w:val="24"/>
           <w:szCs w:val="24"/>
         </w:rPr>
-        <w:t>chyba</w:t>
+        <w:t>zjednoduší</w:t>
       </w:r>
       <w:proofErr w:type="gramEnd"/>
       <w:r>
@@ -207,36 +348,131 @@
           <w:sz w:val="24"/>
           <w:szCs w:val="24"/>
         </w:rPr>
-        <w:t xml:space="preserve"> </w:t>
-      </w:r>
-      <w:r>
-        <w:rPr>
-          <w:sz w:val="24"/>
-          <w:szCs w:val="24"/>
-        </w:rPr>
-        <w:t xml:space="preserve">kdy </w:t>
-      </w:r>
-      <w:r>
-        <w:rPr>
-          <w:sz w:val="24"/>
-          <w:szCs w:val="24"/>
-        </w:rPr>
-        <w:t>třeba něco omylem smažeme nebo selže hardware, případně se stane něco nečekaného. V některých situacích to může znamenat i finanční ztrátu, což už je dost nepříjemné. Právě proto je pravidelné zálohování tak důležité.</w:t>
-      </w:r>
-    </w:p>
-    <w:p>
-      <w:pPr>
-        <w:rPr>
-          <w:sz w:val="24"/>
-          <w:szCs w:val="24"/>
-        </w:rPr>
-      </w:pPr>
-      <w:r>
-        <w:rPr>
-          <w:sz w:val="24"/>
-          <w:szCs w:val="24"/>
-        </w:rPr>
-        <w:t>Ruční zálohování ale není úplně ideální. Člověk na to snadno zapomene, nedělá to pravidelně, nebo to prostě udělá špatně. Navíc to zabírá čas a není to moc efektivní. Proto se v praxi používá automatizace</w:t>
+        <w:t xml:space="preserve"> a hlavně ho udělá spolehlivější.</w:t>
+      </w:r>
+    </w:p>
+    <w:p>
+      <w:pPr>
+        <w:rPr>
+          <w:sz w:val="24"/>
+          <w:szCs w:val="24"/>
+        </w:rPr>
+      </w:pPr>
+      <w:proofErr w:type="spellStart"/>
+      <w:r>
+        <w:rPr>
+          <w:sz w:val="24"/>
+          <w:szCs w:val="24"/>
+        </w:rPr>
+        <w:t>Cron</w:t>
+      </w:r>
+      <w:proofErr w:type="spellEnd"/>
+      <w:r>
+        <w:rPr>
+          <w:sz w:val="24"/>
+          <w:szCs w:val="24"/>
+        </w:rPr>
+        <w:t xml:space="preserve"> je</w:t>
+      </w:r>
+      <w:r>
+        <w:rPr>
+          <w:sz w:val="24"/>
+          <w:szCs w:val="24"/>
+        </w:rPr>
+        <w:t xml:space="preserve"> nástroj v Linuxu, který umožňuje plánovat spouštění příkazů nebo skriptů v určitém čase nebo v pravidelných intervalech. Běží na pozadí</w:t>
+      </w:r>
+      <w:r>
+        <w:rPr>
+          <w:sz w:val="24"/>
+          <w:szCs w:val="24"/>
+        </w:rPr>
+        <w:t xml:space="preserve"> (a většinou už je předinstalovaný)</w:t>
+      </w:r>
+      <w:r>
+        <w:rPr>
+          <w:sz w:val="24"/>
+          <w:szCs w:val="24"/>
+        </w:rPr>
+        <w:t xml:space="preserve">, takže se nemusí pořád ručně spouštět. Hodí se přesně na věci jako zálohování, čištění souborů nebo jiné opakující se úkoly. Když se spojí s jednoduchým </w:t>
+      </w:r>
+      <w:proofErr w:type="spellStart"/>
+      <w:r>
+        <w:rPr>
+          <w:sz w:val="24"/>
+          <w:szCs w:val="24"/>
+        </w:rPr>
+        <w:t>Bash</w:t>
+      </w:r>
+      <w:proofErr w:type="spellEnd"/>
+      <w:r>
+        <w:rPr>
+          <w:sz w:val="24"/>
+          <w:szCs w:val="24"/>
+        </w:rPr>
+        <w:t xml:space="preserve"> skriptem, můžeme mít systém, který funguje úplně automaticky bez jakéhokoliv zásahu.</w:t>
+      </w:r>
+    </w:p>
+    <w:p>
+      <w:pPr>
+        <w:rPr>
+          <w:sz w:val="24"/>
+          <w:szCs w:val="24"/>
+        </w:rPr>
+      </w:pPr>
+      <w:r>
+        <w:rPr>
+          <w:sz w:val="24"/>
+          <w:szCs w:val="24"/>
+        </w:rPr>
+        <w:t xml:space="preserve">My jsme v projektu vytvořili vlastní skript, který zálohuje vybranou složku (konkrétně složku s </w:t>
+      </w:r>
+      <w:proofErr w:type="spellStart"/>
+      <w:r>
+        <w:rPr>
+          <w:sz w:val="24"/>
+          <w:szCs w:val="24"/>
+        </w:rPr>
+        <w:t>dat</w:t>
+      </w:r>
+      <w:r>
+        <w:rPr>
+          <w:sz w:val="24"/>
+          <w:szCs w:val="24"/>
+        </w:rPr>
+        <w:t>ama</w:t>
+      </w:r>
+      <w:proofErr w:type="spellEnd"/>
+      <w:r>
+        <w:rPr>
+          <w:sz w:val="24"/>
+          <w:szCs w:val="24"/>
+        </w:rPr>
+        <w:t xml:space="preserve">) a uloží ji jako komprimovaný archiv do jiné složky. Skript zároveň zapisuje informace do log souboru, takže se dá zpětně zkontrolovat, kdy záloha proběhla. Tento skript jsme pak naplánovali pomocí </w:t>
+      </w:r>
+      <w:proofErr w:type="spellStart"/>
+      <w:proofErr w:type="gramStart"/>
+      <w:r>
+        <w:rPr>
+          <w:sz w:val="24"/>
+          <w:szCs w:val="24"/>
+        </w:rPr>
+        <w:t>cronu</w:t>
+      </w:r>
+      <w:proofErr w:type="spellEnd"/>
+      <w:r>
+        <w:rPr>
+          <w:sz w:val="24"/>
+          <w:szCs w:val="24"/>
+        </w:rPr>
+        <w:t xml:space="preserve"> - aby</w:t>
+      </w:r>
+      <w:proofErr w:type="gramEnd"/>
+      <w:r>
+        <w:rPr>
+          <w:sz w:val="24"/>
+          <w:szCs w:val="24"/>
+        </w:rPr>
+        <w:t xml:space="preserve"> běžel jednou denně ve 3 hodiny ráno</w:t>
       </w:r>
       <w:r>
         <w:rPr>
@@ -250,126 +486,7 @@
           <w:sz w:val="24"/>
           <w:szCs w:val="24"/>
         </w:rPr>
-        <w:t xml:space="preserve">ta celý proces </w:t>
-      </w:r>
-      <w:proofErr w:type="spellStart"/>
-      <w:proofErr w:type="gramStart"/>
-      <w:r>
-        <w:rPr>
-          <w:sz w:val="24"/>
-          <w:szCs w:val="24"/>
-        </w:rPr>
-        <w:t>zjednodušší</w:t>
-      </w:r>
-      <w:proofErr w:type="spellEnd"/>
-      <w:proofErr w:type="gramEnd"/>
-      <w:r>
-        <w:rPr>
-          <w:sz w:val="24"/>
-          <w:szCs w:val="24"/>
-        </w:rPr>
-        <w:t xml:space="preserve"> a hlavně ho udělá spolehlivější.</w:t>
-      </w:r>
-    </w:p>
-    <w:p>
-      <w:pPr>
-        <w:rPr>
-          <w:sz w:val="24"/>
-          <w:szCs w:val="24"/>
-        </w:rPr>
-      </w:pPr>
-      <w:proofErr w:type="spellStart"/>
-      <w:r>
-        <w:rPr>
-          <w:sz w:val="24"/>
-          <w:szCs w:val="24"/>
-        </w:rPr>
-        <w:t>Cron</w:t>
-      </w:r>
-      <w:proofErr w:type="spellEnd"/>
-      <w:r>
-        <w:rPr>
-          <w:sz w:val="24"/>
-          <w:szCs w:val="24"/>
-        </w:rPr>
-        <w:t xml:space="preserve"> je</w:t>
-      </w:r>
-      <w:r>
-        <w:rPr>
-          <w:sz w:val="24"/>
-          <w:szCs w:val="24"/>
-        </w:rPr>
-        <w:t xml:space="preserve"> nástroj v Linuxu, který umožňuje plánovat spouštění příkazů nebo skriptů v určitém čase nebo v pravidelných intervalech. Běží na pozadí</w:t>
-      </w:r>
-      <w:r>
-        <w:rPr>
-          <w:sz w:val="24"/>
-          <w:szCs w:val="24"/>
-        </w:rPr>
-        <w:t xml:space="preserve"> (a většinou už je předinstalovaný)</w:t>
-      </w:r>
-      <w:r>
-        <w:rPr>
-          <w:sz w:val="24"/>
-          <w:szCs w:val="24"/>
-        </w:rPr>
-        <w:t xml:space="preserve">, takže se nemusí pořád ručně spouštět. Hodí se přesně na věci jako zálohování, čištění souborů nebo jiné opakující se úkoly. Když se spojí s jednoduchým </w:t>
-      </w:r>
-      <w:proofErr w:type="spellStart"/>
-      <w:r>
-        <w:rPr>
-          <w:sz w:val="24"/>
-          <w:szCs w:val="24"/>
-        </w:rPr>
-        <w:t>Bash</w:t>
-      </w:r>
-      <w:proofErr w:type="spellEnd"/>
-      <w:r>
-        <w:rPr>
-          <w:sz w:val="24"/>
-          <w:szCs w:val="24"/>
-        </w:rPr>
-        <w:t xml:space="preserve"> skriptem, můžeme mít systém, který funguje úplně automaticky bez jakéhokoliv zásahu.</w:t>
-      </w:r>
-    </w:p>
-    <w:p>
-      <w:pPr>
-        <w:rPr>
-          <w:sz w:val="24"/>
-          <w:szCs w:val="24"/>
-        </w:rPr>
-      </w:pPr>
-      <w:r>
-        <w:rPr>
-          <w:sz w:val="24"/>
-          <w:szCs w:val="24"/>
-        </w:rPr>
-        <w:t xml:space="preserve">My jsme v projektu vytvořili vlastní skript, který zálohuje vybranou složku (konkrétně složku s daty) a uloží ji jako komprimovaný archiv do jiné složky. Skript zároveň zapisuje informace do log souboru, takže se dá zpětně zkontrolovat, kdy záloha proběhla. Tento skript jsme pak naplánovali pomocí </w:t>
-      </w:r>
-      <w:proofErr w:type="spellStart"/>
-      <w:proofErr w:type="gramStart"/>
-      <w:r>
-        <w:rPr>
-          <w:sz w:val="24"/>
-          <w:szCs w:val="24"/>
-        </w:rPr>
-        <w:t>cronu</w:t>
-      </w:r>
-      <w:proofErr w:type="spellEnd"/>
-      <w:r>
-        <w:rPr>
-          <w:sz w:val="24"/>
-          <w:szCs w:val="24"/>
-        </w:rPr>
-        <w:t xml:space="preserve"> - aby</w:t>
-      </w:r>
-      <w:proofErr w:type="gramEnd"/>
-      <w:r>
-        <w:rPr>
-          <w:sz w:val="24"/>
-          <w:szCs w:val="24"/>
-        </w:rPr>
-        <w:t xml:space="preserve"> běžel jednou denně ve 3 hodiny ráno, při testování klidně každou minutu.</w:t>
+        <w:t>při testování klidně každou minutu.</w:t>
       </w:r>
     </w:p>
     <w:p>
@@ -412,28 +529,14 @@
           <w:sz w:val="24"/>
           <w:szCs w:val="24"/>
         </w:rPr>
-        <w:t>hlavně skriptování a základní automatizaci. To jsou věci, které se budou hodit v praxi, třeba při správě serverů nebo obecně v</w:t>
-      </w:r>
-      <w:r>
-        <w:rPr>
-          <w:sz w:val="24"/>
-          <w:szCs w:val="24"/>
-        </w:rPr>
-        <w:t> </w:t>
-      </w:r>
-      <w:r>
-        <w:rPr>
-          <w:sz w:val="24"/>
-          <w:szCs w:val="24"/>
-        </w:rPr>
-        <w:t>IT</w:t>
-      </w:r>
-      <w:r>
-        <w:rPr>
-          <w:sz w:val="24"/>
-          <w:szCs w:val="24"/>
-        </w:rPr>
-        <w:t>.</w:t>
+        <w:t>hlavně skriptování a základní automatizaci. To jsou věci, které se budou hodit v praxi, třeba při správě serverů</w:t>
+      </w:r>
+      <w:r>
+        <w:rPr>
+          <w:sz w:val="24"/>
+          <w:szCs w:val="24"/>
+        </w:rPr>
+        <w:t>, pokud se Linuxem budeme zabývat.</w:t>
       </w:r>
     </w:p>
     <w:p>
@@ -790,7 +893,7 @@
           <w:sz w:val="24"/>
           <w:szCs w:val="24"/>
         </w:rPr>
-        <w:t>-u: lze nastavit úlohu, která se spustí každou minutu</w:t>
+        <w:t>-u: nastavit úlohu, která se spustí každou minutu</w:t>
       </w:r>
     </w:p>
     <w:p>
@@ -810,14 +913,7 @@
           <w:sz w:val="24"/>
           <w:szCs w:val="24"/>
         </w:rPr>
-        <w:t>Vyzkoušení spuštění skriptu: lze vytvořit jednoduchý skript, kt</w:t>
-      </w:r>
-      <w:r>
-        <w:rPr>
-          <w:sz w:val="24"/>
-          <w:szCs w:val="24"/>
-        </w:rPr>
-        <w:t>erý lze naplánovat v </w:t>
+        <w:t>Vyzkoušení zálohování: vytvořit skript, který zálohuje složku a naplánovat to v </w:t>
       </w:r>
       <w:proofErr w:type="spellStart"/>
       <w:r>
@@ -833,7 +929,14 @@
           <w:sz w:val="24"/>
           <w:szCs w:val="24"/>
         </w:rPr>
-        <w:t>-u a spouštět skript automaticky</w:t>
+        <w:t>-u</w:t>
+      </w:r>
+      <w:r>
+        <w:rPr>
+          <w:sz w:val="24"/>
+          <w:szCs w:val="24"/>
+        </w:rPr>
+        <w:t xml:space="preserve"> na každé 3 hodiny ráno</w:t>
       </w:r>
     </w:p>
     <w:p>
@@ -853,79 +956,7 @@
           <w:sz w:val="24"/>
           <w:szCs w:val="24"/>
         </w:rPr>
-        <w:t>Vyzkoušení zálohování: lze vytvořit skript, který zálohuje složku a naplánovat to v </w:t>
-      </w:r>
-      <w:proofErr w:type="spellStart"/>
-      <w:r>
-        <w:rPr>
-          <w:sz w:val="24"/>
-          <w:szCs w:val="24"/>
-        </w:rPr>
-        <w:t>cron</w:t>
-      </w:r>
-      <w:proofErr w:type="spellEnd"/>
-      <w:r>
-        <w:rPr>
-          <w:sz w:val="24"/>
-          <w:szCs w:val="24"/>
-        </w:rPr>
-        <w:t>-u na každých 5 minut</w:t>
-      </w:r>
-    </w:p>
-    <w:p>
-      <w:pPr>
-        <w:pStyle w:val="Odstavecseseznamem"/>
-        <w:numPr>
-          <w:ilvl w:val="0"/>
-          <w:numId w:val="13"/>
-        </w:numPr>
-        <w:rPr>
-          <w:sz w:val="24"/>
-          <w:szCs w:val="24"/>
-        </w:rPr>
-      </w:pPr>
-      <w:r>
-        <w:rPr>
-          <w:sz w:val="24"/>
-          <w:szCs w:val="24"/>
-        </w:rPr>
         <w:t>Vyzkoušení logování výstupu</w:t>
-      </w:r>
-    </w:p>
-    <w:p>
-      <w:pPr>
-        <w:pStyle w:val="Odstavecseseznamem"/>
-        <w:numPr>
-          <w:ilvl w:val="0"/>
-          <w:numId w:val="13"/>
-        </w:numPr>
-        <w:rPr>
-          <w:sz w:val="24"/>
-          <w:szCs w:val="24"/>
-        </w:rPr>
-      </w:pPr>
-      <w:r>
-        <w:rPr>
-          <w:sz w:val="24"/>
-          <w:szCs w:val="24"/>
-        </w:rPr>
-        <w:t>Použití absolutních cest v </w:t>
-      </w:r>
-      <w:proofErr w:type="spellStart"/>
-      <w:r>
-        <w:rPr>
-          <w:sz w:val="24"/>
-          <w:szCs w:val="24"/>
-        </w:rPr>
-        <w:t>cron</w:t>
-      </w:r>
-      <w:proofErr w:type="spellEnd"/>
-      <w:r>
-        <w:rPr>
-          <w:sz w:val="24"/>
-          <w:szCs w:val="24"/>
-        </w:rPr>
-        <w:t>-u</w:t>
       </w:r>
     </w:p>
     <w:p>
@@ -1395,7 +1426,6 @@
           <w:sz w:val="28"/>
           <w:szCs w:val="28"/>
         </w:rPr>
-        <w:lastRenderedPageBreak/>
         <w:t>Vytvoření struktury projektu</w:t>
       </w:r>
     </w:p>
@@ -1527,6 +1557,7 @@
           <w:sz w:val="28"/>
           <w:szCs w:val="28"/>
         </w:rPr>
+        <w:lastRenderedPageBreak/>
         <w:t>Vytvoření testovacích dat</w:t>
       </w:r>
     </w:p>
@@ -2591,45 +2622,45 @@
           <w:sz w:val="24"/>
           <w:szCs w:val="24"/>
         </w:rPr>
+        <w:t>cat</w:t>
+      </w:r>
+      <w:proofErr w:type="spellEnd"/>
+      <w:r>
+        <w:rPr>
+          <w:sz w:val="24"/>
+          <w:szCs w:val="24"/>
+        </w:rPr>
+        <w:t xml:space="preserve"> ~/</w:t>
+      </w:r>
+      <w:proofErr w:type="spellStart"/>
+      <w:r>
+        <w:rPr>
+          <w:sz w:val="24"/>
+          <w:szCs w:val="24"/>
+        </w:rPr>
+        <w:t>backup</w:t>
+      </w:r>
+      <w:proofErr w:type="spellEnd"/>
+      <w:r>
+        <w:rPr>
+          <w:sz w:val="24"/>
+          <w:szCs w:val="24"/>
+        </w:rPr>
+        <w:t>/backup.log</w:t>
+      </w:r>
+    </w:p>
+    <w:p>
+      <w:pPr>
+        <w:pStyle w:val="Nadpis1"/>
+        <w:rPr>
+          <w:color w:val="000000" w:themeColor="text1"/>
+        </w:rPr>
+      </w:pPr>
+      <w:r>
+        <w:rPr>
+          <w:color w:val="000000" w:themeColor="text1"/>
+        </w:rPr>
         <w:lastRenderedPageBreak/>
-        <w:t>cat</w:t>
-      </w:r>
-      <w:proofErr w:type="spellEnd"/>
-      <w:r>
-        <w:rPr>
-          <w:sz w:val="24"/>
-          <w:szCs w:val="24"/>
-        </w:rPr>
-        <w:t xml:space="preserve"> ~/</w:t>
-      </w:r>
-      <w:proofErr w:type="spellStart"/>
-      <w:r>
-        <w:rPr>
-          <w:sz w:val="24"/>
-          <w:szCs w:val="24"/>
-        </w:rPr>
-        <w:t>backup</w:t>
-      </w:r>
-      <w:proofErr w:type="spellEnd"/>
-      <w:r>
-        <w:rPr>
-          <w:sz w:val="24"/>
-          <w:szCs w:val="24"/>
-        </w:rPr>
-        <w:t>/backup.log</w:t>
-      </w:r>
-    </w:p>
-    <w:p>
-      <w:pPr>
-        <w:pStyle w:val="Nadpis1"/>
-        <w:rPr>
-          <w:color w:val="000000" w:themeColor="text1"/>
-        </w:rPr>
-      </w:pPr>
-      <w:r>
-        <w:rPr>
-          <w:color w:val="000000" w:themeColor="text1"/>
-        </w:rPr>
         <w:t>Testování</w:t>
       </w:r>
     </w:p>
@@ -2818,7 +2849,7 @@
           <w:noProof/>
         </w:rPr>
         <w:drawing>
-          <wp:inline distT="0" distB="0" distL="0" distR="0" wp14:anchorId="36225A3A" wp14:editId="284B43EC">
+          <wp:inline distT="0" distB="0" distL="0" distR="0" wp14:anchorId="36225A3A" wp14:editId="3358CBF6">
             <wp:extent cx="2187130" cy="434378"/>
             <wp:effectExtent l="0" t="0" r="3810" b="3810"/>
             <wp:docPr id="1756961573" name="Obrázek 1" descr="Obsah obrázku text, Písmo, snímek obrazovky&#10;&#10;Obsah vygenerovaný umělou inteligencí může být nesprávný."/>
@@ -3326,7 +3357,6 @@
     </w:p>
     <w:p>
       <w:r>
-        <w:lastRenderedPageBreak/>
         <w:t xml:space="preserve">SWART, </w:t>
       </w:r>
       <w:proofErr w:type="spellStart"/>
@@ -3432,6 +3462,7 @@
     </w:p>
     <w:p>
       <w:r>
+        <w:lastRenderedPageBreak/>
         <w:t xml:space="preserve">VIXIE, Paul, Marcela MAŠLÁŇOVÁ, Colin DEAN a Tomáš MRÁZ, 2013. </w:t>
       </w:r>
       <w:proofErr w:type="spellStart"/>

--- a/Dokumentace.docx
+++ b/Dokumentace.docx
@@ -11,16 +11,16 @@
         <w:rPr>
           <w:b/>
           <w:bCs/>
-          <w:sz w:val="52"/>
-          <w:szCs w:val="52"/>
+          <w:sz w:val="72"/>
+          <w:szCs w:val="72"/>
         </w:rPr>
       </w:pPr>
       <w:r>
         <w:rPr>
           <w:b/>
           <w:bCs/>
-          <w:sz w:val="52"/>
-          <w:szCs w:val="52"/>
+          <w:sz w:val="72"/>
+          <w:szCs w:val="72"/>
         </w:rPr>
         <w:t xml:space="preserve">Plánování úloh v </w:t>
       </w:r>
@@ -29,8 +29,8 @@
         <w:rPr>
           <w:b/>
           <w:bCs/>
-          <w:sz w:val="52"/>
-          <w:szCs w:val="52"/>
+          <w:sz w:val="72"/>
+          <w:szCs w:val="72"/>
         </w:rPr>
         <w:t>cron</w:t>
       </w:r>
@@ -39,8 +39,8 @@
         <w:rPr>
           <w:b/>
           <w:bCs/>
-          <w:sz w:val="52"/>
-          <w:szCs w:val="52"/>
+          <w:sz w:val="72"/>
+          <w:szCs w:val="72"/>
         </w:rPr>
         <w:t>-u a automatické zálohování dat</w:t>
       </w:r>
@@ -49,23 +49,23 @@
       <w:pPr>
         <w:spacing w:after="0"/>
         <w:rPr>
-          <w:sz w:val="24"/>
-          <w:szCs w:val="24"/>
+          <w:sz w:val="28"/>
+          <w:szCs w:val="28"/>
         </w:rPr>
       </w:pPr>
       <w:r>
         <w:rPr>
           <w:b/>
           <w:bCs/>
-          <w:sz w:val="24"/>
-          <w:szCs w:val="24"/>
+          <w:sz w:val="28"/>
+          <w:szCs w:val="28"/>
         </w:rPr>
         <w:t>Škola:</w:t>
       </w:r>
       <w:r>
         <w:rPr>
-          <w:sz w:val="24"/>
-          <w:szCs w:val="24"/>
+          <w:sz w:val="28"/>
+          <w:szCs w:val="28"/>
         </w:rPr>
         <w:t xml:space="preserve"> Obchodní akademie, Vyšší odborná škola a Jazyková škola s právem státní jazykové zkoušky Uherské Hradiště</w:t>
       </w:r>
@@ -74,23 +74,23 @@
       <w:pPr>
         <w:spacing w:after="0"/>
         <w:rPr>
-          <w:sz w:val="24"/>
-          <w:szCs w:val="24"/>
+          <w:sz w:val="28"/>
+          <w:szCs w:val="28"/>
         </w:rPr>
       </w:pPr>
       <w:r>
         <w:rPr>
           <w:b/>
           <w:bCs/>
-          <w:sz w:val="24"/>
-          <w:szCs w:val="24"/>
+          <w:sz w:val="28"/>
+          <w:szCs w:val="28"/>
         </w:rPr>
         <w:t>Řešitelé:</w:t>
       </w:r>
       <w:r>
         <w:rPr>
-          <w:sz w:val="24"/>
-          <w:szCs w:val="24"/>
+          <w:sz w:val="28"/>
+          <w:szCs w:val="28"/>
         </w:rPr>
         <w:t xml:space="preserve"> David Andrýsek, Vadym Mashliuk</w:t>
       </w:r>
@@ -99,23 +99,23 @@
       <w:pPr>
         <w:spacing w:after="0"/>
         <w:rPr>
-          <w:sz w:val="24"/>
-          <w:szCs w:val="24"/>
+          <w:sz w:val="28"/>
+          <w:szCs w:val="28"/>
         </w:rPr>
       </w:pPr>
       <w:r>
         <w:rPr>
           <w:b/>
           <w:bCs/>
-          <w:sz w:val="24"/>
-          <w:szCs w:val="24"/>
+          <w:sz w:val="28"/>
+          <w:szCs w:val="28"/>
         </w:rPr>
         <w:t>Datum:</w:t>
       </w:r>
       <w:r>
         <w:rPr>
-          <w:sz w:val="24"/>
-          <w:szCs w:val="24"/>
+          <w:sz w:val="28"/>
+          <w:szCs w:val="28"/>
         </w:rPr>
         <w:t xml:space="preserve"> 28. duben 26</w:t>
       </w:r>
@@ -139,12 +139,30 @@
           <w:szCs w:val="48"/>
         </w:rPr>
       </w:pPr>
+      <w:proofErr w:type="gramStart"/>
       <w:r>
         <w:rPr>
           <w:color w:val="000000" w:themeColor="text1"/>
           <w:sz w:val="48"/>
           <w:szCs w:val="48"/>
         </w:rPr>
+        <w:t>1a</w:t>
+      </w:r>
+      <w:proofErr w:type="gramEnd"/>
+      <w:r>
+        <w:rPr>
+          <w:color w:val="000000" w:themeColor="text1"/>
+          <w:sz w:val="48"/>
+          <w:szCs w:val="48"/>
+        </w:rPr>
+        <w:t xml:space="preserve">) </w:t>
+      </w:r>
+      <w:r>
+        <w:rPr>
+          <w:color w:val="000000" w:themeColor="text1"/>
+          <w:sz w:val="48"/>
+          <w:szCs w:val="48"/>
+        </w:rPr>
         <w:t>Úvod</w:t>
       </w:r>
     </w:p>
@@ -557,6 +575,7 @@
           <w:szCs w:val="36"/>
         </w:rPr>
       </w:pPr>
+      <w:proofErr w:type="gramStart"/>
       <w:r>
         <w:rPr>
           <w:color w:val="000000" w:themeColor="text1"/>
@@ -564,6 +583,23 @@
           <w:szCs w:val="36"/>
         </w:rPr>
         <w:lastRenderedPageBreak/>
+        <w:t>1b</w:t>
+      </w:r>
+      <w:proofErr w:type="gramEnd"/>
+      <w:r>
+        <w:rPr>
+          <w:color w:val="000000" w:themeColor="text1"/>
+          <w:sz w:val="36"/>
+          <w:szCs w:val="36"/>
+        </w:rPr>
+        <w:t xml:space="preserve">) </w:t>
+      </w:r>
+      <w:r>
+        <w:rPr>
+          <w:color w:val="000000" w:themeColor="text1"/>
+          <w:sz w:val="36"/>
+          <w:szCs w:val="36"/>
+        </w:rPr>
         <w:t>Cíl projektu</w:t>
       </w:r>
     </w:p>
@@ -651,6 +687,14 @@
           <w:sz w:val="36"/>
           <w:szCs w:val="36"/>
         </w:rPr>
+        <w:t xml:space="preserve">1c) </w:t>
+      </w:r>
+      <w:r>
+        <w:rPr>
+          <w:color w:val="000000" w:themeColor="text1"/>
+          <w:sz w:val="36"/>
+          <w:szCs w:val="36"/>
+        </w:rPr>
         <w:t>Použité technologie</w:t>
       </w:r>
     </w:p>
@@ -754,6 +798,24 @@
           <w:szCs w:val="36"/>
         </w:rPr>
       </w:pPr>
+      <w:proofErr w:type="gramStart"/>
+      <w:r>
+        <w:rPr>
+          <w:color w:val="000000" w:themeColor="text1"/>
+          <w:sz w:val="36"/>
+          <w:szCs w:val="36"/>
+        </w:rPr>
+        <w:t>1d</w:t>
+      </w:r>
+      <w:proofErr w:type="gramEnd"/>
+      <w:r>
+        <w:rPr>
+          <w:color w:val="000000" w:themeColor="text1"/>
+          <w:sz w:val="36"/>
+          <w:szCs w:val="36"/>
+        </w:rPr>
+        <w:t xml:space="preserve">) </w:t>
+      </w:r>
       <w:r>
         <w:rPr>
           <w:color w:val="000000" w:themeColor="text1"/>
@@ -857,6 +919,14 @@
           <w:sz w:val="36"/>
           <w:szCs w:val="36"/>
         </w:rPr>
+        <w:t xml:space="preserve">1e) </w:t>
+      </w:r>
+      <w:r>
+        <w:rPr>
+          <w:rFonts w:asciiTheme="majorHAnsi" w:hAnsiTheme="majorHAnsi" w:cstheme="majorHAnsi"/>
+          <w:sz w:val="36"/>
+          <w:szCs w:val="36"/>
+        </w:rPr>
         <w:t>Ověřitelné cíle</w:t>
       </w:r>
     </w:p>
@@ -995,6 +1065,12 @@
           <w:color w:val="000000" w:themeColor="text1"/>
         </w:rPr>
       </w:pPr>
+      <w:r>
+        <w:rPr>
+          <w:color w:val="000000" w:themeColor="text1"/>
+        </w:rPr>
+        <w:t xml:space="preserve">2. </w:t>
+      </w:r>
       <w:r>
         <w:rPr>
           <w:color w:val="000000" w:themeColor="text1"/>
@@ -2661,19 +2737,28 @@
           <w:color w:val="000000" w:themeColor="text1"/>
         </w:rPr>
         <w:lastRenderedPageBreak/>
+        <w:t xml:space="preserve">3. </w:t>
+      </w:r>
+      <w:r>
+        <w:rPr>
+          <w:color w:val="000000" w:themeColor="text1"/>
+        </w:rPr>
         <w:t>Testování</w:t>
       </w:r>
-    </w:p>
-    <w:p>
-      <w:r>
-        <w:rPr>
-          <w:noProof/>
-        </w:rPr>
+      <w:r>
+        <w:rPr>
+          <w:color w:val="000000" w:themeColor="text1"/>
+        </w:rPr>
+        <w:t xml:space="preserve"> a ověření cílů z úvodu</w:t>
+      </w:r>
+    </w:p>
+    <w:p>
+      <w:r>
         <w:drawing>
-          <wp:inline distT="0" distB="0" distL="0" distR="0" wp14:anchorId="3A220005" wp14:editId="3B1A817C">
-            <wp:extent cx="5760720" cy="835660"/>
-            <wp:effectExtent l="0" t="0" r="0" b="2540"/>
-            <wp:docPr id="724723503" name="Obrázek 1" descr="Obsah obrázku text, Písmo, snímek obrazovky&#10;&#10;Obsah vygenerovaný umělou inteligencí může být nesprávný."/>
+          <wp:inline distT="0" distB="0" distL="0" distR="0" wp14:anchorId="23674758" wp14:editId="062ED09B">
+            <wp:extent cx="5760720" cy="1092835"/>
+            <wp:effectExtent l="0" t="0" r="0" b="0"/>
+            <wp:docPr id="1376867200" name="Obrázek 1" descr="Obsah obrázku text, snímek obrazovky, Písmo&#10;&#10;Obsah vygenerovaný umělou inteligencí může být nesprávný."/>
             <wp:cNvGraphicFramePr>
               <a:graphicFrameLocks xmlns:a="http://schemas.openxmlformats.org/drawingml/2006/main" noChangeAspect="1"/>
             </wp:cNvGraphicFramePr>
@@ -2681,7 +2766,7 @@
               <a:graphicData uri="http://schemas.openxmlformats.org/drawingml/2006/picture">
                 <pic:pic xmlns:pic="http://schemas.openxmlformats.org/drawingml/2006/picture">
                   <pic:nvPicPr>
-                    <pic:cNvPr id="724723503" name="Obrázek 1" descr="Obsah obrázku text, Písmo, snímek obrazovky&#10;&#10;Obsah vygenerovaný umělou inteligencí může být nesprávný."/>
+                    <pic:cNvPr id="1376867200" name="Obrázek 1" descr="Obsah obrázku text, snímek obrazovky, Písmo&#10;&#10;Obsah vygenerovaný umělou inteligencí může být nesprávný."/>
                     <pic:cNvPicPr/>
                   </pic:nvPicPr>
                   <pic:blipFill>
@@ -2693,7 +2778,7 @@
                   <pic:spPr>
                     <a:xfrm>
                       <a:off x="0" y="0"/>
-                      <a:ext cx="5760720" cy="835660"/>
+                      <a:ext cx="5760720" cy="1092835"/>
                     </a:xfrm>
                     <a:prstGeom prst="rect">
                       <a:avLst/>
@@ -2849,7 +2934,7 @@
           <w:noProof/>
         </w:rPr>
         <w:drawing>
-          <wp:inline distT="0" distB="0" distL="0" distR="0" wp14:anchorId="36225A3A" wp14:editId="3358CBF6">
+          <wp:inline distT="0" distB="0" distL="0" distR="0" wp14:anchorId="67CFD4AA" wp14:editId="2B1E7306">
             <wp:extent cx="2187130" cy="434378"/>
             <wp:effectExtent l="0" t="0" r="3810" b="3810"/>
             <wp:docPr id="1756961573" name="Obrázek 1" descr="Obsah obrázku text, Písmo, snímek obrazovky&#10;&#10;Obsah vygenerovaný umělou inteligencí může být nesprávný."/>
@@ -2912,6 +2997,12 @@
         <w:rPr>
           <w:color w:val="000000" w:themeColor="text1"/>
         </w:rPr>
+        <w:t xml:space="preserve">4. </w:t>
+      </w:r>
+      <w:r>
+        <w:rPr>
+          <w:color w:val="000000" w:themeColor="text1"/>
+        </w:rPr>
         <w:t>Rozdělení práce</w:t>
       </w:r>
     </w:p>
@@ -2952,6 +3043,12 @@
         <w:rPr>
           <w:color w:val="000000" w:themeColor="text1"/>
         </w:rPr>
+        <w:t xml:space="preserve">5. </w:t>
+      </w:r>
+      <w:r>
+        <w:rPr>
+          <w:color w:val="000000" w:themeColor="text1"/>
+        </w:rPr>
         <w:t>Závě</w:t>
       </w:r>
       <w:r>
@@ -2969,6 +3066,12 @@
           <w:color w:val="000000" w:themeColor="text1"/>
         </w:rPr>
       </w:pPr>
+      <w:r>
+        <w:rPr>
+          <w:color w:val="000000" w:themeColor="text1"/>
+        </w:rPr>
+        <w:t xml:space="preserve">6. </w:t>
+      </w:r>
       <w:r>
         <w:rPr>
           <w:color w:val="000000" w:themeColor="text1"/>
@@ -3788,6 +3891,184 @@
     </w:lvl>
   </w:abstractNum>
   <w:abstractNum w:abstractNumId="1" w15:restartNumberingAfterBreak="0">
+    <w:nsid w:val="0A867542"/>
+    <w:multiLevelType w:val="hybridMultilevel"/>
+    <w:tmpl w:val="C73E3310"/>
+    <w:lvl w:ilvl="0" w:tplc="0405000F">
+      <w:start w:val="1"/>
+      <w:numFmt w:val="decimal"/>
+      <w:lvlText w:val="%1."/>
+      <w:lvlJc w:val="left"/>
+      <w:pPr>
+        <w:ind w:left="720" w:hanging="360"/>
+      </w:pPr>
+      <w:rPr>
+        <w:rFonts w:hint="default"/>
+      </w:rPr>
+    </w:lvl>
+    <w:lvl w:ilvl="1" w:tplc="04050019" w:tentative="1">
+      <w:start w:val="1"/>
+      <w:numFmt w:val="lowerLetter"/>
+      <w:lvlText w:val="%2."/>
+      <w:lvlJc w:val="left"/>
+      <w:pPr>
+        <w:ind w:left="1440" w:hanging="360"/>
+      </w:pPr>
+    </w:lvl>
+    <w:lvl w:ilvl="2" w:tplc="0405001B" w:tentative="1">
+      <w:start w:val="1"/>
+      <w:numFmt w:val="lowerRoman"/>
+      <w:lvlText w:val="%3."/>
+      <w:lvlJc w:val="right"/>
+      <w:pPr>
+        <w:ind w:left="2160" w:hanging="180"/>
+      </w:pPr>
+    </w:lvl>
+    <w:lvl w:ilvl="3" w:tplc="0405000F" w:tentative="1">
+      <w:start w:val="1"/>
+      <w:numFmt w:val="decimal"/>
+      <w:lvlText w:val="%4."/>
+      <w:lvlJc w:val="left"/>
+      <w:pPr>
+        <w:ind w:left="2880" w:hanging="360"/>
+      </w:pPr>
+    </w:lvl>
+    <w:lvl w:ilvl="4" w:tplc="04050019" w:tentative="1">
+      <w:start w:val="1"/>
+      <w:numFmt w:val="lowerLetter"/>
+      <w:lvlText w:val="%5."/>
+      <w:lvlJc w:val="left"/>
+      <w:pPr>
+        <w:ind w:left="3600" w:hanging="360"/>
+      </w:pPr>
+    </w:lvl>
+    <w:lvl w:ilvl="5" w:tplc="0405001B" w:tentative="1">
+      <w:start w:val="1"/>
+      <w:numFmt w:val="lowerRoman"/>
+      <w:lvlText w:val="%6."/>
+      <w:lvlJc w:val="right"/>
+      <w:pPr>
+        <w:ind w:left="4320" w:hanging="180"/>
+      </w:pPr>
+    </w:lvl>
+    <w:lvl w:ilvl="6" w:tplc="0405000F" w:tentative="1">
+      <w:start w:val="1"/>
+      <w:numFmt w:val="decimal"/>
+      <w:lvlText w:val="%7."/>
+      <w:lvlJc w:val="left"/>
+      <w:pPr>
+        <w:ind w:left="5040" w:hanging="360"/>
+      </w:pPr>
+    </w:lvl>
+    <w:lvl w:ilvl="7" w:tplc="04050019" w:tentative="1">
+      <w:start w:val="1"/>
+      <w:numFmt w:val="lowerLetter"/>
+      <w:lvlText w:val="%8."/>
+      <w:lvlJc w:val="left"/>
+      <w:pPr>
+        <w:ind w:left="5760" w:hanging="360"/>
+      </w:pPr>
+    </w:lvl>
+    <w:lvl w:ilvl="8" w:tplc="0405001B" w:tentative="1">
+      <w:start w:val="1"/>
+      <w:numFmt w:val="lowerRoman"/>
+      <w:lvlText w:val="%9."/>
+      <w:lvlJc w:val="right"/>
+      <w:pPr>
+        <w:ind w:left="6480" w:hanging="180"/>
+      </w:pPr>
+    </w:lvl>
+  </w:abstractNum>
+  <w:abstractNum w:abstractNumId="2" w15:restartNumberingAfterBreak="0">
+    <w:nsid w:val="16514FDC"/>
+    <w:multiLevelType w:val="hybridMultilevel"/>
+    <w:tmpl w:val="402C2412"/>
+    <w:lvl w:ilvl="0" w:tplc="CC7C51D8">
+      <w:start w:val="1"/>
+      <w:numFmt w:val="decimal"/>
+      <w:lvlText w:val="%1."/>
+      <w:lvlJc w:val="left"/>
+      <w:pPr>
+        <w:ind w:left="1080" w:hanging="360"/>
+      </w:pPr>
+      <w:rPr>
+        <w:rFonts w:hint="default"/>
+      </w:rPr>
+    </w:lvl>
+    <w:lvl w:ilvl="1" w:tplc="04050019" w:tentative="1">
+      <w:start w:val="1"/>
+      <w:numFmt w:val="lowerLetter"/>
+      <w:lvlText w:val="%2."/>
+      <w:lvlJc w:val="left"/>
+      <w:pPr>
+        <w:ind w:left="1800" w:hanging="360"/>
+      </w:pPr>
+    </w:lvl>
+    <w:lvl w:ilvl="2" w:tplc="0405001B" w:tentative="1">
+      <w:start w:val="1"/>
+      <w:numFmt w:val="lowerRoman"/>
+      <w:lvlText w:val="%3."/>
+      <w:lvlJc w:val="right"/>
+      <w:pPr>
+        <w:ind w:left="2520" w:hanging="180"/>
+      </w:pPr>
+    </w:lvl>
+    <w:lvl w:ilvl="3" w:tplc="0405000F" w:tentative="1">
+      <w:start w:val="1"/>
+      <w:numFmt w:val="decimal"/>
+      <w:lvlText w:val="%4."/>
+      <w:lvlJc w:val="left"/>
+      <w:pPr>
+        <w:ind w:left="3240" w:hanging="360"/>
+      </w:pPr>
+    </w:lvl>
+    <w:lvl w:ilvl="4" w:tplc="04050019" w:tentative="1">
+      <w:start w:val="1"/>
+      <w:numFmt w:val="lowerLetter"/>
+      <w:lvlText w:val="%5."/>
+      <w:lvlJc w:val="left"/>
+      <w:pPr>
+        <w:ind w:left="3960" w:hanging="360"/>
+      </w:pPr>
+    </w:lvl>
+    <w:lvl w:ilvl="5" w:tplc="0405001B" w:tentative="1">
+      <w:start w:val="1"/>
+      <w:numFmt w:val="lowerRoman"/>
+      <w:lvlText w:val="%6."/>
+      <w:lvlJc w:val="right"/>
+      <w:pPr>
+        <w:ind w:left="4680" w:hanging="180"/>
+      </w:pPr>
+    </w:lvl>
+    <w:lvl w:ilvl="6" w:tplc="0405000F" w:tentative="1">
+      <w:start w:val="1"/>
+      <w:numFmt w:val="decimal"/>
+      <w:lvlText w:val="%7."/>
+      <w:lvlJc w:val="left"/>
+      <w:pPr>
+        <w:ind w:left="5400" w:hanging="360"/>
+      </w:pPr>
+    </w:lvl>
+    <w:lvl w:ilvl="7" w:tplc="04050019" w:tentative="1">
+      <w:start w:val="1"/>
+      <w:numFmt w:val="lowerLetter"/>
+      <w:lvlText w:val="%8."/>
+      <w:lvlJc w:val="left"/>
+      <w:pPr>
+        <w:ind w:left="6120" w:hanging="360"/>
+      </w:pPr>
+    </w:lvl>
+    <w:lvl w:ilvl="8" w:tplc="0405001B" w:tentative="1">
+      <w:start w:val="1"/>
+      <w:numFmt w:val="lowerRoman"/>
+      <w:lvlText w:val="%9."/>
+      <w:lvlJc w:val="right"/>
+      <w:pPr>
+        <w:ind w:left="6840" w:hanging="180"/>
+      </w:pPr>
+    </w:lvl>
+  </w:abstractNum>
+  <w:abstractNum w:abstractNumId="3" w15:restartNumberingAfterBreak="0">
     <w:nsid w:val="1772168F"/>
     <w:multiLevelType w:val="hybridMultilevel"/>
     <w:tmpl w:val="A582E4DA"/>
@@ -3899,7 +4180,7 @@
       </w:rPr>
     </w:lvl>
   </w:abstractNum>
-  <w:abstractNum w:abstractNumId="2" w15:restartNumberingAfterBreak="0">
+  <w:abstractNum w:abstractNumId="4" w15:restartNumberingAfterBreak="0">
     <w:nsid w:val="19D40C5F"/>
     <w:multiLevelType w:val="hybridMultilevel"/>
     <w:tmpl w:val="83723C3E"/>
@@ -4012,7 +4293,7 @@
       </w:rPr>
     </w:lvl>
   </w:abstractNum>
-  <w:abstractNum w:abstractNumId="3" w15:restartNumberingAfterBreak="0">
+  <w:abstractNum w:abstractNumId="5" w15:restartNumberingAfterBreak="0">
     <w:nsid w:val="247E3EFA"/>
     <w:multiLevelType w:val="hybridMultilevel"/>
     <w:tmpl w:val="4AE4737C"/>
@@ -4124,7 +4405,7 @@
       </w:rPr>
     </w:lvl>
   </w:abstractNum>
-  <w:abstractNum w:abstractNumId="4" w15:restartNumberingAfterBreak="0">
+  <w:abstractNum w:abstractNumId="6" w15:restartNumberingAfterBreak="0">
     <w:nsid w:val="249356ED"/>
     <w:multiLevelType w:val="hybridMultilevel"/>
     <w:tmpl w:val="FBEAC748"/>
@@ -4213,7 +4494,7 @@
       </w:pPr>
     </w:lvl>
   </w:abstractNum>
-  <w:abstractNum w:abstractNumId="5" w15:restartNumberingAfterBreak="0">
+  <w:abstractNum w:abstractNumId="7" w15:restartNumberingAfterBreak="0">
     <w:nsid w:val="285C0DB6"/>
     <w:multiLevelType w:val="hybridMultilevel"/>
     <w:tmpl w:val="70BEBFC4"/>
@@ -4325,7 +4606,7 @@
       </w:rPr>
     </w:lvl>
   </w:abstractNum>
-  <w:abstractNum w:abstractNumId="6" w15:restartNumberingAfterBreak="0">
+  <w:abstractNum w:abstractNumId="8" w15:restartNumberingAfterBreak="0">
     <w:nsid w:val="2E885AB7"/>
     <w:multiLevelType w:val="hybridMultilevel"/>
     <w:tmpl w:val="F15E26CC"/>
@@ -4440,7 +4721,7 @@
       </w:rPr>
     </w:lvl>
   </w:abstractNum>
-  <w:abstractNum w:abstractNumId="7" w15:restartNumberingAfterBreak="0">
+  <w:abstractNum w:abstractNumId="9" w15:restartNumberingAfterBreak="0">
     <w:nsid w:val="36866B34"/>
     <w:multiLevelType w:val="hybridMultilevel"/>
     <w:tmpl w:val="B906A6EA"/>
@@ -4553,7 +4834,7 @@
       </w:rPr>
     </w:lvl>
   </w:abstractNum>
-  <w:abstractNum w:abstractNumId="8" w15:restartNumberingAfterBreak="0">
+  <w:abstractNum w:abstractNumId="10" w15:restartNumberingAfterBreak="0">
     <w:nsid w:val="46671509"/>
     <w:multiLevelType w:val="hybridMultilevel"/>
     <w:tmpl w:val="75A2638E"/>
@@ -4668,7 +4949,96 @@
       </w:rPr>
     </w:lvl>
   </w:abstractNum>
-  <w:abstractNum w:abstractNumId="9" w15:restartNumberingAfterBreak="0">
+  <w:abstractNum w:abstractNumId="11" w15:restartNumberingAfterBreak="0">
+    <w:nsid w:val="4907626E"/>
+    <w:multiLevelType w:val="hybridMultilevel"/>
+    <w:tmpl w:val="CE645C82"/>
+    <w:lvl w:ilvl="0" w:tplc="0405000F">
+      <w:start w:val="1"/>
+      <w:numFmt w:val="decimal"/>
+      <w:lvlText w:val="%1."/>
+      <w:lvlJc w:val="left"/>
+      <w:pPr>
+        <w:ind w:left="720" w:hanging="360"/>
+      </w:pPr>
+      <w:rPr>
+        <w:rFonts w:hint="default"/>
+      </w:rPr>
+    </w:lvl>
+    <w:lvl w:ilvl="1" w:tplc="04050019" w:tentative="1">
+      <w:start w:val="1"/>
+      <w:numFmt w:val="lowerLetter"/>
+      <w:lvlText w:val="%2."/>
+      <w:lvlJc w:val="left"/>
+      <w:pPr>
+        <w:ind w:left="1440" w:hanging="360"/>
+      </w:pPr>
+    </w:lvl>
+    <w:lvl w:ilvl="2" w:tplc="0405001B" w:tentative="1">
+      <w:start w:val="1"/>
+      <w:numFmt w:val="lowerRoman"/>
+      <w:lvlText w:val="%3."/>
+      <w:lvlJc w:val="right"/>
+      <w:pPr>
+        <w:ind w:left="2160" w:hanging="180"/>
+      </w:pPr>
+    </w:lvl>
+    <w:lvl w:ilvl="3" w:tplc="0405000F" w:tentative="1">
+      <w:start w:val="1"/>
+      <w:numFmt w:val="decimal"/>
+      <w:lvlText w:val="%4."/>
+      <w:lvlJc w:val="left"/>
+      <w:pPr>
+        <w:ind w:left="2880" w:hanging="360"/>
+      </w:pPr>
+    </w:lvl>
+    <w:lvl w:ilvl="4" w:tplc="04050019" w:tentative="1">
+      <w:start w:val="1"/>
+      <w:numFmt w:val="lowerLetter"/>
+      <w:lvlText w:val="%5."/>
+      <w:lvlJc w:val="left"/>
+      <w:pPr>
+        <w:ind w:left="3600" w:hanging="360"/>
+      </w:pPr>
+    </w:lvl>
+    <w:lvl w:ilvl="5" w:tplc="0405001B" w:tentative="1">
+      <w:start w:val="1"/>
+      <w:numFmt w:val="lowerRoman"/>
+      <w:lvlText w:val="%6."/>
+      <w:lvlJc w:val="right"/>
+      <w:pPr>
+        <w:ind w:left="4320" w:hanging="180"/>
+      </w:pPr>
+    </w:lvl>
+    <w:lvl w:ilvl="6" w:tplc="0405000F" w:tentative="1">
+      <w:start w:val="1"/>
+      <w:numFmt w:val="decimal"/>
+      <w:lvlText w:val="%7."/>
+      <w:lvlJc w:val="left"/>
+      <w:pPr>
+        <w:ind w:left="5040" w:hanging="360"/>
+      </w:pPr>
+    </w:lvl>
+    <w:lvl w:ilvl="7" w:tplc="04050019" w:tentative="1">
+      <w:start w:val="1"/>
+      <w:numFmt w:val="lowerLetter"/>
+      <w:lvlText w:val="%8."/>
+      <w:lvlJc w:val="left"/>
+      <w:pPr>
+        <w:ind w:left="5760" w:hanging="360"/>
+      </w:pPr>
+    </w:lvl>
+    <w:lvl w:ilvl="8" w:tplc="0405001B" w:tentative="1">
+      <w:start w:val="1"/>
+      <w:numFmt w:val="lowerRoman"/>
+      <w:lvlText w:val="%9."/>
+      <w:lvlJc w:val="right"/>
+      <w:pPr>
+        <w:ind w:left="6480" w:hanging="180"/>
+      </w:pPr>
+    </w:lvl>
+  </w:abstractNum>
+  <w:abstractNum w:abstractNumId="12" w15:restartNumberingAfterBreak="0">
     <w:nsid w:val="508F3915"/>
     <w:multiLevelType w:val="hybridMultilevel"/>
     <w:tmpl w:val="CEA89C44"/>
@@ -4780,7 +5150,7 @@
       </w:rPr>
     </w:lvl>
   </w:abstractNum>
-  <w:abstractNum w:abstractNumId="10" w15:restartNumberingAfterBreak="0">
+  <w:abstractNum w:abstractNumId="13" w15:restartNumberingAfterBreak="0">
     <w:nsid w:val="535F2317"/>
     <w:multiLevelType w:val="hybridMultilevel"/>
     <w:tmpl w:val="EC029AF4"/>
@@ -4870,7 +5240,7 @@
       </w:pPr>
     </w:lvl>
   </w:abstractNum>
-  <w:abstractNum w:abstractNumId="11" w15:restartNumberingAfterBreak="0">
+  <w:abstractNum w:abstractNumId="14" w15:restartNumberingAfterBreak="0">
     <w:nsid w:val="53E1327E"/>
     <w:multiLevelType w:val="hybridMultilevel"/>
     <w:tmpl w:val="1E88A874"/>
@@ -4963,7 +5333,7 @@
       </w:pPr>
     </w:lvl>
   </w:abstractNum>
-  <w:abstractNum w:abstractNumId="12" w15:restartNumberingAfterBreak="0">
+  <w:abstractNum w:abstractNumId="15" w15:restartNumberingAfterBreak="0">
     <w:nsid w:val="773C04B4"/>
     <w:multiLevelType w:val="hybridMultilevel"/>
     <w:tmpl w:val="564862CA"/>
@@ -5077,43 +5447,52 @@
     </w:lvl>
   </w:abstractNum>
   <w:num w:numId="1" w16cid:durableId="1219198791">
-    <w:abstractNumId w:val="11"/>
+    <w:abstractNumId w:val="14"/>
   </w:num>
   <w:num w:numId="2" w16cid:durableId="1617102664">
-    <w:abstractNumId w:val="2"/>
+    <w:abstractNumId w:val="4"/>
   </w:num>
   <w:num w:numId="3" w16cid:durableId="1822191584">
-    <w:abstractNumId w:val="12"/>
+    <w:abstractNumId w:val="15"/>
   </w:num>
   <w:num w:numId="4" w16cid:durableId="343019672">
-    <w:abstractNumId w:val="8"/>
+    <w:abstractNumId w:val="10"/>
   </w:num>
   <w:num w:numId="5" w16cid:durableId="469397700">
-    <w:abstractNumId w:val="7"/>
+    <w:abstractNumId w:val="9"/>
   </w:num>
   <w:num w:numId="6" w16cid:durableId="1543322107">
-    <w:abstractNumId w:val="6"/>
+    <w:abstractNumId w:val="8"/>
   </w:num>
   <w:num w:numId="7" w16cid:durableId="1461454331">
     <w:abstractNumId w:val="0"/>
   </w:num>
   <w:num w:numId="8" w16cid:durableId="1408769055">
-    <w:abstractNumId w:val="4"/>
+    <w:abstractNumId w:val="6"/>
   </w:num>
   <w:num w:numId="9" w16cid:durableId="1379937615">
-    <w:abstractNumId w:val="10"/>
+    <w:abstractNumId w:val="13"/>
   </w:num>
   <w:num w:numId="10" w16cid:durableId="1566992836">
-    <w:abstractNumId w:val="9"/>
+    <w:abstractNumId w:val="12"/>
   </w:num>
   <w:num w:numId="11" w16cid:durableId="139540374">
-    <w:abstractNumId w:val="1"/>
+    <w:abstractNumId w:val="3"/>
   </w:num>
   <w:num w:numId="12" w16cid:durableId="819925303">
-    <w:abstractNumId w:val="3"/>
+    <w:abstractNumId w:val="5"/>
   </w:num>
   <w:num w:numId="13" w16cid:durableId="1493259276">
-    <w:abstractNumId w:val="5"/>
+    <w:abstractNumId w:val="7"/>
+  </w:num>
+  <w:num w:numId="14" w16cid:durableId="896627585">
+    <w:abstractNumId w:val="11"/>
+  </w:num>
+  <w:num w:numId="15" w16cid:durableId="210382599">
+    <w:abstractNumId w:val="2"/>
+  </w:num>
+  <w:num w:numId="16" w16cid:durableId="2116364212">
+    <w:abstractNumId w:val="1"/>
   </w:num>
 </w:numbering>
 </file>

--- a/Dokumentace.docx
+++ b/Dokumentace.docx
@@ -1886,33 +1886,40 @@
           <w:sz w:val="24"/>
           <w:szCs w:val="24"/>
         </w:rPr>
-        <w:t xml:space="preserve"> +%Y-%m-%</w:t>
-      </w:r>
-      <w:proofErr w:type="spellStart"/>
-      <w:r>
-        <w:rPr>
-          <w:sz w:val="24"/>
-          <w:szCs w:val="24"/>
-        </w:rPr>
-        <w:t>d_%H</w:t>
-      </w:r>
-      <w:proofErr w:type="spellEnd"/>
-      <w:r>
-        <w:rPr>
-          <w:sz w:val="24"/>
-          <w:szCs w:val="24"/>
-        </w:rPr>
-        <w:t>-%M-%S)</w:t>
-      </w:r>
-    </w:p>
-    <w:p>
-      <w:pPr>
-        <w:pStyle w:val="Odstavecseseznamem"/>
-        <w:rPr>
-          <w:sz w:val="24"/>
-          <w:szCs w:val="24"/>
-        </w:rPr>
-      </w:pPr>
+        <w:t xml:space="preserve"> +%Y-%m-%d)</w:t>
+      </w:r>
+    </w:p>
+    <w:p>
+      <w:pPr>
+        <w:pStyle w:val="Odstavecseseznamem"/>
+        <w:rPr>
+          <w:sz w:val="24"/>
+          <w:szCs w:val="24"/>
+        </w:rPr>
+      </w:pPr>
+      <w:r>
+        <w:rPr>
+          <w:sz w:val="24"/>
+          <w:szCs w:val="24"/>
+        </w:rPr>
+        <w:t>DAY=$(</w:t>
+      </w:r>
+      <w:proofErr w:type="spellStart"/>
+      <w:r>
+        <w:rPr>
+          <w:sz w:val="24"/>
+          <w:szCs w:val="24"/>
+        </w:rPr>
+        <w:t>date</w:t>
+      </w:r>
+      <w:proofErr w:type="spellEnd"/>
+      <w:r>
+        <w:rPr>
+          <w:sz w:val="24"/>
+          <w:szCs w:val="24"/>
+        </w:rPr>
+        <w:t xml:space="preserve"> +%u)</w:t>
+      </w:r>
     </w:p>
     <w:p>
       <w:pPr>
@@ -1965,12 +1972,110 @@
           <w:szCs w:val="24"/>
         </w:rPr>
       </w:pPr>
+      <w:r>
+        <w:rPr>
+          <w:sz w:val="24"/>
+          <w:szCs w:val="24"/>
+        </w:rPr>
+        <w:t xml:space="preserve"># Neděle = full </w:t>
+      </w:r>
+      <w:proofErr w:type="spellStart"/>
+      <w:r>
+        <w:rPr>
+          <w:sz w:val="24"/>
+          <w:szCs w:val="24"/>
+        </w:rPr>
+        <w:t>backup</w:t>
+      </w:r>
+      <w:proofErr w:type="spellEnd"/>
+    </w:p>
+    <w:p>
+      <w:pPr>
+        <w:pStyle w:val="Odstavecseseznamem"/>
+        <w:rPr>
+          <w:sz w:val="24"/>
+          <w:szCs w:val="24"/>
+        </w:rPr>
+      </w:pPr>
+      <w:proofErr w:type="spellStart"/>
+      <w:r>
+        <w:rPr>
+          <w:sz w:val="24"/>
+          <w:szCs w:val="24"/>
+        </w:rPr>
+        <w:t>if</w:t>
+      </w:r>
+      <w:proofErr w:type="spellEnd"/>
+      <w:r>
+        <w:rPr>
+          <w:sz w:val="24"/>
+          <w:szCs w:val="24"/>
+        </w:rPr>
+        <w:t xml:space="preserve"> </w:t>
+      </w:r>
       <w:proofErr w:type="gramStart"/>
       <w:r>
         <w:rPr>
           <w:sz w:val="24"/>
           <w:szCs w:val="24"/>
         </w:rPr>
+        <w:t>[ "</w:t>
+      </w:r>
+      <w:proofErr w:type="gramEnd"/>
+      <w:r>
+        <w:rPr>
+          <w:sz w:val="24"/>
+          <w:szCs w:val="24"/>
+        </w:rPr>
+        <w:t>$DAY" -</w:t>
+      </w:r>
+      <w:proofErr w:type="spellStart"/>
+      <w:r>
+        <w:rPr>
+          <w:sz w:val="24"/>
+          <w:szCs w:val="24"/>
+        </w:rPr>
+        <w:t>eq</w:t>
+      </w:r>
+      <w:proofErr w:type="spellEnd"/>
+      <w:r>
+        <w:rPr>
+          <w:sz w:val="24"/>
+          <w:szCs w:val="24"/>
+        </w:rPr>
+        <w:t xml:space="preserve"> 7 ]; </w:t>
+      </w:r>
+      <w:proofErr w:type="spellStart"/>
+      <w:r>
+        <w:rPr>
+          <w:sz w:val="24"/>
+          <w:szCs w:val="24"/>
+        </w:rPr>
+        <w:t>then</w:t>
+      </w:r>
+      <w:proofErr w:type="spellEnd"/>
+    </w:p>
+    <w:p>
+      <w:pPr>
+        <w:pStyle w:val="Odstavecseseznamem"/>
+        <w:rPr>
+          <w:sz w:val="24"/>
+          <w:szCs w:val="24"/>
+        </w:rPr>
+      </w:pPr>
+      <w:r>
+        <w:rPr>
+          <w:sz w:val="24"/>
+          <w:szCs w:val="24"/>
+        </w:rPr>
+        <w:t xml:space="preserve">    </w:t>
+      </w:r>
+      <w:proofErr w:type="gramStart"/>
+      <w:r>
+        <w:rPr>
+          <w:sz w:val="24"/>
+          <w:szCs w:val="24"/>
+        </w:rPr>
         <w:t>tar -</w:t>
       </w:r>
       <w:proofErr w:type="spellStart"/>
@@ -1988,48 +2093,23 @@
           <w:sz w:val="24"/>
           <w:szCs w:val="24"/>
         </w:rPr>
-        <w:t xml:space="preserve"> "$DEST/backup_$DATE.tar.gz" "$SOURCE"</w:t>
-      </w:r>
-    </w:p>
-    <w:p>
-      <w:pPr>
-        <w:pStyle w:val="Odstavecseseznamem"/>
-        <w:rPr>
-          <w:sz w:val="24"/>
-          <w:szCs w:val="24"/>
-        </w:rPr>
-      </w:pPr>
-    </w:p>
-    <w:p>
-      <w:pPr>
-        <w:pStyle w:val="Odstavecseseznamem"/>
-        <w:rPr>
-          <w:sz w:val="24"/>
-          <w:szCs w:val="24"/>
-        </w:rPr>
-      </w:pPr>
-      <w:r>
-        <w:rPr>
-          <w:sz w:val="24"/>
-          <w:szCs w:val="24"/>
-        </w:rPr>
-        <w:t xml:space="preserve">echo "[$DATE] </w:t>
-      </w:r>
-      <w:proofErr w:type="spellStart"/>
-      <w:r>
-        <w:rPr>
-          <w:sz w:val="24"/>
-          <w:szCs w:val="24"/>
-        </w:rPr>
-        <w:t>Backup</w:t>
-      </w:r>
-      <w:proofErr w:type="spellEnd"/>
-      <w:r>
-        <w:rPr>
-          <w:sz w:val="24"/>
-          <w:szCs w:val="24"/>
-        </w:rPr>
-        <w:t xml:space="preserve"> OK</w:t>
+        <w:t xml:space="preserve"> "$DEST/full_$DATE.tar.gz" "$SOURCE"</w:t>
+      </w:r>
+    </w:p>
+    <w:p>
+      <w:pPr>
+        <w:pStyle w:val="Odstavecseseznamem"/>
+        <w:rPr>
+          <w:sz w:val="24"/>
+          <w:szCs w:val="24"/>
+        </w:rPr>
+      </w:pPr>
+      <w:r>
+        <w:rPr>
+          <w:sz w:val="24"/>
+          <w:szCs w:val="24"/>
+        </w:rPr>
+        <w:t xml:space="preserve">    echo "[$DATE] FULL BACKUP OK</w:t>
       </w:r>
       <w:proofErr w:type="gramStart"/>
       <w:r>
@@ -2065,37 +2145,71 @@
           <w:szCs w:val="24"/>
         </w:rPr>
       </w:pPr>
-      <w:proofErr w:type="spellStart"/>
-      <w:r>
-        <w:rPr>
-          <w:sz w:val="24"/>
-          <w:szCs w:val="24"/>
-        </w:rPr>
-        <w:t>ls</w:t>
-      </w:r>
-      <w:proofErr w:type="spellEnd"/>
-      <w:r>
-        <w:rPr>
-          <w:sz w:val="24"/>
-          <w:szCs w:val="24"/>
-        </w:rPr>
-        <w:t xml:space="preserve"> -</w:t>
-      </w:r>
-      <w:proofErr w:type="spellStart"/>
-      <w:r>
-        <w:rPr>
-          <w:sz w:val="24"/>
-          <w:szCs w:val="24"/>
-        </w:rPr>
-        <w:t>tp</w:t>
-      </w:r>
-      <w:proofErr w:type="spellEnd"/>
-      <w:r>
-        <w:rPr>
-          <w:sz w:val="24"/>
-          <w:szCs w:val="24"/>
-        </w:rPr>
-        <w:t xml:space="preserve"> "$DEST"/backup_*.tar.gz </w:t>
+      <w:r>
+        <w:rPr>
+          <w:sz w:val="24"/>
+          <w:szCs w:val="24"/>
+        </w:rPr>
+        <w:t xml:space="preserve"># Ostatní dny = </w:t>
+      </w:r>
+      <w:proofErr w:type="spellStart"/>
+      <w:r>
+        <w:rPr>
+          <w:sz w:val="24"/>
+          <w:szCs w:val="24"/>
+        </w:rPr>
+        <w:t>incremental</w:t>
+      </w:r>
+      <w:proofErr w:type="spellEnd"/>
+      <w:r>
+        <w:rPr>
+          <w:sz w:val="24"/>
+          <w:szCs w:val="24"/>
+        </w:rPr>
+        <w:t xml:space="preserve"> </w:t>
+      </w:r>
+      <w:proofErr w:type="spellStart"/>
+      <w:r>
+        <w:rPr>
+          <w:sz w:val="24"/>
+          <w:szCs w:val="24"/>
+        </w:rPr>
+        <w:t>backup</w:t>
+      </w:r>
+      <w:proofErr w:type="spellEnd"/>
+    </w:p>
+    <w:p>
+      <w:pPr>
+        <w:pStyle w:val="Odstavecseseznamem"/>
+        <w:rPr>
+          <w:sz w:val="24"/>
+          <w:szCs w:val="24"/>
+        </w:rPr>
+      </w:pPr>
+      <w:proofErr w:type="spellStart"/>
+      <w:r>
+        <w:rPr>
+          <w:sz w:val="24"/>
+          <w:szCs w:val="24"/>
+        </w:rPr>
+        <w:t>else</w:t>
+      </w:r>
+      <w:proofErr w:type="spellEnd"/>
+    </w:p>
+    <w:p>
+      <w:pPr>
+        <w:pStyle w:val="Odstavecseseznamem"/>
+        <w:rPr>
+          <w:sz w:val="24"/>
+          <w:szCs w:val="24"/>
+        </w:rPr>
+      </w:pPr>
+      <w:r>
+        <w:rPr>
+          <w:sz w:val="24"/>
+          <w:szCs w:val="24"/>
+        </w:rPr>
+        <w:t xml:space="preserve">    </w:t>
       </w:r>
       <w:proofErr w:type="gramStart"/>
       <w:r>
@@ -2103,96 +2217,139 @@
           <w:sz w:val="24"/>
           <w:szCs w:val="24"/>
         </w:rPr>
-        <w:t>2&gt;/</w:t>
-      </w:r>
-      <w:proofErr w:type="spellStart"/>
+        <w:t>tar -</w:t>
+      </w:r>
+      <w:proofErr w:type="spellStart"/>
+      <w:r>
+        <w:rPr>
+          <w:sz w:val="24"/>
+          <w:szCs w:val="24"/>
+        </w:rPr>
+        <w:t>czf</w:t>
+      </w:r>
+      <w:proofErr w:type="spellEnd"/>
       <w:proofErr w:type="gramEnd"/>
       <w:r>
         <w:rPr>
           <w:sz w:val="24"/>
           <w:szCs w:val="24"/>
         </w:rPr>
-        <w:t>dev</w:t>
-      </w:r>
-      <w:proofErr w:type="spellEnd"/>
-      <w:r>
-        <w:rPr>
-          <w:sz w:val="24"/>
-          <w:szCs w:val="24"/>
-        </w:rPr>
-        <w:t>/</w:t>
-      </w:r>
-      <w:proofErr w:type="spellStart"/>
-      <w:r>
-        <w:rPr>
-          <w:sz w:val="24"/>
-          <w:szCs w:val="24"/>
-        </w:rPr>
-        <w:t>null</w:t>
-      </w:r>
-      <w:proofErr w:type="spellEnd"/>
-      <w:r>
-        <w:rPr>
-          <w:sz w:val="24"/>
-          <w:szCs w:val="24"/>
-        </w:rPr>
-        <w:t xml:space="preserve"> | grep -v '/$' | </w:t>
-      </w:r>
-      <w:proofErr w:type="spellStart"/>
-      <w:r>
-        <w:rPr>
-          <w:sz w:val="24"/>
-          <w:szCs w:val="24"/>
-        </w:rPr>
-        <w:t>tail</w:t>
-      </w:r>
-      <w:proofErr w:type="spellEnd"/>
-      <w:r>
-        <w:rPr>
-          <w:sz w:val="24"/>
-          <w:szCs w:val="24"/>
-        </w:rPr>
-        <w:t xml:space="preserve"> -n +6 | </w:t>
-      </w:r>
-      <w:proofErr w:type="spellStart"/>
-      <w:r>
-        <w:rPr>
-          <w:sz w:val="24"/>
-          <w:szCs w:val="24"/>
-        </w:rPr>
-        <w:t>xargs</w:t>
-      </w:r>
-      <w:proofErr w:type="spellEnd"/>
-      <w:r>
-        <w:rPr>
-          <w:sz w:val="24"/>
-          <w:szCs w:val="24"/>
-        </w:rPr>
-        <w:t xml:space="preserve"> -r </w:t>
-      </w:r>
-      <w:proofErr w:type="spellStart"/>
-      <w:r>
-        <w:rPr>
-          <w:sz w:val="24"/>
-          <w:szCs w:val="24"/>
-        </w:rPr>
-        <w:t>rm</w:t>
-      </w:r>
-      <w:proofErr w:type="spellEnd"/>
-      <w:r>
-        <w:rPr>
-          <w:sz w:val="24"/>
-          <w:szCs w:val="24"/>
-        </w:rPr>
-        <w:t xml:space="preserve"> </w:t>
-      </w:r>
-      <w:r>
-        <w:rPr>
-          <w:sz w:val="24"/>
-          <w:szCs w:val="24"/>
-        </w:rPr>
-        <w:t>–</w:t>
-      </w:r>
+        <w:t xml:space="preserve"> "$DEST/inc_$DATE.tar.gz" \</w:t>
+      </w:r>
+    </w:p>
+    <w:p>
+      <w:pPr>
+        <w:pStyle w:val="Odstavecseseznamem"/>
+        <w:rPr>
+          <w:sz w:val="24"/>
+          <w:szCs w:val="24"/>
+        </w:rPr>
+      </w:pPr>
+      <w:r>
+        <w:rPr>
+          <w:sz w:val="24"/>
+          <w:szCs w:val="24"/>
+        </w:rPr>
+        <w:t xml:space="preserve">    --</w:t>
+      </w:r>
+      <w:proofErr w:type="spellStart"/>
+      <w:r>
+        <w:rPr>
+          <w:sz w:val="24"/>
+          <w:szCs w:val="24"/>
+        </w:rPr>
+        <w:t>newer-mtime</w:t>
+      </w:r>
+      <w:proofErr w:type="spellEnd"/>
+      <w:r>
+        <w:rPr>
+          <w:sz w:val="24"/>
+          <w:szCs w:val="24"/>
+        </w:rPr>
+        <w:t xml:space="preserve">="1 </w:t>
+      </w:r>
+      <w:proofErr w:type="spellStart"/>
+      <w:r>
+        <w:rPr>
+          <w:sz w:val="24"/>
+          <w:szCs w:val="24"/>
+        </w:rPr>
+        <w:t>day</w:t>
+      </w:r>
+      <w:proofErr w:type="spellEnd"/>
+      <w:r>
+        <w:rPr>
+          <w:sz w:val="24"/>
+          <w:szCs w:val="24"/>
+        </w:rPr>
+        <w:t xml:space="preserve"> ago" \</w:t>
+      </w:r>
+    </w:p>
+    <w:p>
+      <w:pPr>
+        <w:pStyle w:val="Odstavecseseznamem"/>
+        <w:rPr>
+          <w:sz w:val="24"/>
+          <w:szCs w:val="24"/>
+        </w:rPr>
+      </w:pPr>
+      <w:r>
+        <w:rPr>
+          <w:sz w:val="24"/>
+          <w:szCs w:val="24"/>
+        </w:rPr>
+        <w:t xml:space="preserve">    "$SOURCE"</w:t>
+      </w:r>
+    </w:p>
+    <w:p>
+      <w:pPr>
+        <w:pStyle w:val="Odstavecseseznamem"/>
+        <w:rPr>
+          <w:sz w:val="24"/>
+          <w:szCs w:val="24"/>
+        </w:rPr>
+      </w:pPr>
+      <w:r>
+        <w:rPr>
+          <w:sz w:val="24"/>
+          <w:szCs w:val="24"/>
+        </w:rPr>
+        <w:t xml:space="preserve">    echo "[$DATE] INCREMENTAL BACKUP OK</w:t>
+      </w:r>
+      <w:proofErr w:type="gramStart"/>
+      <w:r>
+        <w:rPr>
+          <w:sz w:val="24"/>
+          <w:szCs w:val="24"/>
+        </w:rPr>
+        <w:t>" &gt;</w:t>
+      </w:r>
+      <w:proofErr w:type="gramEnd"/>
+      <w:r>
+        <w:rPr>
+          <w:sz w:val="24"/>
+          <w:szCs w:val="24"/>
+        </w:rPr>
+        <w:t>&gt; "$DEST/backup.log"</w:t>
+      </w:r>
+    </w:p>
+    <w:p>
+      <w:pPr>
+        <w:pStyle w:val="Odstavecseseznamem"/>
+        <w:rPr>
+          <w:sz w:val="24"/>
+          <w:szCs w:val="24"/>
+        </w:rPr>
+      </w:pPr>
+      <w:proofErr w:type="spellStart"/>
+      <w:r>
+        <w:rPr>
+          <w:sz w:val="24"/>
+          <w:szCs w:val="24"/>
+        </w:rPr>
+        <w:t>fi</w:t>
+      </w:r>
+      <w:proofErr w:type="spellEnd"/>
     </w:p>
     <w:p>
       <w:pPr>
@@ -2736,7 +2893,6 @@
         <w:rPr>
           <w:color w:val="000000" w:themeColor="text1"/>
         </w:rPr>
-        <w:lastRenderedPageBreak/>
         <w:t xml:space="preserve">3. </w:t>
       </w:r>
       <w:r>
@@ -2755,10 +2911,10 @@
     <w:p>
       <w:r>
         <w:drawing>
-          <wp:inline distT="0" distB="0" distL="0" distR="0" wp14:anchorId="23674758" wp14:editId="062ED09B">
-            <wp:extent cx="5760720" cy="1092835"/>
+          <wp:inline distT="0" distB="0" distL="0" distR="0" wp14:anchorId="4B0C5657" wp14:editId="18329EA1">
+            <wp:extent cx="5760720" cy="3665220"/>
             <wp:effectExtent l="0" t="0" r="0" b="0"/>
-            <wp:docPr id="1376867200" name="Obrázek 1" descr="Obsah obrázku text, snímek obrazovky, Písmo&#10;&#10;Obsah vygenerovaný umělou inteligencí může být nesprávný."/>
+            <wp:docPr id="1585400477" name="Obrázek 1"/>
             <wp:cNvGraphicFramePr>
               <a:graphicFrameLocks xmlns:a="http://schemas.openxmlformats.org/drawingml/2006/main" noChangeAspect="1"/>
             </wp:cNvGraphicFramePr>
@@ -2766,7 +2922,7 @@
               <a:graphicData uri="http://schemas.openxmlformats.org/drawingml/2006/picture">
                 <pic:pic xmlns:pic="http://schemas.openxmlformats.org/drawingml/2006/picture">
                   <pic:nvPicPr>
-                    <pic:cNvPr id="1376867200" name="Obrázek 1" descr="Obsah obrázku text, snímek obrazovky, Písmo&#10;&#10;Obsah vygenerovaný umělou inteligencí může být nesprávný."/>
+                    <pic:cNvPr id="1585400477" name=""/>
                     <pic:cNvPicPr/>
                   </pic:nvPicPr>
                   <pic:blipFill>
@@ -2778,7 +2934,7 @@
                   <pic:spPr>
                     <a:xfrm>
                       <a:off x="0" y="0"/>
-                      <a:ext cx="5760720" cy="1092835"/>
+                      <a:ext cx="5760720" cy="3665220"/>
                     </a:xfrm>
                     <a:prstGeom prst="rect">
                       <a:avLst/>
@@ -3043,6 +3199,7 @@
         <w:rPr>
           <w:color w:val="000000" w:themeColor="text1"/>
         </w:rPr>
+        <w:lastRenderedPageBreak/>
         <w:t xml:space="preserve">5. </w:t>
       </w:r>
       <w:r>
@@ -3565,7 +3722,6 @@
     </w:p>
     <w:p>
       <w:r>
-        <w:lastRenderedPageBreak/>
         <w:t xml:space="preserve">VIXIE, Paul, Marcela MAŠLÁŇOVÁ, Colin DEAN a Tomáš MRÁZ, 2013. </w:t>
       </w:r>
       <w:proofErr w:type="spellStart"/>
